--- a/report-templates/Faction Tuned/1._iSec_MAPT_Template_Faction.docx
+++ b/report-templates/Faction Tuned/1._iSec_MAPT_Template_Faction.docx
@@ -8741,7 +8741,7 @@
           <w:highlight w:val="yellow"/>
           <w:lang w:val="en-US"/>
         </w:rPr>
-        <w:t xml:space="preserve">Responding to a client request, the penetration testing engagement was initiated {during/after} working </w:t>
+        <w:t xml:space="preserve">Responding to a client request, the penetration testing engagement was initiated ${working_hours}</w:t>
       </w:r>
       <w:proofErr w:type="gramStart"/>
       <w:r>
@@ -8750,7 +8750,7 @@
           <w:highlight w:val="yellow"/>
           <w:lang w:val="en-US"/>
         </w:rPr>
-        <w:t>hours{</w:t>
+        <w:t xml:space="preserve"/>
       </w:r>
       <w:proofErr w:type="gramEnd"/>
       <w:r>
@@ -8759,14 +8759,14 @@
           <w:highlight w:val="yellow"/>
           <w:lang w:val="en-US"/>
         </w:rPr>
-        <w:t>./, minimizing the impact on the server load, given the production environment's sensitivity}</w:t>
+        <w:t xml:space="preserve"/>
       </w:r>
       <w:r>
         <w:rPr>
           <w:rFonts w:ascii="Calibri" w:hAnsi="Calibri" w:cs="Calibri"/>
           <w:lang w:val="en-US"/>
         </w:rPr>
-        <w:t>.</w:t>
+        <w:t xml:space="preserve"/>
       </w:r>
     </w:p>
     <w:p>

--- a/report-templates/Faction Tuned/1._iSec_MAPT_Template_Faction.docx
+++ b/report-templates/Faction Tuned/1._iSec_MAPT_Template_Faction.docx
@@ -17525,123 +17525,7 @@
           <w:highlight w:val="yellow"/>
           <w:lang w:val="en-US"/>
         </w:rPr>
-        <w:t>{Here the assessor should mention the limitations and constraints happened during the penetration testing phase such as environment instability, insufficient prerequisites when started (accounts, documentations, and etc.), WAF enabled, RASP, major changes between retest version and the original tested version where the reproducing of the business flow is no longer applicable, not providing enough users to test all attack scenarios, blocking the IP or the account of the assessor after a certain behavior for a long time, and other limitations.</w:t>
-      </w:r>
-      <w:r>
-        <w:rPr>
-          <w:highlight w:val="yellow"/>
-          <w:lang w:val="en-US"/>
-        </w:rPr>
-        <w:t xml:space="preserve"> </w:t>
-      </w:r>
-      <w:r>
-        <w:rPr>
-          <w:b/>
-          <w:bCs/>
-          <w:highlight w:val="yellow"/>
-          <w:lang w:val="en-US"/>
-        </w:rPr>
-        <w:t xml:space="preserve">(Explain it and use </w:t>
-      </w:r>
-      <w:proofErr w:type="spellStart"/>
-      <w:r>
-        <w:rPr>
-          <w:b/>
-          <w:bCs/>
-          <w:highlight w:val="yellow"/>
-          <w:lang w:val="en-US"/>
-        </w:rPr>
-        <w:t>ChatJPT</w:t>
-      </w:r>
-      <w:proofErr w:type="spellEnd"/>
-      <w:r>
-        <w:rPr>
-          <w:b/>
-          <w:bCs/>
-          <w:highlight w:val="yellow"/>
-          <w:lang w:val="en-US"/>
-        </w:rPr>
-        <w:t>)</w:t>
-      </w:r>
-      <w:r>
-        <w:rPr>
-          <w:highlight w:val="yellow"/>
-          <w:lang w:val="en-US"/>
-        </w:rPr>
-        <w:t>}</w:t>
-      </w:r>
-    </w:p>
-    <w:p>
-      <w:pPr>
-        <w:spacing w:after="240"/>
-        <w:jc w:val="both"/>
-        <w:rPr>
-          <w:highlight w:val="yellow"/>
-          <w:lang w:val="en-US"/>
-        </w:rPr>
-      </w:pPr>
-      <w:r>
-        <w:rPr>
-          <w:highlight w:val="yellow"/>
-          <w:lang w:val="en-US"/>
-        </w:rPr>
-        <w:t xml:space="preserve">{If no Limitations leave this: </w:t>
-      </w:r>
-      <w:r>
-        <w:rPr>
-          <w:highlight w:val="yellow"/>
-        </w:rPr>
-        <w:t xml:space="preserve">During </w:t>
-      </w:r>
-      <w:r>
-        <w:rPr>
-          <w:highlight w:val="yellow"/>
-          <w:lang w:val="en-US"/>
-        </w:rPr>
-        <w:t>this engagement</w:t>
-      </w:r>
-      <w:r>
-        <w:rPr>
-          <w:highlight w:val="yellow"/>
-        </w:rPr>
-        <w:t>, no limitations</w:t>
-      </w:r>
-      <w:r>
-        <w:rPr>
-          <w:highlight w:val="yellow"/>
-        </w:rPr>
-        <w:t xml:space="preserve"> </w:t>
-      </w:r>
-      <w:r>
-        <w:rPr>
-          <w:highlight w:val="yellow"/>
-        </w:rPr>
-        <w:t>we</w:t>
-      </w:r>
-      <w:r>
-        <w:rPr>
-          <w:highlight w:val="yellow"/>
-        </w:rPr>
-        <w:t>re</w:t>
-      </w:r>
-      <w:r>
-        <w:rPr>
-          <w:highlight w:val="yellow"/>
-        </w:rPr>
-        <w:t xml:space="preserve"> encountered</w:t>
-      </w:r>
-      <w:r>
-        <w:rPr>
-          <w:highlight w:val="yellow"/>
-        </w:rPr>
-        <w:t>. All functionalities were tested as intended, and were able to thoroughly assess the security posture of the system without any restrictions or issues.</w:t>
-      </w:r>
-      <w:r>
-        <w:rPr>
-          <w:highlight w:val="yellow"/>
-          <w:lang w:val="en-US"/>
-        </w:rPr>
-        <w:t>}</w:t>
+        <w:t xml:space="preserve">${limitations}</w:t>
       </w:r>
     </w:p>
     <w:p>
@@ -25838,96 +25722,7 @@
         <w:spacing w:before="240"/>
       </w:pPr>
       <w:r>
-        <w:t>The following actions are recommended for you to improve the current security.</w:t>
-      </w:r>
-    </w:p>
-    <w:p>
-      <w:pPr>
-        <w:pStyle w:val="ListParagraph"/>
-        <w:numPr>
-          <w:ilvl w:val="0"/>
-          <w:numId w:val="12"/>
-        </w:numPr>
-        <w:spacing w:before="240"/>
-      </w:pPr>
-      <w:r>
-        <w:t>Cover all the findings stated in this report.</w:t>
-      </w:r>
-    </w:p>
-    <w:p>
-      <w:pPr>
-        <w:pStyle w:val="ListParagraph"/>
-        <w:numPr>
-          <w:ilvl w:val="0"/>
-          <w:numId w:val="12"/>
-        </w:numPr>
-        <w:spacing w:before="240"/>
-        <w:rPr>
-          <w:highlight w:val="yellow"/>
-        </w:rPr>
-      </w:pPr>
-      <w:r>
-        <w:rPr>
-          <w:highlight w:val="yellow"/>
-        </w:rPr>
-        <w:t>Unless a resource is intended to be publicly accessible, deny access by default.</w:t>
-      </w:r>
-    </w:p>
-    <w:p>
-      <w:pPr>
-        <w:pStyle w:val="ListParagraph"/>
-        <w:numPr>
-          <w:ilvl w:val="0"/>
-          <w:numId w:val="12"/>
-        </w:numPr>
-        <w:spacing w:before="240"/>
-        <w:rPr>
-          <w:highlight w:val="yellow"/>
-        </w:rPr>
-      </w:pPr>
-      <w:r>
-        <w:rPr>
-          <w:highlight w:val="yellow"/>
-        </w:rPr>
-        <w:t>Remove all files which can disclose any information regarding the application.</w:t>
-      </w:r>
-    </w:p>
-    <w:p>
-      <w:pPr>
-        <w:pStyle w:val="ListParagraph"/>
-        <w:numPr>
-          <w:ilvl w:val="0"/>
-          <w:numId w:val="12"/>
-        </w:numPr>
-        <w:spacing w:before="240"/>
-        <w:rPr>
-          <w:highlight w:val="yellow"/>
-        </w:rPr>
-      </w:pPr>
-      <w:r>
-        <w:rPr>
-          <w:highlight w:val="yellow"/>
-        </w:rPr>
-        <w:t>Update the outdated versions and libraries.</w:t>
-      </w:r>
-    </w:p>
-    <w:p>
-      <w:pPr>
-        <w:pStyle w:val="ListParagraph"/>
-        <w:numPr>
-          <w:ilvl w:val="0"/>
-          <w:numId w:val="12"/>
-        </w:numPr>
-        <w:spacing w:before="240"/>
-      </w:pPr>
-      <w:r>
-        <w:rPr>
-          <w:highlight w:val="yellow"/>
-        </w:rPr>
-        <w:t>Server Type disclosure, Server Header should be removed from the server responses.</w:t>
-      </w:r>
-      <w:r>
-        <w:t xml:space="preserve"> </w:t>
+        <w:t xml:space="preserve">${recommendations}</w:t>
       </w:r>
     </w:p>
     <w:p>

--- a/report-templates/Faction Tuned/1._iSec_MAPT_Template_Faction.docx
+++ b/report-templates/Faction Tuned/1._iSec_MAPT_Template_Faction.docx
@@ -925,6 +925,7 @@
     </w:p>
     <w:p>
       <w:pPr>
+        <w:spacing w:after="240"/>
         <w:rPr>
           <w:color w:val="860000"/>
           <w:sz w:val="32"/>
@@ -939,6058 +940,13 @@
           <w:szCs w:val="32"/>
           <w:lang w:val="en-US"/>
         </w:rPr>
-        <w:br w:type="page"/>
+        <w:lastRenderedPageBreak/>
+        <w:t>Table of Contents</w:t>
       </w:r>
     </w:p>
     <w:p>
-      <w:pPr>
-        <w:spacing w:after="240"/>
-        <w:rPr>
-          <w:color w:val="860000"/>
-          <w:sz w:val="32"/>
-          <w:szCs w:val="32"/>
-          <w:lang w:val="en-US"/>
-        </w:rPr>
-      </w:pPr>
-      <w:r>
-        <w:rPr>
-          <w:color w:val="860000"/>
-          <w:sz w:val="32"/>
-          <w:szCs w:val="32"/>
-          <w:lang w:val="en-US"/>
-        </w:rPr>
-        <w:lastRenderedPageBreak/>
-        <w:t>Table of Contents</w:t>
-      </w:r>
-    </w:p>
-    <w:p>
-      <w:pPr>
-        <w:pStyle w:val="TOC1"/>
-        <w:tabs>
-          <w:tab w:val="right" w:leader="dot" w:pos="10450"/>
-        </w:tabs>
-        <w:rPr>
-          <w:rFonts w:eastAsiaTheme="minorEastAsia"/>
-          <w:noProof/>
-          <w:sz w:val="24"/>
-        </w:rPr>
-      </w:pPr>
-      <w:r>
-        <w:rPr>
-          <w:lang w:val="en-US"/>
-        </w:rPr>
-        <w:fldChar w:fldCharType="begin"/>
-      </w:r>
-      <w:r>
-        <w:rPr>
-          <w:lang w:val="en-US"/>
-        </w:rPr>
-        <w:instrText xml:space="preserve"> TOC \o "1-6" \h \z \u </w:instrText>
-      </w:r>
-      <w:r>
-        <w:rPr>
-          <w:lang w:val="en-US"/>
-        </w:rPr>
-        <w:fldChar w:fldCharType="separate"/>
-      </w:r>
-      <w:hyperlink w:anchor="_Toc224661352" w:history="1">
-        <w:r>
-          <w:rPr>
-            <w:rStyle w:val="Hyperlink"/>
-            <w:noProof/>
-            <w:lang w:val="en-US"/>
-          </w:rPr>
-          <w:t>1.0 Document Control</w:t>
-        </w:r>
-        <w:r>
-          <w:rPr>
-            <w:noProof/>
-            <w:webHidden/>
-          </w:rPr>
-          <w:tab/>
-        </w:r>
-        <w:r>
-          <w:rPr>
-            <w:noProof/>
-            <w:webHidden/>
-          </w:rPr>
-          <w:fldChar w:fldCharType="begin"/>
-        </w:r>
-        <w:r>
-          <w:rPr>
-            <w:noProof/>
-            <w:webHidden/>
-          </w:rPr>
-          <w:instrText xml:space="preserve"> PAGEREF _Toc224661352 \h </w:instrText>
-        </w:r>
-        <w:r>
-          <w:rPr>
-            <w:noProof/>
-            <w:webHidden/>
-          </w:rPr>
-        </w:r>
-        <w:r>
-          <w:rPr>
-            <w:noProof/>
-            <w:webHidden/>
-          </w:rPr>
-          <w:fldChar w:fldCharType="separate"/>
-        </w:r>
-        <w:r>
-          <w:rPr>
-            <w:noProof/>
-            <w:webHidden/>
-          </w:rPr>
-          <w:t>1</w:t>
-        </w:r>
-        <w:r>
-          <w:rPr>
-            <w:noProof/>
-            <w:webHidden/>
-          </w:rPr>
-          <w:fldChar w:fldCharType="end"/>
-        </w:r>
-      </w:hyperlink>
-    </w:p>
-    <w:p>
-      <w:pPr>
-        <w:pStyle w:val="TOC2"/>
-        <w:tabs>
-          <w:tab w:val="right" w:leader="dot" w:pos="10450"/>
-        </w:tabs>
-        <w:rPr>
-          <w:rFonts w:eastAsiaTheme="minorEastAsia"/>
-          <w:noProof/>
-          <w:sz w:val="24"/>
-        </w:rPr>
-      </w:pPr>
-      <w:hyperlink w:anchor="_Toc224661353" w:history="1">
-        <w:r>
-          <w:rPr>
-            <w:rStyle w:val="Hyperlink"/>
-            <w:noProof/>
-            <w:lang w:val="en-US"/>
-          </w:rPr>
-          <w:t>1.1 Document Details</w:t>
-        </w:r>
-        <w:r>
-          <w:rPr>
-            <w:noProof/>
-            <w:webHidden/>
-          </w:rPr>
-          <w:tab/>
-        </w:r>
-        <w:r>
-          <w:rPr>
-            <w:noProof/>
-            <w:webHidden/>
-          </w:rPr>
-          <w:fldChar w:fldCharType="begin"/>
-        </w:r>
-        <w:r>
-          <w:rPr>
-            <w:noProof/>
-            <w:webHidden/>
-          </w:rPr>
-          <w:instrText xml:space="preserve"> PAGEREF _Toc224661353 \h </w:instrText>
-        </w:r>
-        <w:r>
-          <w:rPr>
-            <w:noProof/>
-            <w:webHidden/>
-          </w:rPr>
-        </w:r>
-        <w:r>
-          <w:rPr>
-            <w:noProof/>
-            <w:webHidden/>
-          </w:rPr>
-          <w:fldChar w:fldCharType="separate"/>
-        </w:r>
-        <w:r>
-          <w:rPr>
-            <w:noProof/>
-            <w:webHidden/>
-          </w:rPr>
-          <w:t>1</w:t>
-        </w:r>
-        <w:r>
-          <w:rPr>
-            <w:noProof/>
-            <w:webHidden/>
-          </w:rPr>
-          <w:fldChar w:fldCharType="end"/>
-        </w:r>
-      </w:hyperlink>
-    </w:p>
-    <w:p>
-      <w:pPr>
-        <w:pStyle w:val="TOC2"/>
-        <w:tabs>
-          <w:tab w:val="right" w:leader="dot" w:pos="10450"/>
-        </w:tabs>
-        <w:rPr>
-          <w:rFonts w:eastAsiaTheme="minorEastAsia"/>
-          <w:noProof/>
-          <w:sz w:val="24"/>
-        </w:rPr>
-      </w:pPr>
-      <w:hyperlink w:anchor="_Toc224661354" w:history="1">
-        <w:r>
-          <w:rPr>
-            <w:rStyle w:val="Hyperlink"/>
-            <w:noProof/>
-            <w:lang w:val="en-US"/>
-          </w:rPr>
-          <w:t>1.2 Diffusion List</w:t>
-        </w:r>
-        <w:r>
-          <w:rPr>
-            <w:noProof/>
-            <w:webHidden/>
-          </w:rPr>
-          <w:tab/>
-        </w:r>
-        <w:r>
-          <w:rPr>
-            <w:noProof/>
-            <w:webHidden/>
-          </w:rPr>
-          <w:fldChar w:fldCharType="begin"/>
-        </w:r>
-        <w:r>
-          <w:rPr>
-            <w:noProof/>
-            <w:webHidden/>
-          </w:rPr>
-          <w:instrText xml:space="preserve"> PAGEREF _Toc224661354 \h </w:instrText>
-        </w:r>
-        <w:r>
-          <w:rPr>
-            <w:noProof/>
-            <w:webHidden/>
-          </w:rPr>
-        </w:r>
-        <w:r>
-          <w:rPr>
-            <w:noProof/>
-            <w:webHidden/>
-          </w:rPr>
-          <w:fldChar w:fldCharType="separate"/>
-        </w:r>
-        <w:r>
-          <w:rPr>
-            <w:noProof/>
-            <w:webHidden/>
-          </w:rPr>
-          <w:t>1</w:t>
-        </w:r>
-        <w:r>
-          <w:rPr>
-            <w:noProof/>
-            <w:webHidden/>
-          </w:rPr>
-          <w:fldChar w:fldCharType="end"/>
-        </w:r>
-      </w:hyperlink>
-    </w:p>
-    <w:p>
-      <w:pPr>
-        <w:pStyle w:val="TOC2"/>
-        <w:tabs>
-          <w:tab w:val="right" w:leader="dot" w:pos="10450"/>
-        </w:tabs>
-        <w:rPr>
-          <w:rFonts w:eastAsiaTheme="minorEastAsia"/>
-          <w:noProof/>
-          <w:sz w:val="24"/>
-        </w:rPr>
-      </w:pPr>
-      <w:hyperlink w:anchor="_Toc224661355" w:history="1">
-        <w:r>
-          <w:rPr>
-            <w:rStyle w:val="Hyperlink"/>
-            <w:noProof/>
-            <w:lang w:val="en-US"/>
-          </w:rPr>
-          <w:t>1.3 Document History</w:t>
-        </w:r>
-        <w:r>
-          <w:rPr>
-            <w:noProof/>
-            <w:webHidden/>
-          </w:rPr>
-          <w:tab/>
-        </w:r>
-        <w:r>
-          <w:rPr>
-            <w:noProof/>
-            <w:webHidden/>
-          </w:rPr>
-          <w:fldChar w:fldCharType="begin"/>
-        </w:r>
-        <w:r>
-          <w:rPr>
-            <w:noProof/>
-            <w:webHidden/>
-          </w:rPr>
-          <w:instrText xml:space="preserve"> PAGEREF _Toc224661355 \h </w:instrText>
-        </w:r>
-        <w:r>
-          <w:rPr>
-            <w:noProof/>
-            <w:webHidden/>
-          </w:rPr>
-        </w:r>
-        <w:r>
-          <w:rPr>
-            <w:noProof/>
-            <w:webHidden/>
-          </w:rPr>
-          <w:fldChar w:fldCharType="separate"/>
-        </w:r>
-        <w:r>
-          <w:rPr>
-            <w:noProof/>
-            <w:webHidden/>
-          </w:rPr>
-          <w:t>1</w:t>
-        </w:r>
-        <w:r>
-          <w:rPr>
-            <w:noProof/>
-            <w:webHidden/>
-          </w:rPr>
-          <w:fldChar w:fldCharType="end"/>
-        </w:r>
-      </w:hyperlink>
-    </w:p>
-    <w:p>
-      <w:pPr>
-        <w:pStyle w:val="TOC1"/>
-        <w:tabs>
-          <w:tab w:val="right" w:leader="dot" w:pos="10450"/>
-        </w:tabs>
-        <w:rPr>
-          <w:rFonts w:eastAsiaTheme="minorEastAsia"/>
-          <w:noProof/>
-          <w:sz w:val="24"/>
-        </w:rPr>
-      </w:pPr>
-      <w:hyperlink w:anchor="_Toc224661356" w:history="1">
-        <w:r>
-          <w:rPr>
-            <w:rStyle w:val="Hyperlink"/>
-            <w:noProof/>
-            <w:lang w:val="en-US"/>
-          </w:rPr>
-          <w:t>2.0 Executive Summary</w:t>
-        </w:r>
-        <w:r>
-          <w:rPr>
-            <w:noProof/>
-            <w:webHidden/>
-          </w:rPr>
-          <w:tab/>
-        </w:r>
-        <w:r>
-          <w:rPr>
-            <w:noProof/>
-            <w:webHidden/>
-          </w:rPr>
-          <w:fldChar w:fldCharType="begin"/>
-        </w:r>
-        <w:r>
-          <w:rPr>
-            <w:noProof/>
-            <w:webHidden/>
-          </w:rPr>
-          <w:instrText xml:space="preserve"> PAGEREF _Toc224661356 \h </w:instrText>
-        </w:r>
-        <w:r>
-          <w:rPr>
-            <w:noProof/>
-            <w:webHidden/>
-          </w:rPr>
-        </w:r>
-        <w:r>
-          <w:rPr>
-            <w:noProof/>
-            <w:webHidden/>
-          </w:rPr>
-          <w:fldChar w:fldCharType="separate"/>
-        </w:r>
-        <w:r>
-          <w:rPr>
-            <w:noProof/>
-            <w:webHidden/>
-          </w:rPr>
-          <w:t>2</w:t>
-        </w:r>
-        <w:r>
-          <w:rPr>
-            <w:noProof/>
-            <w:webHidden/>
-          </w:rPr>
-          <w:fldChar w:fldCharType="end"/>
-        </w:r>
-      </w:hyperlink>
-    </w:p>
-    <w:p>
-      <w:pPr>
-        <w:pStyle w:val="TOC2"/>
-        <w:tabs>
-          <w:tab w:val="right" w:leader="dot" w:pos="10450"/>
-        </w:tabs>
-        <w:rPr>
-          <w:rFonts w:eastAsiaTheme="minorEastAsia"/>
-          <w:noProof/>
-          <w:sz w:val="24"/>
-        </w:rPr>
-      </w:pPr>
-      <w:hyperlink w:anchor="_Toc224661357" w:history="1">
-        <w:r>
-          <w:rPr>
-            <w:rStyle w:val="Hyperlink"/>
-            <w:noProof/>
-            <w:lang w:val="en-US"/>
-          </w:rPr>
-          <w:t>2.1 Project Objective</w:t>
-        </w:r>
-        <w:r>
-          <w:rPr>
-            <w:noProof/>
-            <w:webHidden/>
-          </w:rPr>
-          <w:tab/>
-        </w:r>
-        <w:r>
-          <w:rPr>
-            <w:noProof/>
-            <w:webHidden/>
-          </w:rPr>
-          <w:fldChar w:fldCharType="begin"/>
-        </w:r>
-        <w:r>
-          <w:rPr>
-            <w:noProof/>
-            <w:webHidden/>
-          </w:rPr>
-          <w:instrText xml:space="preserve"> PAGEREF _Toc224661357 \h </w:instrText>
-        </w:r>
-        <w:r>
-          <w:rPr>
-            <w:noProof/>
-            <w:webHidden/>
-          </w:rPr>
-        </w:r>
-        <w:r>
-          <w:rPr>
-            <w:noProof/>
-            <w:webHidden/>
-          </w:rPr>
-          <w:fldChar w:fldCharType="separate"/>
-        </w:r>
-        <w:r>
-          <w:rPr>
-            <w:noProof/>
-            <w:webHidden/>
-          </w:rPr>
-          <w:t>2</w:t>
-        </w:r>
-        <w:r>
-          <w:rPr>
-            <w:noProof/>
-            <w:webHidden/>
-          </w:rPr>
-          <w:fldChar w:fldCharType="end"/>
-        </w:r>
-      </w:hyperlink>
-    </w:p>
-    <w:p>
-      <w:pPr>
-        <w:pStyle w:val="TOC2"/>
-        <w:tabs>
-          <w:tab w:val="right" w:leader="dot" w:pos="10450"/>
-        </w:tabs>
-        <w:rPr>
-          <w:rFonts w:eastAsiaTheme="minorEastAsia"/>
-          <w:noProof/>
-          <w:sz w:val="24"/>
-        </w:rPr>
-      </w:pPr>
-      <w:hyperlink w:anchor="_Toc224661358" w:history="1">
-        <w:r>
-          <w:rPr>
-            <w:rStyle w:val="Hyperlink"/>
-            <w:noProof/>
-            <w:lang w:val="en-US"/>
-          </w:rPr>
-          <w:t>2.2 Disclaimer</w:t>
-        </w:r>
-        <w:r>
-          <w:rPr>
-            <w:noProof/>
-            <w:webHidden/>
-          </w:rPr>
-          <w:tab/>
-        </w:r>
-        <w:r>
-          <w:rPr>
-            <w:noProof/>
-            <w:webHidden/>
-          </w:rPr>
-          <w:fldChar w:fldCharType="begin"/>
-        </w:r>
-        <w:r>
-          <w:rPr>
-            <w:noProof/>
-            <w:webHidden/>
-          </w:rPr>
-          <w:instrText xml:space="preserve"> PAGEREF _Toc224661358 \h </w:instrText>
-        </w:r>
-        <w:r>
-          <w:rPr>
-            <w:noProof/>
-            <w:webHidden/>
-          </w:rPr>
-        </w:r>
-        <w:r>
-          <w:rPr>
-            <w:noProof/>
-            <w:webHidden/>
-          </w:rPr>
-          <w:fldChar w:fldCharType="separate"/>
-        </w:r>
-        <w:r>
-          <w:rPr>
-            <w:noProof/>
-            <w:webHidden/>
-          </w:rPr>
-          <w:t>3</w:t>
-        </w:r>
-        <w:r>
-          <w:rPr>
-            <w:noProof/>
-            <w:webHidden/>
-          </w:rPr>
-          <w:fldChar w:fldCharType="end"/>
-        </w:r>
-      </w:hyperlink>
-    </w:p>
-    <w:p>
-      <w:pPr>
-        <w:pStyle w:val="TOC2"/>
-        <w:tabs>
-          <w:tab w:val="right" w:leader="dot" w:pos="10450"/>
-        </w:tabs>
-        <w:rPr>
-          <w:rFonts w:eastAsiaTheme="minorEastAsia"/>
-          <w:noProof/>
-          <w:sz w:val="24"/>
-        </w:rPr>
-      </w:pPr>
-      <w:hyperlink w:anchor="_Toc224661359" w:history="1">
-        <w:r>
-          <w:rPr>
-            <w:rStyle w:val="Hyperlink"/>
-            <w:rFonts w:cstheme="minorHAnsi"/>
-            <w:bCs/>
-            <w:noProof/>
-            <w:lang w:val="en-US"/>
-          </w:rPr>
-          <w:t>2.3 Assessment Methodology</w:t>
-        </w:r>
-        <w:r>
-          <w:rPr>
-            <w:noProof/>
-            <w:webHidden/>
-          </w:rPr>
-          <w:tab/>
-        </w:r>
-        <w:r>
-          <w:rPr>
-            <w:noProof/>
-            <w:webHidden/>
-          </w:rPr>
-          <w:fldChar w:fldCharType="begin"/>
-        </w:r>
-        <w:r>
-          <w:rPr>
-            <w:noProof/>
-            <w:webHidden/>
-          </w:rPr>
-          <w:instrText xml:space="preserve"> PAGEREF _Toc224661359 \h </w:instrText>
-        </w:r>
-        <w:r>
-          <w:rPr>
-            <w:noProof/>
-            <w:webHidden/>
-          </w:rPr>
-        </w:r>
-        <w:r>
-          <w:rPr>
-            <w:noProof/>
-            <w:webHidden/>
-          </w:rPr>
-          <w:fldChar w:fldCharType="separate"/>
-        </w:r>
-        <w:r>
-          <w:rPr>
-            <w:noProof/>
-            <w:webHidden/>
-          </w:rPr>
-          <w:t>4</w:t>
-        </w:r>
-        <w:r>
-          <w:rPr>
-            <w:noProof/>
-            <w:webHidden/>
-          </w:rPr>
-          <w:fldChar w:fldCharType="end"/>
-        </w:r>
-      </w:hyperlink>
-    </w:p>
-    <w:p>
-      <w:pPr>
-        <w:pStyle w:val="TOC2"/>
-        <w:tabs>
-          <w:tab w:val="right" w:leader="dot" w:pos="10450"/>
-        </w:tabs>
-        <w:rPr>
-          <w:rFonts w:eastAsiaTheme="minorEastAsia"/>
-          <w:noProof/>
-          <w:sz w:val="24"/>
-        </w:rPr>
-      </w:pPr>
-      <w:hyperlink w:anchor="_Toc224661360" w:history="1">
-        <w:r>
-          <w:rPr>
-            <w:rStyle w:val="Hyperlink"/>
-            <w:noProof/>
-            <w:lang w:val="en-US"/>
-          </w:rPr>
-          <w:t xml:space="preserve">2.4 Summary of iSec </w:t>
-        </w:r>
-        <w:r>
-          <w:rPr>
-            <w:rStyle w:val="Hyperlink"/>
-            <w:rFonts w:cstheme="minorHAnsi"/>
-            <w:bCs/>
-            <w:noProof/>
-            <w:lang w:val="en-US"/>
-          </w:rPr>
-          <w:t>Mobile</w:t>
-        </w:r>
-        <w:r>
-          <w:rPr>
-            <w:rStyle w:val="Hyperlink"/>
-            <w:rFonts w:cstheme="minorHAnsi"/>
-            <w:bCs/>
-            <w:noProof/>
-          </w:rPr>
-          <w:t xml:space="preserve"> Penetration Testing </w:t>
-        </w:r>
-        <w:r>
-          <w:rPr>
-            <w:rStyle w:val="Hyperlink"/>
-            <w:noProof/>
-            <w:lang w:val="en-US"/>
-          </w:rPr>
-          <w:t>Check List</w:t>
-        </w:r>
-        <w:r>
-          <w:rPr>
-            <w:noProof/>
-            <w:webHidden/>
-          </w:rPr>
-          <w:tab/>
-        </w:r>
-        <w:r>
-          <w:rPr>
-            <w:noProof/>
-            <w:webHidden/>
-          </w:rPr>
-          <w:fldChar w:fldCharType="begin"/>
-        </w:r>
-        <w:r>
-          <w:rPr>
-            <w:noProof/>
-            <w:webHidden/>
-          </w:rPr>
-          <w:instrText xml:space="preserve"> PAGEREF _Toc224661360 \h </w:instrText>
-        </w:r>
-        <w:r>
-          <w:rPr>
-            <w:noProof/>
-            <w:webHidden/>
-          </w:rPr>
-        </w:r>
-        <w:r>
-          <w:rPr>
-            <w:noProof/>
-            <w:webHidden/>
-          </w:rPr>
-          <w:fldChar w:fldCharType="separate"/>
-        </w:r>
-        <w:r>
-          <w:rPr>
-            <w:noProof/>
-            <w:webHidden/>
-          </w:rPr>
-          <w:t>5</w:t>
-        </w:r>
-        <w:r>
-          <w:rPr>
-            <w:noProof/>
-            <w:webHidden/>
-          </w:rPr>
-          <w:fldChar w:fldCharType="end"/>
-        </w:r>
-      </w:hyperlink>
-    </w:p>
-    <w:p>
-      <w:pPr>
-        <w:pStyle w:val="TOC2"/>
-        <w:tabs>
-          <w:tab w:val="right" w:leader="dot" w:pos="10450"/>
-        </w:tabs>
-        <w:rPr>
-          <w:rFonts w:eastAsiaTheme="minorEastAsia"/>
-          <w:noProof/>
-          <w:sz w:val="24"/>
-        </w:rPr>
-      </w:pPr>
-      <w:hyperlink w:anchor="_Toc224661361" w:history="1">
-        <w:r>
-          <w:rPr>
-            <w:rStyle w:val="Hyperlink"/>
-            <w:noProof/>
-            <w:lang w:val="en-US"/>
-          </w:rPr>
-          <w:t>2.5 Summary of OWASP Mobile Top Ten Check List</w:t>
-        </w:r>
-        <w:r>
-          <w:rPr>
-            <w:noProof/>
-            <w:webHidden/>
-          </w:rPr>
-          <w:tab/>
-        </w:r>
-        <w:r>
-          <w:rPr>
-            <w:noProof/>
-            <w:webHidden/>
-          </w:rPr>
-          <w:fldChar w:fldCharType="begin"/>
-        </w:r>
-        <w:r>
-          <w:rPr>
-            <w:noProof/>
-            <w:webHidden/>
-          </w:rPr>
-          <w:instrText xml:space="preserve"> PAGEREF _Toc224661361 \h </w:instrText>
-        </w:r>
-        <w:r>
-          <w:rPr>
-            <w:noProof/>
-            <w:webHidden/>
-          </w:rPr>
-        </w:r>
-        <w:r>
-          <w:rPr>
-            <w:noProof/>
-            <w:webHidden/>
-          </w:rPr>
-          <w:fldChar w:fldCharType="separate"/>
-        </w:r>
-        <w:r>
-          <w:rPr>
-            <w:noProof/>
-            <w:webHidden/>
-          </w:rPr>
-          <w:t>5</w:t>
-        </w:r>
-        <w:r>
-          <w:rPr>
-            <w:noProof/>
-            <w:webHidden/>
-          </w:rPr>
-          <w:fldChar w:fldCharType="end"/>
-        </w:r>
-      </w:hyperlink>
-    </w:p>
-    <w:p>
-      <w:pPr>
-        <w:pStyle w:val="TOC2"/>
-        <w:tabs>
-          <w:tab w:val="right" w:leader="dot" w:pos="10450"/>
-        </w:tabs>
-        <w:rPr>
-          <w:rFonts w:eastAsiaTheme="minorEastAsia"/>
-          <w:noProof/>
-          <w:sz w:val="24"/>
-        </w:rPr>
-      </w:pPr>
-      <w:hyperlink w:anchor="_Toc224661362" w:history="1">
-        <w:r>
-          <w:rPr>
-            <w:rStyle w:val="Hyperlink"/>
-            <w:noProof/>
-            <w:lang w:val="en-US"/>
-          </w:rPr>
-          <w:t>2.6 Summary of OWASP API Top Ten Check List</w:t>
-        </w:r>
-        <w:r>
-          <w:rPr>
-            <w:noProof/>
-            <w:webHidden/>
-          </w:rPr>
-          <w:tab/>
-        </w:r>
-        <w:r>
-          <w:rPr>
-            <w:noProof/>
-            <w:webHidden/>
-          </w:rPr>
-          <w:fldChar w:fldCharType="begin"/>
-        </w:r>
-        <w:r>
-          <w:rPr>
-            <w:noProof/>
-            <w:webHidden/>
-          </w:rPr>
-          <w:instrText xml:space="preserve"> PAGEREF _Toc224661362 \h </w:instrText>
-        </w:r>
-        <w:r>
-          <w:rPr>
-            <w:noProof/>
-            <w:webHidden/>
-          </w:rPr>
-        </w:r>
-        <w:r>
-          <w:rPr>
-            <w:noProof/>
-            <w:webHidden/>
-          </w:rPr>
-          <w:fldChar w:fldCharType="separate"/>
-        </w:r>
-        <w:r>
-          <w:rPr>
-            <w:noProof/>
-            <w:webHidden/>
-          </w:rPr>
-          <w:t>5</w:t>
-        </w:r>
-        <w:r>
-          <w:rPr>
-            <w:noProof/>
-            <w:webHidden/>
-          </w:rPr>
-          <w:fldChar w:fldCharType="end"/>
-        </w:r>
-      </w:hyperlink>
-    </w:p>
-    <w:p>
-      <w:pPr>
-        <w:pStyle w:val="TOC2"/>
-        <w:tabs>
-          <w:tab w:val="right" w:leader="dot" w:pos="10450"/>
-        </w:tabs>
-        <w:rPr>
-          <w:rFonts w:eastAsiaTheme="minorEastAsia"/>
-          <w:noProof/>
-          <w:sz w:val="24"/>
-        </w:rPr>
-      </w:pPr>
-      <w:hyperlink w:anchor="_Toc224661363" w:history="1">
-        <w:r>
-          <w:rPr>
-            <w:rStyle w:val="Hyperlink"/>
-            <w:rFonts w:cstheme="minorHAnsi"/>
-            <w:bCs/>
-            <w:noProof/>
-            <w:lang w:val="en-US"/>
-          </w:rPr>
-          <w:t>2.7 Findings Distribution</w:t>
-        </w:r>
-        <w:r>
-          <w:rPr>
-            <w:noProof/>
-            <w:webHidden/>
-          </w:rPr>
-          <w:tab/>
-        </w:r>
-        <w:r>
-          <w:rPr>
-            <w:noProof/>
-            <w:webHidden/>
-          </w:rPr>
-          <w:fldChar w:fldCharType="begin"/>
-        </w:r>
-        <w:r>
-          <w:rPr>
-            <w:noProof/>
-            <w:webHidden/>
-          </w:rPr>
-          <w:instrText xml:space="preserve"> PAGEREF _Toc224661363 \h </w:instrText>
-        </w:r>
-        <w:r>
-          <w:rPr>
-            <w:noProof/>
-            <w:webHidden/>
-          </w:rPr>
-        </w:r>
-        <w:r>
-          <w:rPr>
-            <w:noProof/>
-            <w:webHidden/>
-          </w:rPr>
-          <w:fldChar w:fldCharType="separate"/>
-        </w:r>
-        <w:r>
-          <w:rPr>
-            <w:noProof/>
-            <w:webHidden/>
-          </w:rPr>
-          <w:t>6</w:t>
-        </w:r>
-        <w:r>
-          <w:rPr>
-            <w:noProof/>
-            <w:webHidden/>
-          </w:rPr>
-          <w:fldChar w:fldCharType="end"/>
-        </w:r>
-      </w:hyperlink>
-    </w:p>
-    <w:p>
-      <w:pPr>
-        <w:pStyle w:val="TOC2"/>
-        <w:tabs>
-          <w:tab w:val="right" w:leader="dot" w:pos="10450"/>
-        </w:tabs>
-        <w:rPr>
-          <w:rFonts w:eastAsiaTheme="minorEastAsia"/>
-          <w:noProof/>
-          <w:sz w:val="24"/>
-        </w:rPr>
-      </w:pPr>
-      <w:hyperlink w:anchor="_Toc224661364" w:history="1">
-        <w:r>
-          <w:rPr>
-            <w:rStyle w:val="Hyperlink"/>
-            <w:rFonts w:cstheme="minorHAnsi"/>
-            <w:bCs/>
-            <w:noProof/>
-            <w:lang w:val="en-US"/>
-          </w:rPr>
-          <w:t>2.8 Findings Distribution Chart</w:t>
-        </w:r>
-        <w:r>
-          <w:rPr>
-            <w:noProof/>
-            <w:webHidden/>
-          </w:rPr>
-          <w:tab/>
-        </w:r>
-        <w:r>
-          <w:rPr>
-            <w:noProof/>
-            <w:webHidden/>
-          </w:rPr>
-          <w:fldChar w:fldCharType="begin"/>
-        </w:r>
-        <w:r>
-          <w:rPr>
-            <w:noProof/>
-            <w:webHidden/>
-          </w:rPr>
-          <w:instrText xml:space="preserve"> PAGEREF _Toc224661364 \h </w:instrText>
-        </w:r>
-        <w:r>
-          <w:rPr>
-            <w:noProof/>
-            <w:webHidden/>
-          </w:rPr>
-        </w:r>
-        <w:r>
-          <w:rPr>
-            <w:noProof/>
-            <w:webHidden/>
-          </w:rPr>
-          <w:fldChar w:fldCharType="separate"/>
-        </w:r>
-        <w:r>
-          <w:rPr>
-            <w:noProof/>
-            <w:webHidden/>
-          </w:rPr>
-          <w:t>6</w:t>
-        </w:r>
-        <w:r>
-          <w:rPr>
-            <w:noProof/>
-            <w:webHidden/>
-          </w:rPr>
-          <w:fldChar w:fldCharType="end"/>
-        </w:r>
-      </w:hyperlink>
-    </w:p>
-    <w:p>
-      <w:pPr>
-        <w:pStyle w:val="TOC2"/>
-        <w:tabs>
-          <w:tab w:val="right" w:leader="dot" w:pos="10450"/>
-        </w:tabs>
-        <w:rPr>
-          <w:rFonts w:eastAsiaTheme="minorEastAsia"/>
-          <w:noProof/>
-          <w:sz w:val="24"/>
-        </w:rPr>
-      </w:pPr>
-      <w:hyperlink w:anchor="_Toc224661365" w:history="1">
-        <w:r>
-          <w:rPr>
-            <w:rStyle w:val="Hyperlink"/>
-            <w:noProof/>
-            <w:lang w:val="en-US"/>
-          </w:rPr>
-          <w:t>2.9 Risk Criteria</w:t>
-        </w:r>
-        <w:r>
-          <w:rPr>
-            <w:noProof/>
-            <w:webHidden/>
-          </w:rPr>
-          <w:tab/>
-        </w:r>
-        <w:r>
-          <w:rPr>
-            <w:noProof/>
-            <w:webHidden/>
-          </w:rPr>
-          <w:fldChar w:fldCharType="begin"/>
-        </w:r>
-        <w:r>
-          <w:rPr>
-            <w:noProof/>
-            <w:webHidden/>
-          </w:rPr>
-          <w:instrText xml:space="preserve"> PAGEREF _Toc224661365 \h </w:instrText>
-        </w:r>
-        <w:r>
-          <w:rPr>
-            <w:noProof/>
-            <w:webHidden/>
-          </w:rPr>
-        </w:r>
-        <w:r>
-          <w:rPr>
-            <w:noProof/>
-            <w:webHidden/>
-          </w:rPr>
-          <w:fldChar w:fldCharType="separate"/>
-        </w:r>
-        <w:r>
-          <w:rPr>
-            <w:noProof/>
-            <w:webHidden/>
-          </w:rPr>
-          <w:t>7</w:t>
-        </w:r>
-        <w:r>
-          <w:rPr>
-            <w:noProof/>
-            <w:webHidden/>
-          </w:rPr>
-          <w:fldChar w:fldCharType="end"/>
-        </w:r>
-      </w:hyperlink>
-    </w:p>
-    <w:p>
-      <w:pPr>
-        <w:pStyle w:val="TOC3"/>
-        <w:tabs>
-          <w:tab w:val="right" w:leader="dot" w:pos="10450"/>
-        </w:tabs>
-        <w:rPr>
-          <w:rFonts w:eastAsiaTheme="minorEastAsia"/>
-          <w:noProof/>
-          <w:sz w:val="24"/>
-        </w:rPr>
-      </w:pPr>
-      <w:hyperlink w:anchor="_Toc224661366" w:history="1">
-        <w:r>
-          <w:rPr>
-            <w:rStyle w:val="Hyperlink"/>
-            <w:noProof/>
-            <w:lang w:val="en-US"/>
-          </w:rPr>
-          <w:t>2.9.1 Exploitation Complexity</w:t>
-        </w:r>
-        <w:r>
-          <w:rPr>
-            <w:noProof/>
-            <w:webHidden/>
-          </w:rPr>
-          <w:tab/>
-        </w:r>
-        <w:r>
-          <w:rPr>
-            <w:noProof/>
-            <w:webHidden/>
-          </w:rPr>
-          <w:fldChar w:fldCharType="begin"/>
-        </w:r>
-        <w:r>
-          <w:rPr>
-            <w:noProof/>
-            <w:webHidden/>
-          </w:rPr>
-          <w:instrText xml:space="preserve"> PAGEREF _Toc224661366 \h </w:instrText>
-        </w:r>
-        <w:r>
-          <w:rPr>
-            <w:noProof/>
-            <w:webHidden/>
-          </w:rPr>
-        </w:r>
-        <w:r>
-          <w:rPr>
-            <w:noProof/>
-            <w:webHidden/>
-          </w:rPr>
-          <w:fldChar w:fldCharType="separate"/>
-        </w:r>
-        <w:r>
-          <w:rPr>
-            <w:noProof/>
-            <w:webHidden/>
-          </w:rPr>
-          <w:t>7</w:t>
-        </w:r>
-        <w:r>
-          <w:rPr>
-            <w:noProof/>
-            <w:webHidden/>
-          </w:rPr>
-          <w:fldChar w:fldCharType="end"/>
-        </w:r>
-      </w:hyperlink>
-    </w:p>
-    <w:p>
-      <w:pPr>
-        <w:pStyle w:val="TOC3"/>
-        <w:tabs>
-          <w:tab w:val="right" w:leader="dot" w:pos="10450"/>
-        </w:tabs>
-        <w:rPr>
-          <w:rFonts w:eastAsiaTheme="minorEastAsia"/>
-          <w:noProof/>
-          <w:sz w:val="24"/>
-        </w:rPr>
-      </w:pPr>
-      <w:hyperlink w:anchor="_Toc224661367" w:history="1">
-        <w:r>
-          <w:rPr>
-            <w:rStyle w:val="Hyperlink"/>
-            <w:noProof/>
-            <w:lang w:val="en-US"/>
-          </w:rPr>
-          <w:t>2.9.2 Risk Level Calculation</w:t>
-        </w:r>
-        <w:r>
-          <w:rPr>
-            <w:noProof/>
-            <w:webHidden/>
-          </w:rPr>
-          <w:tab/>
-        </w:r>
-        <w:r>
-          <w:rPr>
-            <w:noProof/>
-            <w:webHidden/>
-          </w:rPr>
-          <w:fldChar w:fldCharType="begin"/>
-        </w:r>
-        <w:r>
-          <w:rPr>
-            <w:noProof/>
-            <w:webHidden/>
-          </w:rPr>
-          <w:instrText xml:space="preserve"> PAGEREF _Toc224661367 \h </w:instrText>
-        </w:r>
-        <w:r>
-          <w:rPr>
-            <w:noProof/>
-            <w:webHidden/>
-          </w:rPr>
-        </w:r>
-        <w:r>
-          <w:rPr>
-            <w:noProof/>
-            <w:webHidden/>
-          </w:rPr>
-          <w:fldChar w:fldCharType="separate"/>
-        </w:r>
-        <w:r>
-          <w:rPr>
-            <w:noProof/>
-            <w:webHidden/>
-          </w:rPr>
-          <w:t>8</w:t>
-        </w:r>
-        <w:r>
-          <w:rPr>
-            <w:noProof/>
-            <w:webHidden/>
-          </w:rPr>
-          <w:fldChar w:fldCharType="end"/>
-        </w:r>
-      </w:hyperlink>
-    </w:p>
-    <w:p>
-      <w:pPr>
-        <w:pStyle w:val="TOC3"/>
-        <w:tabs>
-          <w:tab w:val="right" w:leader="dot" w:pos="10450"/>
-        </w:tabs>
-        <w:rPr>
-          <w:rFonts w:eastAsiaTheme="minorEastAsia"/>
-          <w:noProof/>
-          <w:sz w:val="24"/>
-        </w:rPr>
-      </w:pPr>
-      <w:hyperlink w:anchor="_Toc224661368" w:history="1">
-        <w:r>
-          <w:rPr>
-            <w:rStyle w:val="Hyperlink"/>
-            <w:noProof/>
-            <w:lang w:val="en-US"/>
-          </w:rPr>
-          <w:t>2.9.3 Risk Level Calculation</w:t>
-        </w:r>
-        <w:r>
-          <w:rPr>
-            <w:noProof/>
-            <w:webHidden/>
-          </w:rPr>
-          <w:tab/>
-        </w:r>
-        <w:r>
-          <w:rPr>
-            <w:noProof/>
-            <w:webHidden/>
-          </w:rPr>
-          <w:fldChar w:fldCharType="begin"/>
-        </w:r>
-        <w:r>
-          <w:rPr>
-            <w:noProof/>
-            <w:webHidden/>
-          </w:rPr>
-          <w:instrText xml:space="preserve"> PAGEREF _Toc224661368 \h </w:instrText>
-        </w:r>
-        <w:r>
-          <w:rPr>
-            <w:noProof/>
-            <w:webHidden/>
-          </w:rPr>
-        </w:r>
-        <w:r>
-          <w:rPr>
-            <w:noProof/>
-            <w:webHidden/>
-          </w:rPr>
-          <w:fldChar w:fldCharType="separate"/>
-        </w:r>
-        <w:r>
-          <w:rPr>
-            <w:noProof/>
-            <w:webHidden/>
-          </w:rPr>
-          <w:t>8</w:t>
-        </w:r>
-        <w:r>
-          <w:rPr>
-            <w:noProof/>
-            <w:webHidden/>
-          </w:rPr>
-          <w:fldChar w:fldCharType="end"/>
-        </w:r>
-      </w:hyperlink>
-    </w:p>
-    <w:p>
-      <w:pPr>
-        <w:pStyle w:val="TOC2"/>
-        <w:tabs>
-          <w:tab w:val="right" w:leader="dot" w:pos="10450"/>
-        </w:tabs>
-        <w:rPr>
-          <w:rFonts w:eastAsiaTheme="minorEastAsia"/>
-          <w:noProof/>
-          <w:sz w:val="24"/>
-        </w:rPr>
-      </w:pPr>
-      <w:hyperlink w:anchor="_Toc224661369" w:history="1">
-        <w:r>
-          <w:rPr>
-            <w:rStyle w:val="Hyperlink"/>
-            <w:rFonts w:cstheme="minorHAnsi"/>
-            <w:bCs/>
-            <w:noProof/>
-            <w:lang w:val="en-US"/>
-          </w:rPr>
-          <w:t>2.10 Summary of Findings</w:t>
-        </w:r>
-        <w:r>
-          <w:rPr>
-            <w:noProof/>
-            <w:webHidden/>
-          </w:rPr>
-          <w:tab/>
-        </w:r>
-        <w:r>
-          <w:rPr>
-            <w:noProof/>
-            <w:webHidden/>
-          </w:rPr>
-          <w:fldChar w:fldCharType="begin"/>
-        </w:r>
-        <w:r>
-          <w:rPr>
-            <w:noProof/>
-            <w:webHidden/>
-          </w:rPr>
-          <w:instrText xml:space="preserve"> PAGEREF _Toc224661369 \h </w:instrText>
-        </w:r>
-        <w:r>
-          <w:rPr>
-            <w:noProof/>
-            <w:webHidden/>
-          </w:rPr>
-        </w:r>
-        <w:r>
-          <w:rPr>
-            <w:noProof/>
-            <w:webHidden/>
-          </w:rPr>
-          <w:fldChar w:fldCharType="separate"/>
-        </w:r>
-        <w:r>
-          <w:rPr>
-            <w:noProof/>
-            <w:webHidden/>
-          </w:rPr>
-          <w:t>9</w:t>
-        </w:r>
-        <w:r>
-          <w:rPr>
-            <w:noProof/>
-            <w:webHidden/>
-          </w:rPr>
-          <w:fldChar w:fldCharType="end"/>
-        </w:r>
-      </w:hyperlink>
-    </w:p>
-    <w:p>
-      <w:pPr>
-        <w:pStyle w:val="TOC3"/>
-        <w:tabs>
-          <w:tab w:val="right" w:leader="dot" w:pos="10450"/>
-        </w:tabs>
-        <w:rPr>
-          <w:rFonts w:eastAsiaTheme="minorEastAsia"/>
-          <w:noProof/>
-          <w:sz w:val="24"/>
-        </w:rPr>
-      </w:pPr>
-      <w:hyperlink w:anchor="_Toc224661370" w:history="1">
-        <w:r>
-          <w:rPr>
-            <w:rStyle w:val="Hyperlink"/>
-            <w:bCs/>
-            <w:noProof/>
-          </w:rPr>
-          <w:t>2.1</w:t>
-        </w:r>
-        <w:r>
-          <w:rPr>
-            <w:rStyle w:val="Hyperlink"/>
-            <w:bCs/>
-            <w:noProof/>
-            <w:lang w:val="en-US"/>
-          </w:rPr>
-          <w:t>0</w:t>
-        </w:r>
-        <w:r>
-          <w:rPr>
-            <w:rStyle w:val="Hyperlink"/>
-            <w:bCs/>
-            <w:noProof/>
-          </w:rPr>
-          <w:t>.1 Android APK Application Findings Overview</w:t>
-        </w:r>
-        <w:r>
-          <w:rPr>
-            <w:noProof/>
-            <w:webHidden/>
-          </w:rPr>
-          <w:tab/>
-        </w:r>
-        <w:r>
-          <w:rPr>
-            <w:noProof/>
-            <w:webHidden/>
-          </w:rPr>
-          <w:fldChar w:fldCharType="begin"/>
-        </w:r>
-        <w:r>
-          <w:rPr>
-            <w:noProof/>
-            <w:webHidden/>
-          </w:rPr>
-          <w:instrText xml:space="preserve"> PAGEREF _Toc224661370 \h </w:instrText>
-        </w:r>
-        <w:r>
-          <w:rPr>
-            <w:noProof/>
-            <w:webHidden/>
-          </w:rPr>
-        </w:r>
-        <w:r>
-          <w:rPr>
-            <w:noProof/>
-            <w:webHidden/>
-          </w:rPr>
-          <w:fldChar w:fldCharType="separate"/>
-        </w:r>
-        <w:r>
-          <w:rPr>
-            <w:noProof/>
-            <w:webHidden/>
-          </w:rPr>
-          <w:t>9</w:t>
-        </w:r>
-        <w:r>
-          <w:rPr>
-            <w:noProof/>
-            <w:webHidden/>
-          </w:rPr>
-          <w:fldChar w:fldCharType="end"/>
-        </w:r>
-      </w:hyperlink>
-    </w:p>
-    <w:p>
-      <w:pPr>
-        <w:pStyle w:val="TOC3"/>
-        <w:tabs>
-          <w:tab w:val="right" w:leader="dot" w:pos="10450"/>
-        </w:tabs>
-        <w:rPr>
-          <w:rFonts w:eastAsiaTheme="minorEastAsia"/>
-          <w:noProof/>
-          <w:sz w:val="24"/>
-        </w:rPr>
-      </w:pPr>
-      <w:hyperlink w:anchor="_Toc224661371" w:history="1">
-        <w:r>
-          <w:rPr>
-            <w:rStyle w:val="Hyperlink"/>
-            <w:bCs/>
-            <w:noProof/>
-          </w:rPr>
-          <w:t>2.1</w:t>
-        </w:r>
-        <w:r>
-          <w:rPr>
-            <w:rStyle w:val="Hyperlink"/>
-            <w:bCs/>
-            <w:noProof/>
-            <w:lang w:val="en-US"/>
-          </w:rPr>
-          <w:t>0</w:t>
-        </w:r>
-        <w:r>
-          <w:rPr>
-            <w:rStyle w:val="Hyperlink"/>
-            <w:bCs/>
-            <w:noProof/>
-          </w:rPr>
-          <w:t>.2 IOS IPA Application Findings Overview</w:t>
-        </w:r>
-        <w:r>
-          <w:rPr>
-            <w:noProof/>
-            <w:webHidden/>
-          </w:rPr>
-          <w:tab/>
-        </w:r>
-        <w:r>
-          <w:rPr>
-            <w:noProof/>
-            <w:webHidden/>
-          </w:rPr>
-          <w:fldChar w:fldCharType="begin"/>
-        </w:r>
-        <w:r>
-          <w:rPr>
-            <w:noProof/>
-            <w:webHidden/>
-          </w:rPr>
-          <w:instrText xml:space="preserve"> PAGEREF _Toc224661371 \h </w:instrText>
-        </w:r>
-        <w:r>
-          <w:rPr>
-            <w:noProof/>
-            <w:webHidden/>
-          </w:rPr>
-        </w:r>
-        <w:r>
-          <w:rPr>
-            <w:noProof/>
-            <w:webHidden/>
-          </w:rPr>
-          <w:fldChar w:fldCharType="separate"/>
-        </w:r>
-        <w:r>
-          <w:rPr>
-            <w:noProof/>
-            <w:webHidden/>
-          </w:rPr>
-          <w:t>9</w:t>
-        </w:r>
-        <w:r>
-          <w:rPr>
-            <w:noProof/>
-            <w:webHidden/>
-          </w:rPr>
-          <w:fldChar w:fldCharType="end"/>
-        </w:r>
-      </w:hyperlink>
-    </w:p>
-    <w:p>
-      <w:pPr>
-        <w:pStyle w:val="TOC3"/>
-        <w:tabs>
-          <w:tab w:val="right" w:leader="dot" w:pos="10450"/>
-        </w:tabs>
-        <w:rPr>
-          <w:rFonts w:eastAsiaTheme="minorEastAsia"/>
-          <w:noProof/>
-          <w:sz w:val="24"/>
-        </w:rPr>
-      </w:pPr>
-      <w:hyperlink w:anchor="_Toc224661372" w:history="1">
-        <w:r>
-          <w:rPr>
-            <w:rStyle w:val="Hyperlink"/>
-            <w:bCs/>
-            <w:noProof/>
-          </w:rPr>
-          <w:t>2.1</w:t>
-        </w:r>
-        <w:r>
-          <w:rPr>
-            <w:rStyle w:val="Hyperlink"/>
-            <w:bCs/>
-            <w:noProof/>
-            <w:lang w:val="en-US"/>
-          </w:rPr>
-          <w:t>0</w:t>
-        </w:r>
-        <w:r>
-          <w:rPr>
-            <w:rStyle w:val="Hyperlink"/>
-            <w:bCs/>
-            <w:noProof/>
-          </w:rPr>
-          <w:t xml:space="preserve">.2 </w:t>
-        </w:r>
-        <w:r>
-          <w:rPr>
-            <w:rStyle w:val="Hyperlink"/>
-            <w:bCs/>
-            <w:noProof/>
-            <w:lang w:val="en-US"/>
-          </w:rPr>
-          <w:t>API</w:t>
-        </w:r>
-        <w:r>
-          <w:rPr>
-            <w:rStyle w:val="Hyperlink"/>
-            <w:bCs/>
-            <w:noProof/>
-          </w:rPr>
-          <w:t xml:space="preserve"> Findings Overview</w:t>
-        </w:r>
-        <w:r>
-          <w:rPr>
-            <w:noProof/>
-            <w:webHidden/>
-          </w:rPr>
-          <w:tab/>
-        </w:r>
-        <w:r>
-          <w:rPr>
-            <w:noProof/>
-            <w:webHidden/>
-          </w:rPr>
-          <w:fldChar w:fldCharType="begin"/>
-        </w:r>
-        <w:r>
-          <w:rPr>
-            <w:noProof/>
-            <w:webHidden/>
-          </w:rPr>
-          <w:instrText xml:space="preserve"> PAGEREF _Toc224661372 \h </w:instrText>
-        </w:r>
-        <w:r>
-          <w:rPr>
-            <w:noProof/>
-            <w:webHidden/>
-          </w:rPr>
-        </w:r>
-        <w:r>
-          <w:rPr>
-            <w:noProof/>
-            <w:webHidden/>
-          </w:rPr>
-          <w:fldChar w:fldCharType="separate"/>
-        </w:r>
-        <w:r>
-          <w:rPr>
-            <w:noProof/>
-            <w:webHidden/>
-          </w:rPr>
-          <w:t>10</w:t>
-        </w:r>
-        <w:r>
-          <w:rPr>
-            <w:noProof/>
-            <w:webHidden/>
-          </w:rPr>
-          <w:fldChar w:fldCharType="end"/>
-        </w:r>
-      </w:hyperlink>
-    </w:p>
-    <w:p>
-      <w:pPr>
-        <w:pStyle w:val="TOC1"/>
-        <w:tabs>
-          <w:tab w:val="right" w:leader="dot" w:pos="10450"/>
-        </w:tabs>
-        <w:rPr>
-          <w:rFonts w:eastAsiaTheme="minorEastAsia"/>
-          <w:noProof/>
-          <w:sz w:val="24"/>
-        </w:rPr>
-      </w:pPr>
-      <w:hyperlink w:anchor="_Toc224661373" w:history="1">
-        <w:r>
-          <w:rPr>
-            <w:rStyle w:val="Hyperlink"/>
-            <w:rFonts w:cstheme="minorHAnsi"/>
-            <w:bCs/>
-            <w:noProof/>
-            <w:lang w:val="en-US"/>
-          </w:rPr>
-          <w:t>3.0 Project Description</w:t>
-        </w:r>
-        <w:r>
-          <w:rPr>
-            <w:noProof/>
-            <w:webHidden/>
-          </w:rPr>
-          <w:tab/>
-        </w:r>
-        <w:r>
-          <w:rPr>
-            <w:noProof/>
-            <w:webHidden/>
-          </w:rPr>
-          <w:fldChar w:fldCharType="begin"/>
-        </w:r>
-        <w:r>
-          <w:rPr>
-            <w:noProof/>
-            <w:webHidden/>
-          </w:rPr>
-          <w:instrText xml:space="preserve"> PAGEREF _Toc224661373 \h </w:instrText>
-        </w:r>
-        <w:r>
-          <w:rPr>
-            <w:noProof/>
-            <w:webHidden/>
-          </w:rPr>
-        </w:r>
-        <w:r>
-          <w:rPr>
-            <w:noProof/>
-            <w:webHidden/>
-          </w:rPr>
-          <w:fldChar w:fldCharType="separate"/>
-        </w:r>
-        <w:r>
-          <w:rPr>
-            <w:noProof/>
-            <w:webHidden/>
-          </w:rPr>
-          <w:t>11</w:t>
-        </w:r>
-        <w:r>
-          <w:rPr>
-            <w:noProof/>
-            <w:webHidden/>
-          </w:rPr>
-          <w:fldChar w:fldCharType="end"/>
-        </w:r>
-      </w:hyperlink>
-    </w:p>
-    <w:p>
-      <w:pPr>
-        <w:pStyle w:val="TOC2"/>
-        <w:tabs>
-          <w:tab w:val="right" w:leader="dot" w:pos="10450"/>
-        </w:tabs>
-        <w:rPr>
-          <w:rFonts w:eastAsiaTheme="minorEastAsia"/>
-          <w:noProof/>
-          <w:sz w:val="24"/>
-        </w:rPr>
-      </w:pPr>
-      <w:hyperlink w:anchor="_Toc224661374" w:history="1">
-        <w:r>
-          <w:rPr>
-            <w:rStyle w:val="Hyperlink"/>
-            <w:rFonts w:cstheme="minorHAnsi"/>
-            <w:bCs/>
-            <w:noProof/>
-            <w:lang w:val="en-US"/>
-          </w:rPr>
-          <w:t>3.1 Scope of work</w:t>
-        </w:r>
-        <w:r>
-          <w:rPr>
-            <w:noProof/>
-            <w:webHidden/>
-          </w:rPr>
-          <w:tab/>
-        </w:r>
-        <w:r>
-          <w:rPr>
-            <w:noProof/>
-            <w:webHidden/>
-          </w:rPr>
-          <w:fldChar w:fldCharType="begin"/>
-        </w:r>
-        <w:r>
-          <w:rPr>
-            <w:noProof/>
-            <w:webHidden/>
-          </w:rPr>
-          <w:instrText xml:space="preserve"> PAGEREF _Toc224661374 \h </w:instrText>
-        </w:r>
-        <w:r>
-          <w:rPr>
-            <w:noProof/>
-            <w:webHidden/>
-          </w:rPr>
-        </w:r>
-        <w:r>
-          <w:rPr>
-            <w:noProof/>
-            <w:webHidden/>
-          </w:rPr>
-          <w:fldChar w:fldCharType="separate"/>
-        </w:r>
-        <w:r>
-          <w:rPr>
-            <w:noProof/>
-            <w:webHidden/>
-          </w:rPr>
-          <w:t>11</w:t>
-        </w:r>
-        <w:r>
-          <w:rPr>
-            <w:noProof/>
-            <w:webHidden/>
-          </w:rPr>
-          <w:fldChar w:fldCharType="end"/>
-        </w:r>
-      </w:hyperlink>
-    </w:p>
-    <w:p>
-      <w:pPr>
-        <w:pStyle w:val="TOC3"/>
-        <w:tabs>
-          <w:tab w:val="right" w:leader="dot" w:pos="10450"/>
-        </w:tabs>
-        <w:rPr>
-          <w:rFonts w:eastAsiaTheme="minorEastAsia"/>
-          <w:noProof/>
-          <w:sz w:val="24"/>
-        </w:rPr>
-      </w:pPr>
-      <w:hyperlink w:anchor="_Toc224661375" w:history="1">
-        <w:r>
-          <w:rPr>
-            <w:rStyle w:val="Hyperlink"/>
-            <w:rFonts w:cstheme="minorHAnsi"/>
-            <w:noProof/>
-            <w:lang w:val="en-US"/>
-          </w:rPr>
-          <w:t>3.1.1 Testing Scope</w:t>
-        </w:r>
-        <w:r>
-          <w:rPr>
-            <w:noProof/>
-            <w:webHidden/>
-          </w:rPr>
-          <w:tab/>
-        </w:r>
-        <w:r>
-          <w:rPr>
-            <w:noProof/>
-            <w:webHidden/>
-          </w:rPr>
-          <w:fldChar w:fldCharType="begin"/>
-        </w:r>
-        <w:r>
-          <w:rPr>
-            <w:noProof/>
-            <w:webHidden/>
-          </w:rPr>
-          <w:instrText xml:space="preserve"> PAGEREF _Toc224661375 \h </w:instrText>
-        </w:r>
-        <w:r>
-          <w:rPr>
-            <w:noProof/>
-            <w:webHidden/>
-          </w:rPr>
-        </w:r>
-        <w:r>
-          <w:rPr>
-            <w:noProof/>
-            <w:webHidden/>
-          </w:rPr>
-          <w:fldChar w:fldCharType="separate"/>
-        </w:r>
-        <w:r>
-          <w:rPr>
-            <w:noProof/>
-            <w:webHidden/>
-          </w:rPr>
-          <w:t>11</w:t>
-        </w:r>
-        <w:r>
-          <w:rPr>
-            <w:noProof/>
-            <w:webHidden/>
-          </w:rPr>
-          <w:fldChar w:fldCharType="end"/>
-        </w:r>
-      </w:hyperlink>
-    </w:p>
-    <w:p>
-      <w:pPr>
-        <w:pStyle w:val="TOC3"/>
-        <w:tabs>
-          <w:tab w:val="right" w:leader="dot" w:pos="10450"/>
-        </w:tabs>
-        <w:rPr>
-          <w:rFonts w:eastAsiaTheme="minorEastAsia"/>
-          <w:noProof/>
-          <w:sz w:val="24"/>
-        </w:rPr>
-      </w:pPr>
-      <w:hyperlink w:anchor="_Toc224661376" w:history="1">
-        <w:r>
-          <w:rPr>
-            <w:rStyle w:val="Hyperlink"/>
-            <w:rFonts w:cstheme="minorHAnsi"/>
-            <w:noProof/>
-          </w:rPr>
-          <w:t xml:space="preserve">3.1.2 </w:t>
-        </w:r>
-        <w:r>
-          <w:rPr>
-            <w:rStyle w:val="Hyperlink"/>
-            <w:rFonts w:cstheme="minorHAnsi"/>
-            <w:bCs/>
-            <w:noProof/>
-          </w:rPr>
-          <w:t>Scope Functions</w:t>
-        </w:r>
-        <w:r>
-          <w:rPr>
-            <w:noProof/>
-            <w:webHidden/>
-          </w:rPr>
-          <w:tab/>
-        </w:r>
-        <w:r>
-          <w:rPr>
-            <w:noProof/>
-            <w:webHidden/>
-          </w:rPr>
-          <w:fldChar w:fldCharType="begin"/>
-        </w:r>
-        <w:r>
-          <w:rPr>
-            <w:noProof/>
-            <w:webHidden/>
-          </w:rPr>
-          <w:instrText xml:space="preserve"> PAGEREF _Toc224661376 \h </w:instrText>
-        </w:r>
-        <w:r>
-          <w:rPr>
-            <w:noProof/>
-            <w:webHidden/>
-          </w:rPr>
-        </w:r>
-        <w:r>
-          <w:rPr>
-            <w:noProof/>
-            <w:webHidden/>
-          </w:rPr>
-          <w:fldChar w:fldCharType="separate"/>
-        </w:r>
-        <w:r>
-          <w:rPr>
-            <w:noProof/>
-            <w:webHidden/>
-          </w:rPr>
-          <w:t>11</w:t>
-        </w:r>
-        <w:r>
-          <w:rPr>
-            <w:noProof/>
-            <w:webHidden/>
-          </w:rPr>
-          <w:fldChar w:fldCharType="end"/>
-        </w:r>
-      </w:hyperlink>
-    </w:p>
-    <w:p>
-      <w:pPr>
-        <w:pStyle w:val="TOC3"/>
-        <w:tabs>
-          <w:tab w:val="right" w:leader="dot" w:pos="10450"/>
-        </w:tabs>
-        <w:rPr>
-          <w:rFonts w:eastAsiaTheme="minorEastAsia"/>
-          <w:noProof/>
-          <w:sz w:val="24"/>
-        </w:rPr>
-      </w:pPr>
-      <w:hyperlink w:anchor="_Toc224661377" w:history="1">
-        <w:r>
-          <w:rPr>
-            <w:rStyle w:val="Hyperlink"/>
-            <w:rFonts w:cstheme="minorHAnsi"/>
-            <w:noProof/>
-          </w:rPr>
-          <w:t xml:space="preserve">3.1.3 </w:t>
-        </w:r>
-        <w:r>
-          <w:rPr>
-            <w:rStyle w:val="Hyperlink"/>
-            <w:rFonts w:cstheme="minorHAnsi"/>
-            <w:bCs/>
-            <w:noProof/>
-          </w:rPr>
-          <w:t>Provided Credentials</w:t>
-        </w:r>
-        <w:r>
-          <w:rPr>
-            <w:noProof/>
-            <w:webHidden/>
-          </w:rPr>
-          <w:tab/>
-        </w:r>
-        <w:r>
-          <w:rPr>
-            <w:noProof/>
-            <w:webHidden/>
-          </w:rPr>
-          <w:fldChar w:fldCharType="begin"/>
-        </w:r>
-        <w:r>
-          <w:rPr>
-            <w:noProof/>
-            <w:webHidden/>
-          </w:rPr>
-          <w:instrText xml:space="preserve"> PAGEREF _Toc224661377 \h </w:instrText>
-        </w:r>
-        <w:r>
-          <w:rPr>
-            <w:noProof/>
-            <w:webHidden/>
-          </w:rPr>
-        </w:r>
-        <w:r>
-          <w:rPr>
-            <w:noProof/>
-            <w:webHidden/>
-          </w:rPr>
-          <w:fldChar w:fldCharType="separate"/>
-        </w:r>
-        <w:r>
-          <w:rPr>
-            <w:noProof/>
-            <w:webHidden/>
-          </w:rPr>
-          <w:t>11</w:t>
-        </w:r>
-        <w:r>
-          <w:rPr>
-            <w:noProof/>
-            <w:webHidden/>
-          </w:rPr>
-          <w:fldChar w:fldCharType="end"/>
-        </w:r>
-      </w:hyperlink>
-    </w:p>
-    <w:p>
-      <w:pPr>
-        <w:pStyle w:val="TOC2"/>
-        <w:tabs>
-          <w:tab w:val="right" w:leader="dot" w:pos="10450"/>
-        </w:tabs>
-        <w:rPr>
-          <w:rFonts w:eastAsiaTheme="minorEastAsia"/>
-          <w:noProof/>
-          <w:sz w:val="24"/>
-        </w:rPr>
-      </w:pPr>
-      <w:hyperlink w:anchor="_Toc224661378" w:history="1">
-        <w:r>
-          <w:rPr>
-            <w:rStyle w:val="Hyperlink"/>
-            <w:noProof/>
-            <w:lang w:val="en-US"/>
-          </w:rPr>
-          <w:t>3.2 Testing Constraints and Limitations</w:t>
-        </w:r>
-        <w:r>
-          <w:rPr>
-            <w:noProof/>
-            <w:webHidden/>
-          </w:rPr>
-          <w:tab/>
-        </w:r>
-        <w:r>
-          <w:rPr>
-            <w:noProof/>
-            <w:webHidden/>
-          </w:rPr>
-          <w:fldChar w:fldCharType="begin"/>
-        </w:r>
-        <w:r>
-          <w:rPr>
-            <w:noProof/>
-            <w:webHidden/>
-          </w:rPr>
-          <w:instrText xml:space="preserve"> PAGEREF _Toc224661378 \h </w:instrText>
-        </w:r>
-        <w:r>
-          <w:rPr>
-            <w:noProof/>
-            <w:webHidden/>
-          </w:rPr>
-        </w:r>
-        <w:r>
-          <w:rPr>
-            <w:noProof/>
-            <w:webHidden/>
-          </w:rPr>
-          <w:fldChar w:fldCharType="separate"/>
-        </w:r>
-        <w:r>
-          <w:rPr>
-            <w:noProof/>
-            <w:webHidden/>
-          </w:rPr>
-          <w:t>12</w:t>
-        </w:r>
-        <w:r>
-          <w:rPr>
-            <w:noProof/>
-            <w:webHidden/>
-          </w:rPr>
-          <w:fldChar w:fldCharType="end"/>
-        </w:r>
-      </w:hyperlink>
-    </w:p>
-    <w:p>
-      <w:pPr>
-        <w:pStyle w:val="TOC2"/>
-        <w:tabs>
-          <w:tab w:val="right" w:leader="dot" w:pos="10450"/>
-        </w:tabs>
-        <w:rPr>
-          <w:rFonts w:eastAsiaTheme="minorEastAsia"/>
-          <w:noProof/>
-          <w:sz w:val="24"/>
-        </w:rPr>
-      </w:pPr>
-      <w:hyperlink w:anchor="_Toc224661379" w:history="1">
-        <w:r>
-          <w:rPr>
-            <w:rStyle w:val="Hyperlink"/>
-            <w:rFonts w:cstheme="minorHAnsi"/>
-            <w:bCs/>
-            <w:noProof/>
-            <w:lang w:val="en-US"/>
-          </w:rPr>
-          <w:t>3.3 Report Organization</w:t>
-        </w:r>
-        <w:r>
-          <w:rPr>
-            <w:noProof/>
-            <w:webHidden/>
-          </w:rPr>
-          <w:tab/>
-        </w:r>
-        <w:r>
-          <w:rPr>
-            <w:noProof/>
-            <w:webHidden/>
-          </w:rPr>
-          <w:fldChar w:fldCharType="begin"/>
-        </w:r>
-        <w:r>
-          <w:rPr>
-            <w:noProof/>
-            <w:webHidden/>
-          </w:rPr>
-          <w:instrText xml:space="preserve"> PAGEREF _Toc224661379 \h </w:instrText>
-        </w:r>
-        <w:r>
-          <w:rPr>
-            <w:noProof/>
-            <w:webHidden/>
-          </w:rPr>
-        </w:r>
-        <w:r>
-          <w:rPr>
-            <w:noProof/>
-            <w:webHidden/>
-          </w:rPr>
-          <w:fldChar w:fldCharType="separate"/>
-        </w:r>
-        <w:r>
-          <w:rPr>
-            <w:noProof/>
-            <w:webHidden/>
-          </w:rPr>
-          <w:t>12</w:t>
-        </w:r>
-        <w:r>
-          <w:rPr>
-            <w:noProof/>
-            <w:webHidden/>
-          </w:rPr>
-          <w:fldChar w:fldCharType="end"/>
-        </w:r>
-      </w:hyperlink>
-    </w:p>
-    <w:p>
-      <w:pPr>
-        <w:pStyle w:val="TOC1"/>
-        <w:tabs>
-          <w:tab w:val="right" w:leader="dot" w:pos="10450"/>
-        </w:tabs>
-        <w:rPr>
-          <w:rFonts w:eastAsiaTheme="minorEastAsia"/>
-          <w:noProof/>
-          <w:sz w:val="24"/>
-        </w:rPr>
-      </w:pPr>
-      <w:hyperlink w:anchor="_Toc224661380" w:history="1">
-        <w:r>
-          <w:rPr>
-            <w:rStyle w:val="Hyperlink"/>
-            <w:rFonts w:cstheme="minorHAnsi"/>
-            <w:bCs/>
-            <w:noProof/>
-            <w:lang w:val="en-US"/>
-          </w:rPr>
-          <w:t>4.0 Check List</w:t>
-        </w:r>
-        <w:r>
-          <w:rPr>
-            <w:noProof/>
-            <w:webHidden/>
-          </w:rPr>
-          <w:tab/>
-        </w:r>
-        <w:r>
-          <w:rPr>
-            <w:noProof/>
-            <w:webHidden/>
-          </w:rPr>
-          <w:fldChar w:fldCharType="begin"/>
-        </w:r>
-        <w:r>
-          <w:rPr>
-            <w:noProof/>
-            <w:webHidden/>
-          </w:rPr>
-          <w:instrText xml:space="preserve"> PAGEREF _Toc224661380 \h </w:instrText>
-        </w:r>
-        <w:r>
-          <w:rPr>
-            <w:noProof/>
-            <w:webHidden/>
-          </w:rPr>
-        </w:r>
-        <w:r>
-          <w:rPr>
-            <w:noProof/>
-            <w:webHidden/>
-          </w:rPr>
-          <w:fldChar w:fldCharType="separate"/>
-        </w:r>
-        <w:r>
-          <w:rPr>
-            <w:noProof/>
-            <w:webHidden/>
-          </w:rPr>
-          <w:t>13</w:t>
-        </w:r>
-        <w:r>
-          <w:rPr>
-            <w:noProof/>
-            <w:webHidden/>
-          </w:rPr>
-          <w:fldChar w:fldCharType="end"/>
-        </w:r>
-      </w:hyperlink>
-    </w:p>
-    <w:p>
-      <w:pPr>
-        <w:pStyle w:val="TOC2"/>
-        <w:tabs>
-          <w:tab w:val="right" w:leader="dot" w:pos="10450"/>
-        </w:tabs>
-        <w:rPr>
-          <w:rFonts w:eastAsiaTheme="minorEastAsia"/>
-          <w:noProof/>
-          <w:sz w:val="24"/>
-        </w:rPr>
-      </w:pPr>
-      <w:hyperlink w:anchor="_Toc224661381" w:history="1">
-        <w:r>
-          <w:rPr>
-            <w:rStyle w:val="Hyperlink"/>
-            <w:rFonts w:cstheme="minorHAnsi"/>
-            <w:bCs/>
-            <w:noProof/>
-            <w:lang w:val="en-US"/>
-          </w:rPr>
-          <w:t xml:space="preserve">4.1 </w:t>
-        </w:r>
-        <w:r>
-          <w:rPr>
-            <w:rStyle w:val="Hyperlink"/>
-            <w:rFonts w:cstheme="minorHAnsi"/>
-            <w:bCs/>
-            <w:noProof/>
-          </w:rPr>
-          <w:t xml:space="preserve">iSec </w:t>
-        </w:r>
-        <w:r>
-          <w:rPr>
-            <w:rStyle w:val="Hyperlink"/>
-            <w:rFonts w:cstheme="minorHAnsi"/>
-            <w:bCs/>
-            <w:noProof/>
-            <w:lang w:val="en-US"/>
-          </w:rPr>
-          <w:t>Mobile</w:t>
-        </w:r>
-        <w:r>
-          <w:rPr>
-            <w:rStyle w:val="Hyperlink"/>
-            <w:rFonts w:cstheme="minorHAnsi"/>
-            <w:bCs/>
-            <w:noProof/>
-          </w:rPr>
-          <w:t xml:space="preserve"> Penetration Testing Checklist</w:t>
-        </w:r>
-        <w:r>
-          <w:rPr>
-            <w:noProof/>
-            <w:webHidden/>
-          </w:rPr>
-          <w:tab/>
-        </w:r>
-        <w:r>
-          <w:rPr>
-            <w:noProof/>
-            <w:webHidden/>
-          </w:rPr>
-          <w:fldChar w:fldCharType="begin"/>
-        </w:r>
-        <w:r>
-          <w:rPr>
-            <w:noProof/>
-            <w:webHidden/>
-          </w:rPr>
-          <w:instrText xml:space="preserve"> PAGEREF _Toc224661381 \h </w:instrText>
-        </w:r>
-        <w:r>
-          <w:rPr>
-            <w:noProof/>
-            <w:webHidden/>
-          </w:rPr>
-        </w:r>
-        <w:r>
-          <w:rPr>
-            <w:noProof/>
-            <w:webHidden/>
-          </w:rPr>
-          <w:fldChar w:fldCharType="separate"/>
-        </w:r>
-        <w:r>
-          <w:rPr>
-            <w:noProof/>
-            <w:webHidden/>
-          </w:rPr>
-          <w:t>13</w:t>
-        </w:r>
-        <w:r>
-          <w:rPr>
-            <w:noProof/>
-            <w:webHidden/>
-          </w:rPr>
-          <w:fldChar w:fldCharType="end"/>
-        </w:r>
-      </w:hyperlink>
-    </w:p>
-    <w:p>
-      <w:pPr>
-        <w:pStyle w:val="TOC2"/>
-        <w:tabs>
-          <w:tab w:val="right" w:leader="dot" w:pos="10450"/>
-        </w:tabs>
-        <w:rPr>
-          <w:rFonts w:eastAsiaTheme="minorEastAsia"/>
-          <w:noProof/>
-          <w:sz w:val="24"/>
-        </w:rPr>
-      </w:pPr>
-      <w:hyperlink w:anchor="_Toc224661382" w:history="1">
-        <w:r>
-          <w:rPr>
-            <w:rStyle w:val="Hyperlink"/>
-            <w:rFonts w:cstheme="minorHAnsi"/>
-            <w:bCs/>
-            <w:noProof/>
-            <w:lang w:val="en-US"/>
-          </w:rPr>
-          <w:t>4.2 OWASP Mobile Top 10 Check List</w:t>
-        </w:r>
-        <w:r>
-          <w:rPr>
-            <w:noProof/>
-            <w:webHidden/>
-          </w:rPr>
-          <w:tab/>
-        </w:r>
-        <w:r>
-          <w:rPr>
-            <w:noProof/>
-            <w:webHidden/>
-          </w:rPr>
-          <w:fldChar w:fldCharType="begin"/>
-        </w:r>
-        <w:r>
-          <w:rPr>
-            <w:noProof/>
-            <w:webHidden/>
-          </w:rPr>
-          <w:instrText xml:space="preserve"> PAGEREF _Toc224661382 \h </w:instrText>
-        </w:r>
-        <w:r>
-          <w:rPr>
-            <w:noProof/>
-            <w:webHidden/>
-          </w:rPr>
-        </w:r>
-        <w:r>
-          <w:rPr>
-            <w:noProof/>
-            <w:webHidden/>
-          </w:rPr>
-          <w:fldChar w:fldCharType="separate"/>
-        </w:r>
-        <w:r>
-          <w:rPr>
-            <w:noProof/>
-            <w:webHidden/>
-          </w:rPr>
-          <w:t>15</w:t>
-        </w:r>
-        <w:r>
-          <w:rPr>
-            <w:noProof/>
-            <w:webHidden/>
-          </w:rPr>
-          <w:fldChar w:fldCharType="end"/>
-        </w:r>
-      </w:hyperlink>
-    </w:p>
-    <w:p>
-      <w:pPr>
-        <w:pStyle w:val="TOC2"/>
-        <w:tabs>
-          <w:tab w:val="right" w:leader="dot" w:pos="10450"/>
-        </w:tabs>
-        <w:rPr>
-          <w:rFonts w:eastAsiaTheme="minorEastAsia"/>
-          <w:noProof/>
-          <w:sz w:val="24"/>
-        </w:rPr>
-      </w:pPr>
-      <w:hyperlink w:anchor="_Toc224661383" w:history="1">
-        <w:r>
-          <w:rPr>
-            <w:rStyle w:val="Hyperlink"/>
-            <w:rFonts w:cstheme="minorHAnsi"/>
-            <w:bCs/>
-            <w:noProof/>
-            <w:lang w:val="en-US"/>
-          </w:rPr>
-          <w:t>4.3 OWASP API Top 10 Check List</w:t>
-        </w:r>
-        <w:r>
-          <w:rPr>
-            <w:noProof/>
-            <w:webHidden/>
-          </w:rPr>
-          <w:tab/>
-        </w:r>
-        <w:r>
-          <w:rPr>
-            <w:noProof/>
-            <w:webHidden/>
-          </w:rPr>
-          <w:fldChar w:fldCharType="begin"/>
-        </w:r>
-        <w:r>
-          <w:rPr>
-            <w:noProof/>
-            <w:webHidden/>
-          </w:rPr>
-          <w:instrText xml:space="preserve"> PAGEREF _Toc224661383 \h </w:instrText>
-        </w:r>
-        <w:r>
-          <w:rPr>
-            <w:noProof/>
-            <w:webHidden/>
-          </w:rPr>
-        </w:r>
-        <w:r>
-          <w:rPr>
-            <w:noProof/>
-            <w:webHidden/>
-          </w:rPr>
-          <w:fldChar w:fldCharType="separate"/>
-        </w:r>
-        <w:r>
-          <w:rPr>
-            <w:noProof/>
-            <w:webHidden/>
-          </w:rPr>
-          <w:t>16</w:t>
-        </w:r>
-        <w:r>
-          <w:rPr>
-            <w:noProof/>
-            <w:webHidden/>
-          </w:rPr>
-          <w:fldChar w:fldCharType="end"/>
-        </w:r>
-      </w:hyperlink>
-    </w:p>
-    <w:p>
-      <w:pPr>
-        <w:pStyle w:val="TOC2"/>
-        <w:tabs>
-          <w:tab w:val="right" w:leader="dot" w:pos="10450"/>
-        </w:tabs>
-        <w:rPr>
-          <w:rFonts w:eastAsiaTheme="minorEastAsia"/>
-          <w:noProof/>
-          <w:sz w:val="24"/>
-        </w:rPr>
-      </w:pPr>
-      <w:hyperlink w:anchor="_Toc224661384" w:history="1">
-        <w:r>
-          <w:rPr>
-            <w:rStyle w:val="Hyperlink"/>
-            <w:rFonts w:cstheme="minorHAnsi"/>
-            <w:bCs/>
-            <w:noProof/>
-            <w:lang w:val="en-US"/>
-          </w:rPr>
-          <w:t>4.4 iSec Role in Remediation Phase</w:t>
-        </w:r>
-        <w:r>
-          <w:rPr>
-            <w:noProof/>
-            <w:webHidden/>
-          </w:rPr>
-          <w:tab/>
-        </w:r>
-        <w:r>
-          <w:rPr>
-            <w:noProof/>
-            <w:webHidden/>
-          </w:rPr>
-          <w:fldChar w:fldCharType="begin"/>
-        </w:r>
-        <w:r>
-          <w:rPr>
-            <w:noProof/>
-            <w:webHidden/>
-          </w:rPr>
-          <w:instrText xml:space="preserve"> PAGEREF _Toc224661384 \h </w:instrText>
-        </w:r>
-        <w:r>
-          <w:rPr>
-            <w:noProof/>
-            <w:webHidden/>
-          </w:rPr>
-        </w:r>
-        <w:r>
-          <w:rPr>
-            <w:noProof/>
-            <w:webHidden/>
-          </w:rPr>
-          <w:fldChar w:fldCharType="separate"/>
-        </w:r>
-        <w:r>
-          <w:rPr>
-            <w:noProof/>
-            <w:webHidden/>
-          </w:rPr>
-          <w:t>17</w:t>
-        </w:r>
-        <w:r>
-          <w:rPr>
-            <w:noProof/>
-            <w:webHidden/>
-          </w:rPr>
-          <w:fldChar w:fldCharType="end"/>
-        </w:r>
-      </w:hyperlink>
-    </w:p>
-    <w:p>
-      <w:pPr>
-        <w:pStyle w:val="TOC1"/>
-        <w:tabs>
-          <w:tab w:val="right" w:leader="dot" w:pos="10450"/>
-        </w:tabs>
-        <w:rPr>
-          <w:rFonts w:eastAsiaTheme="minorEastAsia"/>
-          <w:noProof/>
-          <w:sz w:val="24"/>
-        </w:rPr>
-      </w:pPr>
-      <w:hyperlink w:anchor="_Toc224661385" w:history="1">
-        <w:r>
-          <w:rPr>
-            <w:rStyle w:val="Hyperlink"/>
-            <w:rFonts w:cstheme="minorHAnsi"/>
-            <w:bCs/>
-            <w:noProof/>
-            <w:lang w:val="en-US"/>
-          </w:rPr>
-          <w:t>5.0 Vulnerability Findings</w:t>
-        </w:r>
-        <w:r>
-          <w:rPr>
-            <w:noProof/>
-            <w:webHidden/>
-          </w:rPr>
-          <w:tab/>
-        </w:r>
-        <w:r>
-          <w:rPr>
-            <w:noProof/>
-            <w:webHidden/>
-          </w:rPr>
-          <w:fldChar w:fldCharType="begin"/>
-        </w:r>
-        <w:r>
-          <w:rPr>
-            <w:noProof/>
-            <w:webHidden/>
-          </w:rPr>
-          <w:instrText xml:space="preserve"> PAGEREF _Toc224661385 \h </w:instrText>
-        </w:r>
-        <w:r>
-          <w:rPr>
-            <w:noProof/>
-            <w:webHidden/>
-          </w:rPr>
-        </w:r>
-        <w:r>
-          <w:rPr>
-            <w:noProof/>
-            <w:webHidden/>
-          </w:rPr>
-          <w:fldChar w:fldCharType="separate"/>
-        </w:r>
-        <w:r>
-          <w:rPr>
-            <w:noProof/>
-            <w:webHidden/>
-          </w:rPr>
-          <w:t>18</w:t>
-        </w:r>
-        <w:r>
-          <w:rPr>
-            <w:noProof/>
-            <w:webHidden/>
-          </w:rPr>
-          <w:fldChar w:fldCharType="end"/>
-        </w:r>
-      </w:hyperlink>
-    </w:p>
-    <w:p>
-      <w:pPr>
-        <w:pStyle w:val="TOC2"/>
-        <w:tabs>
-          <w:tab w:val="right" w:leader="dot" w:pos="10450"/>
-        </w:tabs>
-        <w:rPr>
-          <w:rFonts w:eastAsiaTheme="minorEastAsia"/>
-          <w:noProof/>
-          <w:sz w:val="24"/>
-        </w:rPr>
-      </w:pPr>
-      <w:hyperlink w:anchor="_Toc224661386" w:history="1">
-        <w:r>
-          <w:rPr>
-            <w:rStyle w:val="Hyperlink"/>
-            <w:rFonts w:cstheme="minorHAnsi"/>
-            <w:bCs/>
-            <w:noProof/>
-            <w:lang w:val="en-US"/>
-          </w:rPr>
-          <w:t xml:space="preserve">5.1 </w:t>
-        </w:r>
-        <w:r>
-          <w:rPr>
-            <w:rStyle w:val="Hyperlink"/>
-            <w:rFonts w:ascii="Calibri" w:hAnsi="Calibri" w:cs="Calibri"/>
-            <w:bCs/>
-            <w:noProof/>
-          </w:rPr>
-          <w:t>Android Application Findings</w:t>
-        </w:r>
-        <w:r>
-          <w:rPr>
-            <w:noProof/>
-            <w:webHidden/>
-          </w:rPr>
-          <w:tab/>
-        </w:r>
-        <w:r>
-          <w:rPr>
-            <w:noProof/>
-            <w:webHidden/>
-          </w:rPr>
-          <w:fldChar w:fldCharType="begin"/>
-        </w:r>
-        <w:r>
-          <w:rPr>
-            <w:noProof/>
-            <w:webHidden/>
-          </w:rPr>
-          <w:instrText xml:space="preserve"> PAGEREF _Toc224661386 \h </w:instrText>
-        </w:r>
-        <w:r>
-          <w:rPr>
-            <w:noProof/>
-            <w:webHidden/>
-          </w:rPr>
-        </w:r>
-        <w:r>
-          <w:rPr>
-            <w:noProof/>
-            <w:webHidden/>
-          </w:rPr>
-          <w:fldChar w:fldCharType="separate"/>
-        </w:r>
-        <w:r>
-          <w:rPr>
-            <w:noProof/>
-            <w:webHidden/>
-          </w:rPr>
-          <w:t>18</w:t>
-        </w:r>
-        <w:r>
-          <w:rPr>
-            <w:noProof/>
-            <w:webHidden/>
-          </w:rPr>
-          <w:fldChar w:fldCharType="end"/>
-        </w:r>
-      </w:hyperlink>
-    </w:p>
-    <w:p>
-      <w:pPr>
-        <w:pStyle w:val="TOC3"/>
-        <w:tabs>
-          <w:tab w:val="right" w:leader="dot" w:pos="10450"/>
-        </w:tabs>
-        <w:rPr>
-          <w:rFonts w:eastAsiaTheme="minorEastAsia"/>
-          <w:noProof/>
-          <w:sz w:val="24"/>
-        </w:rPr>
-      </w:pPr>
-      <w:hyperlink w:anchor="_Toc224661387" w:history="1">
-        <w:r>
-          <w:rPr>
-            <w:rStyle w:val="Hyperlink"/>
-            <w:noProof/>
-            <w:lang w:val="en-US"/>
-          </w:rPr>
-          <w:t xml:space="preserve">5.1.1 </w:t>
-        </w:r>
-        <w:r>
-          <w:rPr>
-            <w:rStyle w:val="Hyperlink"/>
-            <w:noProof/>
-            <w:highlight w:val="yellow"/>
-            <w:lang w:val="en-US"/>
-          </w:rPr>
-          <w:t xml:space="preserve">Finding 1 </w:t>
-        </w:r>
-        <w:r>
-          <w:rPr>
-            <w:rStyle w:val="Hyperlink"/>
-            <w:bCs/>
-            <w:noProof/>
-            <w:highlight w:val="yellow"/>
-          </w:rPr>
-          <w:t>(Un/Shielded)</w:t>
-        </w:r>
-        <w:r>
-          <w:rPr>
-            <w:noProof/>
-            <w:webHidden/>
-          </w:rPr>
-          <w:tab/>
-        </w:r>
-        <w:r>
-          <w:rPr>
-            <w:noProof/>
-            <w:webHidden/>
-          </w:rPr>
-          <w:fldChar w:fldCharType="begin"/>
-        </w:r>
-        <w:r>
-          <w:rPr>
-            <w:noProof/>
-            <w:webHidden/>
-          </w:rPr>
-          <w:instrText xml:space="preserve"> PAGEREF _Toc224661387 \h </w:instrText>
-        </w:r>
-        <w:r>
-          <w:rPr>
-            <w:noProof/>
-            <w:webHidden/>
-          </w:rPr>
-        </w:r>
-        <w:r>
-          <w:rPr>
-            <w:noProof/>
-            <w:webHidden/>
-          </w:rPr>
-          <w:fldChar w:fldCharType="separate"/>
-        </w:r>
-        <w:r>
-          <w:rPr>
-            <w:noProof/>
-            <w:webHidden/>
-          </w:rPr>
-          <w:t>18</w:t>
-        </w:r>
-        <w:r>
-          <w:rPr>
-            <w:noProof/>
-            <w:webHidden/>
-          </w:rPr>
-          <w:fldChar w:fldCharType="end"/>
-        </w:r>
-      </w:hyperlink>
-    </w:p>
-    <w:p>
-      <w:pPr>
-        <w:pStyle w:val="TOC4"/>
-        <w:tabs>
-          <w:tab w:val="right" w:leader="dot" w:pos="10450"/>
-        </w:tabs>
-        <w:rPr>
-          <w:rFonts w:eastAsiaTheme="minorEastAsia"/>
-          <w:noProof/>
-          <w:sz w:val="24"/>
-        </w:rPr>
-      </w:pPr>
-      <w:hyperlink w:anchor="_Toc224661388" w:history="1">
-        <w:r>
-          <w:rPr>
-            <w:rStyle w:val="Hyperlink"/>
-            <w:noProof/>
-            <w:lang w:val="en-US"/>
-          </w:rPr>
-          <w:t>Proof Of Concept</w:t>
-        </w:r>
-        <w:r>
-          <w:rPr>
-            <w:noProof/>
-            <w:webHidden/>
-          </w:rPr>
-          <w:tab/>
-        </w:r>
-        <w:r>
-          <w:rPr>
-            <w:noProof/>
-            <w:webHidden/>
-          </w:rPr>
-          <w:fldChar w:fldCharType="begin"/>
-        </w:r>
-        <w:r>
-          <w:rPr>
-            <w:noProof/>
-            <w:webHidden/>
-          </w:rPr>
-          <w:instrText xml:space="preserve"> PAGEREF _Toc224661388 \h </w:instrText>
-        </w:r>
-        <w:r>
-          <w:rPr>
-            <w:noProof/>
-            <w:webHidden/>
-          </w:rPr>
-        </w:r>
-        <w:r>
-          <w:rPr>
-            <w:noProof/>
-            <w:webHidden/>
-          </w:rPr>
-          <w:fldChar w:fldCharType="separate"/>
-        </w:r>
-        <w:r>
-          <w:rPr>
-            <w:noProof/>
-            <w:webHidden/>
-          </w:rPr>
-          <w:t>19</w:t>
-        </w:r>
-        <w:r>
-          <w:rPr>
-            <w:noProof/>
-            <w:webHidden/>
-          </w:rPr>
-          <w:fldChar w:fldCharType="end"/>
-        </w:r>
-      </w:hyperlink>
-    </w:p>
-    <w:p>
-      <w:pPr>
-        <w:pStyle w:val="TOC3"/>
-        <w:tabs>
-          <w:tab w:val="right" w:leader="dot" w:pos="10450"/>
-        </w:tabs>
-        <w:rPr>
-          <w:rFonts w:eastAsiaTheme="minorEastAsia"/>
-          <w:noProof/>
-          <w:sz w:val="24"/>
-        </w:rPr>
-      </w:pPr>
-      <w:hyperlink w:anchor="_Toc224661389" w:history="1">
-        <w:r>
-          <w:rPr>
-            <w:rStyle w:val="Hyperlink"/>
-            <w:noProof/>
-            <w:lang w:val="en-US"/>
-          </w:rPr>
-          <w:t xml:space="preserve">5.1.2 </w:t>
-        </w:r>
-        <w:r>
-          <w:rPr>
-            <w:rStyle w:val="Hyperlink"/>
-            <w:noProof/>
-            <w:highlight w:val="yellow"/>
-            <w:lang w:val="en-US"/>
-          </w:rPr>
-          <w:t xml:space="preserve">Finding 2 </w:t>
-        </w:r>
-        <w:r>
-          <w:rPr>
-            <w:rStyle w:val="Hyperlink"/>
-            <w:bCs/>
-            <w:noProof/>
-            <w:highlight w:val="yellow"/>
-          </w:rPr>
-          <w:t>(Un/Shielded)</w:t>
-        </w:r>
-        <w:r>
-          <w:rPr>
-            <w:noProof/>
-            <w:webHidden/>
-          </w:rPr>
-          <w:tab/>
-        </w:r>
-        <w:r>
-          <w:rPr>
-            <w:noProof/>
-            <w:webHidden/>
-          </w:rPr>
-          <w:fldChar w:fldCharType="begin"/>
-        </w:r>
-        <w:r>
-          <w:rPr>
-            <w:noProof/>
-            <w:webHidden/>
-          </w:rPr>
-          <w:instrText xml:space="preserve"> PAGEREF _Toc224661389 \h </w:instrText>
-        </w:r>
-        <w:r>
-          <w:rPr>
-            <w:noProof/>
-            <w:webHidden/>
-          </w:rPr>
-        </w:r>
-        <w:r>
-          <w:rPr>
-            <w:noProof/>
-            <w:webHidden/>
-          </w:rPr>
-          <w:fldChar w:fldCharType="separate"/>
-        </w:r>
-        <w:r>
-          <w:rPr>
-            <w:noProof/>
-            <w:webHidden/>
-          </w:rPr>
-          <w:t>20</w:t>
-        </w:r>
-        <w:r>
-          <w:rPr>
-            <w:noProof/>
-            <w:webHidden/>
-          </w:rPr>
-          <w:fldChar w:fldCharType="end"/>
-        </w:r>
-      </w:hyperlink>
-    </w:p>
-    <w:p>
-      <w:pPr>
-        <w:pStyle w:val="TOC4"/>
-        <w:tabs>
-          <w:tab w:val="right" w:leader="dot" w:pos="10450"/>
-        </w:tabs>
-        <w:rPr>
-          <w:rFonts w:eastAsiaTheme="minorEastAsia"/>
-          <w:noProof/>
-          <w:sz w:val="24"/>
-        </w:rPr>
-      </w:pPr>
-      <w:hyperlink w:anchor="_Toc224661390" w:history="1">
-        <w:r>
-          <w:rPr>
-            <w:rStyle w:val="Hyperlink"/>
-            <w:noProof/>
-            <w:lang w:val="en-US"/>
-          </w:rPr>
-          <w:t>Proof Of Concept</w:t>
-        </w:r>
-        <w:r>
-          <w:rPr>
-            <w:noProof/>
-            <w:webHidden/>
-          </w:rPr>
-          <w:tab/>
-        </w:r>
-        <w:r>
-          <w:rPr>
-            <w:noProof/>
-            <w:webHidden/>
-          </w:rPr>
-          <w:fldChar w:fldCharType="begin"/>
-        </w:r>
-        <w:r>
-          <w:rPr>
-            <w:noProof/>
-            <w:webHidden/>
-          </w:rPr>
-          <w:instrText xml:space="preserve"> PAGEREF _Toc224661390 \h </w:instrText>
-        </w:r>
-        <w:r>
-          <w:rPr>
-            <w:noProof/>
-            <w:webHidden/>
-          </w:rPr>
-        </w:r>
-        <w:r>
-          <w:rPr>
-            <w:noProof/>
-            <w:webHidden/>
-          </w:rPr>
-          <w:fldChar w:fldCharType="separate"/>
-        </w:r>
-        <w:r>
-          <w:rPr>
-            <w:noProof/>
-            <w:webHidden/>
-          </w:rPr>
-          <w:t>21</w:t>
-        </w:r>
-        <w:r>
-          <w:rPr>
-            <w:noProof/>
-            <w:webHidden/>
-          </w:rPr>
-          <w:fldChar w:fldCharType="end"/>
-        </w:r>
-      </w:hyperlink>
-    </w:p>
-    <w:p>
-      <w:pPr>
-        <w:pStyle w:val="TOC3"/>
-        <w:tabs>
-          <w:tab w:val="right" w:leader="dot" w:pos="10450"/>
-        </w:tabs>
-        <w:rPr>
-          <w:rFonts w:eastAsiaTheme="minorEastAsia"/>
-          <w:noProof/>
-          <w:sz w:val="24"/>
-        </w:rPr>
-      </w:pPr>
-      <w:hyperlink w:anchor="_Toc224661391" w:history="1">
-        <w:r>
-          <w:rPr>
-            <w:rStyle w:val="Hyperlink"/>
-            <w:noProof/>
-            <w:lang w:val="en-US"/>
-          </w:rPr>
-          <w:t xml:space="preserve">5.1.3 </w:t>
-        </w:r>
-        <w:r>
-          <w:rPr>
-            <w:rStyle w:val="Hyperlink"/>
-            <w:noProof/>
-            <w:highlight w:val="yellow"/>
-            <w:lang w:val="en-US"/>
-          </w:rPr>
-          <w:t xml:space="preserve">Finding 3 </w:t>
-        </w:r>
-        <w:r>
-          <w:rPr>
-            <w:rStyle w:val="Hyperlink"/>
-            <w:bCs/>
-            <w:noProof/>
-            <w:highlight w:val="yellow"/>
-          </w:rPr>
-          <w:t>(Un/Shielded)</w:t>
-        </w:r>
-        <w:r>
-          <w:rPr>
-            <w:noProof/>
-            <w:webHidden/>
-          </w:rPr>
-          <w:tab/>
-        </w:r>
-        <w:r>
-          <w:rPr>
-            <w:noProof/>
-            <w:webHidden/>
-          </w:rPr>
-          <w:fldChar w:fldCharType="begin"/>
-        </w:r>
-        <w:r>
-          <w:rPr>
-            <w:noProof/>
-            <w:webHidden/>
-          </w:rPr>
-          <w:instrText xml:space="preserve"> PAGEREF _Toc224661391 \h </w:instrText>
-        </w:r>
-        <w:r>
-          <w:rPr>
-            <w:noProof/>
-            <w:webHidden/>
-          </w:rPr>
-        </w:r>
-        <w:r>
-          <w:rPr>
-            <w:noProof/>
-            <w:webHidden/>
-          </w:rPr>
-          <w:fldChar w:fldCharType="separate"/>
-        </w:r>
-        <w:r>
-          <w:rPr>
-            <w:noProof/>
-            <w:webHidden/>
-          </w:rPr>
-          <w:t>22</w:t>
-        </w:r>
-        <w:r>
-          <w:rPr>
-            <w:noProof/>
-            <w:webHidden/>
-          </w:rPr>
-          <w:fldChar w:fldCharType="end"/>
-        </w:r>
-      </w:hyperlink>
-    </w:p>
-    <w:p>
-      <w:pPr>
-        <w:pStyle w:val="TOC4"/>
-        <w:tabs>
-          <w:tab w:val="right" w:leader="dot" w:pos="10450"/>
-        </w:tabs>
-        <w:rPr>
-          <w:rFonts w:eastAsiaTheme="minorEastAsia"/>
-          <w:noProof/>
-          <w:sz w:val="24"/>
-        </w:rPr>
-      </w:pPr>
-      <w:hyperlink w:anchor="_Toc224661392" w:history="1">
-        <w:r>
-          <w:rPr>
-            <w:rStyle w:val="Hyperlink"/>
-            <w:noProof/>
-            <w:lang w:val="en-US"/>
-          </w:rPr>
-          <w:t>Proof Of Concept</w:t>
-        </w:r>
-        <w:r>
-          <w:rPr>
-            <w:noProof/>
-            <w:webHidden/>
-          </w:rPr>
-          <w:tab/>
-        </w:r>
-        <w:r>
-          <w:rPr>
-            <w:noProof/>
-            <w:webHidden/>
-          </w:rPr>
-          <w:fldChar w:fldCharType="begin"/>
-        </w:r>
-        <w:r>
-          <w:rPr>
-            <w:noProof/>
-            <w:webHidden/>
-          </w:rPr>
-          <w:instrText xml:space="preserve"> PAGEREF _Toc224661392 \h </w:instrText>
-        </w:r>
-        <w:r>
-          <w:rPr>
-            <w:noProof/>
-            <w:webHidden/>
-          </w:rPr>
-        </w:r>
-        <w:r>
-          <w:rPr>
-            <w:noProof/>
-            <w:webHidden/>
-          </w:rPr>
-          <w:fldChar w:fldCharType="separate"/>
-        </w:r>
-        <w:r>
-          <w:rPr>
-            <w:noProof/>
-            <w:webHidden/>
-          </w:rPr>
-          <w:t>23</w:t>
-        </w:r>
-        <w:r>
-          <w:rPr>
-            <w:noProof/>
-            <w:webHidden/>
-          </w:rPr>
-          <w:fldChar w:fldCharType="end"/>
-        </w:r>
-      </w:hyperlink>
-    </w:p>
-    <w:p>
-      <w:pPr>
-        <w:pStyle w:val="TOC3"/>
-        <w:tabs>
-          <w:tab w:val="right" w:leader="dot" w:pos="10450"/>
-        </w:tabs>
-        <w:rPr>
-          <w:rFonts w:eastAsiaTheme="minorEastAsia"/>
-          <w:noProof/>
-          <w:sz w:val="24"/>
-        </w:rPr>
-      </w:pPr>
-      <w:hyperlink w:anchor="_Toc224661393" w:history="1">
-        <w:r>
-          <w:rPr>
-            <w:rStyle w:val="Hyperlink"/>
-            <w:noProof/>
-            <w:lang w:val="en-US"/>
-          </w:rPr>
-          <w:t xml:space="preserve">5.1.4 </w:t>
-        </w:r>
-        <w:r>
-          <w:rPr>
-            <w:rStyle w:val="Hyperlink"/>
-            <w:noProof/>
-            <w:highlight w:val="yellow"/>
-            <w:lang w:val="en-US"/>
-          </w:rPr>
-          <w:t xml:space="preserve">Finding 4 </w:t>
-        </w:r>
-        <w:r>
-          <w:rPr>
-            <w:rStyle w:val="Hyperlink"/>
-            <w:bCs/>
-            <w:noProof/>
-            <w:highlight w:val="yellow"/>
-          </w:rPr>
-          <w:t>(Un/Shielded)</w:t>
-        </w:r>
-        <w:r>
-          <w:rPr>
-            <w:noProof/>
-            <w:webHidden/>
-          </w:rPr>
-          <w:tab/>
-        </w:r>
-        <w:r>
-          <w:rPr>
-            <w:noProof/>
-            <w:webHidden/>
-          </w:rPr>
-          <w:fldChar w:fldCharType="begin"/>
-        </w:r>
-        <w:r>
-          <w:rPr>
-            <w:noProof/>
-            <w:webHidden/>
-          </w:rPr>
-          <w:instrText xml:space="preserve"> PAGEREF _Toc224661393 \h </w:instrText>
-        </w:r>
-        <w:r>
-          <w:rPr>
-            <w:noProof/>
-            <w:webHidden/>
-          </w:rPr>
-        </w:r>
-        <w:r>
-          <w:rPr>
-            <w:noProof/>
-            <w:webHidden/>
-          </w:rPr>
-          <w:fldChar w:fldCharType="separate"/>
-        </w:r>
-        <w:r>
-          <w:rPr>
-            <w:noProof/>
-            <w:webHidden/>
-          </w:rPr>
-          <w:t>24</w:t>
-        </w:r>
-        <w:r>
-          <w:rPr>
-            <w:noProof/>
-            <w:webHidden/>
-          </w:rPr>
-          <w:fldChar w:fldCharType="end"/>
-        </w:r>
-      </w:hyperlink>
-    </w:p>
-    <w:p>
-      <w:pPr>
-        <w:pStyle w:val="TOC4"/>
-        <w:tabs>
-          <w:tab w:val="right" w:leader="dot" w:pos="10450"/>
-        </w:tabs>
-        <w:rPr>
-          <w:rFonts w:eastAsiaTheme="minorEastAsia"/>
-          <w:noProof/>
-          <w:sz w:val="24"/>
-        </w:rPr>
-      </w:pPr>
-      <w:hyperlink w:anchor="_Toc224661394" w:history="1">
-        <w:r>
-          <w:rPr>
-            <w:rStyle w:val="Hyperlink"/>
-            <w:noProof/>
-            <w:lang w:val="en-US"/>
-          </w:rPr>
-          <w:t>Proof Of Concept</w:t>
-        </w:r>
-        <w:r>
-          <w:rPr>
-            <w:noProof/>
-            <w:webHidden/>
-          </w:rPr>
-          <w:tab/>
-        </w:r>
-        <w:r>
-          <w:rPr>
-            <w:noProof/>
-            <w:webHidden/>
-          </w:rPr>
-          <w:fldChar w:fldCharType="begin"/>
-        </w:r>
-        <w:r>
-          <w:rPr>
-            <w:noProof/>
-            <w:webHidden/>
-          </w:rPr>
-          <w:instrText xml:space="preserve"> PAGEREF _Toc224661394 \h </w:instrText>
-        </w:r>
-        <w:r>
-          <w:rPr>
-            <w:noProof/>
-            <w:webHidden/>
-          </w:rPr>
-        </w:r>
-        <w:r>
-          <w:rPr>
-            <w:noProof/>
-            <w:webHidden/>
-          </w:rPr>
-          <w:fldChar w:fldCharType="separate"/>
-        </w:r>
-        <w:r>
-          <w:rPr>
-            <w:noProof/>
-            <w:webHidden/>
-          </w:rPr>
-          <w:t>25</w:t>
-        </w:r>
-        <w:r>
-          <w:rPr>
-            <w:noProof/>
-            <w:webHidden/>
-          </w:rPr>
-          <w:fldChar w:fldCharType="end"/>
-        </w:r>
-      </w:hyperlink>
-    </w:p>
-    <w:p>
-      <w:pPr>
-        <w:pStyle w:val="TOC3"/>
-        <w:tabs>
-          <w:tab w:val="right" w:leader="dot" w:pos="10450"/>
-        </w:tabs>
-        <w:rPr>
-          <w:rFonts w:eastAsiaTheme="minorEastAsia"/>
-          <w:noProof/>
-          <w:sz w:val="24"/>
-        </w:rPr>
-      </w:pPr>
-      <w:hyperlink w:anchor="_Toc224661395" w:history="1">
-        <w:r>
-          <w:rPr>
-            <w:rStyle w:val="Hyperlink"/>
-            <w:noProof/>
-            <w:lang w:val="en-US"/>
-          </w:rPr>
-          <w:t xml:space="preserve">5.1.5 </w:t>
-        </w:r>
-        <w:r>
-          <w:rPr>
-            <w:rStyle w:val="Hyperlink"/>
-            <w:noProof/>
-            <w:highlight w:val="yellow"/>
-            <w:lang w:val="en-US"/>
-          </w:rPr>
-          <w:t xml:space="preserve">Finding 5 </w:t>
-        </w:r>
-        <w:r>
-          <w:rPr>
-            <w:rStyle w:val="Hyperlink"/>
-            <w:bCs/>
-            <w:noProof/>
-            <w:highlight w:val="yellow"/>
-          </w:rPr>
-          <w:t>(Un/Shielded)</w:t>
-        </w:r>
-        <w:r>
-          <w:rPr>
-            <w:noProof/>
-            <w:webHidden/>
-          </w:rPr>
-          <w:tab/>
-        </w:r>
-        <w:r>
-          <w:rPr>
-            <w:noProof/>
-            <w:webHidden/>
-          </w:rPr>
-          <w:fldChar w:fldCharType="begin"/>
-        </w:r>
-        <w:r>
-          <w:rPr>
-            <w:noProof/>
-            <w:webHidden/>
-          </w:rPr>
-          <w:instrText xml:space="preserve"> PAGEREF _Toc224661395 \h </w:instrText>
-        </w:r>
-        <w:r>
-          <w:rPr>
-            <w:noProof/>
-            <w:webHidden/>
-          </w:rPr>
-        </w:r>
-        <w:r>
-          <w:rPr>
-            <w:noProof/>
-            <w:webHidden/>
-          </w:rPr>
-          <w:fldChar w:fldCharType="separate"/>
-        </w:r>
-        <w:r>
-          <w:rPr>
-            <w:noProof/>
-            <w:webHidden/>
-          </w:rPr>
-          <w:t>26</w:t>
-        </w:r>
-        <w:r>
-          <w:rPr>
-            <w:noProof/>
-            <w:webHidden/>
-          </w:rPr>
-          <w:fldChar w:fldCharType="end"/>
-        </w:r>
-      </w:hyperlink>
-    </w:p>
-    <w:p>
-      <w:pPr>
-        <w:pStyle w:val="TOC4"/>
-        <w:tabs>
-          <w:tab w:val="right" w:leader="dot" w:pos="10450"/>
-        </w:tabs>
-        <w:rPr>
-          <w:rFonts w:eastAsiaTheme="minorEastAsia"/>
-          <w:noProof/>
-          <w:sz w:val="24"/>
-        </w:rPr>
-      </w:pPr>
-      <w:hyperlink w:anchor="_Toc224661396" w:history="1">
-        <w:r>
-          <w:rPr>
-            <w:rStyle w:val="Hyperlink"/>
-            <w:noProof/>
-            <w:lang w:val="en-US"/>
-          </w:rPr>
-          <w:t>Proof Of Concept</w:t>
-        </w:r>
-        <w:r>
-          <w:rPr>
-            <w:noProof/>
-            <w:webHidden/>
-          </w:rPr>
-          <w:tab/>
-        </w:r>
-        <w:r>
-          <w:rPr>
-            <w:noProof/>
-            <w:webHidden/>
-          </w:rPr>
-          <w:fldChar w:fldCharType="begin"/>
-        </w:r>
-        <w:r>
-          <w:rPr>
-            <w:noProof/>
-            <w:webHidden/>
-          </w:rPr>
-          <w:instrText xml:space="preserve"> PAGEREF _Toc224661396 \h </w:instrText>
-        </w:r>
-        <w:r>
-          <w:rPr>
-            <w:noProof/>
-            <w:webHidden/>
-          </w:rPr>
-        </w:r>
-        <w:r>
-          <w:rPr>
-            <w:noProof/>
-            <w:webHidden/>
-          </w:rPr>
-          <w:fldChar w:fldCharType="separate"/>
-        </w:r>
-        <w:r>
-          <w:rPr>
-            <w:noProof/>
-            <w:webHidden/>
-          </w:rPr>
-          <w:t>27</w:t>
-        </w:r>
-        <w:r>
-          <w:rPr>
-            <w:noProof/>
-            <w:webHidden/>
-          </w:rPr>
-          <w:fldChar w:fldCharType="end"/>
-        </w:r>
-      </w:hyperlink>
-    </w:p>
-    <w:p>
-      <w:pPr>
-        <w:pStyle w:val="TOC2"/>
-        <w:tabs>
-          <w:tab w:val="right" w:leader="dot" w:pos="10450"/>
-        </w:tabs>
-        <w:rPr>
-          <w:rFonts w:eastAsiaTheme="minorEastAsia"/>
-          <w:noProof/>
-          <w:sz w:val="24"/>
-        </w:rPr>
-      </w:pPr>
-      <w:hyperlink w:anchor="_Toc224661397" w:history="1">
-        <w:r>
-          <w:rPr>
-            <w:rStyle w:val="Hyperlink"/>
-            <w:rFonts w:cstheme="minorHAnsi"/>
-            <w:bCs/>
-            <w:noProof/>
-            <w:lang w:val="en-US"/>
-          </w:rPr>
-          <w:t xml:space="preserve">5.2 </w:t>
-        </w:r>
-        <w:r>
-          <w:rPr>
-            <w:rStyle w:val="Hyperlink"/>
-            <w:rFonts w:ascii="Calibri" w:hAnsi="Calibri" w:cs="Calibri"/>
-            <w:bCs/>
-            <w:noProof/>
-            <w:lang w:val="en-US"/>
-          </w:rPr>
-          <w:t>IOS</w:t>
-        </w:r>
-        <w:r>
-          <w:rPr>
-            <w:rStyle w:val="Hyperlink"/>
-            <w:rFonts w:ascii="Calibri" w:hAnsi="Calibri" w:cs="Calibri"/>
-            <w:bCs/>
-            <w:noProof/>
-          </w:rPr>
-          <w:t xml:space="preserve"> Application Findings</w:t>
-        </w:r>
-        <w:r>
-          <w:rPr>
-            <w:noProof/>
-            <w:webHidden/>
-          </w:rPr>
-          <w:tab/>
-        </w:r>
-        <w:r>
-          <w:rPr>
-            <w:noProof/>
-            <w:webHidden/>
-          </w:rPr>
-          <w:fldChar w:fldCharType="begin"/>
-        </w:r>
-        <w:r>
-          <w:rPr>
-            <w:noProof/>
-            <w:webHidden/>
-          </w:rPr>
-          <w:instrText xml:space="preserve"> PAGEREF _Toc224661397 \h </w:instrText>
-        </w:r>
-        <w:r>
-          <w:rPr>
-            <w:noProof/>
-            <w:webHidden/>
-          </w:rPr>
-        </w:r>
-        <w:r>
-          <w:rPr>
-            <w:noProof/>
-            <w:webHidden/>
-          </w:rPr>
-          <w:fldChar w:fldCharType="separate"/>
-        </w:r>
-        <w:r>
-          <w:rPr>
-            <w:noProof/>
-            <w:webHidden/>
-          </w:rPr>
-          <w:t>28</w:t>
-        </w:r>
-        <w:r>
-          <w:rPr>
-            <w:noProof/>
-            <w:webHidden/>
-          </w:rPr>
-          <w:fldChar w:fldCharType="end"/>
-        </w:r>
-      </w:hyperlink>
-    </w:p>
-    <w:p>
-      <w:pPr>
-        <w:pStyle w:val="TOC3"/>
-        <w:tabs>
-          <w:tab w:val="right" w:leader="dot" w:pos="10450"/>
-        </w:tabs>
-        <w:rPr>
-          <w:rFonts w:eastAsiaTheme="minorEastAsia"/>
-          <w:noProof/>
-          <w:sz w:val="24"/>
-        </w:rPr>
-      </w:pPr>
-      <w:hyperlink w:anchor="_Toc224661398" w:history="1">
-        <w:r>
-          <w:rPr>
-            <w:rStyle w:val="Hyperlink"/>
-            <w:noProof/>
-            <w:lang w:val="en-US"/>
-          </w:rPr>
-          <w:t xml:space="preserve">5.2.1 </w:t>
-        </w:r>
-        <w:r>
-          <w:rPr>
-            <w:rStyle w:val="Hyperlink"/>
-            <w:noProof/>
-            <w:highlight w:val="yellow"/>
-            <w:lang w:val="en-US"/>
-          </w:rPr>
-          <w:t xml:space="preserve">Finding 1 </w:t>
-        </w:r>
-        <w:r>
-          <w:rPr>
-            <w:rStyle w:val="Hyperlink"/>
-            <w:bCs/>
-            <w:noProof/>
-            <w:highlight w:val="yellow"/>
-          </w:rPr>
-          <w:t>(Un/Shielded)</w:t>
-        </w:r>
-        <w:r>
-          <w:rPr>
-            <w:noProof/>
-            <w:webHidden/>
-          </w:rPr>
-          <w:tab/>
-        </w:r>
-        <w:r>
-          <w:rPr>
-            <w:noProof/>
-            <w:webHidden/>
-          </w:rPr>
-          <w:fldChar w:fldCharType="begin"/>
-        </w:r>
-        <w:r>
-          <w:rPr>
-            <w:noProof/>
-            <w:webHidden/>
-          </w:rPr>
-          <w:instrText xml:space="preserve"> PAGEREF _Toc224661398 \h </w:instrText>
-        </w:r>
-        <w:r>
-          <w:rPr>
-            <w:noProof/>
-            <w:webHidden/>
-          </w:rPr>
-        </w:r>
-        <w:r>
-          <w:rPr>
-            <w:noProof/>
-            <w:webHidden/>
-          </w:rPr>
-          <w:fldChar w:fldCharType="separate"/>
-        </w:r>
-        <w:r>
-          <w:rPr>
-            <w:noProof/>
-            <w:webHidden/>
-          </w:rPr>
-          <w:t>28</w:t>
-        </w:r>
-        <w:r>
-          <w:rPr>
-            <w:noProof/>
-            <w:webHidden/>
-          </w:rPr>
-          <w:fldChar w:fldCharType="end"/>
-        </w:r>
-      </w:hyperlink>
-    </w:p>
-    <w:p>
-      <w:pPr>
-        <w:pStyle w:val="TOC4"/>
-        <w:tabs>
-          <w:tab w:val="right" w:leader="dot" w:pos="10450"/>
-        </w:tabs>
-        <w:rPr>
-          <w:rFonts w:eastAsiaTheme="minorEastAsia"/>
-          <w:noProof/>
-          <w:sz w:val="24"/>
-        </w:rPr>
-      </w:pPr>
-      <w:hyperlink w:anchor="_Toc224661399" w:history="1">
-        <w:r>
-          <w:rPr>
-            <w:rStyle w:val="Hyperlink"/>
-            <w:noProof/>
-            <w:lang w:val="en-US"/>
-          </w:rPr>
-          <w:t>Proof Of Concept</w:t>
-        </w:r>
-        <w:r>
-          <w:rPr>
-            <w:noProof/>
-            <w:webHidden/>
-          </w:rPr>
-          <w:tab/>
-        </w:r>
-        <w:r>
-          <w:rPr>
-            <w:noProof/>
-            <w:webHidden/>
-          </w:rPr>
-          <w:fldChar w:fldCharType="begin"/>
-        </w:r>
-        <w:r>
-          <w:rPr>
-            <w:noProof/>
-            <w:webHidden/>
-          </w:rPr>
-          <w:instrText xml:space="preserve"> PAGEREF _Toc224661399 \h </w:instrText>
-        </w:r>
-        <w:r>
-          <w:rPr>
-            <w:noProof/>
-            <w:webHidden/>
-          </w:rPr>
-        </w:r>
-        <w:r>
-          <w:rPr>
-            <w:noProof/>
-            <w:webHidden/>
-          </w:rPr>
-          <w:fldChar w:fldCharType="separate"/>
-        </w:r>
-        <w:r>
-          <w:rPr>
-            <w:noProof/>
-            <w:webHidden/>
-          </w:rPr>
-          <w:t>29</w:t>
-        </w:r>
-        <w:r>
-          <w:rPr>
-            <w:noProof/>
-            <w:webHidden/>
-          </w:rPr>
-          <w:fldChar w:fldCharType="end"/>
-        </w:r>
-      </w:hyperlink>
-    </w:p>
-    <w:p>
-      <w:pPr>
-        <w:pStyle w:val="TOC3"/>
-        <w:tabs>
-          <w:tab w:val="right" w:leader="dot" w:pos="10450"/>
-        </w:tabs>
-        <w:rPr>
-          <w:rFonts w:eastAsiaTheme="minorEastAsia"/>
-          <w:noProof/>
-          <w:sz w:val="24"/>
-        </w:rPr>
-      </w:pPr>
-      <w:hyperlink w:anchor="_Toc224661400" w:history="1">
-        <w:r>
-          <w:rPr>
-            <w:rStyle w:val="Hyperlink"/>
-            <w:noProof/>
-            <w:lang w:val="en-US"/>
-          </w:rPr>
-          <w:t xml:space="preserve">5.2.2 </w:t>
-        </w:r>
-        <w:r>
-          <w:rPr>
-            <w:rStyle w:val="Hyperlink"/>
-            <w:noProof/>
-            <w:highlight w:val="yellow"/>
-            <w:lang w:val="en-US"/>
-          </w:rPr>
-          <w:t xml:space="preserve">Finding 2 </w:t>
-        </w:r>
-        <w:r>
-          <w:rPr>
-            <w:rStyle w:val="Hyperlink"/>
-            <w:bCs/>
-            <w:noProof/>
-            <w:highlight w:val="yellow"/>
-          </w:rPr>
-          <w:t>(Un/Shielded)</w:t>
-        </w:r>
-        <w:r>
-          <w:rPr>
-            <w:noProof/>
-            <w:webHidden/>
-          </w:rPr>
-          <w:tab/>
-        </w:r>
-        <w:r>
-          <w:rPr>
-            <w:noProof/>
-            <w:webHidden/>
-          </w:rPr>
-          <w:fldChar w:fldCharType="begin"/>
-        </w:r>
-        <w:r>
-          <w:rPr>
-            <w:noProof/>
-            <w:webHidden/>
-          </w:rPr>
-          <w:instrText xml:space="preserve"> PAGEREF _Toc224661400 \h </w:instrText>
-        </w:r>
-        <w:r>
-          <w:rPr>
-            <w:noProof/>
-            <w:webHidden/>
-          </w:rPr>
-        </w:r>
-        <w:r>
-          <w:rPr>
-            <w:noProof/>
-            <w:webHidden/>
-          </w:rPr>
-          <w:fldChar w:fldCharType="separate"/>
-        </w:r>
-        <w:r>
-          <w:rPr>
-            <w:noProof/>
-            <w:webHidden/>
-          </w:rPr>
-          <w:t>30</w:t>
-        </w:r>
-        <w:r>
-          <w:rPr>
-            <w:noProof/>
-            <w:webHidden/>
-          </w:rPr>
-          <w:fldChar w:fldCharType="end"/>
-        </w:r>
-      </w:hyperlink>
-    </w:p>
-    <w:p>
-      <w:pPr>
-        <w:pStyle w:val="TOC4"/>
-        <w:tabs>
-          <w:tab w:val="right" w:leader="dot" w:pos="10450"/>
-        </w:tabs>
-        <w:rPr>
-          <w:rFonts w:eastAsiaTheme="minorEastAsia"/>
-          <w:noProof/>
-          <w:sz w:val="24"/>
-        </w:rPr>
-      </w:pPr>
-      <w:hyperlink w:anchor="_Toc224661401" w:history="1">
-        <w:r>
-          <w:rPr>
-            <w:rStyle w:val="Hyperlink"/>
-            <w:noProof/>
-            <w:lang w:val="en-US"/>
-          </w:rPr>
-          <w:t>Proof Of Concept</w:t>
-        </w:r>
-        <w:r>
-          <w:rPr>
-            <w:noProof/>
-            <w:webHidden/>
-          </w:rPr>
-          <w:tab/>
-        </w:r>
-        <w:r>
-          <w:rPr>
-            <w:noProof/>
-            <w:webHidden/>
-          </w:rPr>
-          <w:fldChar w:fldCharType="begin"/>
-        </w:r>
-        <w:r>
-          <w:rPr>
-            <w:noProof/>
-            <w:webHidden/>
-          </w:rPr>
-          <w:instrText xml:space="preserve"> PAGEREF _Toc224661401 \h </w:instrText>
-        </w:r>
-        <w:r>
-          <w:rPr>
-            <w:noProof/>
-            <w:webHidden/>
-          </w:rPr>
-        </w:r>
-        <w:r>
-          <w:rPr>
-            <w:noProof/>
-            <w:webHidden/>
-          </w:rPr>
-          <w:fldChar w:fldCharType="separate"/>
-        </w:r>
-        <w:r>
-          <w:rPr>
-            <w:noProof/>
-            <w:webHidden/>
-          </w:rPr>
-          <w:t>31</w:t>
-        </w:r>
-        <w:r>
-          <w:rPr>
-            <w:noProof/>
-            <w:webHidden/>
-          </w:rPr>
-          <w:fldChar w:fldCharType="end"/>
-        </w:r>
-      </w:hyperlink>
-    </w:p>
-    <w:p>
-      <w:pPr>
-        <w:pStyle w:val="TOC3"/>
-        <w:tabs>
-          <w:tab w:val="right" w:leader="dot" w:pos="10450"/>
-        </w:tabs>
-        <w:rPr>
-          <w:rFonts w:eastAsiaTheme="minorEastAsia"/>
-          <w:noProof/>
-          <w:sz w:val="24"/>
-        </w:rPr>
-      </w:pPr>
-      <w:hyperlink w:anchor="_Toc224661402" w:history="1">
-        <w:r>
-          <w:rPr>
-            <w:rStyle w:val="Hyperlink"/>
-            <w:noProof/>
-            <w:lang w:val="en-US"/>
-          </w:rPr>
-          <w:t xml:space="preserve">5.2.3 </w:t>
-        </w:r>
-        <w:r>
-          <w:rPr>
-            <w:rStyle w:val="Hyperlink"/>
-            <w:noProof/>
-            <w:highlight w:val="yellow"/>
-            <w:lang w:val="en-US"/>
-          </w:rPr>
-          <w:t xml:space="preserve">Finding 3 </w:t>
-        </w:r>
-        <w:r>
-          <w:rPr>
-            <w:rStyle w:val="Hyperlink"/>
-            <w:bCs/>
-            <w:noProof/>
-            <w:highlight w:val="yellow"/>
-          </w:rPr>
-          <w:t>(Un/Shielded)</w:t>
-        </w:r>
-        <w:r>
-          <w:rPr>
-            <w:noProof/>
-            <w:webHidden/>
-          </w:rPr>
-          <w:tab/>
-        </w:r>
-        <w:r>
-          <w:rPr>
-            <w:noProof/>
-            <w:webHidden/>
-          </w:rPr>
-          <w:fldChar w:fldCharType="begin"/>
-        </w:r>
-        <w:r>
-          <w:rPr>
-            <w:noProof/>
-            <w:webHidden/>
-          </w:rPr>
-          <w:instrText xml:space="preserve"> PAGEREF _Toc224661402 \h </w:instrText>
-        </w:r>
-        <w:r>
-          <w:rPr>
-            <w:noProof/>
-            <w:webHidden/>
-          </w:rPr>
-        </w:r>
-        <w:r>
-          <w:rPr>
-            <w:noProof/>
-            <w:webHidden/>
-          </w:rPr>
-          <w:fldChar w:fldCharType="separate"/>
-        </w:r>
-        <w:r>
-          <w:rPr>
-            <w:noProof/>
-            <w:webHidden/>
-          </w:rPr>
-          <w:t>32</w:t>
-        </w:r>
-        <w:r>
-          <w:rPr>
-            <w:noProof/>
-            <w:webHidden/>
-          </w:rPr>
-          <w:fldChar w:fldCharType="end"/>
-        </w:r>
-      </w:hyperlink>
-    </w:p>
-    <w:p>
-      <w:pPr>
-        <w:pStyle w:val="TOC4"/>
-        <w:tabs>
-          <w:tab w:val="right" w:leader="dot" w:pos="10450"/>
-        </w:tabs>
-        <w:rPr>
-          <w:rFonts w:eastAsiaTheme="minorEastAsia"/>
-          <w:noProof/>
-          <w:sz w:val="24"/>
-        </w:rPr>
-      </w:pPr>
-      <w:hyperlink w:anchor="_Toc224661403" w:history="1">
-        <w:r>
-          <w:rPr>
-            <w:rStyle w:val="Hyperlink"/>
-            <w:noProof/>
-            <w:lang w:val="en-US"/>
-          </w:rPr>
-          <w:t>Proof Of Concept</w:t>
-        </w:r>
-        <w:r>
-          <w:rPr>
-            <w:noProof/>
-            <w:webHidden/>
-          </w:rPr>
-          <w:tab/>
-        </w:r>
-        <w:r>
-          <w:rPr>
-            <w:noProof/>
-            <w:webHidden/>
-          </w:rPr>
-          <w:fldChar w:fldCharType="begin"/>
-        </w:r>
-        <w:r>
-          <w:rPr>
-            <w:noProof/>
-            <w:webHidden/>
-          </w:rPr>
-          <w:instrText xml:space="preserve"> PAGEREF _Toc224661403 \h </w:instrText>
-        </w:r>
-        <w:r>
-          <w:rPr>
-            <w:noProof/>
-            <w:webHidden/>
-          </w:rPr>
-        </w:r>
-        <w:r>
-          <w:rPr>
-            <w:noProof/>
-            <w:webHidden/>
-          </w:rPr>
-          <w:fldChar w:fldCharType="separate"/>
-        </w:r>
-        <w:r>
-          <w:rPr>
-            <w:noProof/>
-            <w:webHidden/>
-          </w:rPr>
-          <w:t>33</w:t>
-        </w:r>
-        <w:r>
-          <w:rPr>
-            <w:noProof/>
-            <w:webHidden/>
-          </w:rPr>
-          <w:fldChar w:fldCharType="end"/>
-        </w:r>
-      </w:hyperlink>
-    </w:p>
-    <w:p>
-      <w:pPr>
-        <w:pStyle w:val="TOC3"/>
-        <w:tabs>
-          <w:tab w:val="right" w:leader="dot" w:pos="10450"/>
-        </w:tabs>
-        <w:rPr>
-          <w:rFonts w:eastAsiaTheme="minorEastAsia"/>
-          <w:noProof/>
-          <w:sz w:val="24"/>
-        </w:rPr>
-      </w:pPr>
-      <w:hyperlink w:anchor="_Toc224661404" w:history="1">
-        <w:r>
-          <w:rPr>
-            <w:rStyle w:val="Hyperlink"/>
-            <w:noProof/>
-            <w:lang w:val="en-US"/>
-          </w:rPr>
-          <w:t xml:space="preserve">5.2.4 </w:t>
-        </w:r>
-        <w:r>
-          <w:rPr>
-            <w:rStyle w:val="Hyperlink"/>
-            <w:noProof/>
-            <w:highlight w:val="yellow"/>
-            <w:lang w:val="en-US"/>
-          </w:rPr>
-          <w:t xml:space="preserve">Finding 4 </w:t>
-        </w:r>
-        <w:r>
-          <w:rPr>
-            <w:rStyle w:val="Hyperlink"/>
-            <w:bCs/>
-            <w:noProof/>
-            <w:highlight w:val="yellow"/>
-          </w:rPr>
-          <w:t>(Un/Shielded)</w:t>
-        </w:r>
-        <w:r>
-          <w:rPr>
-            <w:noProof/>
-            <w:webHidden/>
-          </w:rPr>
-          <w:tab/>
-        </w:r>
-        <w:r>
-          <w:rPr>
-            <w:noProof/>
-            <w:webHidden/>
-          </w:rPr>
-          <w:fldChar w:fldCharType="begin"/>
-        </w:r>
-        <w:r>
-          <w:rPr>
-            <w:noProof/>
-            <w:webHidden/>
-          </w:rPr>
-          <w:instrText xml:space="preserve"> PAGEREF _Toc224661404 \h </w:instrText>
-        </w:r>
-        <w:r>
-          <w:rPr>
-            <w:noProof/>
-            <w:webHidden/>
-          </w:rPr>
-        </w:r>
-        <w:r>
-          <w:rPr>
-            <w:noProof/>
-            <w:webHidden/>
-          </w:rPr>
-          <w:fldChar w:fldCharType="separate"/>
-        </w:r>
-        <w:r>
-          <w:rPr>
-            <w:noProof/>
-            <w:webHidden/>
-          </w:rPr>
-          <w:t>34</w:t>
-        </w:r>
-        <w:r>
-          <w:rPr>
-            <w:noProof/>
-            <w:webHidden/>
-          </w:rPr>
-          <w:fldChar w:fldCharType="end"/>
-        </w:r>
-      </w:hyperlink>
-    </w:p>
-    <w:p>
-      <w:pPr>
-        <w:pStyle w:val="TOC4"/>
-        <w:tabs>
-          <w:tab w:val="right" w:leader="dot" w:pos="10450"/>
-        </w:tabs>
-        <w:rPr>
-          <w:rFonts w:eastAsiaTheme="minorEastAsia"/>
-          <w:noProof/>
-          <w:sz w:val="24"/>
-        </w:rPr>
-      </w:pPr>
-      <w:hyperlink w:anchor="_Toc224661405" w:history="1">
-        <w:r>
-          <w:rPr>
-            <w:rStyle w:val="Hyperlink"/>
-            <w:noProof/>
-            <w:lang w:val="en-US"/>
-          </w:rPr>
-          <w:t>Proof Of Concept</w:t>
-        </w:r>
-        <w:r>
-          <w:rPr>
-            <w:noProof/>
-            <w:webHidden/>
-          </w:rPr>
-          <w:tab/>
-        </w:r>
-        <w:r>
-          <w:rPr>
-            <w:noProof/>
-            <w:webHidden/>
-          </w:rPr>
-          <w:fldChar w:fldCharType="begin"/>
-        </w:r>
-        <w:r>
-          <w:rPr>
-            <w:noProof/>
-            <w:webHidden/>
-          </w:rPr>
-          <w:instrText xml:space="preserve"> PAGEREF _Toc224661405 \h </w:instrText>
-        </w:r>
-        <w:r>
-          <w:rPr>
-            <w:noProof/>
-            <w:webHidden/>
-          </w:rPr>
-        </w:r>
-        <w:r>
-          <w:rPr>
-            <w:noProof/>
-            <w:webHidden/>
-          </w:rPr>
-          <w:fldChar w:fldCharType="separate"/>
-        </w:r>
-        <w:r>
-          <w:rPr>
-            <w:noProof/>
-            <w:webHidden/>
-          </w:rPr>
-          <w:t>35</w:t>
-        </w:r>
-        <w:r>
-          <w:rPr>
-            <w:noProof/>
-            <w:webHidden/>
-          </w:rPr>
-          <w:fldChar w:fldCharType="end"/>
-        </w:r>
-      </w:hyperlink>
-    </w:p>
-    <w:p>
-      <w:pPr>
-        <w:pStyle w:val="TOC3"/>
-        <w:tabs>
-          <w:tab w:val="right" w:leader="dot" w:pos="10450"/>
-        </w:tabs>
-        <w:rPr>
-          <w:rFonts w:eastAsiaTheme="minorEastAsia"/>
-          <w:noProof/>
-          <w:sz w:val="24"/>
-        </w:rPr>
-      </w:pPr>
-      <w:hyperlink w:anchor="_Toc224661406" w:history="1">
-        <w:r>
-          <w:rPr>
-            <w:rStyle w:val="Hyperlink"/>
-            <w:noProof/>
-            <w:lang w:val="en-US"/>
-          </w:rPr>
-          <w:t xml:space="preserve">5.2.5 </w:t>
-        </w:r>
-        <w:r>
-          <w:rPr>
-            <w:rStyle w:val="Hyperlink"/>
-            <w:noProof/>
-            <w:highlight w:val="yellow"/>
-            <w:lang w:val="en-US"/>
-          </w:rPr>
-          <w:t xml:space="preserve">Finding 5 </w:t>
-        </w:r>
-        <w:r>
-          <w:rPr>
-            <w:rStyle w:val="Hyperlink"/>
-            <w:bCs/>
-            <w:noProof/>
-            <w:highlight w:val="yellow"/>
-          </w:rPr>
-          <w:t>(Un/Shielded)</w:t>
-        </w:r>
-        <w:r>
-          <w:rPr>
-            <w:noProof/>
-            <w:webHidden/>
-          </w:rPr>
-          <w:tab/>
-        </w:r>
-        <w:r>
-          <w:rPr>
-            <w:noProof/>
-            <w:webHidden/>
-          </w:rPr>
-          <w:fldChar w:fldCharType="begin"/>
-        </w:r>
-        <w:r>
-          <w:rPr>
-            <w:noProof/>
-            <w:webHidden/>
-          </w:rPr>
-          <w:instrText xml:space="preserve"> PAGEREF _Toc224661406 \h </w:instrText>
-        </w:r>
-        <w:r>
-          <w:rPr>
-            <w:noProof/>
-            <w:webHidden/>
-          </w:rPr>
-        </w:r>
-        <w:r>
-          <w:rPr>
-            <w:noProof/>
-            <w:webHidden/>
-          </w:rPr>
-          <w:fldChar w:fldCharType="separate"/>
-        </w:r>
-        <w:r>
-          <w:rPr>
-            <w:noProof/>
-            <w:webHidden/>
-          </w:rPr>
-          <w:t>36</w:t>
-        </w:r>
-        <w:r>
-          <w:rPr>
-            <w:noProof/>
-            <w:webHidden/>
-          </w:rPr>
-          <w:fldChar w:fldCharType="end"/>
-        </w:r>
-      </w:hyperlink>
-    </w:p>
-    <w:p>
-      <w:pPr>
-        <w:pStyle w:val="TOC4"/>
-        <w:tabs>
-          <w:tab w:val="right" w:leader="dot" w:pos="10450"/>
-        </w:tabs>
-        <w:rPr>
-          <w:rFonts w:eastAsiaTheme="minorEastAsia"/>
-          <w:noProof/>
-          <w:sz w:val="24"/>
-        </w:rPr>
-      </w:pPr>
-      <w:hyperlink w:anchor="_Toc224661407" w:history="1">
-        <w:r>
-          <w:rPr>
-            <w:rStyle w:val="Hyperlink"/>
-            <w:noProof/>
-            <w:lang w:val="en-US"/>
-          </w:rPr>
-          <w:t>Proof Of Concept</w:t>
-        </w:r>
-        <w:r>
-          <w:rPr>
-            <w:noProof/>
-            <w:webHidden/>
-          </w:rPr>
-          <w:tab/>
-        </w:r>
-        <w:r>
-          <w:rPr>
-            <w:noProof/>
-            <w:webHidden/>
-          </w:rPr>
-          <w:fldChar w:fldCharType="begin"/>
-        </w:r>
-        <w:r>
-          <w:rPr>
-            <w:noProof/>
-            <w:webHidden/>
-          </w:rPr>
-          <w:instrText xml:space="preserve"> PAGEREF _Toc224661407 \h </w:instrText>
-        </w:r>
-        <w:r>
-          <w:rPr>
-            <w:noProof/>
-            <w:webHidden/>
-          </w:rPr>
-        </w:r>
-        <w:r>
-          <w:rPr>
-            <w:noProof/>
-            <w:webHidden/>
-          </w:rPr>
-          <w:fldChar w:fldCharType="separate"/>
-        </w:r>
-        <w:r>
-          <w:rPr>
-            <w:noProof/>
-            <w:webHidden/>
-          </w:rPr>
-          <w:t>37</w:t>
-        </w:r>
-        <w:r>
-          <w:rPr>
-            <w:noProof/>
-            <w:webHidden/>
-          </w:rPr>
-          <w:fldChar w:fldCharType="end"/>
-        </w:r>
-      </w:hyperlink>
-    </w:p>
-    <w:p>
-      <w:pPr>
-        <w:pStyle w:val="TOC2"/>
-        <w:tabs>
-          <w:tab w:val="right" w:leader="dot" w:pos="10450"/>
-        </w:tabs>
-        <w:rPr>
-          <w:rFonts w:eastAsiaTheme="minorEastAsia"/>
-          <w:noProof/>
-          <w:sz w:val="24"/>
-        </w:rPr>
-      </w:pPr>
-      <w:hyperlink w:anchor="_Toc224661408" w:history="1">
-        <w:r>
-          <w:rPr>
-            <w:rStyle w:val="Hyperlink"/>
-            <w:rFonts w:cstheme="minorHAnsi"/>
-            <w:bCs/>
-            <w:noProof/>
-            <w:lang w:val="en-US"/>
-          </w:rPr>
-          <w:t xml:space="preserve">5.3 </w:t>
-        </w:r>
-        <w:r>
-          <w:rPr>
-            <w:rStyle w:val="Hyperlink"/>
-            <w:rFonts w:ascii="Calibri" w:hAnsi="Calibri" w:cs="Calibri"/>
-            <w:bCs/>
-            <w:noProof/>
-          </w:rPr>
-          <w:t>API Findings</w:t>
-        </w:r>
-        <w:r>
-          <w:rPr>
-            <w:noProof/>
-            <w:webHidden/>
-          </w:rPr>
-          <w:tab/>
-        </w:r>
-        <w:r>
-          <w:rPr>
-            <w:noProof/>
-            <w:webHidden/>
-          </w:rPr>
-          <w:fldChar w:fldCharType="begin"/>
-        </w:r>
-        <w:r>
-          <w:rPr>
-            <w:noProof/>
-            <w:webHidden/>
-          </w:rPr>
-          <w:instrText xml:space="preserve"> PAGEREF _Toc224661408 \h </w:instrText>
-        </w:r>
-        <w:r>
-          <w:rPr>
-            <w:noProof/>
-            <w:webHidden/>
-          </w:rPr>
-        </w:r>
-        <w:r>
-          <w:rPr>
-            <w:noProof/>
-            <w:webHidden/>
-          </w:rPr>
-          <w:fldChar w:fldCharType="separate"/>
-        </w:r>
-        <w:r>
-          <w:rPr>
-            <w:noProof/>
-            <w:webHidden/>
-          </w:rPr>
-          <w:t>38</w:t>
-        </w:r>
-        <w:r>
-          <w:rPr>
-            <w:noProof/>
-            <w:webHidden/>
-          </w:rPr>
-          <w:fldChar w:fldCharType="end"/>
-        </w:r>
-      </w:hyperlink>
-    </w:p>
-    <w:p>
-      <w:pPr>
-        <w:pStyle w:val="TOC3"/>
-        <w:tabs>
-          <w:tab w:val="right" w:leader="dot" w:pos="10450"/>
-        </w:tabs>
-        <w:rPr>
-          <w:rFonts w:eastAsiaTheme="minorEastAsia"/>
-          <w:noProof/>
-          <w:sz w:val="24"/>
-        </w:rPr>
-      </w:pPr>
-      <w:hyperlink w:anchor="_Toc224661409" w:history="1">
-        <w:r>
-          <w:rPr>
-            <w:rStyle w:val="Hyperlink"/>
-            <w:noProof/>
-            <w:lang w:val="en-US"/>
-          </w:rPr>
-          <w:t xml:space="preserve">5.3.1 </w:t>
-        </w:r>
-        <w:r>
-          <w:rPr>
-            <w:rStyle w:val="Hyperlink"/>
-            <w:noProof/>
-            <w:highlight w:val="yellow"/>
-            <w:lang w:val="en-US"/>
-          </w:rPr>
-          <w:t>Finding 1</w:t>
-        </w:r>
-        <w:r>
-          <w:rPr>
-            <w:noProof/>
-            <w:webHidden/>
-          </w:rPr>
-          <w:tab/>
-        </w:r>
-        <w:r>
-          <w:rPr>
-            <w:noProof/>
-            <w:webHidden/>
-          </w:rPr>
-          <w:fldChar w:fldCharType="begin"/>
-        </w:r>
-        <w:r>
-          <w:rPr>
-            <w:noProof/>
-            <w:webHidden/>
-          </w:rPr>
-          <w:instrText xml:space="preserve"> PAGEREF _Toc224661409 \h </w:instrText>
-        </w:r>
-        <w:r>
-          <w:rPr>
-            <w:noProof/>
-            <w:webHidden/>
-          </w:rPr>
-        </w:r>
-        <w:r>
-          <w:rPr>
-            <w:noProof/>
-            <w:webHidden/>
-          </w:rPr>
-          <w:fldChar w:fldCharType="separate"/>
-        </w:r>
-        <w:r>
-          <w:rPr>
-            <w:noProof/>
-            <w:webHidden/>
-          </w:rPr>
-          <w:t>38</w:t>
-        </w:r>
-        <w:r>
-          <w:rPr>
-            <w:noProof/>
-            <w:webHidden/>
-          </w:rPr>
-          <w:fldChar w:fldCharType="end"/>
-        </w:r>
-      </w:hyperlink>
-    </w:p>
-    <w:p>
-      <w:pPr>
-        <w:pStyle w:val="TOC4"/>
-        <w:tabs>
-          <w:tab w:val="right" w:leader="dot" w:pos="10450"/>
-        </w:tabs>
-        <w:rPr>
-          <w:rFonts w:eastAsiaTheme="minorEastAsia"/>
-          <w:noProof/>
-          <w:sz w:val="24"/>
-        </w:rPr>
-      </w:pPr>
-      <w:hyperlink w:anchor="_Toc224661410" w:history="1">
-        <w:r>
-          <w:rPr>
-            <w:rStyle w:val="Hyperlink"/>
-            <w:noProof/>
-            <w:lang w:val="en-US"/>
-          </w:rPr>
-          <w:t>Proof Of Concept</w:t>
-        </w:r>
-        <w:r>
-          <w:rPr>
-            <w:noProof/>
-            <w:webHidden/>
-          </w:rPr>
-          <w:tab/>
-        </w:r>
-        <w:r>
-          <w:rPr>
-            <w:noProof/>
-            <w:webHidden/>
-          </w:rPr>
-          <w:fldChar w:fldCharType="begin"/>
-        </w:r>
-        <w:r>
-          <w:rPr>
-            <w:noProof/>
-            <w:webHidden/>
-          </w:rPr>
-          <w:instrText xml:space="preserve"> PAGEREF _Toc224661410 \h </w:instrText>
-        </w:r>
-        <w:r>
-          <w:rPr>
-            <w:noProof/>
-            <w:webHidden/>
-          </w:rPr>
-        </w:r>
-        <w:r>
-          <w:rPr>
-            <w:noProof/>
-            <w:webHidden/>
-          </w:rPr>
-          <w:fldChar w:fldCharType="separate"/>
-        </w:r>
-        <w:r>
-          <w:rPr>
-            <w:noProof/>
-            <w:webHidden/>
-          </w:rPr>
-          <w:t>39</w:t>
-        </w:r>
-        <w:r>
-          <w:rPr>
-            <w:noProof/>
-            <w:webHidden/>
-          </w:rPr>
-          <w:fldChar w:fldCharType="end"/>
-        </w:r>
-      </w:hyperlink>
-    </w:p>
-    <w:p>
-      <w:pPr>
-        <w:pStyle w:val="TOC3"/>
-        <w:tabs>
-          <w:tab w:val="right" w:leader="dot" w:pos="10450"/>
-        </w:tabs>
-        <w:rPr>
-          <w:rFonts w:eastAsiaTheme="minorEastAsia"/>
-          <w:noProof/>
-          <w:sz w:val="24"/>
-        </w:rPr>
-      </w:pPr>
-      <w:hyperlink w:anchor="_Toc224661411" w:history="1">
-        <w:r>
-          <w:rPr>
-            <w:rStyle w:val="Hyperlink"/>
-            <w:noProof/>
-            <w:lang w:val="en-US"/>
-          </w:rPr>
-          <w:t xml:space="preserve">5.3.2 </w:t>
-        </w:r>
-        <w:r>
-          <w:rPr>
-            <w:rStyle w:val="Hyperlink"/>
-            <w:noProof/>
-            <w:highlight w:val="yellow"/>
-            <w:lang w:val="en-US"/>
-          </w:rPr>
-          <w:t>Finding 2</w:t>
-        </w:r>
-        <w:r>
-          <w:rPr>
-            <w:noProof/>
-            <w:webHidden/>
-          </w:rPr>
-          <w:tab/>
-        </w:r>
-        <w:r>
-          <w:rPr>
-            <w:noProof/>
-            <w:webHidden/>
-          </w:rPr>
-          <w:fldChar w:fldCharType="begin"/>
-        </w:r>
-        <w:r>
-          <w:rPr>
-            <w:noProof/>
-            <w:webHidden/>
-          </w:rPr>
-          <w:instrText xml:space="preserve"> PAGEREF _Toc224661411 \h </w:instrText>
-        </w:r>
-        <w:r>
-          <w:rPr>
-            <w:noProof/>
-            <w:webHidden/>
-          </w:rPr>
-        </w:r>
-        <w:r>
-          <w:rPr>
-            <w:noProof/>
-            <w:webHidden/>
-          </w:rPr>
-          <w:fldChar w:fldCharType="separate"/>
-        </w:r>
-        <w:r>
-          <w:rPr>
-            <w:noProof/>
-            <w:webHidden/>
-          </w:rPr>
-          <w:t>40</w:t>
-        </w:r>
-        <w:r>
-          <w:rPr>
-            <w:noProof/>
-            <w:webHidden/>
-          </w:rPr>
-          <w:fldChar w:fldCharType="end"/>
-        </w:r>
-      </w:hyperlink>
-    </w:p>
-    <w:p>
-      <w:pPr>
-        <w:pStyle w:val="TOC4"/>
-        <w:tabs>
-          <w:tab w:val="right" w:leader="dot" w:pos="10450"/>
-        </w:tabs>
-        <w:rPr>
-          <w:rFonts w:eastAsiaTheme="minorEastAsia"/>
-          <w:noProof/>
-          <w:sz w:val="24"/>
-        </w:rPr>
-      </w:pPr>
-      <w:hyperlink w:anchor="_Toc224661412" w:history="1">
-        <w:r>
-          <w:rPr>
-            <w:rStyle w:val="Hyperlink"/>
-            <w:noProof/>
-            <w:lang w:val="en-US"/>
-          </w:rPr>
-          <w:t>Proof Of Concept</w:t>
-        </w:r>
-        <w:r>
-          <w:rPr>
-            <w:noProof/>
-            <w:webHidden/>
-          </w:rPr>
-          <w:tab/>
-        </w:r>
-        <w:r>
-          <w:rPr>
-            <w:noProof/>
-            <w:webHidden/>
-          </w:rPr>
-          <w:fldChar w:fldCharType="begin"/>
-        </w:r>
-        <w:r>
-          <w:rPr>
-            <w:noProof/>
-            <w:webHidden/>
-          </w:rPr>
-          <w:instrText xml:space="preserve"> PAGEREF _Toc224661412 \h </w:instrText>
-        </w:r>
-        <w:r>
-          <w:rPr>
-            <w:noProof/>
-            <w:webHidden/>
-          </w:rPr>
-        </w:r>
-        <w:r>
-          <w:rPr>
-            <w:noProof/>
-            <w:webHidden/>
-          </w:rPr>
-          <w:fldChar w:fldCharType="separate"/>
-        </w:r>
-        <w:r>
-          <w:rPr>
-            <w:noProof/>
-            <w:webHidden/>
-          </w:rPr>
-          <w:t>41</w:t>
-        </w:r>
-        <w:r>
-          <w:rPr>
-            <w:noProof/>
-            <w:webHidden/>
-          </w:rPr>
-          <w:fldChar w:fldCharType="end"/>
-        </w:r>
-      </w:hyperlink>
-    </w:p>
-    <w:p>
-      <w:pPr>
-        <w:pStyle w:val="TOC3"/>
-        <w:tabs>
-          <w:tab w:val="right" w:leader="dot" w:pos="10450"/>
-        </w:tabs>
-        <w:rPr>
-          <w:rFonts w:eastAsiaTheme="minorEastAsia"/>
-          <w:noProof/>
-          <w:sz w:val="24"/>
-        </w:rPr>
-      </w:pPr>
-      <w:hyperlink w:anchor="_Toc224661413" w:history="1">
-        <w:r>
-          <w:rPr>
-            <w:rStyle w:val="Hyperlink"/>
-            <w:noProof/>
-            <w:lang w:val="en-US"/>
-          </w:rPr>
-          <w:t xml:space="preserve">5.3.3 </w:t>
-        </w:r>
-        <w:r>
-          <w:rPr>
-            <w:rStyle w:val="Hyperlink"/>
-            <w:noProof/>
-            <w:highlight w:val="yellow"/>
-            <w:lang w:val="en-US"/>
-          </w:rPr>
-          <w:t>Finding 3</w:t>
-        </w:r>
-        <w:r>
-          <w:rPr>
-            <w:noProof/>
-            <w:webHidden/>
-          </w:rPr>
-          <w:tab/>
-        </w:r>
-        <w:r>
-          <w:rPr>
-            <w:noProof/>
-            <w:webHidden/>
-          </w:rPr>
-          <w:fldChar w:fldCharType="begin"/>
-        </w:r>
-        <w:r>
-          <w:rPr>
-            <w:noProof/>
-            <w:webHidden/>
-          </w:rPr>
-          <w:instrText xml:space="preserve"> PAGEREF _Toc224661413 \h </w:instrText>
-        </w:r>
-        <w:r>
-          <w:rPr>
-            <w:noProof/>
-            <w:webHidden/>
-          </w:rPr>
-        </w:r>
-        <w:r>
-          <w:rPr>
-            <w:noProof/>
-            <w:webHidden/>
-          </w:rPr>
-          <w:fldChar w:fldCharType="separate"/>
-        </w:r>
-        <w:r>
-          <w:rPr>
-            <w:noProof/>
-            <w:webHidden/>
-          </w:rPr>
-          <w:t>42</w:t>
-        </w:r>
-        <w:r>
-          <w:rPr>
-            <w:noProof/>
-            <w:webHidden/>
-          </w:rPr>
-          <w:fldChar w:fldCharType="end"/>
-        </w:r>
-      </w:hyperlink>
-    </w:p>
-    <w:p>
-      <w:pPr>
-        <w:pStyle w:val="TOC4"/>
-        <w:tabs>
-          <w:tab w:val="right" w:leader="dot" w:pos="10450"/>
-        </w:tabs>
-        <w:rPr>
-          <w:rFonts w:eastAsiaTheme="minorEastAsia"/>
-          <w:noProof/>
-          <w:sz w:val="24"/>
-        </w:rPr>
-      </w:pPr>
-      <w:hyperlink w:anchor="_Toc224661414" w:history="1">
-        <w:r>
-          <w:rPr>
-            <w:rStyle w:val="Hyperlink"/>
-            <w:noProof/>
-            <w:lang w:val="en-US"/>
-          </w:rPr>
-          <w:t>Proof Of Concept</w:t>
-        </w:r>
-        <w:r>
-          <w:rPr>
-            <w:noProof/>
-            <w:webHidden/>
-          </w:rPr>
-          <w:tab/>
-        </w:r>
-        <w:r>
-          <w:rPr>
-            <w:noProof/>
-            <w:webHidden/>
-          </w:rPr>
-          <w:fldChar w:fldCharType="begin"/>
-        </w:r>
-        <w:r>
-          <w:rPr>
-            <w:noProof/>
-            <w:webHidden/>
-          </w:rPr>
-          <w:instrText xml:space="preserve"> PAGEREF _Toc224661414 \h </w:instrText>
-        </w:r>
-        <w:r>
-          <w:rPr>
-            <w:noProof/>
-            <w:webHidden/>
-          </w:rPr>
-        </w:r>
-        <w:r>
-          <w:rPr>
-            <w:noProof/>
-            <w:webHidden/>
-          </w:rPr>
-          <w:fldChar w:fldCharType="separate"/>
-        </w:r>
-        <w:r>
-          <w:rPr>
-            <w:noProof/>
-            <w:webHidden/>
-          </w:rPr>
-          <w:t>43</w:t>
-        </w:r>
-        <w:r>
-          <w:rPr>
-            <w:noProof/>
-            <w:webHidden/>
-          </w:rPr>
-          <w:fldChar w:fldCharType="end"/>
-        </w:r>
-      </w:hyperlink>
-    </w:p>
-    <w:p>
-      <w:pPr>
-        <w:pStyle w:val="TOC3"/>
-        <w:tabs>
-          <w:tab w:val="right" w:leader="dot" w:pos="10450"/>
-        </w:tabs>
-        <w:rPr>
-          <w:rFonts w:eastAsiaTheme="minorEastAsia"/>
-          <w:noProof/>
-          <w:sz w:val="24"/>
-        </w:rPr>
-      </w:pPr>
-      <w:hyperlink w:anchor="_Toc224661415" w:history="1">
-        <w:r>
-          <w:rPr>
-            <w:rStyle w:val="Hyperlink"/>
-            <w:noProof/>
-            <w:lang w:val="en-US"/>
-          </w:rPr>
-          <w:t xml:space="preserve">5.3.4 </w:t>
-        </w:r>
-        <w:r>
-          <w:rPr>
-            <w:rStyle w:val="Hyperlink"/>
-            <w:noProof/>
-            <w:highlight w:val="yellow"/>
-            <w:lang w:val="en-US"/>
-          </w:rPr>
-          <w:t>Finding 4</w:t>
-        </w:r>
-        <w:r>
-          <w:rPr>
-            <w:noProof/>
-            <w:webHidden/>
-          </w:rPr>
-          <w:tab/>
-        </w:r>
-        <w:r>
-          <w:rPr>
-            <w:noProof/>
-            <w:webHidden/>
-          </w:rPr>
-          <w:fldChar w:fldCharType="begin"/>
-        </w:r>
-        <w:r>
-          <w:rPr>
-            <w:noProof/>
-            <w:webHidden/>
-          </w:rPr>
-          <w:instrText xml:space="preserve"> PAGEREF _Toc224661415 \h </w:instrText>
-        </w:r>
-        <w:r>
-          <w:rPr>
-            <w:noProof/>
-            <w:webHidden/>
-          </w:rPr>
-        </w:r>
-        <w:r>
-          <w:rPr>
-            <w:noProof/>
-            <w:webHidden/>
-          </w:rPr>
-          <w:fldChar w:fldCharType="separate"/>
-        </w:r>
-        <w:r>
-          <w:rPr>
-            <w:noProof/>
-            <w:webHidden/>
-          </w:rPr>
-          <w:t>44</w:t>
-        </w:r>
-        <w:r>
-          <w:rPr>
-            <w:noProof/>
-            <w:webHidden/>
-          </w:rPr>
-          <w:fldChar w:fldCharType="end"/>
-        </w:r>
-      </w:hyperlink>
-    </w:p>
-    <w:p>
-      <w:pPr>
-        <w:pStyle w:val="TOC4"/>
-        <w:tabs>
-          <w:tab w:val="right" w:leader="dot" w:pos="10450"/>
-        </w:tabs>
-        <w:rPr>
-          <w:rFonts w:eastAsiaTheme="minorEastAsia"/>
-          <w:noProof/>
-          <w:sz w:val="24"/>
-        </w:rPr>
-      </w:pPr>
-      <w:hyperlink w:anchor="_Toc224661416" w:history="1">
-        <w:r>
-          <w:rPr>
-            <w:rStyle w:val="Hyperlink"/>
-            <w:noProof/>
-            <w:lang w:val="en-US"/>
-          </w:rPr>
-          <w:t>Proof Of Concept</w:t>
-        </w:r>
-        <w:r>
-          <w:rPr>
-            <w:noProof/>
-            <w:webHidden/>
-          </w:rPr>
-          <w:tab/>
-        </w:r>
-        <w:r>
-          <w:rPr>
-            <w:noProof/>
-            <w:webHidden/>
-          </w:rPr>
-          <w:fldChar w:fldCharType="begin"/>
-        </w:r>
-        <w:r>
-          <w:rPr>
-            <w:noProof/>
-            <w:webHidden/>
-          </w:rPr>
-          <w:instrText xml:space="preserve"> PAGEREF _Toc224661416 \h </w:instrText>
-        </w:r>
-        <w:r>
-          <w:rPr>
-            <w:noProof/>
-            <w:webHidden/>
-          </w:rPr>
-        </w:r>
-        <w:r>
-          <w:rPr>
-            <w:noProof/>
-            <w:webHidden/>
-          </w:rPr>
-          <w:fldChar w:fldCharType="separate"/>
-        </w:r>
-        <w:r>
-          <w:rPr>
-            <w:noProof/>
-            <w:webHidden/>
-          </w:rPr>
-          <w:t>45</w:t>
-        </w:r>
-        <w:r>
-          <w:rPr>
-            <w:noProof/>
-            <w:webHidden/>
-          </w:rPr>
-          <w:fldChar w:fldCharType="end"/>
-        </w:r>
-      </w:hyperlink>
-    </w:p>
-    <w:p>
-      <w:pPr>
-        <w:pStyle w:val="TOC3"/>
-        <w:tabs>
-          <w:tab w:val="right" w:leader="dot" w:pos="10450"/>
-        </w:tabs>
-        <w:rPr>
-          <w:rFonts w:eastAsiaTheme="minorEastAsia"/>
-          <w:noProof/>
-          <w:sz w:val="24"/>
-        </w:rPr>
-      </w:pPr>
-      <w:hyperlink w:anchor="_Toc224661417" w:history="1">
-        <w:r>
-          <w:rPr>
-            <w:rStyle w:val="Hyperlink"/>
-            <w:noProof/>
-            <w:lang w:val="en-US"/>
-          </w:rPr>
-          <w:t xml:space="preserve">5.3.5 </w:t>
-        </w:r>
-        <w:r>
-          <w:rPr>
-            <w:rStyle w:val="Hyperlink"/>
-            <w:noProof/>
-            <w:highlight w:val="yellow"/>
-            <w:lang w:val="en-US"/>
-          </w:rPr>
-          <w:t>Finding 5</w:t>
-        </w:r>
-        <w:r>
-          <w:rPr>
-            <w:noProof/>
-            <w:webHidden/>
-          </w:rPr>
-          <w:tab/>
-        </w:r>
-        <w:r>
-          <w:rPr>
-            <w:noProof/>
-            <w:webHidden/>
-          </w:rPr>
-          <w:fldChar w:fldCharType="begin"/>
-        </w:r>
-        <w:r>
-          <w:rPr>
-            <w:noProof/>
-            <w:webHidden/>
-          </w:rPr>
-          <w:instrText xml:space="preserve"> PAGEREF _Toc224661417 \h </w:instrText>
-        </w:r>
-        <w:r>
-          <w:rPr>
-            <w:noProof/>
-            <w:webHidden/>
-          </w:rPr>
-        </w:r>
-        <w:r>
-          <w:rPr>
-            <w:noProof/>
-            <w:webHidden/>
-          </w:rPr>
-          <w:fldChar w:fldCharType="separate"/>
-        </w:r>
-        <w:r>
-          <w:rPr>
-            <w:noProof/>
-            <w:webHidden/>
-          </w:rPr>
-          <w:t>46</w:t>
-        </w:r>
-        <w:r>
-          <w:rPr>
-            <w:noProof/>
-            <w:webHidden/>
-          </w:rPr>
-          <w:fldChar w:fldCharType="end"/>
-        </w:r>
-      </w:hyperlink>
-    </w:p>
-    <w:p>
-      <w:pPr>
-        <w:pStyle w:val="TOC4"/>
-        <w:tabs>
-          <w:tab w:val="right" w:leader="dot" w:pos="10450"/>
-        </w:tabs>
-        <w:rPr>
-          <w:rFonts w:eastAsiaTheme="minorEastAsia"/>
-          <w:noProof/>
-          <w:sz w:val="24"/>
-        </w:rPr>
-      </w:pPr>
-      <w:hyperlink w:anchor="_Toc224661418" w:history="1">
-        <w:r>
-          <w:rPr>
-            <w:rStyle w:val="Hyperlink"/>
-            <w:noProof/>
-            <w:lang w:val="en-US"/>
-          </w:rPr>
-          <w:t>Proof Of Concept</w:t>
-        </w:r>
-        <w:r>
-          <w:rPr>
-            <w:noProof/>
-            <w:webHidden/>
-          </w:rPr>
-          <w:tab/>
-        </w:r>
-        <w:r>
-          <w:rPr>
-            <w:noProof/>
-            <w:webHidden/>
-          </w:rPr>
-          <w:fldChar w:fldCharType="begin"/>
-        </w:r>
-        <w:r>
-          <w:rPr>
-            <w:noProof/>
-            <w:webHidden/>
-          </w:rPr>
-          <w:instrText xml:space="preserve"> PAGEREF _Toc224661418 \h </w:instrText>
-        </w:r>
-        <w:r>
-          <w:rPr>
-            <w:noProof/>
-            <w:webHidden/>
-          </w:rPr>
-        </w:r>
-        <w:r>
-          <w:rPr>
-            <w:noProof/>
-            <w:webHidden/>
-          </w:rPr>
-          <w:fldChar w:fldCharType="separate"/>
-        </w:r>
-        <w:r>
-          <w:rPr>
-            <w:noProof/>
-            <w:webHidden/>
-          </w:rPr>
-          <w:t>47</w:t>
-        </w:r>
-        <w:r>
-          <w:rPr>
-            <w:noProof/>
-            <w:webHidden/>
-          </w:rPr>
-          <w:fldChar w:fldCharType="end"/>
-        </w:r>
-      </w:hyperlink>
-    </w:p>
-    <w:p>
-      <w:pPr>
-        <w:pStyle w:val="TOC1"/>
-        <w:tabs>
-          <w:tab w:val="right" w:leader="dot" w:pos="10450"/>
-        </w:tabs>
-        <w:rPr>
-          <w:rFonts w:eastAsiaTheme="minorEastAsia"/>
-          <w:noProof/>
-          <w:sz w:val="24"/>
-        </w:rPr>
-      </w:pPr>
-      <w:hyperlink w:anchor="_Toc224661419" w:history="1">
-        <w:r>
-          <w:rPr>
-            <w:rStyle w:val="Hyperlink"/>
-            <w:rFonts w:cstheme="minorHAnsi"/>
-            <w:bCs/>
-            <w:noProof/>
-            <w:lang w:val="en-US"/>
-          </w:rPr>
-          <w:t>6.0 Recommendation</w:t>
-        </w:r>
-        <w:r>
-          <w:rPr>
-            <w:noProof/>
-            <w:webHidden/>
-          </w:rPr>
-          <w:tab/>
-        </w:r>
-        <w:r>
-          <w:rPr>
-            <w:noProof/>
-            <w:webHidden/>
-          </w:rPr>
-          <w:fldChar w:fldCharType="begin"/>
-        </w:r>
-        <w:r>
-          <w:rPr>
-            <w:noProof/>
-            <w:webHidden/>
-          </w:rPr>
-          <w:instrText xml:space="preserve"> PAGEREF _Toc224661419 \h </w:instrText>
-        </w:r>
-        <w:r>
-          <w:rPr>
-            <w:noProof/>
-            <w:webHidden/>
-          </w:rPr>
-        </w:r>
-        <w:r>
-          <w:rPr>
-            <w:noProof/>
-            <w:webHidden/>
-          </w:rPr>
-          <w:fldChar w:fldCharType="separate"/>
-        </w:r>
-        <w:r>
-          <w:rPr>
-            <w:noProof/>
-            <w:webHidden/>
-          </w:rPr>
-          <w:t>48</w:t>
-        </w:r>
-        <w:r>
-          <w:rPr>
-            <w:noProof/>
-            <w:webHidden/>
-          </w:rPr>
-          <w:fldChar w:fldCharType="end"/>
-        </w:r>
-      </w:hyperlink>
-    </w:p>
-    <w:p>
-      <w:pPr>
-        <w:pStyle w:val="TOC1"/>
-        <w:tabs>
-          <w:tab w:val="right" w:leader="dot" w:pos="10450"/>
-        </w:tabs>
-        <w:rPr>
-          <w:rFonts w:eastAsiaTheme="minorEastAsia"/>
-          <w:noProof/>
-          <w:sz w:val="24"/>
-        </w:rPr>
-      </w:pPr>
-      <w:hyperlink w:anchor="_Toc224661420" w:history="1">
-        <w:r>
-          <w:rPr>
-            <w:rStyle w:val="Hyperlink"/>
-            <w:rFonts w:cstheme="minorHAnsi"/>
-            <w:bCs/>
-            <w:noProof/>
-            <w:lang w:val="en-US"/>
-          </w:rPr>
-          <w:t>7.0 Appendix</w:t>
-        </w:r>
-        <w:r>
-          <w:rPr>
-            <w:noProof/>
-            <w:webHidden/>
-          </w:rPr>
-          <w:tab/>
-        </w:r>
-        <w:r>
-          <w:rPr>
-            <w:noProof/>
-            <w:webHidden/>
-          </w:rPr>
-          <w:fldChar w:fldCharType="begin"/>
-        </w:r>
-        <w:r>
-          <w:rPr>
-            <w:noProof/>
-            <w:webHidden/>
-          </w:rPr>
-          <w:instrText xml:space="preserve"> PAGEREF _Toc224661420 \h </w:instrText>
-        </w:r>
-        <w:r>
-          <w:rPr>
-            <w:noProof/>
-            <w:webHidden/>
-          </w:rPr>
-        </w:r>
-        <w:r>
-          <w:rPr>
-            <w:noProof/>
-            <w:webHidden/>
-          </w:rPr>
-          <w:fldChar w:fldCharType="separate"/>
-        </w:r>
-        <w:r>
-          <w:rPr>
-            <w:noProof/>
-            <w:webHidden/>
-          </w:rPr>
-          <w:t>49</w:t>
-        </w:r>
-        <w:r>
-          <w:rPr>
-            <w:noProof/>
-            <w:webHidden/>
-          </w:rPr>
-          <w:fldChar w:fldCharType="end"/>
-        </w:r>
-      </w:hyperlink>
-    </w:p>
-    <w:p>
-      <w:pPr>
-        <w:pStyle w:val="TOC2"/>
-        <w:tabs>
-          <w:tab w:val="right" w:leader="dot" w:pos="10450"/>
-        </w:tabs>
-        <w:rPr>
-          <w:rFonts w:eastAsiaTheme="minorEastAsia"/>
-          <w:noProof/>
-          <w:sz w:val="24"/>
-        </w:rPr>
-      </w:pPr>
-      <w:hyperlink w:anchor="_Toc224661421" w:history="1">
-        <w:r>
-          <w:rPr>
-            <w:rStyle w:val="Hyperlink"/>
-            <w:noProof/>
-            <w:lang w:val="en-US"/>
-          </w:rPr>
-          <w:t>7</w:t>
-        </w:r>
-        <w:r>
-          <w:rPr>
-            <w:rStyle w:val="Hyperlink"/>
-            <w:noProof/>
-          </w:rPr>
-          <w:t>.1 Appendix I: Tools</w:t>
-        </w:r>
-        <w:r>
-          <w:rPr>
-            <w:noProof/>
-            <w:webHidden/>
-          </w:rPr>
-          <w:tab/>
-        </w:r>
-        <w:r>
-          <w:rPr>
-            <w:noProof/>
-            <w:webHidden/>
-          </w:rPr>
-          <w:fldChar w:fldCharType="begin"/>
-        </w:r>
-        <w:r>
-          <w:rPr>
-            <w:noProof/>
-            <w:webHidden/>
-          </w:rPr>
-          <w:instrText xml:space="preserve"> PAGEREF _Toc224661421 \h </w:instrText>
-        </w:r>
-        <w:r>
-          <w:rPr>
-            <w:noProof/>
-            <w:webHidden/>
-          </w:rPr>
-        </w:r>
-        <w:r>
-          <w:rPr>
-            <w:noProof/>
-            <w:webHidden/>
-          </w:rPr>
-          <w:fldChar w:fldCharType="separate"/>
-        </w:r>
-        <w:r>
-          <w:rPr>
-            <w:noProof/>
-            <w:webHidden/>
-          </w:rPr>
-          <w:t>49</w:t>
-        </w:r>
-        <w:r>
-          <w:rPr>
-            <w:noProof/>
-            <w:webHidden/>
-          </w:rPr>
-          <w:fldChar w:fldCharType="end"/>
-        </w:r>
-      </w:hyperlink>
-    </w:p>
-    <w:p>
-      <w:pPr>
-        <w:pStyle w:val="TOC2"/>
-        <w:tabs>
-          <w:tab w:val="right" w:leader="dot" w:pos="10450"/>
-        </w:tabs>
-        <w:rPr>
-          <w:rFonts w:eastAsiaTheme="minorEastAsia"/>
-          <w:noProof/>
-          <w:sz w:val="24"/>
-        </w:rPr>
-      </w:pPr>
-      <w:hyperlink w:anchor="_Toc224661422" w:history="1">
-        <w:r>
-          <w:rPr>
-            <w:rStyle w:val="Hyperlink"/>
-            <w:noProof/>
-            <w:lang w:val="en-US"/>
-          </w:rPr>
-          <w:t>7</w:t>
-        </w:r>
-        <w:r>
-          <w:rPr>
-            <w:rStyle w:val="Hyperlink"/>
-            <w:noProof/>
-          </w:rPr>
-          <w:t>.2 Appendix II: CVSS Scoring Criteria</w:t>
-        </w:r>
-        <w:r>
-          <w:rPr>
-            <w:noProof/>
-            <w:webHidden/>
-          </w:rPr>
-          <w:tab/>
-        </w:r>
-        <w:r>
-          <w:rPr>
-            <w:noProof/>
-            <w:webHidden/>
-          </w:rPr>
-          <w:fldChar w:fldCharType="begin"/>
-        </w:r>
-        <w:r>
-          <w:rPr>
-            <w:noProof/>
-            <w:webHidden/>
-          </w:rPr>
-          <w:instrText xml:space="preserve"> PAGEREF _Toc224661422 \h </w:instrText>
-        </w:r>
-        <w:r>
-          <w:rPr>
-            <w:noProof/>
-            <w:webHidden/>
-          </w:rPr>
-        </w:r>
-        <w:r>
-          <w:rPr>
-            <w:noProof/>
-            <w:webHidden/>
-          </w:rPr>
-          <w:fldChar w:fldCharType="separate"/>
-        </w:r>
-        <w:r>
-          <w:rPr>
-            <w:noProof/>
-            <w:webHidden/>
-          </w:rPr>
-          <w:t>50</w:t>
-        </w:r>
-        <w:r>
-          <w:rPr>
-            <w:noProof/>
-            <w:webHidden/>
-          </w:rPr>
-          <w:fldChar w:fldCharType="end"/>
-        </w:r>
-      </w:hyperlink>
-    </w:p>
-    <w:p>
-      <w:pPr>
-        <w:rPr>
-          <w:lang w:val="en-US"/>
-        </w:rPr>
-      </w:pPr>
-      <w:r>
-        <w:rPr>
-          <w:lang w:val="en-US"/>
-        </w:rPr>
-        <w:fldChar w:fldCharType="end"/>
-      </w:r>
-    </w:p>
-    <w:p>
-      <w:pPr>
-        <w:rPr>
-          <w:lang w:val="en-US"/>
-        </w:rPr>
-      </w:pPr>
-    </w:p>
-    <w:p>
-      <w:pPr>
-        <w:rPr>
-          <w:lang w:val="en-US"/>
-        </w:rPr>
-      </w:pPr>
-      <w:r>
-        <w:rPr>
-          <w:lang w:val="en-US"/>
-        </w:rPr>
-        <w:br w:type="page"/>
-      </w:r>
-    </w:p>
-    <w:p>
-      <w:pPr>
-        <w:pBdr>
-          <w:top w:val="single" w:sz="4" w:space="1" w:color="auto"/>
-          <w:left w:val="single" w:sz="4" w:space="4" w:color="auto"/>
-          <w:bottom w:val="single" w:sz="4" w:space="1" w:color="auto"/>
-          <w:right w:val="single" w:sz="4" w:space="4" w:color="auto"/>
-        </w:pBdr>
-        <w:spacing w:after="240"/>
-        <w:jc w:val="center"/>
-        <w:rPr>
-          <w:color w:val="600000"/>
-          <w:sz w:val="32"/>
-          <w:szCs w:val="32"/>
-          <w:lang w:val="en-US"/>
-        </w:rPr>
-      </w:pPr>
-      <w:r>
-        <w:rPr>
-          <w:color w:val="600000"/>
-          <w:sz w:val="32"/>
-          <w:szCs w:val="32"/>
-          <w:lang w:val="en-US"/>
-        </w:rPr>
-        <w:lastRenderedPageBreak/>
-        <w:t>Notes For Penetration Testers</w:t>
-      </w:r>
-    </w:p>
-    <w:p>
-      <w:pPr>
-        <w:spacing w:after="240"/>
-        <w:jc w:val="center"/>
-        <w:rPr>
-          <w:lang w:val="en-US"/>
-        </w:rPr>
-      </w:pPr>
-      <w:r>
-        <w:rPr>
-          <w:b/>
-          <w:bCs/>
-          <w:sz w:val="28"/>
-          <w:szCs w:val="28"/>
-          <w:lang w:val="en-US"/>
-        </w:rPr>
-        <w:t xml:space="preserve">Kindly Remove This Section Before Submitting </w:t>
-      </w:r>
-      <w:proofErr w:type="gramStart"/>
-      <w:r>
-        <w:rPr>
-          <w:b/>
-          <w:bCs/>
-          <w:sz w:val="28"/>
-          <w:szCs w:val="28"/>
-          <w:lang w:val="en-US"/>
-        </w:rPr>
-        <w:t>The</w:t>
-      </w:r>
-      <w:proofErr w:type="gramEnd"/>
-      <w:r>
-        <w:rPr>
-          <w:b/>
-          <w:bCs/>
-          <w:sz w:val="28"/>
-          <w:szCs w:val="28"/>
-          <w:lang w:val="en-US"/>
-        </w:rPr>
-        <w:t xml:space="preserve"> Report</w:t>
-      </w:r>
-    </w:p>
-    <w:p>
-      <w:pPr>
-        <w:pStyle w:val="ListParagraph"/>
-        <w:numPr>
-          <w:ilvl w:val="0"/>
-          <w:numId w:val="13"/>
-        </w:numPr>
-      </w:pPr>
-      <w:r>
-        <w:t xml:space="preserve">When an out-of-scope function is mentioned inside the report scope section, then the assessor is considered to have </w:t>
-      </w:r>
-      <w:r>
-        <w:rPr>
-          <w:b/>
-          <w:bCs/>
-        </w:rPr>
-        <w:t>confirmed</w:t>
-      </w:r>
-      <w:r>
-        <w:t xml:space="preserve"> that all other functions/items have been tested unless else mentioned </w:t>
-      </w:r>
-      <w:r>
-        <w:t>in</w:t>
-      </w:r>
-      <w:r>
-        <w:t xml:space="preserve"> the limitations/out-of-scope section.</w:t>
-      </w:r>
-    </w:p>
-    <w:p/>
-    <w:p>
-      <w:pPr>
-        <w:pStyle w:val="ListParagraph"/>
-        <w:numPr>
-          <w:ilvl w:val="0"/>
-          <w:numId w:val="13"/>
-        </w:numPr>
-      </w:pPr>
-      <w:r>
-        <w:t xml:space="preserve">The assessor Should explicitly mention </w:t>
-      </w:r>
-      <w:r>
-        <w:t>if</w:t>
-      </w:r>
-      <w:r>
-        <w:t xml:space="preserve"> any of the required documentation is not supplied by the targeted organization </w:t>
-      </w:r>
-      <w:r>
-        <w:t>in</w:t>
-      </w:r>
-      <w:r>
-        <w:t xml:space="preserve"> the report limitation section</w:t>
-      </w:r>
-      <w:r>
-        <w:t xml:space="preserve">, if that </w:t>
-      </w:r>
-      <w:r>
-        <w:rPr>
-          <w:b/>
-          <w:bCs/>
-        </w:rPr>
-        <w:t>hinders</w:t>
-      </w:r>
-      <w:r>
-        <w:t xml:space="preserve"> the penetration testing process.</w:t>
-      </w:r>
-    </w:p>
-    <w:p/>
-    <w:p>
-      <w:pPr>
-        <w:pStyle w:val="ListParagraph"/>
-        <w:numPr>
-          <w:ilvl w:val="0"/>
-          <w:numId w:val="13"/>
-        </w:numPr>
-      </w:pPr>
-      <w:r>
-        <w:t xml:space="preserve">In gray box penetration testing, </w:t>
-      </w:r>
-      <w:r>
-        <w:t xml:space="preserve">it </w:t>
-      </w:r>
-      <w:r>
-        <w:t>is required that the assessor possess a</w:t>
-      </w:r>
-      <w:r>
-        <w:t xml:space="preserve"> </w:t>
-      </w:r>
-      <w:r>
-        <w:t>thorough understanding of the business workflows to be tested, as well as familiarity with al</w:t>
-      </w:r>
-      <w:r>
-        <w:t xml:space="preserve">l </w:t>
-      </w:r>
-      <w:r>
-        <w:t>possible screens and functions involved based on conducting a technical walkthrough or supplied documentation.</w:t>
-      </w:r>
-    </w:p>
-    <w:p/>
-    <w:p>
-      <w:pPr>
-        <w:pStyle w:val="ListParagraph"/>
-        <w:numPr>
-          <w:ilvl w:val="0"/>
-          <w:numId w:val="13"/>
-        </w:numPr>
-      </w:pPr>
-      <w:r>
-        <w:t xml:space="preserve">The assessed client decides to descope the vulnerable function, this action of removing the vulnerability </w:t>
-      </w:r>
-      <w:r>
-        <w:rPr>
-          <w:b/>
-          <w:bCs/>
-        </w:rPr>
-        <w:t>shall be mentioned</w:t>
-      </w:r>
-      <w:r>
-        <w:t xml:space="preserve"> and detailed in the report out-of-scope section. </w:t>
-      </w:r>
-      <w:r>
-        <w:t>If</w:t>
-      </w:r>
-      <w:r>
-        <w:t xml:space="preserve"> a vulnerable function has been descoped, it will not be considered mitigated.</w:t>
-      </w:r>
-      <w:r>
-        <w:t xml:space="preserve"> </w:t>
-      </w:r>
-      <w:r>
-        <w:br/>
-      </w:r>
-      <w:r>
-        <w:rPr>
-          <w:b/>
-          <w:bCs/>
-        </w:rPr>
-        <w:t>In the case of IP descoping</w:t>
-      </w:r>
-      <w:r>
-        <w:t xml:space="preserve">, the details of the descoped </w:t>
-      </w:r>
-      <w:r>
-        <w:t>IP</w:t>
-      </w:r>
-      <w:r>
-        <w:t xml:space="preserve"> and associated vulnerabilities shall be elaborated </w:t>
-      </w:r>
-      <w:r>
-        <w:t>in</w:t>
-      </w:r>
-      <w:r>
-        <w:t xml:space="preserve"> the out-of-scope section.</w:t>
-      </w:r>
-    </w:p>
-    <w:p/>
-    <w:p>
-      <w:pPr>
-        <w:pStyle w:val="ListParagraph"/>
-        <w:numPr>
-          <w:ilvl w:val="0"/>
-          <w:numId w:val="13"/>
-        </w:numPr>
-      </w:pPr>
-      <w:r>
-        <w:t xml:space="preserve">The complete workflow shall be tested comprehensively; the assessor </w:t>
-      </w:r>
-      <w:r>
-        <w:rPr>
-          <w:b/>
-          <w:bCs/>
-        </w:rPr>
-        <w:t>should have the right</w:t>
-      </w:r>
-      <w:r>
-        <w:t xml:space="preserve"> to request and collect the needed-to-know information from the</w:t>
-      </w:r>
-      <w:r>
-        <w:t xml:space="preserve"> </w:t>
-      </w:r>
-      <w:r>
-        <w:t>necessary systems and resources that are not in scope but interact with or impact the activity scope.</w:t>
-      </w:r>
-      <w:r>
-        <w:br/>
-        <w:t xml:space="preserve">Such as, </w:t>
-      </w:r>
-      <w:r>
-        <w:t>back office and operation portals that are impacted by the data entered shall be tested and al</w:t>
-      </w:r>
-      <w:r>
-        <w:t>l</w:t>
-      </w:r>
-      <w:r>
-        <w:t xml:space="preserve"> workflow shall be completely tested as one complete workflow. (e.g., stored X</w:t>
-      </w:r>
-      <w:r>
-        <w:t>S</w:t>
-      </w:r>
-      <w:r>
-        <w:t>S that may take the input data from the front-end user interface but be executed at the back office).</w:t>
-      </w:r>
-    </w:p>
-    <w:p/>
-    <w:p>
-      <w:pPr>
-        <w:pStyle w:val="ListParagraph"/>
-        <w:numPr>
-          <w:ilvl w:val="0"/>
-          <w:numId w:val="13"/>
-        </w:numPr>
-      </w:pPr>
-      <w:r>
-        <w:t>A</w:t>
-      </w:r>
-      <w:r>
-        <w:t>l</w:t>
-      </w:r>
-      <w:r>
-        <w:t xml:space="preserve">l Issues regarding the usage of vulnerable components or library, every CVE associated with them </w:t>
-      </w:r>
-      <w:r>
-        <w:rPr>
-          <w:b/>
-          <w:bCs/>
-        </w:rPr>
-        <w:t>shall be examined and tested</w:t>
-      </w:r>
-      <w:r>
-        <w:t xml:space="preserve">, and </w:t>
-      </w:r>
-      <w:r>
-        <w:t>in</w:t>
-      </w:r>
-      <w:r>
-        <w:t xml:space="preserve"> case of being not exploitable, the assessor should mention in the report and confirm that the CVE </w:t>
-      </w:r>
-      <w:r>
-        <w:t>is</w:t>
-      </w:r>
-      <w:r>
-        <w:t xml:space="preserve"> not exploitable and poses no risk to the application.</w:t>
-      </w:r>
-    </w:p>
-    <w:p/>
-    <w:p>
-      <w:pPr>
-        <w:pStyle w:val="ListParagraph"/>
-        <w:numPr>
-          <w:ilvl w:val="0"/>
-          <w:numId w:val="13"/>
-        </w:numPr>
-      </w:pPr>
-      <w:r>
-        <w:t xml:space="preserve">Chaining two vulnerabilities should be treated as </w:t>
-      </w:r>
-      <w:r>
-        <w:rPr>
-          <w:b/>
-          <w:bCs/>
-        </w:rPr>
-        <w:t>separate findings</w:t>
-      </w:r>
-      <w:r>
-        <w:t>. Instead of mentioning them together, they should be documented individually to accurately represent their unique consequences, yet, at each of the separate findings, the chaining scenario shall be mentioned and calculated for each vulnerability severity.</w:t>
-      </w:r>
-    </w:p>
-    <w:p/>
-    <w:p>
-      <w:pPr>
-        <w:pStyle w:val="ListParagraph"/>
-        <w:numPr>
-          <w:ilvl w:val="0"/>
-          <w:numId w:val="13"/>
-        </w:numPr>
-      </w:pPr>
-      <w:r>
-        <w:t xml:space="preserve">Compensating controls are not an accepted as a complete remediation methodology within the penetration testing report (e.g., blocking access to the system function using security controls, virtual patching or WAFs, etc.). Mitigation using compensating controls </w:t>
-      </w:r>
-      <w:proofErr w:type="gramStart"/>
-      <w:r>
-        <w:t>should to</w:t>
-      </w:r>
-      <w:proofErr w:type="gramEnd"/>
-      <w:r>
-        <w:t xml:space="preserve"> be explicitly mentioned as "</w:t>
-      </w:r>
-      <w:r>
-        <w:rPr>
-          <w:b/>
-          <w:bCs/>
-        </w:rPr>
-        <w:t>Mitigated by a Compensating Control</w:t>
-      </w:r>
-      <w:r>
-        <w:t xml:space="preserve">" </w:t>
-      </w:r>
-      <w:r>
-        <w:t>in</w:t>
-      </w:r>
-      <w:r>
-        <w:t xml:space="preserve"> a</w:t>
-      </w:r>
-      <w:r>
-        <w:t>l</w:t>
-      </w:r>
-      <w:r>
-        <w:t>l references.</w:t>
-      </w:r>
-      <w:r>
-        <w:br/>
-      </w:r>
-      <w:r>
-        <w:t xml:space="preserve">The assessor shall not modify/lower the original severity scoring of the findings at any stage </w:t>
-      </w:r>
-      <w:r>
-        <w:rPr>
-          <w:b/>
-          <w:bCs/>
-        </w:rPr>
-        <w:t>without documented technical justification</w:t>
-      </w:r>
-      <w:r>
-        <w:t xml:space="preserve">. </w:t>
-      </w:r>
-      <w:r>
-        <w:t>In</w:t>
-      </w:r>
-      <w:r>
-        <w:t xml:space="preserve"> the case of partial fixes, the retest of the new severity shall be justified.</w:t>
-      </w:r>
-    </w:p>
-    <w:p/>
-    <w:p>
-      <w:pPr>
-        <w:pStyle w:val="ListParagraph"/>
-        <w:numPr>
-          <w:ilvl w:val="0"/>
-          <w:numId w:val="13"/>
-        </w:numPr>
-      </w:pPr>
-      <w:r>
-        <w:t xml:space="preserve">Risk acceptance </w:t>
-      </w:r>
-      <w:r>
-        <w:t>is</w:t>
-      </w:r>
-      <w:r>
-        <w:t xml:space="preserve"> </w:t>
-      </w:r>
-      <w:r>
-        <w:rPr>
-          <w:b/>
-          <w:bCs/>
-        </w:rPr>
-        <w:t>not considered a mitigation</w:t>
-      </w:r>
-      <w:r>
-        <w:t xml:space="preserve"> or vulnerability status, and the assessor must not mark vulnerability as mitigated in this case. A</w:t>
-      </w:r>
-      <w:r>
-        <w:t xml:space="preserve"> </w:t>
-      </w:r>
-      <w:r>
-        <w:t>separate report from the client should mention the response including providing risk-acceptance criteria.</w:t>
-      </w:r>
-    </w:p>
-    <w:p/>
-    <w:p>
-      <w:pPr>
-        <w:pStyle w:val="ListParagraph"/>
-        <w:numPr>
-          <w:ilvl w:val="0"/>
-          <w:numId w:val="13"/>
-        </w:numPr>
-      </w:pPr>
-      <w:r>
-        <w:t>In infrastructure pen</w:t>
-      </w:r>
-      <w:r>
-        <w:t xml:space="preserve">etration </w:t>
-      </w:r>
-      <w:r>
-        <w:t>test</w:t>
-      </w:r>
-      <w:r>
-        <w:t>ing</w:t>
-      </w:r>
-      <w:r>
-        <w:t xml:space="preserve">, </w:t>
-      </w:r>
-      <w:proofErr w:type="gramStart"/>
-      <w:r>
-        <w:t>A</w:t>
-      </w:r>
-      <w:r>
-        <w:t>l</w:t>
-      </w:r>
-      <w:r>
-        <w:t>l</w:t>
-      </w:r>
-      <w:proofErr w:type="gramEnd"/>
-      <w:r>
-        <w:t xml:space="preserve"> end-point controls that block IPs based on the number of requests or rate-limiting the requests </w:t>
-      </w:r>
-      <w:r>
-        <w:rPr>
-          <w:b/>
-          <w:bCs/>
-        </w:rPr>
-        <w:t>should not intervene</w:t>
-      </w:r>
-      <w:r>
-        <w:t xml:space="preserve"> in the penetration testing session.</w:t>
+      <w:r>
+        <w:t xml:space="preserve">${TOC}</w:t>
       </w:r>
     </w:p>
     <w:p>
@@ -8955,8 +2911,15 @@
           <w:highlight w:val="yellow"/>
           <w:lang w:val="en-US"/>
         </w:rPr>
-        <w:t>Must mention limitations if exists.</w:t>
-      </w:r>
+        <w:t xml:space="preserve">${limitations}</w:t>
+      </w:r>
+    </w:p>
+    <w:p>
+      <w:pPr>
+        <w:rPr>
+          <w:lang w:val="en-US"/>
+        </w:rPr>
+      </w:pPr>
       <w:r>
         <w:rPr>
           <w:lang w:val="en-US"/>
@@ -23766,7 +17729,6 @@
         <w:rPr>
           <w:lang w:val="en-US"/>
         </w:rPr>
-        <w:br w:type="page"/>
       </w:r>
     </w:p>
     <w:p>
@@ -23809,7 +17771,6 @@
         <w:rPr>
           <w:lang w:val="en-US"/>
         </w:rPr>
-        <w:br w:type="page"/>
       </w:r>
     </w:p>
     <w:p>
@@ -24579,7 +18540,6 @@
         <w:rPr>
           <w:lang w:val="en-US"/>
         </w:rPr>
-        <w:br w:type="page"/>
       </w:r>
     </w:p>
     <w:p>
@@ -24622,7 +18582,6 @@
         <w:rPr>
           <w:lang w:val="en-US"/>
         </w:rPr>
-        <w:br w:type="page"/>
       </w:r>
     </w:p>
     <w:p>
@@ -25427,7 +19386,6 @@
         <w:rPr>
           <w:lang w:val="en-US"/>
         </w:rPr>
-        <w:br w:type="page"/>
       </w:r>
     </w:p>
     <w:p>
@@ -25470,7 +19428,6 @@
         <w:rPr>
           <w:lang w:val="en-US"/>
         </w:rPr>
-        <w:br w:type="page"/>
       </w:r>
     </w:p>
     <w:p>

--- a/report-templates/Faction Tuned/1._iSec_MAPT_Template_Faction.docx
+++ b/report-templates/Faction Tuned/1._iSec_MAPT_Template_Faction.docx
@@ -1142,7 +1142,7 @@
     </w:p>
     <w:tbl>
       <w:tblPr>
-        <w:tblStyle w:val="TableGridLight"/>
+        <w:tblStyle w:val="TableGrid"/>
         <w:tblW w:w="5000" w:type="pct"/>
         <w:tblLayout w:type="fixed"/>
         <w:tblLook w:val="04A0" w:firstRow="1" w:lastRow="0" w:firstColumn="1" w:lastColumn="0" w:noHBand="0" w:noVBand="1"/>
@@ -1155,6 +1155,12 @@
         <w:tc>
           <w:tcPr>
             <w:tcW w:w="1059" w:type="pct"/>
+            <w:tcBorders>
+              <w:top w:val="single" w:sz="4" w:space="0" w:color="BFBFBF"/>
+              <w:left w:val="single" w:sz="4" w:space="0" w:color="BFBFBF"/>
+              <w:bottom w:val="single" w:sz="4" w:space="0" w:color="BFBFBF"/>
+              <w:right w:val="single" w:sz="4" w:space="0" w:color="BFBFBF"/>
+            </w:tcBorders>
             <w:shd w:val="clear" w:color="auto" w:fill="600000"/>
             <w:vAlign w:val="center"/>
           </w:tcPr>
@@ -1170,6 +1176,12 @@
         <w:tc>
           <w:tcPr>
             <w:tcW w:w="3941" w:type="pct"/>
+            <w:tcBorders>
+              <w:top w:val="single" w:sz="4" w:space="0" w:color="BFBFBF"/>
+              <w:left w:val="single" w:sz="4" w:space="0" w:color="BFBFBF"/>
+              <w:bottom w:val="single" w:sz="4" w:space="0" w:color="BFBFBF"/>
+              <w:right w:val="single" w:sz="4" w:space="0" w:color="BFBFBF"/>
+            </w:tcBorders>
             <w:vAlign w:val="center"/>
           </w:tcPr>
           <w:p>
@@ -1242,6 +1254,12 @@
         <w:tc>
           <w:tcPr>
             <w:tcW w:w="1059" w:type="pct"/>
+            <w:tcBorders>
+              <w:top w:val="single" w:sz="4" w:space="0" w:color="BFBFBF"/>
+              <w:left w:val="single" w:sz="4" w:space="0" w:color="BFBFBF"/>
+              <w:bottom w:val="single" w:sz="4" w:space="0" w:color="BFBFBF"/>
+              <w:right w:val="single" w:sz="4" w:space="0" w:color="BFBFBF"/>
+            </w:tcBorders>
             <w:shd w:val="clear" w:color="auto" w:fill="600000"/>
             <w:vAlign w:val="center"/>
           </w:tcPr>
@@ -1261,6 +1279,12 @@
         <w:tc>
           <w:tcPr>
             <w:tcW w:w="3941" w:type="pct"/>
+            <w:tcBorders>
+              <w:top w:val="single" w:sz="4" w:space="0" w:color="BFBFBF"/>
+              <w:left w:val="single" w:sz="4" w:space="0" w:color="BFBFBF"/>
+              <w:bottom w:val="single" w:sz="4" w:space="0" w:color="BFBFBF"/>
+              <w:right w:val="single" w:sz="4" w:space="0" w:color="BFBFBF"/>
+            </w:tcBorders>
             <w:vAlign w:val="center"/>
           </w:tcPr>
           <w:p>
@@ -1283,6 +1307,12 @@
         <w:tc>
           <w:tcPr>
             <w:tcW w:w="1059" w:type="pct"/>
+            <w:tcBorders>
+              <w:top w:val="single" w:sz="4" w:space="0" w:color="BFBFBF"/>
+              <w:left w:val="single" w:sz="4" w:space="0" w:color="BFBFBF"/>
+              <w:bottom w:val="single" w:sz="4" w:space="0" w:color="BFBFBF"/>
+              <w:right w:val="single" w:sz="4" w:space="0" w:color="BFBFBF"/>
+            </w:tcBorders>
             <w:shd w:val="clear" w:color="auto" w:fill="600000"/>
             <w:vAlign w:val="center"/>
           </w:tcPr>
@@ -1302,6 +1332,12 @@
         <w:tc>
           <w:tcPr>
             <w:tcW w:w="3941" w:type="pct"/>
+            <w:tcBorders>
+              <w:top w:val="single" w:sz="4" w:space="0" w:color="BFBFBF"/>
+              <w:left w:val="single" w:sz="4" w:space="0" w:color="BFBFBF"/>
+              <w:bottom w:val="single" w:sz="4" w:space="0" w:color="BFBFBF"/>
+              <w:right w:val="single" w:sz="4" w:space="0" w:color="BFBFBF"/>
+            </w:tcBorders>
             <w:vAlign w:val="center"/>
           </w:tcPr>
           <w:p>
@@ -1324,6 +1360,12 @@
         <w:tc>
           <w:tcPr>
             <w:tcW w:w="1059" w:type="pct"/>
+            <w:tcBorders>
+              <w:top w:val="single" w:sz="4" w:space="0" w:color="BFBFBF"/>
+              <w:left w:val="single" w:sz="4" w:space="0" w:color="BFBFBF"/>
+              <w:bottom w:val="single" w:sz="4" w:space="0" w:color="BFBFBF"/>
+              <w:right w:val="single" w:sz="4" w:space="0" w:color="BFBFBF"/>
+            </w:tcBorders>
             <w:shd w:val="clear" w:color="auto" w:fill="600000"/>
             <w:vAlign w:val="center"/>
           </w:tcPr>
@@ -1343,6 +1385,12 @@
         <w:tc>
           <w:tcPr>
             <w:tcW w:w="3941" w:type="pct"/>
+            <w:tcBorders>
+              <w:top w:val="single" w:sz="4" w:space="0" w:color="BFBFBF"/>
+              <w:left w:val="single" w:sz="4" w:space="0" w:color="BFBFBF"/>
+              <w:bottom w:val="single" w:sz="4" w:space="0" w:color="BFBFBF"/>
+              <w:right w:val="single" w:sz="4" w:space="0" w:color="BFBFBF"/>
+            </w:tcBorders>
             <w:vAlign w:val="center"/>
           </w:tcPr>
           <w:p>
@@ -1412,7 +1460,7 @@
     </w:p>
     <w:tbl>
       <w:tblPr>
-        <w:tblStyle w:val="TableGridLight"/>
+        <w:tblStyle w:val="TableGrid"/>
         <w:tblW w:w="5000" w:type="pct"/>
         <w:tblLayout w:type="fixed"/>
         <w:tblLook w:val="04A0" w:firstRow="1" w:lastRow="0" w:firstColumn="1" w:lastColumn="0" w:noHBand="0" w:noVBand="1"/>
@@ -1426,6 +1474,12 @@
         <w:tc>
           <w:tcPr>
             <w:tcW w:w="1666" w:type="pct"/>
+            <w:tcBorders>
+              <w:top w:val="single" w:sz="4" w:space="0" w:color="BFBFBF"/>
+              <w:left w:val="single" w:sz="4" w:space="0" w:color="BFBFBF"/>
+              <w:bottom w:val="single" w:sz="4" w:space="0" w:color="BFBFBF"/>
+              <w:right w:val="single" w:sz="4" w:space="0" w:color="BFBFBF"/>
+            </w:tcBorders>
             <w:shd w:val="clear" w:color="auto" w:fill="600000"/>
             <w:vAlign w:val="center"/>
           </w:tcPr>
@@ -1442,6 +1496,12 @@
         <w:tc>
           <w:tcPr>
             <w:tcW w:w="1667" w:type="pct"/>
+            <w:tcBorders>
+              <w:top w:val="single" w:sz="4" w:space="0" w:color="BFBFBF"/>
+              <w:left w:val="single" w:sz="4" w:space="0" w:color="BFBFBF"/>
+              <w:bottom w:val="single" w:sz="4" w:space="0" w:color="BFBFBF"/>
+              <w:right w:val="single" w:sz="4" w:space="0" w:color="BFBFBF"/>
+            </w:tcBorders>
             <w:shd w:val="clear" w:color="auto" w:fill="600000"/>
             <w:vAlign w:val="center"/>
           </w:tcPr>
@@ -1458,6 +1518,12 @@
         <w:tc>
           <w:tcPr>
             <w:tcW w:w="1667" w:type="pct"/>
+            <w:tcBorders>
+              <w:top w:val="single" w:sz="4" w:space="0" w:color="BFBFBF"/>
+              <w:left w:val="single" w:sz="4" w:space="0" w:color="BFBFBF"/>
+              <w:bottom w:val="single" w:sz="4" w:space="0" w:color="BFBFBF"/>
+              <w:right w:val="single" w:sz="4" w:space="0" w:color="BFBFBF"/>
+            </w:tcBorders>
             <w:shd w:val="clear" w:color="auto" w:fill="600000"/>
             <w:vAlign w:val="center"/>
           </w:tcPr>
@@ -1476,6 +1542,12 @@
         <w:tc>
           <w:tcPr>
             <w:tcW w:w="1666" w:type="pct"/>
+            <w:tcBorders>
+              <w:top w:val="single" w:sz="4" w:space="0" w:color="BFBFBF"/>
+              <w:left w:val="single" w:sz="4" w:space="0" w:color="BFBFBF"/>
+              <w:bottom w:val="single" w:sz="4" w:space="0" w:color="BFBFBF"/>
+              <w:right w:val="single" w:sz="4" w:space="0" w:color="BFBFBF"/>
+            </w:tcBorders>
             <w:vAlign w:val="center"/>
           </w:tcPr>
           <w:p>
@@ -1519,6 +1591,12 @@
         <w:tc>
           <w:tcPr>
             <w:tcW w:w="1667" w:type="pct"/>
+            <w:tcBorders>
+              <w:top w:val="single" w:sz="4" w:space="0" w:color="BFBFBF"/>
+              <w:left w:val="single" w:sz="4" w:space="0" w:color="BFBFBF"/>
+              <w:bottom w:val="single" w:sz="4" w:space="0" w:color="BFBFBF"/>
+              <w:right w:val="single" w:sz="4" w:space="0" w:color="BFBFBF"/>
+            </w:tcBorders>
             <w:vAlign w:val="center"/>
           </w:tcPr>
           <w:p>
@@ -1554,6 +1632,12 @@
         <w:tc>
           <w:tcPr>
             <w:tcW w:w="1667" w:type="pct"/>
+            <w:tcBorders>
+              <w:top w:val="single" w:sz="4" w:space="0" w:color="BFBFBF"/>
+              <w:left w:val="single" w:sz="4" w:space="0" w:color="BFBFBF"/>
+              <w:bottom w:val="single" w:sz="4" w:space="0" w:color="BFBFBF"/>
+              <w:right w:val="single" w:sz="4" w:space="0" w:color="BFBFBF"/>
+            </w:tcBorders>
             <w:vAlign w:val="center"/>
           </w:tcPr>
           <w:p>
@@ -1591,6 +1675,12 @@
         <w:tc>
           <w:tcPr>
             <w:tcW w:w="1666" w:type="pct"/>
+            <w:tcBorders>
+              <w:top w:val="single" w:sz="4" w:space="0" w:color="BFBFBF"/>
+              <w:left w:val="single" w:sz="4" w:space="0" w:color="BFBFBF"/>
+              <w:bottom w:val="single" w:sz="4" w:space="0" w:color="BFBFBF"/>
+              <w:right w:val="single" w:sz="4" w:space="0" w:color="BFBFBF"/>
+            </w:tcBorders>
             <w:vAlign w:val="center"/>
           </w:tcPr>
           <w:p>
@@ -1634,6 +1724,12 @@
         <w:tc>
           <w:tcPr>
             <w:tcW w:w="1667" w:type="pct"/>
+            <w:tcBorders>
+              <w:top w:val="single" w:sz="4" w:space="0" w:color="BFBFBF"/>
+              <w:left w:val="single" w:sz="4" w:space="0" w:color="BFBFBF"/>
+              <w:bottom w:val="single" w:sz="4" w:space="0" w:color="BFBFBF"/>
+              <w:right w:val="single" w:sz="4" w:space="0" w:color="BFBFBF"/>
+            </w:tcBorders>
             <w:vAlign w:val="center"/>
           </w:tcPr>
           <w:p>
@@ -1669,6 +1765,12 @@
         <w:tc>
           <w:tcPr>
             <w:tcW w:w="1667" w:type="pct"/>
+            <w:tcBorders>
+              <w:top w:val="single" w:sz="4" w:space="0" w:color="BFBFBF"/>
+              <w:left w:val="single" w:sz="4" w:space="0" w:color="BFBFBF"/>
+              <w:bottom w:val="single" w:sz="4" w:space="0" w:color="BFBFBF"/>
+              <w:right w:val="single" w:sz="4" w:space="0" w:color="BFBFBF"/>
+            </w:tcBorders>
             <w:vAlign w:val="center"/>
           </w:tcPr>
           <w:p>
@@ -1728,7 +1830,7 @@
     </w:p>
     <w:tbl>
       <w:tblPr>
-        <w:tblStyle w:val="TableGridLight"/>
+        <w:tblStyle w:val="TableGrid"/>
         <w:tblW w:w="5000" w:type="pct"/>
         <w:tblLayout w:type="fixed"/>
         <w:tblLook w:val="04A0" w:firstRow="1" w:lastRow="0" w:firstColumn="1" w:lastColumn="0" w:noHBand="0" w:noVBand="1"/>
@@ -1745,6 +1847,12 @@
         <w:tc>
           <w:tcPr>
             <w:tcW w:w="611" w:type="pct"/>
+            <w:tcBorders>
+              <w:top w:val="single" w:sz="4" w:space="0" w:color="BFBFBF"/>
+              <w:left w:val="single" w:sz="4" w:space="0" w:color="BFBFBF"/>
+              <w:bottom w:val="single" w:sz="4" w:space="0" w:color="BFBFBF"/>
+              <w:right w:val="single" w:sz="4" w:space="0" w:color="BFBFBF"/>
+            </w:tcBorders>
             <w:shd w:val="clear" w:color="auto" w:fill="600000"/>
             <w:vAlign w:val="center"/>
           </w:tcPr>
@@ -1761,6 +1869,12 @@
         <w:tc>
           <w:tcPr>
             <w:tcW w:w="636" w:type="pct"/>
+            <w:tcBorders>
+              <w:top w:val="single" w:sz="4" w:space="0" w:color="BFBFBF"/>
+              <w:left w:val="single" w:sz="4" w:space="0" w:color="BFBFBF"/>
+              <w:bottom w:val="single" w:sz="4" w:space="0" w:color="BFBFBF"/>
+              <w:right w:val="single" w:sz="4" w:space="0" w:color="BFBFBF"/>
+            </w:tcBorders>
             <w:shd w:val="clear" w:color="auto" w:fill="600000"/>
             <w:vAlign w:val="center"/>
           </w:tcPr>
@@ -1777,6 +1891,12 @@
         <w:tc>
           <w:tcPr>
             <w:tcW w:w="636" w:type="pct"/>
+            <w:tcBorders>
+              <w:top w:val="single" w:sz="4" w:space="0" w:color="BFBFBF"/>
+              <w:left w:val="single" w:sz="4" w:space="0" w:color="BFBFBF"/>
+              <w:bottom w:val="single" w:sz="4" w:space="0" w:color="BFBFBF"/>
+              <w:right w:val="single" w:sz="4" w:space="0" w:color="BFBFBF"/>
+            </w:tcBorders>
             <w:shd w:val="clear" w:color="auto" w:fill="600000"/>
             <w:vAlign w:val="center"/>
           </w:tcPr>
@@ -1793,6 +1913,12 @@
         <w:tc>
           <w:tcPr>
             <w:tcW w:w="633" w:type="pct"/>
+            <w:tcBorders>
+              <w:top w:val="single" w:sz="4" w:space="0" w:color="BFBFBF"/>
+              <w:left w:val="single" w:sz="4" w:space="0" w:color="BFBFBF"/>
+              <w:bottom w:val="single" w:sz="4" w:space="0" w:color="BFBFBF"/>
+              <w:right w:val="single" w:sz="4" w:space="0" w:color="BFBFBF"/>
+            </w:tcBorders>
             <w:shd w:val="clear" w:color="auto" w:fill="600000"/>
             <w:vAlign w:val="center"/>
           </w:tcPr>
@@ -1809,6 +1935,12 @@
         <w:tc>
           <w:tcPr>
             <w:tcW w:w="1478" w:type="pct"/>
+            <w:tcBorders>
+              <w:top w:val="single" w:sz="4" w:space="0" w:color="BFBFBF"/>
+              <w:left w:val="single" w:sz="4" w:space="0" w:color="BFBFBF"/>
+              <w:bottom w:val="single" w:sz="4" w:space="0" w:color="BFBFBF"/>
+              <w:right w:val="single" w:sz="4" w:space="0" w:color="BFBFBF"/>
+            </w:tcBorders>
             <w:shd w:val="clear" w:color="auto" w:fill="600000"/>
             <w:vAlign w:val="center"/>
           </w:tcPr>
@@ -1825,6 +1957,12 @@
         <w:tc>
           <w:tcPr>
             <w:tcW w:w="1005" w:type="pct"/>
+            <w:tcBorders>
+              <w:top w:val="single" w:sz="4" w:space="0" w:color="BFBFBF"/>
+              <w:left w:val="single" w:sz="4" w:space="0" w:color="BFBFBF"/>
+              <w:bottom w:val="single" w:sz="4" w:space="0" w:color="BFBFBF"/>
+              <w:right w:val="single" w:sz="4" w:space="0" w:color="BFBFBF"/>
+            </w:tcBorders>
             <w:shd w:val="clear" w:color="auto" w:fill="600000"/>
             <w:vAlign w:val="center"/>
           </w:tcPr>
@@ -1844,6 +1982,12 @@
           <w:tcPr>
             <w:tcW w:w="611" w:type="pct"/>
             <w:vMerge w:val="restart"/>
+            <w:tcBorders>
+              <w:top w:val="single" w:sz="4" w:space="0" w:color="BFBFBF"/>
+              <w:left w:val="single" w:sz="4" w:space="0" w:color="BFBFBF"/>
+              <w:bottom w:val="single" w:sz="4" w:space="0" w:color="BFBFBF"/>
+              <w:right w:val="single" w:sz="4" w:space="0" w:color="BFBFBF"/>
+            </w:tcBorders>
             <w:vAlign w:val="center"/>
           </w:tcPr>
           <w:p>
@@ -1860,6 +2004,12 @@
           <w:tcPr>
             <w:tcW w:w="636" w:type="pct"/>
             <w:vMerge w:val="restart"/>
+            <w:tcBorders>
+              <w:top w:val="single" w:sz="4" w:space="0" w:color="BFBFBF"/>
+              <w:left w:val="single" w:sz="4" w:space="0" w:color="BFBFBF"/>
+              <w:bottom w:val="single" w:sz="4" w:space="0" w:color="BFBFBF"/>
+              <w:right w:val="single" w:sz="4" w:space="0" w:color="BFBFBF"/>
+            </w:tcBorders>
             <w:vAlign w:val="center"/>
           </w:tcPr>
           <w:p>
@@ -1875,6 +2025,12 @@
         <w:tc>
           <w:tcPr>
             <w:tcW w:w="636" w:type="pct"/>
+            <w:tcBorders>
+              <w:top w:val="single" w:sz="4" w:space="0" w:color="BFBFBF"/>
+              <w:left w:val="single" w:sz="4" w:space="0" w:color="BFBFBF"/>
+              <w:bottom w:val="single" w:sz="4" w:space="0" w:color="BFBFBF"/>
+              <w:right w:val="single" w:sz="4" w:space="0" w:color="BFBFBF"/>
+            </w:tcBorders>
             <w:vAlign w:val="center"/>
           </w:tcPr>
           <w:p>
@@ -1890,6 +2046,12 @@
         <w:tc>
           <w:tcPr>
             <w:tcW w:w="633" w:type="pct"/>
+            <w:tcBorders>
+              <w:top w:val="single" w:sz="4" w:space="0" w:color="BFBFBF"/>
+              <w:left w:val="single" w:sz="4" w:space="0" w:color="BFBFBF"/>
+              <w:bottom w:val="single" w:sz="4" w:space="0" w:color="BFBFBF"/>
+              <w:right w:val="single" w:sz="4" w:space="0" w:color="BFBFBF"/>
+            </w:tcBorders>
             <w:vAlign w:val="center"/>
           </w:tcPr>
           <w:p>
@@ -1905,6 +2067,12 @@
         <w:tc>
           <w:tcPr>
             <w:tcW w:w="1478" w:type="pct"/>
+            <w:tcBorders>
+              <w:top w:val="single" w:sz="4" w:space="0" w:color="BFBFBF"/>
+              <w:left w:val="single" w:sz="4" w:space="0" w:color="BFBFBF"/>
+              <w:bottom w:val="single" w:sz="4" w:space="0" w:color="BFBFBF"/>
+              <w:right w:val="single" w:sz="4" w:space="0" w:color="BFBFBF"/>
+            </w:tcBorders>
             <w:vAlign w:val="center"/>
           </w:tcPr>
           <w:p>
@@ -1926,6 +2094,12 @@
         <w:tc>
           <w:tcPr>
             <w:tcW w:w="1005" w:type="pct"/>
+            <w:tcBorders>
+              <w:top w:val="single" w:sz="4" w:space="0" w:color="BFBFBF"/>
+              <w:left w:val="single" w:sz="4" w:space="0" w:color="BFBFBF"/>
+              <w:bottom w:val="single" w:sz="4" w:space="0" w:color="BFBFBF"/>
+              <w:right w:val="single" w:sz="4" w:space="0" w:color="BFBFBF"/>
+            </w:tcBorders>
             <w:vAlign w:val="center"/>
           </w:tcPr>
           <w:p>
@@ -1944,6 +2118,12 @@
           <w:tcPr>
             <w:tcW w:w="611" w:type="pct"/>
             <w:vMerge/>
+            <w:tcBorders>
+              <w:top w:val="single" w:sz="4" w:space="0" w:color="BFBFBF"/>
+              <w:left w:val="single" w:sz="4" w:space="0" w:color="BFBFBF"/>
+              <w:bottom w:val="single" w:sz="4" w:space="0" w:color="BFBFBF"/>
+              <w:right w:val="single" w:sz="4" w:space="0" w:color="BFBFBF"/>
+            </w:tcBorders>
             <w:vAlign w:val="center"/>
           </w:tcPr>
           <w:p>
@@ -1957,6 +2137,12 @@
           <w:tcPr>
             <w:tcW w:w="636" w:type="pct"/>
             <w:vMerge/>
+            <w:tcBorders>
+              <w:top w:val="single" w:sz="4" w:space="0" w:color="BFBFBF"/>
+              <w:left w:val="single" w:sz="4" w:space="0" w:color="BFBFBF"/>
+              <w:bottom w:val="single" w:sz="4" w:space="0" w:color="BFBFBF"/>
+              <w:right w:val="single" w:sz="4" w:space="0" w:color="BFBFBF"/>
+            </w:tcBorders>
             <w:vAlign w:val="center"/>
           </w:tcPr>
           <w:p>
@@ -1969,6 +2155,12 @@
         <w:tc>
           <w:tcPr>
             <w:tcW w:w="636" w:type="pct"/>
+            <w:tcBorders>
+              <w:top w:val="single" w:sz="4" w:space="0" w:color="BFBFBF"/>
+              <w:left w:val="single" w:sz="4" w:space="0" w:color="BFBFBF"/>
+              <w:bottom w:val="single" w:sz="4" w:space="0" w:color="BFBFBF"/>
+              <w:right w:val="single" w:sz="4" w:space="0" w:color="BFBFBF"/>
+            </w:tcBorders>
             <w:vAlign w:val="center"/>
           </w:tcPr>
           <w:p>
@@ -1984,6 +2176,12 @@
         <w:tc>
           <w:tcPr>
             <w:tcW w:w="633" w:type="pct"/>
+            <w:tcBorders>
+              <w:top w:val="single" w:sz="4" w:space="0" w:color="BFBFBF"/>
+              <w:left w:val="single" w:sz="4" w:space="0" w:color="BFBFBF"/>
+              <w:bottom w:val="single" w:sz="4" w:space="0" w:color="BFBFBF"/>
+              <w:right w:val="single" w:sz="4" w:space="0" w:color="BFBFBF"/>
+            </w:tcBorders>
             <w:vAlign w:val="center"/>
           </w:tcPr>
           <w:p>
@@ -1999,6 +2197,12 @@
         <w:tc>
           <w:tcPr>
             <w:tcW w:w="1478" w:type="pct"/>
+            <w:tcBorders>
+              <w:top w:val="single" w:sz="4" w:space="0" w:color="BFBFBF"/>
+              <w:left w:val="single" w:sz="4" w:space="0" w:color="BFBFBF"/>
+              <w:bottom w:val="single" w:sz="4" w:space="0" w:color="BFBFBF"/>
+              <w:right w:val="single" w:sz="4" w:space="0" w:color="BFBFBF"/>
+            </w:tcBorders>
             <w:vAlign w:val="center"/>
           </w:tcPr>
           <w:p>
@@ -2020,6 +2224,12 @@
         <w:tc>
           <w:tcPr>
             <w:tcW w:w="1005" w:type="pct"/>
+            <w:tcBorders>
+              <w:top w:val="single" w:sz="4" w:space="0" w:color="BFBFBF"/>
+              <w:left w:val="single" w:sz="4" w:space="0" w:color="BFBFBF"/>
+              <w:bottom w:val="single" w:sz="4" w:space="0" w:color="BFBFBF"/>
+              <w:right w:val="single" w:sz="4" w:space="0" w:color="BFBFBF"/>
+            </w:tcBorders>
             <w:vAlign w:val="center"/>
           </w:tcPr>
           <w:p>
@@ -2038,6 +2248,12 @@
           <w:tcPr>
             <w:tcW w:w="611" w:type="pct"/>
             <w:vMerge/>
+            <w:tcBorders>
+              <w:top w:val="single" w:sz="4" w:space="0" w:color="BFBFBF"/>
+              <w:left w:val="single" w:sz="4" w:space="0" w:color="BFBFBF"/>
+              <w:bottom w:val="single" w:sz="4" w:space="0" w:color="BFBFBF"/>
+              <w:right w:val="single" w:sz="4" w:space="0" w:color="BFBFBF"/>
+            </w:tcBorders>
             <w:vAlign w:val="center"/>
           </w:tcPr>
           <w:p>
@@ -2051,6 +2267,12 @@
           <w:tcPr>
             <w:tcW w:w="636" w:type="pct"/>
             <w:vMerge/>
+            <w:tcBorders>
+              <w:top w:val="single" w:sz="4" w:space="0" w:color="BFBFBF"/>
+              <w:left w:val="single" w:sz="4" w:space="0" w:color="BFBFBF"/>
+              <w:bottom w:val="single" w:sz="4" w:space="0" w:color="BFBFBF"/>
+              <w:right w:val="single" w:sz="4" w:space="0" w:color="BFBFBF"/>
+            </w:tcBorders>
             <w:vAlign w:val="center"/>
           </w:tcPr>
           <w:p>
@@ -2063,6 +2285,12 @@
         <w:tc>
           <w:tcPr>
             <w:tcW w:w="636" w:type="pct"/>
+            <w:tcBorders>
+              <w:top w:val="single" w:sz="4" w:space="0" w:color="BFBFBF"/>
+              <w:left w:val="single" w:sz="4" w:space="0" w:color="BFBFBF"/>
+              <w:bottom w:val="single" w:sz="4" w:space="0" w:color="BFBFBF"/>
+              <w:right w:val="single" w:sz="4" w:space="0" w:color="BFBFBF"/>
+            </w:tcBorders>
             <w:vAlign w:val="center"/>
           </w:tcPr>
           <w:p>
@@ -2078,6 +2306,12 @@
         <w:tc>
           <w:tcPr>
             <w:tcW w:w="633" w:type="pct"/>
+            <w:tcBorders>
+              <w:top w:val="single" w:sz="4" w:space="0" w:color="BFBFBF"/>
+              <w:left w:val="single" w:sz="4" w:space="0" w:color="BFBFBF"/>
+              <w:bottom w:val="single" w:sz="4" w:space="0" w:color="BFBFBF"/>
+              <w:right w:val="single" w:sz="4" w:space="0" w:color="BFBFBF"/>
+            </w:tcBorders>
             <w:vAlign w:val="center"/>
           </w:tcPr>
           <w:p>
@@ -2093,6 +2327,12 @@
         <w:tc>
           <w:tcPr>
             <w:tcW w:w="1478" w:type="pct"/>
+            <w:tcBorders>
+              <w:top w:val="single" w:sz="4" w:space="0" w:color="BFBFBF"/>
+              <w:left w:val="single" w:sz="4" w:space="0" w:color="BFBFBF"/>
+              <w:bottom w:val="single" w:sz="4" w:space="0" w:color="BFBFBF"/>
+              <w:right w:val="single" w:sz="4" w:space="0" w:color="BFBFBF"/>
+            </w:tcBorders>
             <w:vAlign w:val="center"/>
           </w:tcPr>
           <w:p>
@@ -2114,6 +2354,12 @@
         <w:tc>
           <w:tcPr>
             <w:tcW w:w="1005" w:type="pct"/>
+            <w:tcBorders>
+              <w:top w:val="single" w:sz="4" w:space="0" w:color="BFBFBF"/>
+              <w:left w:val="single" w:sz="4" w:space="0" w:color="BFBFBF"/>
+              <w:bottom w:val="single" w:sz="4" w:space="0" w:color="BFBFBF"/>
+              <w:right w:val="single" w:sz="4" w:space="0" w:color="BFBFBF"/>
+            </w:tcBorders>
             <w:vAlign w:val="center"/>
           </w:tcPr>
           <w:p>
@@ -2132,6 +2378,12 @@
           <w:tcPr>
             <w:tcW w:w="611" w:type="pct"/>
             <w:vMerge/>
+            <w:tcBorders>
+              <w:top w:val="single" w:sz="4" w:space="0" w:color="BFBFBF"/>
+              <w:left w:val="single" w:sz="4" w:space="0" w:color="BFBFBF"/>
+              <w:bottom w:val="single" w:sz="4" w:space="0" w:color="BFBFBF"/>
+              <w:right w:val="single" w:sz="4" w:space="0" w:color="BFBFBF"/>
+            </w:tcBorders>
             <w:vAlign w:val="center"/>
           </w:tcPr>
           <w:p>
@@ -2145,6 +2397,12 @@
           <w:tcPr>
             <w:tcW w:w="636" w:type="pct"/>
             <w:vMerge/>
+            <w:tcBorders>
+              <w:top w:val="single" w:sz="4" w:space="0" w:color="BFBFBF"/>
+              <w:left w:val="single" w:sz="4" w:space="0" w:color="BFBFBF"/>
+              <w:bottom w:val="single" w:sz="4" w:space="0" w:color="BFBFBF"/>
+              <w:right w:val="single" w:sz="4" w:space="0" w:color="BFBFBF"/>
+            </w:tcBorders>
             <w:vAlign w:val="center"/>
           </w:tcPr>
           <w:p>
@@ -2157,6 +2415,12 @@
         <w:tc>
           <w:tcPr>
             <w:tcW w:w="636" w:type="pct"/>
+            <w:tcBorders>
+              <w:top w:val="single" w:sz="4" w:space="0" w:color="BFBFBF"/>
+              <w:left w:val="single" w:sz="4" w:space="0" w:color="BFBFBF"/>
+              <w:bottom w:val="single" w:sz="4" w:space="0" w:color="BFBFBF"/>
+              <w:right w:val="single" w:sz="4" w:space="0" w:color="BFBFBF"/>
+            </w:tcBorders>
             <w:vAlign w:val="center"/>
           </w:tcPr>
           <w:p>
@@ -2172,6 +2436,12 @@
         <w:tc>
           <w:tcPr>
             <w:tcW w:w="633" w:type="pct"/>
+            <w:tcBorders>
+              <w:top w:val="single" w:sz="4" w:space="0" w:color="BFBFBF"/>
+              <w:left w:val="single" w:sz="4" w:space="0" w:color="BFBFBF"/>
+              <w:bottom w:val="single" w:sz="4" w:space="0" w:color="BFBFBF"/>
+              <w:right w:val="single" w:sz="4" w:space="0" w:color="BFBFBF"/>
+            </w:tcBorders>
             <w:vAlign w:val="center"/>
           </w:tcPr>
           <w:p>
@@ -2187,6 +2457,12 @@
         <w:tc>
           <w:tcPr>
             <w:tcW w:w="1478" w:type="pct"/>
+            <w:tcBorders>
+              <w:top w:val="single" w:sz="4" w:space="0" w:color="BFBFBF"/>
+              <w:left w:val="single" w:sz="4" w:space="0" w:color="BFBFBF"/>
+              <w:bottom w:val="single" w:sz="4" w:space="0" w:color="BFBFBF"/>
+              <w:right w:val="single" w:sz="4" w:space="0" w:color="BFBFBF"/>
+            </w:tcBorders>
             <w:vAlign w:val="center"/>
           </w:tcPr>
           <w:p>
@@ -2208,6 +2484,12 @@
         <w:tc>
           <w:tcPr>
             <w:tcW w:w="1005" w:type="pct"/>
+            <w:tcBorders>
+              <w:top w:val="single" w:sz="4" w:space="0" w:color="BFBFBF"/>
+              <w:left w:val="single" w:sz="4" w:space="0" w:color="BFBFBF"/>
+              <w:bottom w:val="single" w:sz="4" w:space="0" w:color="BFBFBF"/>
+              <w:right w:val="single" w:sz="4" w:space="0" w:color="BFBFBF"/>
+            </w:tcBorders>
             <w:vAlign w:val="center"/>
           </w:tcPr>
           <w:p>
@@ -4053,10 +4335,10 @@
           <w:tcPr>
             <w:tcW w:w="1667" w:type="pct"/>
             <w:tcBorders>
-              <w:top w:val="single" w:sz="4" w:space="0" w:color="BFBFBF" w:themeColor="background1" w:themeShade="BF"/>
-              <w:left w:val="single" w:sz="4" w:space="0" w:color="BFBFBF" w:themeColor="background1" w:themeShade="BF"/>
-              <w:bottom w:val="single" w:sz="4" w:space="0" w:color="BFBFBF" w:themeColor="background1" w:themeShade="BF"/>
-              <w:right w:val="single" w:sz="4" w:space="0" w:color="BFBFBF" w:themeColor="background1" w:themeShade="BF"/>
+              <w:top w:val="single" w:sz="4" w:space="0" w:color="BFBFBF"/>
+              <w:left w:val="single" w:sz="4" w:space="0" w:color="BFBFBF"/>
+              <w:bottom w:val="single" w:sz="4" w:space="0" w:color="BFBFBF"/>
+              <w:right w:val="single" w:sz="4" w:space="0" w:color="BFBFBF"/>
             </w:tcBorders>
             <w:shd w:val="clear" w:color="auto" w:fill="600000"/>
             <w:vAlign w:val="center"/>
@@ -4086,10 +4368,10 @@
           <w:tcPr>
             <w:tcW w:w="667" w:type="pct"/>
             <w:tcBorders>
-              <w:top w:val="single" w:sz="4" w:space="0" w:color="BFBFBF" w:themeColor="background1" w:themeShade="BF"/>
-              <w:left w:val="single" w:sz="4" w:space="0" w:color="BFBFBF" w:themeColor="background1" w:themeShade="BF"/>
-              <w:bottom w:val="single" w:sz="4" w:space="0" w:color="BFBFBF" w:themeColor="background1" w:themeShade="BF"/>
-              <w:right w:val="single" w:sz="4" w:space="0" w:color="BFBFBF" w:themeColor="background1" w:themeShade="BF"/>
+              <w:top w:val="single" w:sz="4" w:space="0" w:color="BFBFBF"/>
+              <w:left w:val="single" w:sz="4" w:space="0" w:color="BFBFBF"/>
+              <w:bottom w:val="single" w:sz="4" w:space="0" w:color="BFBFBF"/>
+              <w:right w:val="single" w:sz="4" w:space="0" w:color="BFBFBF"/>
             </w:tcBorders>
             <w:shd w:val="clear" w:color="auto" w:fill="600000"/>
             <w:vAlign w:val="center"/>
@@ -4117,10 +4399,10 @@
           <w:tcPr>
             <w:tcW w:w="667" w:type="pct"/>
             <w:tcBorders>
-              <w:top w:val="single" w:sz="4" w:space="0" w:color="BFBFBF" w:themeColor="background1" w:themeShade="BF"/>
-              <w:left w:val="single" w:sz="4" w:space="0" w:color="BFBFBF" w:themeColor="background1" w:themeShade="BF"/>
-              <w:bottom w:val="single" w:sz="4" w:space="0" w:color="BFBFBF" w:themeColor="background1" w:themeShade="BF"/>
-              <w:right w:val="single" w:sz="4" w:space="0" w:color="BFBFBF" w:themeColor="background1" w:themeShade="BF"/>
+              <w:top w:val="single" w:sz="4" w:space="0" w:color="BFBFBF"/>
+              <w:left w:val="single" w:sz="4" w:space="0" w:color="BFBFBF"/>
+              <w:bottom w:val="single" w:sz="4" w:space="0" w:color="BFBFBF"/>
+              <w:right w:val="single" w:sz="4" w:space="0" w:color="BFBFBF"/>
             </w:tcBorders>
             <w:shd w:val="clear" w:color="auto" w:fill="600000"/>
             <w:vAlign w:val="center"/>
@@ -4148,10 +4430,10 @@
           <w:tcPr>
             <w:tcW w:w="667" w:type="pct"/>
             <w:tcBorders>
-              <w:top w:val="single" w:sz="4" w:space="0" w:color="BFBFBF" w:themeColor="background1" w:themeShade="BF"/>
-              <w:left w:val="single" w:sz="4" w:space="0" w:color="BFBFBF" w:themeColor="background1" w:themeShade="BF"/>
-              <w:bottom w:val="single" w:sz="4" w:space="0" w:color="BFBFBF" w:themeColor="background1" w:themeShade="BF"/>
-              <w:right w:val="single" w:sz="4" w:space="0" w:color="BFBFBF" w:themeColor="background1" w:themeShade="BF"/>
+              <w:top w:val="single" w:sz="4" w:space="0" w:color="BFBFBF"/>
+              <w:left w:val="single" w:sz="4" w:space="0" w:color="BFBFBF"/>
+              <w:bottom w:val="single" w:sz="4" w:space="0" w:color="BFBFBF"/>
+              <w:right w:val="single" w:sz="4" w:space="0" w:color="BFBFBF"/>
             </w:tcBorders>
             <w:shd w:val="clear" w:color="auto" w:fill="600000"/>
             <w:vAlign w:val="center"/>
@@ -4179,10 +4461,10 @@
           <w:tcPr>
             <w:tcW w:w="667" w:type="pct"/>
             <w:tcBorders>
-              <w:top w:val="single" w:sz="4" w:space="0" w:color="BFBFBF" w:themeColor="background1" w:themeShade="BF"/>
-              <w:left w:val="single" w:sz="4" w:space="0" w:color="BFBFBF" w:themeColor="background1" w:themeShade="BF"/>
-              <w:bottom w:val="single" w:sz="4" w:space="0" w:color="BFBFBF" w:themeColor="background1" w:themeShade="BF"/>
-              <w:right w:val="single" w:sz="4" w:space="0" w:color="BFBFBF" w:themeColor="background1" w:themeShade="BF"/>
+              <w:top w:val="single" w:sz="4" w:space="0" w:color="BFBFBF"/>
+              <w:left w:val="single" w:sz="4" w:space="0" w:color="BFBFBF"/>
+              <w:bottom w:val="single" w:sz="4" w:space="0" w:color="BFBFBF"/>
+              <w:right w:val="single" w:sz="4" w:space="0" w:color="BFBFBF"/>
             </w:tcBorders>
             <w:shd w:val="clear" w:color="auto" w:fill="600000"/>
             <w:vAlign w:val="center"/>
@@ -4210,10 +4492,10 @@
           <w:tcPr>
             <w:tcW w:w="665" w:type="pct"/>
             <w:tcBorders>
-              <w:top w:val="single" w:sz="4" w:space="0" w:color="BFBFBF" w:themeColor="background1" w:themeShade="BF"/>
-              <w:left w:val="single" w:sz="4" w:space="0" w:color="BFBFBF" w:themeColor="background1" w:themeShade="BF"/>
-              <w:bottom w:val="single" w:sz="4" w:space="0" w:color="BFBFBF" w:themeColor="background1" w:themeShade="BF"/>
-              <w:right w:val="single" w:sz="4" w:space="0" w:color="BFBFBF" w:themeColor="background1" w:themeShade="BF"/>
+              <w:top w:val="single" w:sz="4" w:space="0" w:color="BFBFBF"/>
+              <w:left w:val="single" w:sz="4" w:space="0" w:color="BFBFBF"/>
+              <w:bottom w:val="single" w:sz="4" w:space="0" w:color="BFBFBF"/>
+              <w:right w:val="single" w:sz="4" w:space="0" w:color="BFBFBF"/>
             </w:tcBorders>
             <w:shd w:val="clear" w:color="auto" w:fill="600000"/>
             <w:vAlign w:val="center"/>
@@ -4247,10 +4529,10 @@
           <w:tcPr>
             <w:tcW w:w="1667" w:type="pct"/>
             <w:tcBorders>
-              <w:top w:val="single" w:sz="4" w:space="0" w:color="BFBFBF" w:themeColor="background1" w:themeShade="BF"/>
-              <w:left w:val="single" w:sz="4" w:space="0" w:color="BFBFBF" w:themeColor="background1" w:themeShade="BF"/>
-              <w:bottom w:val="single" w:sz="4" w:space="0" w:color="BFBFBF" w:themeColor="background1" w:themeShade="BF"/>
-              <w:right w:val="single" w:sz="4" w:space="0" w:color="BFBFBF" w:themeColor="background1" w:themeShade="BF"/>
+              <w:top w:val="single" w:sz="4" w:space="0" w:color="BFBFBF"/>
+              <w:left w:val="single" w:sz="4" w:space="0" w:color="BFBFBF"/>
+              <w:bottom w:val="single" w:sz="4" w:space="0" w:color="BFBFBF"/>
+              <w:right w:val="single" w:sz="4" w:space="0" w:color="BFBFBF"/>
             </w:tcBorders>
             <w:vAlign w:val="center"/>
           </w:tcPr>
@@ -4281,10 +4563,10 @@
           <w:tcPr>
             <w:tcW w:w="667" w:type="pct"/>
             <w:tcBorders>
-              <w:top w:val="single" w:sz="4" w:space="0" w:color="BFBFBF" w:themeColor="background1" w:themeShade="BF"/>
-              <w:left w:val="single" w:sz="4" w:space="0" w:color="BFBFBF" w:themeColor="background1" w:themeShade="BF"/>
-              <w:bottom w:val="single" w:sz="4" w:space="0" w:color="BFBFBF" w:themeColor="background1" w:themeShade="BF"/>
-              <w:right w:val="single" w:sz="4" w:space="0" w:color="BFBFBF" w:themeColor="background1" w:themeShade="BF"/>
+              <w:top w:val="single" w:sz="4" w:space="0" w:color="BFBFBF"/>
+              <w:left w:val="single" w:sz="4" w:space="0" w:color="BFBFBF"/>
+              <w:bottom w:val="single" w:sz="4" w:space="0" w:color="BFBFBF"/>
+              <w:right w:val="single" w:sz="4" w:space="0" w:color="BFBFBF"/>
             </w:tcBorders>
             <w:vAlign w:val="center"/>
           </w:tcPr>
@@ -4310,10 +4592,10 @@
           <w:tcPr>
             <w:tcW w:w="667" w:type="pct"/>
             <w:tcBorders>
-              <w:top w:val="single" w:sz="4" w:space="0" w:color="BFBFBF" w:themeColor="background1" w:themeShade="BF"/>
-              <w:left w:val="single" w:sz="4" w:space="0" w:color="BFBFBF" w:themeColor="background1" w:themeShade="BF"/>
-              <w:bottom w:val="single" w:sz="4" w:space="0" w:color="BFBFBF" w:themeColor="background1" w:themeShade="BF"/>
-              <w:right w:val="single" w:sz="4" w:space="0" w:color="BFBFBF" w:themeColor="background1" w:themeShade="BF"/>
+              <w:top w:val="single" w:sz="4" w:space="0" w:color="BFBFBF"/>
+              <w:left w:val="single" w:sz="4" w:space="0" w:color="BFBFBF"/>
+              <w:bottom w:val="single" w:sz="4" w:space="0" w:color="BFBFBF"/>
+              <w:right w:val="single" w:sz="4" w:space="0" w:color="BFBFBF"/>
             </w:tcBorders>
             <w:vAlign w:val="center"/>
           </w:tcPr>
@@ -4339,10 +4621,10 @@
           <w:tcPr>
             <w:tcW w:w="667" w:type="pct"/>
             <w:tcBorders>
-              <w:top w:val="single" w:sz="4" w:space="0" w:color="BFBFBF" w:themeColor="background1" w:themeShade="BF"/>
-              <w:left w:val="single" w:sz="4" w:space="0" w:color="BFBFBF" w:themeColor="background1" w:themeShade="BF"/>
-              <w:bottom w:val="single" w:sz="4" w:space="0" w:color="BFBFBF" w:themeColor="background1" w:themeShade="BF"/>
-              <w:right w:val="single" w:sz="4" w:space="0" w:color="BFBFBF" w:themeColor="background1" w:themeShade="BF"/>
+              <w:top w:val="single" w:sz="4" w:space="0" w:color="BFBFBF"/>
+              <w:left w:val="single" w:sz="4" w:space="0" w:color="BFBFBF"/>
+              <w:bottom w:val="single" w:sz="4" w:space="0" w:color="BFBFBF"/>
+              <w:right w:val="single" w:sz="4" w:space="0" w:color="BFBFBF"/>
             </w:tcBorders>
             <w:vAlign w:val="center"/>
           </w:tcPr>
@@ -4368,10 +4650,10 @@
           <w:tcPr>
             <w:tcW w:w="667" w:type="pct"/>
             <w:tcBorders>
-              <w:top w:val="single" w:sz="4" w:space="0" w:color="BFBFBF" w:themeColor="background1" w:themeShade="BF"/>
-              <w:left w:val="single" w:sz="4" w:space="0" w:color="BFBFBF" w:themeColor="background1" w:themeShade="BF"/>
-              <w:bottom w:val="single" w:sz="4" w:space="0" w:color="BFBFBF" w:themeColor="background1" w:themeShade="BF"/>
-              <w:right w:val="single" w:sz="4" w:space="0" w:color="BFBFBF" w:themeColor="background1" w:themeShade="BF"/>
+              <w:top w:val="single" w:sz="4" w:space="0" w:color="BFBFBF"/>
+              <w:left w:val="single" w:sz="4" w:space="0" w:color="BFBFBF"/>
+              <w:bottom w:val="single" w:sz="4" w:space="0" w:color="BFBFBF"/>
+              <w:right w:val="single" w:sz="4" w:space="0" w:color="BFBFBF"/>
             </w:tcBorders>
             <w:vAlign w:val="center"/>
           </w:tcPr>
@@ -4397,10 +4679,10 @@
           <w:tcPr>
             <w:tcW w:w="665" w:type="pct"/>
             <w:tcBorders>
-              <w:top w:val="single" w:sz="4" w:space="0" w:color="BFBFBF" w:themeColor="background1" w:themeShade="BF"/>
-              <w:left w:val="single" w:sz="4" w:space="0" w:color="BFBFBF" w:themeColor="background1" w:themeShade="BF"/>
-              <w:bottom w:val="single" w:sz="4" w:space="0" w:color="BFBFBF" w:themeColor="background1" w:themeShade="BF"/>
-              <w:right w:val="single" w:sz="4" w:space="0" w:color="BFBFBF" w:themeColor="background1" w:themeShade="BF"/>
+              <w:top w:val="single" w:sz="4" w:space="0" w:color="BFBFBF"/>
+              <w:left w:val="single" w:sz="4" w:space="0" w:color="BFBFBF"/>
+              <w:bottom w:val="single" w:sz="4" w:space="0" w:color="BFBFBF"/>
+              <w:right w:val="single" w:sz="4" w:space="0" w:color="BFBFBF"/>
             </w:tcBorders>
             <w:vAlign w:val="center"/>
           </w:tcPr>
@@ -4432,10 +4714,10 @@
           <w:tcPr>
             <w:tcW w:w="1667" w:type="pct"/>
             <w:tcBorders>
-              <w:top w:val="single" w:sz="4" w:space="0" w:color="BFBFBF" w:themeColor="background1" w:themeShade="BF"/>
-              <w:left w:val="single" w:sz="4" w:space="0" w:color="BFBFBF" w:themeColor="background1" w:themeShade="BF"/>
-              <w:bottom w:val="single" w:sz="4" w:space="0" w:color="BFBFBF" w:themeColor="background1" w:themeShade="BF"/>
-              <w:right w:val="single" w:sz="4" w:space="0" w:color="BFBFBF" w:themeColor="background1" w:themeShade="BF"/>
+              <w:top w:val="single" w:sz="4" w:space="0" w:color="BFBFBF"/>
+              <w:left w:val="single" w:sz="4" w:space="0" w:color="BFBFBF"/>
+              <w:bottom w:val="single" w:sz="4" w:space="0" w:color="BFBFBF"/>
+              <w:right w:val="single" w:sz="4" w:space="0" w:color="BFBFBF"/>
             </w:tcBorders>
             <w:vAlign w:val="center"/>
           </w:tcPr>
@@ -4466,10 +4748,10 @@
           <w:tcPr>
             <w:tcW w:w="667" w:type="pct"/>
             <w:tcBorders>
-              <w:top w:val="single" w:sz="4" w:space="0" w:color="BFBFBF" w:themeColor="background1" w:themeShade="BF"/>
-              <w:left w:val="single" w:sz="4" w:space="0" w:color="BFBFBF" w:themeColor="background1" w:themeShade="BF"/>
-              <w:bottom w:val="single" w:sz="4" w:space="0" w:color="BFBFBF" w:themeColor="background1" w:themeShade="BF"/>
-              <w:right w:val="single" w:sz="4" w:space="0" w:color="BFBFBF" w:themeColor="background1" w:themeShade="BF"/>
+              <w:top w:val="single" w:sz="4" w:space="0" w:color="BFBFBF"/>
+              <w:left w:val="single" w:sz="4" w:space="0" w:color="BFBFBF"/>
+              <w:bottom w:val="single" w:sz="4" w:space="0" w:color="BFBFBF"/>
+              <w:right w:val="single" w:sz="4" w:space="0" w:color="BFBFBF"/>
             </w:tcBorders>
             <w:vAlign w:val="center"/>
           </w:tcPr>
@@ -4495,10 +4777,10 @@
           <w:tcPr>
             <w:tcW w:w="667" w:type="pct"/>
             <w:tcBorders>
-              <w:top w:val="single" w:sz="4" w:space="0" w:color="BFBFBF" w:themeColor="background1" w:themeShade="BF"/>
-              <w:left w:val="single" w:sz="4" w:space="0" w:color="BFBFBF" w:themeColor="background1" w:themeShade="BF"/>
-              <w:bottom w:val="single" w:sz="4" w:space="0" w:color="BFBFBF" w:themeColor="background1" w:themeShade="BF"/>
-              <w:right w:val="single" w:sz="4" w:space="0" w:color="BFBFBF" w:themeColor="background1" w:themeShade="BF"/>
+              <w:top w:val="single" w:sz="4" w:space="0" w:color="BFBFBF"/>
+              <w:left w:val="single" w:sz="4" w:space="0" w:color="BFBFBF"/>
+              <w:bottom w:val="single" w:sz="4" w:space="0" w:color="BFBFBF"/>
+              <w:right w:val="single" w:sz="4" w:space="0" w:color="BFBFBF"/>
             </w:tcBorders>
             <w:vAlign w:val="center"/>
           </w:tcPr>
@@ -4524,10 +4806,10 @@
           <w:tcPr>
             <w:tcW w:w="667" w:type="pct"/>
             <w:tcBorders>
-              <w:top w:val="single" w:sz="4" w:space="0" w:color="BFBFBF" w:themeColor="background1" w:themeShade="BF"/>
-              <w:left w:val="single" w:sz="4" w:space="0" w:color="BFBFBF" w:themeColor="background1" w:themeShade="BF"/>
-              <w:bottom w:val="single" w:sz="4" w:space="0" w:color="BFBFBF" w:themeColor="background1" w:themeShade="BF"/>
-              <w:right w:val="single" w:sz="4" w:space="0" w:color="BFBFBF" w:themeColor="background1" w:themeShade="BF"/>
+              <w:top w:val="single" w:sz="4" w:space="0" w:color="BFBFBF"/>
+              <w:left w:val="single" w:sz="4" w:space="0" w:color="BFBFBF"/>
+              <w:bottom w:val="single" w:sz="4" w:space="0" w:color="BFBFBF"/>
+              <w:right w:val="single" w:sz="4" w:space="0" w:color="BFBFBF"/>
             </w:tcBorders>
             <w:vAlign w:val="center"/>
           </w:tcPr>
@@ -4553,10 +4835,10 @@
           <w:tcPr>
             <w:tcW w:w="667" w:type="pct"/>
             <w:tcBorders>
-              <w:top w:val="single" w:sz="4" w:space="0" w:color="BFBFBF" w:themeColor="background1" w:themeShade="BF"/>
-              <w:left w:val="single" w:sz="4" w:space="0" w:color="BFBFBF" w:themeColor="background1" w:themeShade="BF"/>
-              <w:bottom w:val="single" w:sz="4" w:space="0" w:color="BFBFBF" w:themeColor="background1" w:themeShade="BF"/>
-              <w:right w:val="single" w:sz="4" w:space="0" w:color="BFBFBF" w:themeColor="background1" w:themeShade="BF"/>
+              <w:top w:val="single" w:sz="4" w:space="0" w:color="BFBFBF"/>
+              <w:left w:val="single" w:sz="4" w:space="0" w:color="BFBFBF"/>
+              <w:bottom w:val="single" w:sz="4" w:space="0" w:color="BFBFBF"/>
+              <w:right w:val="single" w:sz="4" w:space="0" w:color="BFBFBF"/>
             </w:tcBorders>
             <w:vAlign w:val="center"/>
           </w:tcPr>
@@ -4582,10 +4864,10 @@
           <w:tcPr>
             <w:tcW w:w="665" w:type="pct"/>
             <w:tcBorders>
-              <w:top w:val="single" w:sz="4" w:space="0" w:color="BFBFBF" w:themeColor="background1" w:themeShade="BF"/>
-              <w:left w:val="single" w:sz="4" w:space="0" w:color="BFBFBF" w:themeColor="background1" w:themeShade="BF"/>
-              <w:bottom w:val="single" w:sz="4" w:space="0" w:color="BFBFBF" w:themeColor="background1" w:themeShade="BF"/>
-              <w:right w:val="single" w:sz="4" w:space="0" w:color="BFBFBF" w:themeColor="background1" w:themeShade="BF"/>
+              <w:top w:val="single" w:sz="4" w:space="0" w:color="BFBFBF"/>
+              <w:left w:val="single" w:sz="4" w:space="0" w:color="BFBFBF"/>
+              <w:bottom w:val="single" w:sz="4" w:space="0" w:color="BFBFBF"/>
+              <w:right w:val="single" w:sz="4" w:space="0" w:color="BFBFBF"/>
             </w:tcBorders>
             <w:vAlign w:val="center"/>
           </w:tcPr>
@@ -4617,10 +4899,10 @@
           <w:tcPr>
             <w:tcW w:w="1667" w:type="pct"/>
             <w:tcBorders>
-              <w:top w:val="single" w:sz="4" w:space="0" w:color="BFBFBF" w:themeColor="background1" w:themeShade="BF"/>
-              <w:left w:val="single" w:sz="4" w:space="0" w:color="BFBFBF" w:themeColor="background1" w:themeShade="BF"/>
-              <w:bottom w:val="single" w:sz="4" w:space="0" w:color="BFBFBF" w:themeColor="background1" w:themeShade="BF"/>
-              <w:right w:val="single" w:sz="4" w:space="0" w:color="BFBFBF" w:themeColor="background1" w:themeShade="BF"/>
+              <w:top w:val="single" w:sz="4" w:space="0" w:color="BFBFBF"/>
+              <w:left w:val="single" w:sz="4" w:space="0" w:color="BFBFBF"/>
+              <w:bottom w:val="single" w:sz="4" w:space="0" w:color="BFBFBF"/>
+              <w:right w:val="single" w:sz="4" w:space="0" w:color="BFBFBF"/>
             </w:tcBorders>
             <w:vAlign w:val="center"/>
           </w:tcPr>
@@ -4651,10 +4933,10 @@
           <w:tcPr>
             <w:tcW w:w="667" w:type="pct"/>
             <w:tcBorders>
-              <w:top w:val="single" w:sz="4" w:space="0" w:color="BFBFBF" w:themeColor="background1" w:themeShade="BF"/>
-              <w:left w:val="single" w:sz="4" w:space="0" w:color="BFBFBF" w:themeColor="background1" w:themeShade="BF"/>
-              <w:bottom w:val="single" w:sz="4" w:space="0" w:color="BFBFBF" w:themeColor="background1" w:themeShade="BF"/>
-              <w:right w:val="single" w:sz="4" w:space="0" w:color="BFBFBF" w:themeColor="background1" w:themeShade="BF"/>
+              <w:top w:val="single" w:sz="4" w:space="0" w:color="BFBFBF"/>
+              <w:left w:val="single" w:sz="4" w:space="0" w:color="BFBFBF"/>
+              <w:bottom w:val="single" w:sz="4" w:space="0" w:color="BFBFBF"/>
+              <w:right w:val="single" w:sz="4" w:space="0" w:color="BFBFBF"/>
             </w:tcBorders>
             <w:vAlign w:val="center"/>
           </w:tcPr>
@@ -4680,10 +4962,10 @@
           <w:tcPr>
             <w:tcW w:w="667" w:type="pct"/>
             <w:tcBorders>
-              <w:top w:val="single" w:sz="4" w:space="0" w:color="BFBFBF" w:themeColor="background1" w:themeShade="BF"/>
-              <w:left w:val="single" w:sz="4" w:space="0" w:color="BFBFBF" w:themeColor="background1" w:themeShade="BF"/>
-              <w:bottom w:val="single" w:sz="4" w:space="0" w:color="BFBFBF" w:themeColor="background1" w:themeShade="BF"/>
-              <w:right w:val="single" w:sz="4" w:space="0" w:color="BFBFBF" w:themeColor="background1" w:themeShade="BF"/>
+              <w:top w:val="single" w:sz="4" w:space="0" w:color="BFBFBF"/>
+              <w:left w:val="single" w:sz="4" w:space="0" w:color="BFBFBF"/>
+              <w:bottom w:val="single" w:sz="4" w:space="0" w:color="BFBFBF"/>
+              <w:right w:val="single" w:sz="4" w:space="0" w:color="BFBFBF"/>
             </w:tcBorders>
             <w:vAlign w:val="center"/>
           </w:tcPr>
@@ -4709,10 +4991,10 @@
           <w:tcPr>
             <w:tcW w:w="667" w:type="pct"/>
             <w:tcBorders>
-              <w:top w:val="single" w:sz="4" w:space="0" w:color="BFBFBF" w:themeColor="background1" w:themeShade="BF"/>
-              <w:left w:val="single" w:sz="4" w:space="0" w:color="BFBFBF" w:themeColor="background1" w:themeShade="BF"/>
-              <w:bottom w:val="single" w:sz="4" w:space="0" w:color="BFBFBF" w:themeColor="background1" w:themeShade="BF"/>
-              <w:right w:val="single" w:sz="4" w:space="0" w:color="BFBFBF" w:themeColor="background1" w:themeShade="BF"/>
+              <w:top w:val="single" w:sz="4" w:space="0" w:color="BFBFBF"/>
+              <w:left w:val="single" w:sz="4" w:space="0" w:color="BFBFBF"/>
+              <w:bottom w:val="single" w:sz="4" w:space="0" w:color="BFBFBF"/>
+              <w:right w:val="single" w:sz="4" w:space="0" w:color="BFBFBF"/>
             </w:tcBorders>
             <w:vAlign w:val="center"/>
           </w:tcPr>
@@ -4738,10 +5020,10 @@
           <w:tcPr>
             <w:tcW w:w="667" w:type="pct"/>
             <w:tcBorders>
-              <w:top w:val="single" w:sz="4" w:space="0" w:color="BFBFBF" w:themeColor="background1" w:themeShade="BF"/>
-              <w:left w:val="single" w:sz="4" w:space="0" w:color="BFBFBF" w:themeColor="background1" w:themeShade="BF"/>
-              <w:bottom w:val="single" w:sz="4" w:space="0" w:color="BFBFBF" w:themeColor="background1" w:themeShade="BF"/>
-              <w:right w:val="single" w:sz="4" w:space="0" w:color="BFBFBF" w:themeColor="background1" w:themeShade="BF"/>
+              <w:top w:val="single" w:sz="4" w:space="0" w:color="BFBFBF"/>
+              <w:left w:val="single" w:sz="4" w:space="0" w:color="BFBFBF"/>
+              <w:bottom w:val="single" w:sz="4" w:space="0" w:color="BFBFBF"/>
+              <w:right w:val="single" w:sz="4" w:space="0" w:color="BFBFBF"/>
             </w:tcBorders>
             <w:vAlign w:val="center"/>
           </w:tcPr>
@@ -4767,10 +5049,10 @@
           <w:tcPr>
             <w:tcW w:w="665" w:type="pct"/>
             <w:tcBorders>
-              <w:top w:val="single" w:sz="4" w:space="0" w:color="BFBFBF" w:themeColor="background1" w:themeShade="BF"/>
-              <w:left w:val="single" w:sz="4" w:space="0" w:color="BFBFBF" w:themeColor="background1" w:themeShade="BF"/>
-              <w:bottom w:val="single" w:sz="4" w:space="0" w:color="BFBFBF" w:themeColor="background1" w:themeShade="BF"/>
-              <w:right w:val="single" w:sz="4" w:space="0" w:color="BFBFBF" w:themeColor="background1" w:themeShade="BF"/>
+              <w:top w:val="single" w:sz="4" w:space="0" w:color="BFBFBF"/>
+              <w:left w:val="single" w:sz="4" w:space="0" w:color="BFBFBF"/>
+              <w:bottom w:val="single" w:sz="4" w:space="0" w:color="BFBFBF"/>
+              <w:right w:val="single" w:sz="4" w:space="0" w:color="BFBFBF"/>
             </w:tcBorders>
             <w:vAlign w:val="center"/>
           </w:tcPr>
@@ -4977,10 +5259,10 @@
           <w:tcPr>
             <w:tcW w:w="1015" w:type="pct"/>
             <w:tcBorders>
-              <w:top w:val="single" w:sz="4" w:space="0" w:color="BFBFBF" w:themeColor="background1" w:themeShade="BF"/>
-              <w:left w:val="single" w:sz="4" w:space="0" w:color="BFBFBF" w:themeColor="background1" w:themeShade="BF"/>
-              <w:bottom w:val="single" w:sz="4" w:space="0" w:color="BFBFBF" w:themeColor="background1" w:themeShade="BF"/>
-              <w:right w:val="single" w:sz="4" w:space="0" w:color="BFBFBF" w:themeColor="background1" w:themeShade="BF"/>
+              <w:top w:val="single" w:sz="4" w:space="0" w:color="BFBFBF"/>
+              <w:left w:val="single" w:sz="4" w:space="0" w:color="BFBFBF"/>
+              <w:bottom w:val="single" w:sz="4" w:space="0" w:color="BFBFBF"/>
+              <w:right w:val="single" w:sz="4" w:space="0" w:color="BFBFBF"/>
             </w:tcBorders>
             <w:shd w:val="clear" w:color="auto" w:fill="600000"/>
             <w:vAlign w:val="center"/>
@@ -5007,10 +5289,10 @@
           <w:tcPr>
             <w:tcW w:w="543" w:type="pct"/>
             <w:tcBorders>
-              <w:top w:val="single" w:sz="4" w:space="0" w:color="BFBFBF" w:themeColor="background1" w:themeShade="BF"/>
-              <w:left w:val="single" w:sz="4" w:space="0" w:color="BFBFBF" w:themeColor="background1" w:themeShade="BF"/>
-              <w:bottom w:val="single" w:sz="4" w:space="0" w:color="BFBFBF" w:themeColor="background1" w:themeShade="BF"/>
-              <w:right w:val="single" w:sz="4" w:space="0" w:color="BFBFBF" w:themeColor="background1" w:themeShade="BF"/>
+              <w:top w:val="single" w:sz="4" w:space="0" w:color="BFBFBF"/>
+              <w:left w:val="single" w:sz="4" w:space="0" w:color="BFBFBF"/>
+              <w:bottom w:val="single" w:sz="4" w:space="0" w:color="BFBFBF"/>
+              <w:right w:val="single" w:sz="4" w:space="0" w:color="BFBFBF"/>
             </w:tcBorders>
             <w:shd w:val="clear" w:color="auto" w:fill="600000"/>
             <w:vAlign w:val="center"/>
@@ -5037,10 +5319,10 @@
           <w:tcPr>
             <w:tcW w:w="3442" w:type="pct"/>
             <w:tcBorders>
-              <w:top w:val="single" w:sz="4" w:space="0" w:color="BFBFBF" w:themeColor="background1" w:themeShade="BF"/>
-              <w:left w:val="single" w:sz="4" w:space="0" w:color="BFBFBF" w:themeColor="background1" w:themeShade="BF"/>
-              <w:bottom w:val="single" w:sz="4" w:space="0" w:color="BFBFBF" w:themeColor="background1" w:themeShade="BF"/>
-              <w:right w:val="single" w:sz="4" w:space="0" w:color="BFBFBF" w:themeColor="background1" w:themeShade="BF"/>
+              <w:top w:val="single" w:sz="4" w:space="0" w:color="BFBFBF"/>
+              <w:left w:val="single" w:sz="4" w:space="0" w:color="BFBFBF"/>
+              <w:bottom w:val="single" w:sz="4" w:space="0" w:color="BFBFBF"/>
+              <w:right w:val="single" w:sz="4" w:space="0" w:color="BFBFBF"/>
             </w:tcBorders>
             <w:shd w:val="clear" w:color="auto" w:fill="600000"/>
             <w:vAlign w:val="center"/>
@@ -5073,10 +5355,10 @@
           <w:tcPr>
             <w:tcW w:w="1015" w:type="pct"/>
             <w:tcBorders>
-              <w:top w:val="single" w:sz="4" w:space="0" w:color="BFBFBF" w:themeColor="background1" w:themeShade="BF"/>
-              <w:left w:val="single" w:sz="4" w:space="0" w:color="BFBFBF" w:themeColor="background1" w:themeShade="BF"/>
-              <w:bottom w:val="single" w:sz="4" w:space="0" w:color="BFBFBF" w:themeColor="background1" w:themeShade="BF"/>
-              <w:right w:val="single" w:sz="4" w:space="0" w:color="BFBFBF" w:themeColor="background1" w:themeShade="BF"/>
+              <w:top w:val="single" w:sz="4" w:space="0" w:color="BFBFBF"/>
+              <w:left w:val="single" w:sz="4" w:space="0" w:color="BFBFBF"/>
+              <w:bottom w:val="single" w:sz="4" w:space="0" w:color="BFBFBF"/>
+              <w:right w:val="single" w:sz="4" w:space="0" w:color="BFBFBF"/>
             </w:tcBorders>
             <w:shd w:val="clear" w:color="auto" w:fill="C00000"/>
             <w:vAlign w:val="center"/>
@@ -5102,10 +5384,10 @@
           <w:tcPr>
             <w:tcW w:w="543" w:type="pct"/>
             <w:tcBorders>
-              <w:top w:val="single" w:sz="4" w:space="0" w:color="BFBFBF" w:themeColor="background1" w:themeShade="BF"/>
-              <w:left w:val="single" w:sz="4" w:space="0" w:color="BFBFBF" w:themeColor="background1" w:themeShade="BF"/>
-              <w:bottom w:val="single" w:sz="4" w:space="0" w:color="BFBFBF" w:themeColor="background1" w:themeShade="BF"/>
-              <w:right w:val="single" w:sz="4" w:space="0" w:color="BFBFBF" w:themeColor="background1" w:themeShade="BF"/>
+              <w:top w:val="single" w:sz="4" w:space="0" w:color="BFBFBF"/>
+              <w:left w:val="single" w:sz="4" w:space="0" w:color="BFBFBF"/>
+              <w:bottom w:val="single" w:sz="4" w:space="0" w:color="BFBFBF"/>
+              <w:right w:val="single" w:sz="4" w:space="0" w:color="BFBFBF"/>
             </w:tcBorders>
             <w:vAlign w:val="center"/>
           </w:tcPr>
@@ -5129,10 +5411,10 @@
           <w:tcPr>
             <w:tcW w:w="3442" w:type="pct"/>
             <w:tcBorders>
-              <w:top w:val="single" w:sz="4" w:space="0" w:color="BFBFBF" w:themeColor="background1" w:themeShade="BF"/>
-              <w:left w:val="single" w:sz="4" w:space="0" w:color="BFBFBF" w:themeColor="background1" w:themeShade="BF"/>
-              <w:bottom w:val="single" w:sz="4" w:space="0" w:color="BFBFBF" w:themeColor="background1" w:themeShade="BF"/>
-              <w:right w:val="single" w:sz="4" w:space="0" w:color="BFBFBF" w:themeColor="background1" w:themeShade="BF"/>
+              <w:top w:val="single" w:sz="4" w:space="0" w:color="BFBFBF"/>
+              <w:left w:val="single" w:sz="4" w:space="0" w:color="BFBFBF"/>
+              <w:bottom w:val="single" w:sz="4" w:space="0" w:color="BFBFBF"/>
+              <w:right w:val="single" w:sz="4" w:space="0" w:color="BFBFBF"/>
             </w:tcBorders>
             <w:vAlign w:val="center"/>
           </w:tcPr>
@@ -5162,10 +5444,10 @@
           <w:tcPr>
             <w:tcW w:w="1015" w:type="pct"/>
             <w:tcBorders>
-              <w:top w:val="single" w:sz="4" w:space="0" w:color="BFBFBF" w:themeColor="background1" w:themeShade="BF"/>
-              <w:left w:val="single" w:sz="4" w:space="0" w:color="BFBFBF" w:themeColor="background1" w:themeShade="BF"/>
-              <w:bottom w:val="single" w:sz="4" w:space="0" w:color="BFBFBF" w:themeColor="background1" w:themeShade="BF"/>
-              <w:right w:val="single" w:sz="4" w:space="0" w:color="BFBFBF" w:themeColor="background1" w:themeShade="BF"/>
+              <w:top w:val="single" w:sz="4" w:space="0" w:color="BFBFBF"/>
+              <w:left w:val="single" w:sz="4" w:space="0" w:color="BFBFBF"/>
+              <w:bottom w:val="single" w:sz="4" w:space="0" w:color="BFBFBF"/>
+              <w:right w:val="single" w:sz="4" w:space="0" w:color="BFBFBF"/>
             </w:tcBorders>
             <w:shd w:val="clear" w:color="000000" w:fill="FFC000"/>
             <w:vAlign w:val="center"/>
@@ -5190,10 +5472,10 @@
           <w:tcPr>
             <w:tcW w:w="543" w:type="pct"/>
             <w:tcBorders>
-              <w:top w:val="single" w:sz="4" w:space="0" w:color="BFBFBF" w:themeColor="background1" w:themeShade="BF"/>
-              <w:left w:val="single" w:sz="4" w:space="0" w:color="BFBFBF" w:themeColor="background1" w:themeShade="BF"/>
-              <w:bottom w:val="single" w:sz="4" w:space="0" w:color="BFBFBF" w:themeColor="background1" w:themeShade="BF"/>
-              <w:right w:val="single" w:sz="4" w:space="0" w:color="BFBFBF" w:themeColor="background1" w:themeShade="BF"/>
+              <w:top w:val="single" w:sz="4" w:space="0" w:color="BFBFBF"/>
+              <w:left w:val="single" w:sz="4" w:space="0" w:color="BFBFBF"/>
+              <w:bottom w:val="single" w:sz="4" w:space="0" w:color="BFBFBF"/>
+              <w:right w:val="single" w:sz="4" w:space="0" w:color="BFBFBF"/>
             </w:tcBorders>
             <w:vAlign w:val="center"/>
           </w:tcPr>
@@ -5217,10 +5499,10 @@
           <w:tcPr>
             <w:tcW w:w="3442" w:type="pct"/>
             <w:tcBorders>
-              <w:top w:val="single" w:sz="4" w:space="0" w:color="BFBFBF" w:themeColor="background1" w:themeShade="BF"/>
-              <w:left w:val="single" w:sz="4" w:space="0" w:color="BFBFBF" w:themeColor="background1" w:themeShade="BF"/>
-              <w:bottom w:val="single" w:sz="4" w:space="0" w:color="BFBFBF" w:themeColor="background1" w:themeShade="BF"/>
-              <w:right w:val="single" w:sz="4" w:space="0" w:color="BFBFBF" w:themeColor="background1" w:themeShade="BF"/>
+              <w:top w:val="single" w:sz="4" w:space="0" w:color="BFBFBF"/>
+              <w:left w:val="single" w:sz="4" w:space="0" w:color="BFBFBF"/>
+              <w:bottom w:val="single" w:sz="4" w:space="0" w:color="BFBFBF"/>
+              <w:right w:val="single" w:sz="4" w:space="0" w:color="BFBFBF"/>
             </w:tcBorders>
             <w:vAlign w:val="center"/>
           </w:tcPr>
@@ -5250,10 +5532,10 @@
           <w:tcPr>
             <w:tcW w:w="1015" w:type="pct"/>
             <w:tcBorders>
-              <w:top w:val="single" w:sz="4" w:space="0" w:color="BFBFBF" w:themeColor="background1" w:themeShade="BF"/>
-              <w:left w:val="single" w:sz="4" w:space="0" w:color="BFBFBF" w:themeColor="background1" w:themeShade="BF"/>
-              <w:bottom w:val="single" w:sz="4" w:space="0" w:color="BFBFBF" w:themeColor="background1" w:themeShade="BF"/>
-              <w:right w:val="single" w:sz="4" w:space="0" w:color="BFBFBF" w:themeColor="background1" w:themeShade="BF"/>
+              <w:top w:val="single" w:sz="4" w:space="0" w:color="BFBFBF"/>
+              <w:left w:val="single" w:sz="4" w:space="0" w:color="BFBFBF"/>
+              <w:bottom w:val="single" w:sz="4" w:space="0" w:color="BFBFBF"/>
+              <w:right w:val="single" w:sz="4" w:space="0" w:color="BFBFBF"/>
             </w:tcBorders>
             <w:shd w:val="clear" w:color="auto" w:fill="F8F200"/>
             <w:vAlign w:val="center"/>
@@ -5278,10 +5560,10 @@
           <w:tcPr>
             <w:tcW w:w="543" w:type="pct"/>
             <w:tcBorders>
-              <w:top w:val="single" w:sz="4" w:space="0" w:color="BFBFBF" w:themeColor="background1" w:themeShade="BF"/>
-              <w:left w:val="single" w:sz="4" w:space="0" w:color="BFBFBF" w:themeColor="background1" w:themeShade="BF"/>
-              <w:bottom w:val="single" w:sz="4" w:space="0" w:color="BFBFBF" w:themeColor="background1" w:themeShade="BF"/>
-              <w:right w:val="single" w:sz="4" w:space="0" w:color="BFBFBF" w:themeColor="background1" w:themeShade="BF"/>
+              <w:top w:val="single" w:sz="4" w:space="0" w:color="BFBFBF"/>
+              <w:left w:val="single" w:sz="4" w:space="0" w:color="BFBFBF"/>
+              <w:bottom w:val="single" w:sz="4" w:space="0" w:color="BFBFBF"/>
+              <w:right w:val="single" w:sz="4" w:space="0" w:color="BFBFBF"/>
             </w:tcBorders>
             <w:vAlign w:val="center"/>
           </w:tcPr>
@@ -5299,10 +5581,10 @@
           <w:tcPr>
             <w:tcW w:w="3442" w:type="pct"/>
             <w:tcBorders>
-              <w:top w:val="single" w:sz="4" w:space="0" w:color="BFBFBF" w:themeColor="background1" w:themeShade="BF"/>
-              <w:left w:val="single" w:sz="4" w:space="0" w:color="BFBFBF" w:themeColor="background1" w:themeShade="BF"/>
-              <w:bottom w:val="single" w:sz="4" w:space="0" w:color="BFBFBF" w:themeColor="background1" w:themeShade="BF"/>
-              <w:right w:val="single" w:sz="4" w:space="0" w:color="BFBFBF" w:themeColor="background1" w:themeShade="BF"/>
+              <w:top w:val="single" w:sz="4" w:space="0" w:color="BFBFBF"/>
+              <w:left w:val="single" w:sz="4" w:space="0" w:color="BFBFBF"/>
+              <w:bottom w:val="single" w:sz="4" w:space="0" w:color="BFBFBF"/>
+              <w:right w:val="single" w:sz="4" w:space="0" w:color="BFBFBF"/>
             </w:tcBorders>
             <w:vAlign w:val="center"/>
           </w:tcPr>
@@ -5332,10 +5614,10 @@
           <w:tcPr>
             <w:tcW w:w="1015" w:type="pct"/>
             <w:tcBorders>
-              <w:top w:val="single" w:sz="4" w:space="0" w:color="BFBFBF" w:themeColor="background1" w:themeShade="BF"/>
-              <w:left w:val="single" w:sz="4" w:space="0" w:color="BFBFBF" w:themeColor="background1" w:themeShade="BF"/>
-              <w:bottom w:val="single" w:sz="4" w:space="0" w:color="BFBFBF" w:themeColor="background1" w:themeShade="BF"/>
-              <w:right w:val="single" w:sz="4" w:space="0" w:color="BFBFBF" w:themeColor="background1" w:themeShade="BF"/>
+              <w:top w:val="single" w:sz="4" w:space="0" w:color="BFBFBF"/>
+              <w:left w:val="single" w:sz="4" w:space="0" w:color="BFBFBF"/>
+              <w:bottom w:val="single" w:sz="4" w:space="0" w:color="BFBFBF"/>
+              <w:right w:val="single" w:sz="4" w:space="0" w:color="BFBFBF"/>
             </w:tcBorders>
             <w:shd w:val="clear" w:color="auto" w:fill="00B050"/>
             <w:vAlign w:val="center"/>
@@ -5357,10 +5639,10 @@
           <w:tcPr>
             <w:tcW w:w="543" w:type="pct"/>
             <w:tcBorders>
-              <w:top w:val="single" w:sz="4" w:space="0" w:color="BFBFBF" w:themeColor="background1" w:themeShade="BF"/>
-              <w:left w:val="single" w:sz="4" w:space="0" w:color="BFBFBF" w:themeColor="background1" w:themeShade="BF"/>
-              <w:bottom w:val="single" w:sz="4" w:space="0" w:color="BFBFBF" w:themeColor="background1" w:themeShade="BF"/>
-              <w:right w:val="single" w:sz="4" w:space="0" w:color="BFBFBF" w:themeColor="background1" w:themeShade="BF"/>
+              <w:top w:val="single" w:sz="4" w:space="0" w:color="BFBFBF"/>
+              <w:left w:val="single" w:sz="4" w:space="0" w:color="BFBFBF"/>
+              <w:bottom w:val="single" w:sz="4" w:space="0" w:color="BFBFBF"/>
+              <w:right w:val="single" w:sz="4" w:space="0" w:color="BFBFBF"/>
             </w:tcBorders>
             <w:vAlign w:val="center"/>
           </w:tcPr>
@@ -5384,10 +5666,10 @@
           <w:tcPr>
             <w:tcW w:w="3442" w:type="pct"/>
             <w:tcBorders>
-              <w:top w:val="single" w:sz="4" w:space="0" w:color="BFBFBF" w:themeColor="background1" w:themeShade="BF"/>
-              <w:left w:val="single" w:sz="4" w:space="0" w:color="BFBFBF" w:themeColor="background1" w:themeShade="BF"/>
-              <w:bottom w:val="single" w:sz="4" w:space="0" w:color="BFBFBF" w:themeColor="background1" w:themeShade="BF"/>
-              <w:right w:val="single" w:sz="4" w:space="0" w:color="BFBFBF" w:themeColor="background1" w:themeShade="BF"/>
+              <w:top w:val="single" w:sz="4" w:space="0" w:color="BFBFBF"/>
+              <w:left w:val="single" w:sz="4" w:space="0" w:color="BFBFBF"/>
+              <w:bottom w:val="single" w:sz="4" w:space="0" w:color="BFBFBF"/>
+              <w:right w:val="single" w:sz="4" w:space="0" w:color="BFBFBF"/>
             </w:tcBorders>
             <w:vAlign w:val="center"/>
           </w:tcPr>
@@ -5417,10 +5699,10 @@
           <w:tcPr>
             <w:tcW w:w="1015" w:type="pct"/>
             <w:tcBorders>
-              <w:top w:val="single" w:sz="4" w:space="0" w:color="BFBFBF" w:themeColor="background1" w:themeShade="BF"/>
-              <w:left w:val="single" w:sz="4" w:space="0" w:color="BFBFBF" w:themeColor="background1" w:themeShade="BF"/>
-              <w:bottom w:val="single" w:sz="4" w:space="0" w:color="BFBFBF" w:themeColor="background1" w:themeShade="BF"/>
-              <w:right w:val="single" w:sz="4" w:space="0" w:color="BFBFBF" w:themeColor="background1" w:themeShade="BF"/>
+              <w:top w:val="single" w:sz="4" w:space="0" w:color="BFBFBF"/>
+              <w:left w:val="single" w:sz="4" w:space="0" w:color="BFBFBF"/>
+              <w:bottom w:val="single" w:sz="4" w:space="0" w:color="BFBFBF"/>
+              <w:right w:val="single" w:sz="4" w:space="0" w:color="BFBFBF"/>
             </w:tcBorders>
             <w:shd w:val="clear" w:color="auto" w:fill="00B0F0"/>
             <w:vAlign w:val="center"/>
@@ -5446,10 +5728,10 @@
           <w:tcPr>
             <w:tcW w:w="543" w:type="pct"/>
             <w:tcBorders>
-              <w:top w:val="single" w:sz="4" w:space="0" w:color="BFBFBF" w:themeColor="background1" w:themeShade="BF"/>
-              <w:left w:val="single" w:sz="4" w:space="0" w:color="BFBFBF" w:themeColor="background1" w:themeShade="BF"/>
-              <w:bottom w:val="single" w:sz="4" w:space="0" w:color="BFBFBF" w:themeColor="background1" w:themeShade="BF"/>
-              <w:right w:val="single" w:sz="4" w:space="0" w:color="BFBFBF" w:themeColor="background1" w:themeShade="BF"/>
+              <w:top w:val="single" w:sz="4" w:space="0" w:color="BFBFBF"/>
+              <w:left w:val="single" w:sz="4" w:space="0" w:color="BFBFBF"/>
+              <w:bottom w:val="single" w:sz="4" w:space="0" w:color="BFBFBF"/>
+              <w:right w:val="single" w:sz="4" w:space="0" w:color="BFBFBF"/>
             </w:tcBorders>
             <w:vAlign w:val="center"/>
           </w:tcPr>
@@ -5475,10 +5757,10 @@
           <w:tcPr>
             <w:tcW w:w="3442" w:type="pct"/>
             <w:tcBorders>
-              <w:top w:val="single" w:sz="4" w:space="0" w:color="BFBFBF" w:themeColor="background1" w:themeShade="BF"/>
-              <w:left w:val="single" w:sz="4" w:space="0" w:color="BFBFBF" w:themeColor="background1" w:themeShade="BF"/>
-              <w:bottom w:val="single" w:sz="4" w:space="0" w:color="BFBFBF" w:themeColor="background1" w:themeShade="BF"/>
-              <w:right w:val="single" w:sz="4" w:space="0" w:color="BFBFBF" w:themeColor="background1" w:themeShade="BF"/>
+              <w:top w:val="single" w:sz="4" w:space="0" w:color="BFBFBF"/>
+              <w:left w:val="single" w:sz="4" w:space="0" w:color="BFBFBF"/>
+              <w:bottom w:val="single" w:sz="4" w:space="0" w:color="BFBFBF"/>
+              <w:right w:val="single" w:sz="4" w:space="0" w:color="BFBFBF"/>
             </w:tcBorders>
             <w:vAlign w:val="center"/>
           </w:tcPr>
@@ -5567,9 +5849,10 @@
           <w:tcPr>
             <w:tcW w:w="1015" w:type="pct"/>
             <w:tcBorders>
-              <w:top w:val="single" w:sz="4" w:space="0" w:color="BFBFBF" w:themeColor="background1" w:themeShade="BF"/>
-              <w:bottom w:val="single" w:sz="4" w:space="0" w:color="BFBFBF" w:themeColor="background1" w:themeShade="BF"/>
-              <w:right w:val="single" w:sz="4" w:space="0" w:color="BFBFBF" w:themeColor="background1" w:themeShade="BF"/>
+              <w:top w:val="single" w:sz="4" w:space="0" w:color="BFBFBF"/>
+              <w:left w:val="single" w:sz="4" w:space="0" w:color="BFBFBF"/>
+              <w:bottom w:val="single" w:sz="4" w:space="0" w:color="BFBFBF"/>
+              <w:right w:val="single" w:sz="4" w:space="0" w:color="BFBFBF"/>
             </w:tcBorders>
             <w:shd w:val="clear" w:color="auto" w:fill="600000"/>
             <w:vAlign w:val="center"/>
@@ -5596,10 +5879,10 @@
           <w:tcPr>
             <w:tcW w:w="3985" w:type="pct"/>
             <w:tcBorders>
-              <w:top w:val="single" w:sz="4" w:space="0" w:color="BFBFBF" w:themeColor="background1" w:themeShade="BF"/>
-              <w:left w:val="single" w:sz="4" w:space="0" w:color="BFBFBF" w:themeColor="background1" w:themeShade="BF"/>
-              <w:bottom w:val="single" w:sz="4" w:space="0" w:color="BFBFBF" w:themeColor="background1" w:themeShade="BF"/>
-              <w:right w:val="single" w:sz="4" w:space="0" w:color="BFBFBF" w:themeColor="background1" w:themeShade="BF"/>
+              <w:top w:val="single" w:sz="4" w:space="0" w:color="BFBFBF"/>
+              <w:left w:val="single" w:sz="4" w:space="0" w:color="BFBFBF"/>
+              <w:bottom w:val="single" w:sz="4" w:space="0" w:color="BFBFBF"/>
+              <w:right w:val="single" w:sz="4" w:space="0" w:color="BFBFBF"/>
             </w:tcBorders>
             <w:shd w:val="clear" w:color="auto" w:fill="600000"/>
             <w:vAlign w:val="center"/>
@@ -5630,9 +5913,10 @@
           <w:tcPr>
             <w:tcW w:w="1015" w:type="pct"/>
             <w:tcBorders>
-              <w:top w:val="single" w:sz="4" w:space="0" w:color="BFBFBF" w:themeColor="background1" w:themeShade="BF"/>
-              <w:bottom w:val="single" w:sz="4" w:space="0" w:color="BFBFBF" w:themeColor="background1" w:themeShade="BF"/>
-              <w:right w:val="single" w:sz="4" w:space="0" w:color="BFBFBF" w:themeColor="background1" w:themeShade="BF"/>
+              <w:top w:val="single" w:sz="4" w:space="0" w:color="BFBFBF"/>
+              <w:left w:val="single" w:sz="4" w:space="0" w:color="BFBFBF"/>
+              <w:bottom w:val="single" w:sz="4" w:space="0" w:color="BFBFBF"/>
+              <w:right w:val="single" w:sz="4" w:space="0" w:color="BFBFBF"/>
             </w:tcBorders>
             <w:shd w:val="clear" w:color="auto" w:fill="600000"/>
             <w:vAlign w:val="center"/>
@@ -5658,10 +5942,10 @@
           <w:tcPr>
             <w:tcW w:w="3985" w:type="pct"/>
             <w:tcBorders>
-              <w:top w:val="single" w:sz="4" w:space="0" w:color="BFBFBF" w:themeColor="background1" w:themeShade="BF"/>
-              <w:left w:val="single" w:sz="4" w:space="0" w:color="BFBFBF" w:themeColor="background1" w:themeShade="BF"/>
-              <w:bottom w:val="single" w:sz="4" w:space="0" w:color="BFBFBF" w:themeColor="background1" w:themeShade="BF"/>
-              <w:right w:val="single" w:sz="4" w:space="0" w:color="BFBFBF" w:themeColor="background1" w:themeShade="BF"/>
+              <w:top w:val="single" w:sz="4" w:space="0" w:color="BFBFBF"/>
+              <w:left w:val="single" w:sz="4" w:space="0" w:color="BFBFBF"/>
+              <w:bottom w:val="single" w:sz="4" w:space="0" w:color="BFBFBF"/>
+              <w:right w:val="single" w:sz="4" w:space="0" w:color="BFBFBF"/>
             </w:tcBorders>
             <w:vAlign w:val="center"/>
           </w:tcPr>
@@ -5691,9 +5975,10 @@
           <w:tcPr>
             <w:tcW w:w="1015" w:type="pct"/>
             <w:tcBorders>
-              <w:top w:val="single" w:sz="4" w:space="0" w:color="BFBFBF" w:themeColor="background1" w:themeShade="BF"/>
-              <w:bottom w:val="single" w:sz="4" w:space="0" w:color="BFBFBF" w:themeColor="background1" w:themeShade="BF"/>
-              <w:right w:val="single" w:sz="4" w:space="0" w:color="BFBFBF" w:themeColor="background1" w:themeShade="BF"/>
+              <w:top w:val="single" w:sz="4" w:space="0" w:color="BFBFBF"/>
+              <w:left w:val="single" w:sz="4" w:space="0" w:color="BFBFBF"/>
+              <w:bottom w:val="single" w:sz="4" w:space="0" w:color="BFBFBF"/>
+              <w:right w:val="single" w:sz="4" w:space="0" w:color="BFBFBF"/>
             </w:tcBorders>
             <w:shd w:val="clear" w:color="auto" w:fill="600000"/>
             <w:vAlign w:val="center"/>
@@ -5718,10 +6003,10 @@
           <w:tcPr>
             <w:tcW w:w="3985" w:type="pct"/>
             <w:tcBorders>
-              <w:top w:val="single" w:sz="4" w:space="0" w:color="BFBFBF" w:themeColor="background1" w:themeShade="BF"/>
-              <w:left w:val="single" w:sz="4" w:space="0" w:color="BFBFBF" w:themeColor="background1" w:themeShade="BF"/>
-              <w:bottom w:val="single" w:sz="4" w:space="0" w:color="BFBFBF" w:themeColor="background1" w:themeShade="BF"/>
-              <w:right w:val="single" w:sz="4" w:space="0" w:color="BFBFBF" w:themeColor="background1" w:themeShade="BF"/>
+              <w:top w:val="single" w:sz="4" w:space="0" w:color="BFBFBF"/>
+              <w:left w:val="single" w:sz="4" w:space="0" w:color="BFBFBF"/>
+              <w:bottom w:val="single" w:sz="4" w:space="0" w:color="BFBFBF"/>
+              <w:right w:val="single" w:sz="4" w:space="0" w:color="BFBFBF"/>
             </w:tcBorders>
             <w:vAlign w:val="center"/>
           </w:tcPr>
@@ -5751,9 +6036,10 @@
           <w:tcPr>
             <w:tcW w:w="1015" w:type="pct"/>
             <w:tcBorders>
-              <w:top w:val="single" w:sz="4" w:space="0" w:color="BFBFBF" w:themeColor="background1" w:themeShade="BF"/>
-              <w:bottom w:val="single" w:sz="4" w:space="0" w:color="BFBFBF" w:themeColor="background1" w:themeShade="BF"/>
-              <w:right w:val="single" w:sz="4" w:space="0" w:color="BFBFBF" w:themeColor="background1" w:themeShade="BF"/>
+              <w:top w:val="single" w:sz="4" w:space="0" w:color="BFBFBF"/>
+              <w:left w:val="single" w:sz="4" w:space="0" w:color="BFBFBF"/>
+              <w:bottom w:val="single" w:sz="4" w:space="0" w:color="BFBFBF"/>
+              <w:right w:val="single" w:sz="4" w:space="0" w:color="BFBFBF"/>
             </w:tcBorders>
             <w:shd w:val="clear" w:color="auto" w:fill="600000"/>
             <w:vAlign w:val="center"/>
@@ -5778,10 +6064,10 @@
           <w:tcPr>
             <w:tcW w:w="3985" w:type="pct"/>
             <w:tcBorders>
-              <w:top w:val="single" w:sz="4" w:space="0" w:color="BFBFBF" w:themeColor="background1" w:themeShade="BF"/>
-              <w:left w:val="single" w:sz="4" w:space="0" w:color="BFBFBF" w:themeColor="background1" w:themeShade="BF"/>
-              <w:bottom w:val="single" w:sz="4" w:space="0" w:color="BFBFBF" w:themeColor="background1" w:themeShade="BF"/>
-              <w:right w:val="single" w:sz="4" w:space="0" w:color="BFBFBF" w:themeColor="background1" w:themeShade="BF"/>
+              <w:top w:val="single" w:sz="4" w:space="0" w:color="BFBFBF"/>
+              <w:left w:val="single" w:sz="4" w:space="0" w:color="BFBFBF"/>
+              <w:bottom w:val="single" w:sz="4" w:space="0" w:color="BFBFBF"/>
+              <w:right w:val="single" w:sz="4" w:space="0" w:color="BFBFBF"/>
             </w:tcBorders>
             <w:vAlign w:val="center"/>
           </w:tcPr>
@@ -5811,9 +6097,10 @@
           <w:tcPr>
             <w:tcW w:w="1015" w:type="pct"/>
             <w:tcBorders>
-              <w:top w:val="single" w:sz="4" w:space="0" w:color="BFBFBF" w:themeColor="background1" w:themeShade="BF"/>
-              <w:bottom w:val="single" w:sz="4" w:space="0" w:color="BFBFBF" w:themeColor="background1" w:themeShade="BF"/>
-              <w:right w:val="single" w:sz="4" w:space="0" w:color="BFBFBF" w:themeColor="background1" w:themeShade="BF"/>
+              <w:top w:val="single" w:sz="4" w:space="0" w:color="BFBFBF"/>
+              <w:left w:val="single" w:sz="4" w:space="0" w:color="BFBFBF"/>
+              <w:bottom w:val="single" w:sz="4" w:space="0" w:color="BFBFBF"/>
+              <w:right w:val="single" w:sz="4" w:space="0" w:color="BFBFBF"/>
             </w:tcBorders>
             <w:shd w:val="clear" w:color="auto" w:fill="600000"/>
             <w:vAlign w:val="center"/>
@@ -5835,10 +6122,10 @@
           <w:tcPr>
             <w:tcW w:w="3985" w:type="pct"/>
             <w:tcBorders>
-              <w:top w:val="single" w:sz="4" w:space="0" w:color="BFBFBF" w:themeColor="background1" w:themeShade="BF"/>
-              <w:left w:val="single" w:sz="4" w:space="0" w:color="BFBFBF" w:themeColor="background1" w:themeShade="BF"/>
-              <w:bottom w:val="single" w:sz="4" w:space="0" w:color="BFBFBF" w:themeColor="background1" w:themeShade="BF"/>
-              <w:right w:val="single" w:sz="4" w:space="0" w:color="BFBFBF" w:themeColor="background1" w:themeShade="BF"/>
+              <w:top w:val="single" w:sz="4" w:space="0" w:color="BFBFBF"/>
+              <w:left w:val="single" w:sz="4" w:space="0" w:color="BFBFBF"/>
+              <w:bottom w:val="single" w:sz="4" w:space="0" w:color="BFBFBF"/>
+              <w:right w:val="single" w:sz="4" w:space="0" w:color="BFBFBF"/>
             </w:tcBorders>
             <w:vAlign w:val="center"/>
           </w:tcPr>
@@ -5942,11 +6229,10 @@
           <w:tcPr>
             <w:tcW w:w="1015" w:type="pct"/>
             <w:tcBorders>
-              <w:top w:val="single" w:sz="4" w:space="0" w:color="BFBFBF" w:themeColor="background1" w:themeShade="BF"/>
-              <w:left w:val="single" w:sz="4" w:space="0" w:color="BFBFBF" w:themeColor="background1" w:themeShade="BF"/>
-              <w:bottom w:val="single" w:sz="4" w:space="0" w:color="BFBFBF" w:themeColor="background1" w:themeShade="BF"/>
-              <w:right w:val="single" w:sz="4" w:space="0" w:color="BFBFBF" w:themeColor="background1" w:themeShade="BF"/>
-              <w:tl2br w:val="single" w:sz="4" w:space="0" w:color="BFBFBF" w:themeColor="background1" w:themeShade="BF"/>
+              <w:top w:val="single" w:sz="4" w:space="0" w:color="BFBFBF"/>
+              <w:left w:val="single" w:sz="4" w:space="0" w:color="BFBFBF"/>
+              <w:bottom w:val="single" w:sz="4" w:space="0" w:color="BFBFBF"/>
+              <w:right w:val="single" w:sz="4" w:space="0" w:color="BFBFBF"/>
             </w:tcBorders>
             <w:shd w:val="clear" w:color="auto" w:fill="600000"/>
             <w:vAlign w:val="center"/>
@@ -5989,10 +6275,10 @@
           <w:tcPr>
             <w:tcW w:w="996" w:type="pct"/>
             <w:tcBorders>
-              <w:top w:val="single" w:sz="4" w:space="0" w:color="BFBFBF" w:themeColor="background1" w:themeShade="BF"/>
-              <w:left w:val="single" w:sz="4" w:space="0" w:color="BFBFBF" w:themeColor="background1" w:themeShade="BF"/>
-              <w:bottom w:val="single" w:sz="4" w:space="0" w:color="BFBFBF" w:themeColor="background1" w:themeShade="BF"/>
-              <w:right w:val="single" w:sz="4" w:space="0" w:color="BFBFBF" w:themeColor="background1" w:themeShade="BF"/>
+              <w:top w:val="single" w:sz="4" w:space="0" w:color="BFBFBF"/>
+              <w:left w:val="single" w:sz="4" w:space="0" w:color="BFBFBF"/>
+              <w:bottom w:val="single" w:sz="4" w:space="0" w:color="BFBFBF"/>
+              <w:right w:val="single" w:sz="4" w:space="0" w:color="BFBFBF"/>
             </w:tcBorders>
             <w:shd w:val="clear" w:color="auto" w:fill="600000"/>
             <w:vAlign w:val="center"/>
@@ -6019,10 +6305,10 @@
           <w:tcPr>
             <w:tcW w:w="996" w:type="pct"/>
             <w:tcBorders>
-              <w:top w:val="single" w:sz="4" w:space="0" w:color="BFBFBF" w:themeColor="background1" w:themeShade="BF"/>
-              <w:left w:val="single" w:sz="4" w:space="0" w:color="BFBFBF" w:themeColor="background1" w:themeShade="BF"/>
-              <w:bottom w:val="single" w:sz="4" w:space="0" w:color="BFBFBF" w:themeColor="background1" w:themeShade="BF"/>
-              <w:right w:val="single" w:sz="4" w:space="0" w:color="BFBFBF" w:themeColor="background1" w:themeShade="BF"/>
+              <w:top w:val="single" w:sz="4" w:space="0" w:color="BFBFBF"/>
+              <w:left w:val="single" w:sz="4" w:space="0" w:color="BFBFBF"/>
+              <w:bottom w:val="single" w:sz="4" w:space="0" w:color="BFBFBF"/>
+              <w:right w:val="single" w:sz="4" w:space="0" w:color="BFBFBF"/>
             </w:tcBorders>
             <w:shd w:val="clear" w:color="auto" w:fill="600000"/>
             <w:vAlign w:val="center"/>
@@ -6049,10 +6335,10 @@
           <w:tcPr>
             <w:tcW w:w="996" w:type="pct"/>
             <w:tcBorders>
-              <w:top w:val="single" w:sz="4" w:space="0" w:color="BFBFBF" w:themeColor="background1" w:themeShade="BF"/>
-              <w:left w:val="single" w:sz="4" w:space="0" w:color="BFBFBF" w:themeColor="background1" w:themeShade="BF"/>
-              <w:bottom w:val="single" w:sz="4" w:space="0" w:color="BFBFBF" w:themeColor="background1" w:themeShade="BF"/>
-              <w:right w:val="single" w:sz="4" w:space="0" w:color="BFBFBF" w:themeColor="background1" w:themeShade="BF"/>
+              <w:top w:val="single" w:sz="4" w:space="0" w:color="BFBFBF"/>
+              <w:left w:val="single" w:sz="4" w:space="0" w:color="BFBFBF"/>
+              <w:bottom w:val="single" w:sz="4" w:space="0" w:color="BFBFBF"/>
+              <w:right w:val="single" w:sz="4" w:space="0" w:color="BFBFBF"/>
             </w:tcBorders>
             <w:shd w:val="clear" w:color="auto" w:fill="600000"/>
             <w:vAlign w:val="center"/>
@@ -6079,10 +6365,10 @@
           <w:tcPr>
             <w:tcW w:w="996" w:type="pct"/>
             <w:tcBorders>
-              <w:top w:val="single" w:sz="4" w:space="0" w:color="BFBFBF" w:themeColor="background1" w:themeShade="BF"/>
-              <w:left w:val="single" w:sz="4" w:space="0" w:color="BFBFBF" w:themeColor="background1" w:themeShade="BF"/>
-              <w:bottom w:val="single" w:sz="4" w:space="0" w:color="BFBFBF" w:themeColor="background1" w:themeShade="BF"/>
-              <w:right w:val="single" w:sz="4" w:space="0" w:color="BFBFBF" w:themeColor="background1" w:themeShade="BF"/>
+              <w:top w:val="single" w:sz="4" w:space="0" w:color="BFBFBF"/>
+              <w:left w:val="single" w:sz="4" w:space="0" w:color="BFBFBF"/>
+              <w:bottom w:val="single" w:sz="4" w:space="0" w:color="BFBFBF"/>
+              <w:right w:val="single" w:sz="4" w:space="0" w:color="BFBFBF"/>
             </w:tcBorders>
             <w:shd w:val="clear" w:color="auto" w:fill="600000"/>
             <w:vAlign w:val="center"/>
@@ -6114,10 +6400,10 @@
           <w:tcPr>
             <w:tcW w:w="1015" w:type="pct"/>
             <w:tcBorders>
-              <w:top w:val="single" w:sz="4" w:space="0" w:color="BFBFBF" w:themeColor="background1" w:themeShade="BF"/>
-              <w:left w:val="single" w:sz="4" w:space="0" w:color="BFBFBF" w:themeColor="background1" w:themeShade="BF"/>
-              <w:bottom w:val="single" w:sz="4" w:space="0" w:color="BFBFBF" w:themeColor="background1" w:themeShade="BF"/>
-              <w:right w:val="single" w:sz="4" w:space="0" w:color="BFBFBF" w:themeColor="background1" w:themeShade="BF"/>
+              <w:top w:val="single" w:sz="4" w:space="0" w:color="BFBFBF"/>
+              <w:left w:val="single" w:sz="4" w:space="0" w:color="BFBFBF"/>
+              <w:bottom w:val="single" w:sz="4" w:space="0" w:color="BFBFBF"/>
+              <w:right w:val="single" w:sz="4" w:space="0" w:color="BFBFBF"/>
             </w:tcBorders>
             <w:shd w:val="clear" w:color="auto" w:fill="600000"/>
             <w:vAlign w:val="center"/>
@@ -6144,10 +6430,10 @@
           <w:tcPr>
             <w:tcW w:w="996" w:type="pct"/>
             <w:tcBorders>
-              <w:top w:val="single" w:sz="4" w:space="0" w:color="BFBFBF" w:themeColor="background1" w:themeShade="BF"/>
-              <w:left w:val="single" w:sz="4" w:space="0" w:color="BFBFBF" w:themeColor="background1" w:themeShade="BF"/>
-              <w:bottom w:val="single" w:sz="4" w:space="0" w:color="BFBFBF" w:themeColor="background1" w:themeShade="BF"/>
-              <w:right w:val="single" w:sz="4" w:space="0" w:color="BFBFBF" w:themeColor="background1" w:themeShade="BF"/>
+              <w:top w:val="single" w:sz="4" w:space="0" w:color="BFBFBF"/>
+              <w:left w:val="single" w:sz="4" w:space="0" w:color="BFBFBF"/>
+              <w:bottom w:val="single" w:sz="4" w:space="0" w:color="BFBFBF"/>
+              <w:right w:val="single" w:sz="4" w:space="0" w:color="BFBFBF"/>
             </w:tcBorders>
             <w:shd w:val="clear" w:color="auto" w:fill="C00000"/>
             <w:vAlign w:val="center"/>
@@ -6174,10 +6460,10 @@
           <w:tcPr>
             <w:tcW w:w="996" w:type="pct"/>
             <w:tcBorders>
-              <w:top w:val="single" w:sz="4" w:space="0" w:color="BFBFBF" w:themeColor="background1" w:themeShade="BF"/>
-              <w:left w:val="single" w:sz="4" w:space="0" w:color="BFBFBF" w:themeColor="background1" w:themeShade="BF"/>
-              <w:bottom w:val="single" w:sz="4" w:space="0" w:color="BFBFBF" w:themeColor="background1" w:themeShade="BF"/>
-              <w:right w:val="single" w:sz="4" w:space="0" w:color="BFBFBF" w:themeColor="background1" w:themeShade="BF"/>
+              <w:top w:val="single" w:sz="4" w:space="0" w:color="BFBFBF"/>
+              <w:left w:val="single" w:sz="4" w:space="0" w:color="BFBFBF"/>
+              <w:bottom w:val="single" w:sz="4" w:space="0" w:color="BFBFBF"/>
+              <w:right w:val="single" w:sz="4" w:space="0" w:color="BFBFBF"/>
             </w:tcBorders>
             <w:shd w:val="clear" w:color="auto" w:fill="C00000"/>
             <w:vAlign w:val="center"/>
@@ -6204,10 +6490,10 @@
           <w:tcPr>
             <w:tcW w:w="996" w:type="pct"/>
             <w:tcBorders>
-              <w:top w:val="single" w:sz="4" w:space="0" w:color="BFBFBF" w:themeColor="background1" w:themeShade="BF"/>
-              <w:left w:val="single" w:sz="4" w:space="0" w:color="BFBFBF" w:themeColor="background1" w:themeShade="BF"/>
-              <w:bottom w:val="single" w:sz="4" w:space="0" w:color="BFBFBF" w:themeColor="background1" w:themeShade="BF"/>
-              <w:right w:val="single" w:sz="4" w:space="0" w:color="BFBFBF" w:themeColor="background1" w:themeShade="BF"/>
+              <w:top w:val="single" w:sz="4" w:space="0" w:color="BFBFBF"/>
+              <w:left w:val="single" w:sz="4" w:space="0" w:color="BFBFBF"/>
+              <w:bottom w:val="single" w:sz="4" w:space="0" w:color="BFBFBF"/>
+              <w:right w:val="single" w:sz="4" w:space="0" w:color="BFBFBF"/>
             </w:tcBorders>
             <w:shd w:val="clear" w:color="auto" w:fill="FFC000"/>
             <w:vAlign w:val="center"/>
@@ -6234,10 +6520,10 @@
           <w:tcPr>
             <w:tcW w:w="996" w:type="pct"/>
             <w:tcBorders>
-              <w:top w:val="single" w:sz="4" w:space="0" w:color="BFBFBF" w:themeColor="background1" w:themeShade="BF"/>
-              <w:left w:val="single" w:sz="4" w:space="0" w:color="BFBFBF" w:themeColor="background1" w:themeShade="BF"/>
-              <w:bottom w:val="single" w:sz="4" w:space="0" w:color="BFBFBF" w:themeColor="background1" w:themeShade="BF"/>
-              <w:right w:val="single" w:sz="4" w:space="0" w:color="BFBFBF" w:themeColor="background1" w:themeShade="BF"/>
+              <w:top w:val="single" w:sz="4" w:space="0" w:color="BFBFBF"/>
+              <w:left w:val="single" w:sz="4" w:space="0" w:color="BFBFBF"/>
+              <w:bottom w:val="single" w:sz="4" w:space="0" w:color="BFBFBF"/>
+              <w:right w:val="single" w:sz="4" w:space="0" w:color="BFBFBF"/>
             </w:tcBorders>
             <w:shd w:val="clear" w:color="auto" w:fill="FFC000"/>
             <w:vAlign w:val="center"/>
@@ -6269,10 +6555,10 @@
           <w:tcPr>
             <w:tcW w:w="1015" w:type="pct"/>
             <w:tcBorders>
-              <w:top w:val="single" w:sz="4" w:space="0" w:color="BFBFBF" w:themeColor="background1" w:themeShade="BF"/>
-              <w:left w:val="single" w:sz="4" w:space="0" w:color="BFBFBF" w:themeColor="background1" w:themeShade="BF"/>
-              <w:bottom w:val="single" w:sz="4" w:space="0" w:color="BFBFBF" w:themeColor="background1" w:themeShade="BF"/>
-              <w:right w:val="single" w:sz="4" w:space="0" w:color="BFBFBF" w:themeColor="background1" w:themeShade="BF"/>
+              <w:top w:val="single" w:sz="4" w:space="0" w:color="BFBFBF"/>
+              <w:left w:val="single" w:sz="4" w:space="0" w:color="BFBFBF"/>
+              <w:bottom w:val="single" w:sz="4" w:space="0" w:color="BFBFBF"/>
+              <w:right w:val="single" w:sz="4" w:space="0" w:color="BFBFBF"/>
             </w:tcBorders>
             <w:shd w:val="clear" w:color="auto" w:fill="600000"/>
             <w:vAlign w:val="center"/>
@@ -6299,10 +6585,10 @@
           <w:tcPr>
             <w:tcW w:w="996" w:type="pct"/>
             <w:tcBorders>
-              <w:top w:val="single" w:sz="4" w:space="0" w:color="BFBFBF" w:themeColor="background1" w:themeShade="BF"/>
-              <w:left w:val="single" w:sz="4" w:space="0" w:color="BFBFBF" w:themeColor="background1" w:themeShade="BF"/>
-              <w:bottom w:val="single" w:sz="4" w:space="0" w:color="BFBFBF" w:themeColor="background1" w:themeShade="BF"/>
-              <w:right w:val="single" w:sz="4" w:space="0" w:color="BFBFBF" w:themeColor="background1" w:themeShade="BF"/>
+              <w:top w:val="single" w:sz="4" w:space="0" w:color="BFBFBF"/>
+              <w:left w:val="single" w:sz="4" w:space="0" w:color="BFBFBF"/>
+              <w:bottom w:val="single" w:sz="4" w:space="0" w:color="BFBFBF"/>
+              <w:right w:val="single" w:sz="4" w:space="0" w:color="BFBFBF"/>
             </w:tcBorders>
             <w:shd w:val="clear" w:color="auto" w:fill="C00000"/>
             <w:vAlign w:val="center"/>
@@ -6329,10 +6615,10 @@
           <w:tcPr>
             <w:tcW w:w="996" w:type="pct"/>
             <w:tcBorders>
-              <w:top w:val="single" w:sz="4" w:space="0" w:color="BFBFBF" w:themeColor="background1" w:themeShade="BF"/>
-              <w:left w:val="single" w:sz="4" w:space="0" w:color="BFBFBF" w:themeColor="background1" w:themeShade="BF"/>
-              <w:bottom w:val="single" w:sz="4" w:space="0" w:color="BFBFBF" w:themeColor="background1" w:themeShade="BF"/>
-              <w:right w:val="single" w:sz="4" w:space="0" w:color="BFBFBF" w:themeColor="background1" w:themeShade="BF"/>
+              <w:top w:val="single" w:sz="4" w:space="0" w:color="BFBFBF"/>
+              <w:left w:val="single" w:sz="4" w:space="0" w:color="BFBFBF"/>
+              <w:bottom w:val="single" w:sz="4" w:space="0" w:color="BFBFBF"/>
+              <w:right w:val="single" w:sz="4" w:space="0" w:color="BFBFBF"/>
             </w:tcBorders>
             <w:shd w:val="clear" w:color="auto" w:fill="FFC000"/>
             <w:vAlign w:val="center"/>
@@ -6359,10 +6645,10 @@
           <w:tcPr>
             <w:tcW w:w="996" w:type="pct"/>
             <w:tcBorders>
-              <w:top w:val="single" w:sz="4" w:space="0" w:color="BFBFBF" w:themeColor="background1" w:themeShade="BF"/>
-              <w:left w:val="single" w:sz="4" w:space="0" w:color="BFBFBF" w:themeColor="background1" w:themeShade="BF"/>
-              <w:bottom w:val="single" w:sz="4" w:space="0" w:color="BFBFBF" w:themeColor="background1" w:themeShade="BF"/>
-              <w:right w:val="single" w:sz="4" w:space="0" w:color="BFBFBF" w:themeColor="background1" w:themeShade="BF"/>
+              <w:top w:val="single" w:sz="4" w:space="0" w:color="BFBFBF"/>
+              <w:left w:val="single" w:sz="4" w:space="0" w:color="BFBFBF"/>
+              <w:bottom w:val="single" w:sz="4" w:space="0" w:color="BFBFBF"/>
+              <w:right w:val="single" w:sz="4" w:space="0" w:color="BFBFBF"/>
             </w:tcBorders>
             <w:shd w:val="clear" w:color="auto" w:fill="FFC000"/>
             <w:vAlign w:val="center"/>
@@ -6389,10 +6675,10 @@
           <w:tcPr>
             <w:tcW w:w="996" w:type="pct"/>
             <w:tcBorders>
-              <w:top w:val="single" w:sz="4" w:space="0" w:color="BFBFBF" w:themeColor="background1" w:themeShade="BF"/>
-              <w:left w:val="single" w:sz="4" w:space="0" w:color="BFBFBF" w:themeColor="background1" w:themeShade="BF"/>
-              <w:bottom w:val="single" w:sz="4" w:space="0" w:color="BFBFBF" w:themeColor="background1" w:themeShade="BF"/>
-              <w:right w:val="single" w:sz="4" w:space="0" w:color="BFBFBF" w:themeColor="background1" w:themeShade="BF"/>
+              <w:top w:val="single" w:sz="4" w:space="0" w:color="BFBFBF"/>
+              <w:left w:val="single" w:sz="4" w:space="0" w:color="BFBFBF"/>
+              <w:bottom w:val="single" w:sz="4" w:space="0" w:color="BFBFBF"/>
+              <w:right w:val="single" w:sz="4" w:space="0" w:color="BFBFBF"/>
             </w:tcBorders>
             <w:shd w:val="clear" w:color="auto" w:fill="FFFF00"/>
             <w:vAlign w:val="center"/>
@@ -6424,10 +6710,10 @@
           <w:tcPr>
             <w:tcW w:w="1015" w:type="pct"/>
             <w:tcBorders>
-              <w:top w:val="single" w:sz="4" w:space="0" w:color="BFBFBF" w:themeColor="background1" w:themeShade="BF"/>
-              <w:left w:val="single" w:sz="4" w:space="0" w:color="BFBFBF" w:themeColor="background1" w:themeShade="BF"/>
-              <w:bottom w:val="single" w:sz="4" w:space="0" w:color="BFBFBF" w:themeColor="background1" w:themeShade="BF"/>
-              <w:right w:val="single" w:sz="4" w:space="0" w:color="BFBFBF" w:themeColor="background1" w:themeShade="BF"/>
+              <w:top w:val="single" w:sz="4" w:space="0" w:color="BFBFBF"/>
+              <w:left w:val="single" w:sz="4" w:space="0" w:color="BFBFBF"/>
+              <w:bottom w:val="single" w:sz="4" w:space="0" w:color="BFBFBF"/>
+              <w:right w:val="single" w:sz="4" w:space="0" w:color="BFBFBF"/>
             </w:tcBorders>
             <w:shd w:val="clear" w:color="auto" w:fill="600000"/>
             <w:vAlign w:val="center"/>
@@ -6454,10 +6740,10 @@
           <w:tcPr>
             <w:tcW w:w="996" w:type="pct"/>
             <w:tcBorders>
-              <w:top w:val="single" w:sz="4" w:space="0" w:color="BFBFBF" w:themeColor="background1" w:themeShade="BF"/>
-              <w:left w:val="single" w:sz="4" w:space="0" w:color="BFBFBF" w:themeColor="background1" w:themeShade="BF"/>
-              <w:bottom w:val="single" w:sz="4" w:space="0" w:color="BFBFBF" w:themeColor="background1" w:themeShade="BF"/>
-              <w:right w:val="single" w:sz="4" w:space="0" w:color="BFBFBF" w:themeColor="background1" w:themeShade="BF"/>
+              <w:top w:val="single" w:sz="4" w:space="0" w:color="BFBFBF"/>
+              <w:left w:val="single" w:sz="4" w:space="0" w:color="BFBFBF"/>
+              <w:bottom w:val="single" w:sz="4" w:space="0" w:color="BFBFBF"/>
+              <w:right w:val="single" w:sz="4" w:space="0" w:color="BFBFBF"/>
             </w:tcBorders>
             <w:shd w:val="clear" w:color="auto" w:fill="FFC000"/>
             <w:vAlign w:val="center"/>
@@ -6484,10 +6770,10 @@
           <w:tcPr>
             <w:tcW w:w="996" w:type="pct"/>
             <w:tcBorders>
-              <w:top w:val="single" w:sz="4" w:space="0" w:color="BFBFBF" w:themeColor="background1" w:themeShade="BF"/>
-              <w:left w:val="single" w:sz="4" w:space="0" w:color="BFBFBF" w:themeColor="background1" w:themeShade="BF"/>
-              <w:bottom w:val="single" w:sz="4" w:space="0" w:color="BFBFBF" w:themeColor="background1" w:themeShade="BF"/>
-              <w:right w:val="single" w:sz="4" w:space="0" w:color="BFBFBF" w:themeColor="background1" w:themeShade="BF"/>
+              <w:top w:val="single" w:sz="4" w:space="0" w:color="BFBFBF"/>
+              <w:left w:val="single" w:sz="4" w:space="0" w:color="BFBFBF"/>
+              <w:bottom w:val="single" w:sz="4" w:space="0" w:color="BFBFBF"/>
+              <w:right w:val="single" w:sz="4" w:space="0" w:color="BFBFBF"/>
             </w:tcBorders>
             <w:shd w:val="clear" w:color="auto" w:fill="FFFF00"/>
             <w:vAlign w:val="center"/>
@@ -6514,10 +6800,10 @@
           <w:tcPr>
             <w:tcW w:w="996" w:type="pct"/>
             <w:tcBorders>
-              <w:top w:val="single" w:sz="4" w:space="0" w:color="BFBFBF" w:themeColor="background1" w:themeShade="BF"/>
-              <w:left w:val="single" w:sz="4" w:space="0" w:color="BFBFBF" w:themeColor="background1" w:themeShade="BF"/>
-              <w:bottom w:val="single" w:sz="4" w:space="0" w:color="BFBFBF" w:themeColor="background1" w:themeShade="BF"/>
-              <w:right w:val="single" w:sz="4" w:space="0" w:color="BFBFBF" w:themeColor="background1" w:themeShade="BF"/>
+              <w:top w:val="single" w:sz="4" w:space="0" w:color="BFBFBF"/>
+              <w:left w:val="single" w:sz="4" w:space="0" w:color="BFBFBF"/>
+              <w:bottom w:val="single" w:sz="4" w:space="0" w:color="BFBFBF"/>
+              <w:right w:val="single" w:sz="4" w:space="0" w:color="BFBFBF"/>
             </w:tcBorders>
             <w:shd w:val="clear" w:color="auto" w:fill="FFFF00"/>
             <w:vAlign w:val="center"/>
@@ -6544,10 +6830,10 @@
           <w:tcPr>
             <w:tcW w:w="996" w:type="pct"/>
             <w:tcBorders>
-              <w:top w:val="single" w:sz="4" w:space="0" w:color="BFBFBF" w:themeColor="background1" w:themeShade="BF"/>
-              <w:left w:val="single" w:sz="4" w:space="0" w:color="BFBFBF" w:themeColor="background1" w:themeShade="BF"/>
-              <w:bottom w:val="single" w:sz="4" w:space="0" w:color="BFBFBF" w:themeColor="background1" w:themeShade="BF"/>
-              <w:right w:val="single" w:sz="4" w:space="0" w:color="BFBFBF" w:themeColor="background1" w:themeShade="BF"/>
+              <w:top w:val="single" w:sz="4" w:space="0" w:color="BFBFBF"/>
+              <w:left w:val="single" w:sz="4" w:space="0" w:color="BFBFBF"/>
+              <w:bottom w:val="single" w:sz="4" w:space="0" w:color="BFBFBF"/>
+              <w:right w:val="single" w:sz="4" w:space="0" w:color="BFBFBF"/>
             </w:tcBorders>
             <w:shd w:val="clear" w:color="auto" w:fill="00B050"/>
             <w:vAlign w:val="center"/>
@@ -6579,9 +6865,10 @@
           <w:tcPr>
             <w:tcW w:w="1015" w:type="pct"/>
             <w:tcBorders>
-              <w:top w:val="single" w:sz="4" w:space="0" w:color="BFBFBF" w:themeColor="background1" w:themeShade="BF"/>
-              <w:left w:val="single" w:sz="4" w:space="0" w:color="BFBFBF" w:themeColor="background1" w:themeShade="BF"/>
-              <w:right w:val="single" w:sz="4" w:space="0" w:color="BFBFBF" w:themeColor="background1" w:themeShade="BF"/>
+              <w:top w:val="single" w:sz="4" w:space="0" w:color="BFBFBF"/>
+              <w:left w:val="single" w:sz="4" w:space="0" w:color="BFBFBF"/>
+              <w:bottom w:val="single" w:sz="4" w:space="0" w:color="BFBFBF"/>
+              <w:right w:val="single" w:sz="4" w:space="0" w:color="BFBFBF"/>
             </w:tcBorders>
             <w:shd w:val="clear" w:color="auto" w:fill="600000"/>
             <w:vAlign w:val="center"/>
@@ -6608,9 +6895,10 @@
           <w:tcPr>
             <w:tcW w:w="996" w:type="pct"/>
             <w:tcBorders>
-              <w:top w:val="single" w:sz="4" w:space="0" w:color="BFBFBF" w:themeColor="background1" w:themeShade="BF"/>
-              <w:left w:val="single" w:sz="4" w:space="0" w:color="BFBFBF" w:themeColor="background1" w:themeShade="BF"/>
-              <w:right w:val="single" w:sz="4" w:space="0" w:color="BFBFBF" w:themeColor="background1" w:themeShade="BF"/>
+              <w:top w:val="single" w:sz="4" w:space="0" w:color="BFBFBF"/>
+              <w:left w:val="single" w:sz="4" w:space="0" w:color="BFBFBF"/>
+              <w:bottom w:val="single" w:sz="4" w:space="0" w:color="BFBFBF"/>
+              <w:right w:val="single" w:sz="4" w:space="0" w:color="BFBFBF"/>
             </w:tcBorders>
             <w:shd w:val="clear" w:color="auto" w:fill="FFFF00"/>
             <w:vAlign w:val="center"/>
@@ -6637,9 +6925,10 @@
           <w:tcPr>
             <w:tcW w:w="996" w:type="pct"/>
             <w:tcBorders>
-              <w:top w:val="single" w:sz="4" w:space="0" w:color="BFBFBF" w:themeColor="background1" w:themeShade="BF"/>
-              <w:left w:val="single" w:sz="4" w:space="0" w:color="BFBFBF" w:themeColor="background1" w:themeShade="BF"/>
-              <w:right w:val="single" w:sz="4" w:space="0" w:color="BFBFBF" w:themeColor="background1" w:themeShade="BF"/>
+              <w:top w:val="single" w:sz="4" w:space="0" w:color="BFBFBF"/>
+              <w:left w:val="single" w:sz="4" w:space="0" w:color="BFBFBF"/>
+              <w:bottom w:val="single" w:sz="4" w:space="0" w:color="BFBFBF"/>
+              <w:right w:val="single" w:sz="4" w:space="0" w:color="BFBFBF"/>
             </w:tcBorders>
             <w:shd w:val="clear" w:color="auto" w:fill="FFFF00"/>
             <w:vAlign w:val="center"/>
@@ -6666,9 +6955,10 @@
           <w:tcPr>
             <w:tcW w:w="996" w:type="pct"/>
             <w:tcBorders>
-              <w:top w:val="single" w:sz="4" w:space="0" w:color="BFBFBF" w:themeColor="background1" w:themeShade="BF"/>
-              <w:left w:val="single" w:sz="4" w:space="0" w:color="BFBFBF" w:themeColor="background1" w:themeShade="BF"/>
-              <w:right w:val="single" w:sz="4" w:space="0" w:color="BFBFBF" w:themeColor="background1" w:themeShade="BF"/>
+              <w:top w:val="single" w:sz="4" w:space="0" w:color="BFBFBF"/>
+              <w:left w:val="single" w:sz="4" w:space="0" w:color="BFBFBF"/>
+              <w:bottom w:val="single" w:sz="4" w:space="0" w:color="BFBFBF"/>
+              <w:right w:val="single" w:sz="4" w:space="0" w:color="BFBFBF"/>
             </w:tcBorders>
             <w:shd w:val="clear" w:color="auto" w:fill="00B050"/>
             <w:vAlign w:val="center"/>
@@ -6695,9 +6985,10 @@
           <w:tcPr>
             <w:tcW w:w="996" w:type="pct"/>
             <w:tcBorders>
-              <w:top w:val="single" w:sz="4" w:space="0" w:color="BFBFBF" w:themeColor="background1" w:themeShade="BF"/>
-              <w:left w:val="single" w:sz="4" w:space="0" w:color="BFBFBF" w:themeColor="background1" w:themeShade="BF"/>
-              <w:right w:val="single" w:sz="4" w:space="0" w:color="BFBFBF" w:themeColor="background1" w:themeShade="BF"/>
+              <w:top w:val="single" w:sz="4" w:space="0" w:color="BFBFBF"/>
+              <w:left w:val="single" w:sz="4" w:space="0" w:color="BFBFBF"/>
+              <w:bottom w:val="single" w:sz="4" w:space="0" w:color="BFBFBF"/>
+              <w:right w:val="single" w:sz="4" w:space="0" w:color="BFBFBF"/>
             </w:tcBorders>
             <w:shd w:val="clear" w:color="auto" w:fill="00B050"/>
             <w:vAlign w:val="center"/>
@@ -6786,10 +7077,10 @@
             <w:tcW w:w="424" w:type="pct"/>
             <w:vMerge w:val="restart"/>
             <w:tcBorders>
-              <w:top w:val="nil"/>
-              <w:left w:val="nil"/>
-              <w:bottom w:val="nil"/>
-              <w:right w:val="nil"/>
+              <w:top w:val="single" w:sz="4" w:space="0" w:color="BFBFBF"/>
+              <w:left w:val="single" w:sz="4" w:space="0" w:color="BFBFBF"/>
+              <w:bottom w:val="single" w:sz="4" w:space="0" w:color="BFBFBF"/>
+              <w:right w:val="single" w:sz="4" w:space="0" w:color="BFBFBF"/>
             </w:tcBorders>
             <w:textDirection w:val="btLr"/>
             <w:vAlign w:val="center"/>
@@ -6909,10 +7200,10 @@
             <w:tcW w:w="4576" w:type="pct"/>
             <w:gridSpan w:val="6"/>
             <w:tcBorders>
-              <w:top w:val="nil"/>
-              <w:left w:val="nil"/>
-              <w:bottom w:val="nil"/>
-              <w:right w:val="nil"/>
+              <w:top w:val="single" w:sz="4" w:space="0" w:color="BFBFBF"/>
+              <w:left w:val="single" w:sz="4" w:space="0" w:color="BFBFBF"/>
+              <w:bottom w:val="single" w:sz="4" w:space="0" w:color="BFBFBF"/>
+              <w:right w:val="single" w:sz="4" w:space="0" w:color="BFBFBF"/>
             </w:tcBorders>
             <w:vAlign w:val="center"/>
           </w:tcPr>
@@ -7036,9 +7327,10 @@
             <w:tcW w:w="424" w:type="pct"/>
             <w:vMerge/>
             <w:tcBorders>
-              <w:left w:val="nil"/>
-              <w:bottom w:val="nil"/>
-              <w:right w:val="nil"/>
+              <w:top w:val="single" w:sz="4" w:space="0" w:color="BFBFBF"/>
+              <w:left w:val="single" w:sz="4" w:space="0" w:color="BFBFBF"/>
+              <w:bottom w:val="single" w:sz="4" w:space="0" w:color="BFBFBF"/>
+              <w:right w:val="single" w:sz="4" w:space="0" w:color="BFBFBF"/>
             </w:tcBorders>
             <w:vAlign w:val="center"/>
           </w:tcPr>
@@ -7056,10 +7348,10 @@
           <w:tcPr>
             <w:tcW w:w="688" w:type="pct"/>
             <w:tcBorders>
-              <w:top w:val="nil"/>
-              <w:left w:val="nil"/>
-              <w:bottom w:val="single" w:sz="4" w:space="0" w:color="BFBFBF" w:themeColor="background1" w:themeShade="BF"/>
-              <w:right w:val="single" w:sz="4" w:space="0" w:color="BFBFBF" w:themeColor="background1" w:themeShade="BF"/>
+              <w:top w:val="single" w:sz="4" w:space="0" w:color="BFBFBF"/>
+              <w:left w:val="single" w:sz="4" w:space="0" w:color="BFBFBF"/>
+              <w:bottom w:val="single" w:sz="4" w:space="0" w:color="BFBFBF"/>
+              <w:right w:val="single" w:sz="4" w:space="0" w:color="BFBFBF"/>
             </w:tcBorders>
             <w:vAlign w:val="center"/>
           </w:tcPr>
@@ -7078,10 +7370,10 @@
           <w:tcPr>
             <w:tcW w:w="777" w:type="pct"/>
             <w:tcBorders>
-              <w:top w:val="nil"/>
-              <w:left w:val="single" w:sz="4" w:space="0" w:color="BFBFBF" w:themeColor="background1" w:themeShade="BF"/>
-              <w:bottom w:val="single" w:sz="4" w:space="0" w:color="BFBFBF" w:themeColor="background1" w:themeShade="BF"/>
-              <w:right w:val="single" w:sz="4" w:space="0" w:color="BFBFBF" w:themeColor="background1" w:themeShade="BF"/>
+              <w:top w:val="single" w:sz="4" w:space="0" w:color="BFBFBF"/>
+              <w:left w:val="single" w:sz="4" w:space="0" w:color="BFBFBF"/>
+              <w:bottom w:val="single" w:sz="4" w:space="0" w:color="BFBFBF"/>
+              <w:right w:val="single" w:sz="4" w:space="0" w:color="BFBFBF"/>
             </w:tcBorders>
             <w:shd w:val="clear" w:color="auto" w:fill="600000"/>
             <w:vAlign w:val="center"/>
@@ -7125,10 +7417,10 @@
           <w:tcPr>
             <w:tcW w:w="777" w:type="pct"/>
             <w:tcBorders>
-              <w:top w:val="nil"/>
-              <w:left w:val="single" w:sz="4" w:space="0" w:color="BFBFBF" w:themeColor="background1" w:themeShade="BF"/>
-              <w:bottom w:val="single" w:sz="4" w:space="0" w:color="BFBFBF" w:themeColor="background1" w:themeShade="BF"/>
-              <w:right w:val="single" w:sz="4" w:space="0" w:color="BFBFBF" w:themeColor="background1" w:themeShade="BF"/>
+              <w:top w:val="single" w:sz="4" w:space="0" w:color="BFBFBF"/>
+              <w:left w:val="single" w:sz="4" w:space="0" w:color="BFBFBF"/>
+              <w:bottom w:val="single" w:sz="4" w:space="0" w:color="BFBFBF"/>
+              <w:right w:val="single" w:sz="4" w:space="0" w:color="BFBFBF"/>
             </w:tcBorders>
             <w:shd w:val="clear" w:color="auto" w:fill="600000"/>
             <w:vAlign w:val="center"/>
@@ -7172,10 +7464,10 @@
           <w:tcPr>
             <w:tcW w:w="778" w:type="pct"/>
             <w:tcBorders>
-              <w:top w:val="nil"/>
-              <w:left w:val="single" w:sz="4" w:space="0" w:color="BFBFBF" w:themeColor="background1" w:themeShade="BF"/>
-              <w:bottom w:val="single" w:sz="4" w:space="0" w:color="BFBFBF" w:themeColor="background1" w:themeShade="BF"/>
-              <w:right w:val="single" w:sz="4" w:space="0" w:color="BFBFBF" w:themeColor="background1" w:themeShade="BF"/>
+              <w:top w:val="single" w:sz="4" w:space="0" w:color="BFBFBF"/>
+              <w:left w:val="single" w:sz="4" w:space="0" w:color="BFBFBF"/>
+              <w:bottom w:val="single" w:sz="4" w:space="0" w:color="BFBFBF"/>
+              <w:right w:val="single" w:sz="4" w:space="0" w:color="BFBFBF"/>
             </w:tcBorders>
             <w:shd w:val="clear" w:color="auto" w:fill="600000"/>
             <w:vAlign w:val="center"/>
@@ -7219,10 +7511,10 @@
           <w:tcPr>
             <w:tcW w:w="777" w:type="pct"/>
             <w:tcBorders>
-              <w:top w:val="nil"/>
-              <w:left w:val="single" w:sz="4" w:space="0" w:color="BFBFBF" w:themeColor="background1" w:themeShade="BF"/>
-              <w:bottom w:val="single" w:sz="4" w:space="0" w:color="BFBFBF" w:themeColor="background1" w:themeShade="BF"/>
-              <w:right w:val="single" w:sz="4" w:space="0" w:color="BFBFBF" w:themeColor="background1" w:themeShade="BF"/>
+              <w:top w:val="single" w:sz="4" w:space="0" w:color="BFBFBF"/>
+              <w:left w:val="single" w:sz="4" w:space="0" w:color="BFBFBF"/>
+              <w:bottom w:val="single" w:sz="4" w:space="0" w:color="BFBFBF"/>
+              <w:right w:val="single" w:sz="4" w:space="0" w:color="BFBFBF"/>
             </w:tcBorders>
             <w:shd w:val="clear" w:color="auto" w:fill="600000"/>
             <w:vAlign w:val="center"/>
@@ -7266,10 +7558,10 @@
           <w:tcPr>
             <w:tcW w:w="779" w:type="pct"/>
             <w:tcBorders>
-              <w:top w:val="nil"/>
-              <w:left w:val="single" w:sz="4" w:space="0" w:color="BFBFBF" w:themeColor="background1" w:themeShade="BF"/>
-              <w:bottom w:val="single" w:sz="4" w:space="0" w:color="BFBFBF" w:themeColor="background1" w:themeShade="BF"/>
-              <w:right w:val="single" w:sz="4" w:space="0" w:color="BFBFBF" w:themeColor="background1" w:themeShade="BF"/>
+              <w:top w:val="single" w:sz="4" w:space="0" w:color="BFBFBF"/>
+              <w:left w:val="single" w:sz="4" w:space="0" w:color="BFBFBF"/>
+              <w:bottom w:val="single" w:sz="4" w:space="0" w:color="BFBFBF"/>
+              <w:right w:val="single" w:sz="4" w:space="0" w:color="BFBFBF"/>
             </w:tcBorders>
             <w:shd w:val="clear" w:color="auto" w:fill="600000"/>
             <w:vAlign w:val="center"/>
@@ -7316,9 +7608,10 @@
             <w:tcW w:w="424" w:type="pct"/>
             <w:vMerge/>
             <w:tcBorders>
-              <w:left w:val="nil"/>
-              <w:bottom w:val="nil"/>
-              <w:right w:val="nil"/>
+              <w:top w:val="single" w:sz="4" w:space="0" w:color="BFBFBF"/>
+              <w:left w:val="single" w:sz="4" w:space="0" w:color="BFBFBF"/>
+              <w:bottom w:val="single" w:sz="4" w:space="0" w:color="BFBFBF"/>
+              <w:right w:val="single" w:sz="4" w:space="0" w:color="BFBFBF"/>
             </w:tcBorders>
             <w:shd w:val="clear" w:color="auto" w:fill="800000"/>
             <w:vAlign w:val="center"/>
@@ -7337,10 +7630,10 @@
           <w:tcPr>
             <w:tcW w:w="688" w:type="pct"/>
             <w:tcBorders>
-              <w:top w:val="single" w:sz="4" w:space="0" w:color="BFBFBF" w:themeColor="background1" w:themeShade="BF"/>
-              <w:left w:val="nil"/>
-              <w:bottom w:val="single" w:sz="4" w:space="0" w:color="BFBFBF" w:themeColor="background1" w:themeShade="BF"/>
-              <w:right w:val="single" w:sz="4" w:space="0" w:color="BFBFBF" w:themeColor="background1" w:themeShade="BF"/>
+              <w:top w:val="single" w:sz="4" w:space="0" w:color="BFBFBF"/>
+              <w:left w:val="single" w:sz="4" w:space="0" w:color="BFBFBF"/>
+              <w:bottom w:val="single" w:sz="4" w:space="0" w:color="BFBFBF"/>
+              <w:right w:val="single" w:sz="4" w:space="0" w:color="BFBFBF"/>
             </w:tcBorders>
             <w:shd w:val="clear" w:color="auto" w:fill="600000"/>
             <w:vAlign w:val="center"/>
@@ -7384,10 +7677,10 @@
           <w:tcPr>
             <w:tcW w:w="777" w:type="pct"/>
             <w:tcBorders>
-              <w:top w:val="single" w:sz="4" w:space="0" w:color="BFBFBF" w:themeColor="background1" w:themeShade="BF"/>
-              <w:left w:val="single" w:sz="4" w:space="0" w:color="BFBFBF" w:themeColor="background1" w:themeShade="BF"/>
-              <w:bottom w:val="single" w:sz="4" w:space="0" w:color="BFBFBF" w:themeColor="background1" w:themeShade="BF"/>
-              <w:right w:val="single" w:sz="4" w:space="0" w:color="BFBFBF" w:themeColor="background1" w:themeShade="BF"/>
+              <w:top w:val="single" w:sz="4" w:space="0" w:color="BFBFBF"/>
+              <w:left w:val="single" w:sz="4" w:space="0" w:color="BFBFBF"/>
+              <w:bottom w:val="single" w:sz="4" w:space="0" w:color="BFBFBF"/>
+              <w:right w:val="single" w:sz="4" w:space="0" w:color="BFBFBF"/>
             </w:tcBorders>
             <w:shd w:val="clear" w:color="auto" w:fill="00B050"/>
             <w:vAlign w:val="center"/>
@@ -7414,10 +7707,10 @@
           <w:tcPr>
             <w:tcW w:w="777" w:type="pct"/>
             <w:tcBorders>
-              <w:top w:val="single" w:sz="4" w:space="0" w:color="BFBFBF" w:themeColor="background1" w:themeShade="BF"/>
-              <w:left w:val="single" w:sz="4" w:space="0" w:color="BFBFBF" w:themeColor="background1" w:themeShade="BF"/>
-              <w:bottom w:val="single" w:sz="4" w:space="0" w:color="BFBFBF" w:themeColor="background1" w:themeShade="BF"/>
-              <w:right w:val="single" w:sz="4" w:space="0" w:color="BFBFBF" w:themeColor="background1" w:themeShade="BF"/>
+              <w:top w:val="single" w:sz="4" w:space="0" w:color="BFBFBF"/>
+              <w:left w:val="single" w:sz="4" w:space="0" w:color="BFBFBF"/>
+              <w:bottom w:val="single" w:sz="4" w:space="0" w:color="BFBFBF"/>
+              <w:right w:val="single" w:sz="4" w:space="0" w:color="BFBFBF"/>
             </w:tcBorders>
             <w:shd w:val="clear" w:color="auto" w:fill="00B050"/>
             <w:vAlign w:val="center"/>
@@ -7444,10 +7737,10 @@
           <w:tcPr>
             <w:tcW w:w="778" w:type="pct"/>
             <w:tcBorders>
-              <w:top w:val="single" w:sz="4" w:space="0" w:color="BFBFBF" w:themeColor="background1" w:themeShade="BF"/>
-              <w:left w:val="single" w:sz="4" w:space="0" w:color="BFBFBF" w:themeColor="background1" w:themeShade="BF"/>
-              <w:bottom w:val="single" w:sz="4" w:space="0" w:color="BFBFBF" w:themeColor="background1" w:themeShade="BF"/>
-              <w:right w:val="single" w:sz="4" w:space="0" w:color="BFBFBF" w:themeColor="background1" w:themeShade="BF"/>
+              <w:top w:val="single" w:sz="4" w:space="0" w:color="BFBFBF"/>
+              <w:left w:val="single" w:sz="4" w:space="0" w:color="BFBFBF"/>
+              <w:bottom w:val="single" w:sz="4" w:space="0" w:color="BFBFBF"/>
+              <w:right w:val="single" w:sz="4" w:space="0" w:color="BFBFBF"/>
             </w:tcBorders>
             <w:shd w:val="clear" w:color="auto" w:fill="92D050"/>
             <w:vAlign w:val="center"/>
@@ -7475,10 +7768,10 @@
           <w:tcPr>
             <w:tcW w:w="777" w:type="pct"/>
             <w:tcBorders>
-              <w:top w:val="single" w:sz="4" w:space="0" w:color="BFBFBF" w:themeColor="background1" w:themeShade="BF"/>
-              <w:left w:val="single" w:sz="4" w:space="0" w:color="BFBFBF" w:themeColor="background1" w:themeShade="BF"/>
-              <w:bottom w:val="single" w:sz="4" w:space="0" w:color="BFBFBF" w:themeColor="background1" w:themeShade="BF"/>
-              <w:right w:val="single" w:sz="4" w:space="0" w:color="BFBFBF" w:themeColor="background1" w:themeShade="BF"/>
+              <w:top w:val="single" w:sz="4" w:space="0" w:color="BFBFBF"/>
+              <w:left w:val="single" w:sz="4" w:space="0" w:color="BFBFBF"/>
+              <w:bottom w:val="single" w:sz="4" w:space="0" w:color="BFBFBF"/>
+              <w:right w:val="single" w:sz="4" w:space="0" w:color="BFBFBF"/>
             </w:tcBorders>
             <w:shd w:val="clear" w:color="auto" w:fill="FFFF00"/>
             <w:vAlign w:val="center"/>
@@ -7505,10 +7798,10 @@
           <w:tcPr>
             <w:tcW w:w="779" w:type="pct"/>
             <w:tcBorders>
-              <w:top w:val="single" w:sz="4" w:space="0" w:color="BFBFBF" w:themeColor="background1" w:themeShade="BF"/>
-              <w:left w:val="single" w:sz="4" w:space="0" w:color="BFBFBF" w:themeColor="background1" w:themeShade="BF"/>
-              <w:bottom w:val="single" w:sz="4" w:space="0" w:color="BFBFBF" w:themeColor="background1" w:themeShade="BF"/>
-              <w:right w:val="single" w:sz="4" w:space="0" w:color="BFBFBF" w:themeColor="background1" w:themeShade="BF"/>
+              <w:top w:val="single" w:sz="4" w:space="0" w:color="BFBFBF"/>
+              <w:left w:val="single" w:sz="4" w:space="0" w:color="BFBFBF"/>
+              <w:bottom w:val="single" w:sz="4" w:space="0" w:color="BFBFBF"/>
+              <w:right w:val="single" w:sz="4" w:space="0" w:color="BFBFBF"/>
             </w:tcBorders>
             <w:shd w:val="clear" w:color="auto" w:fill="FFFF00"/>
             <w:vAlign w:val="center"/>
@@ -7538,9 +7831,10 @@
             <w:tcW w:w="424" w:type="pct"/>
             <w:vMerge/>
             <w:tcBorders>
-              <w:left w:val="nil"/>
-              <w:bottom w:val="nil"/>
-              <w:right w:val="nil"/>
+              <w:top w:val="single" w:sz="4" w:space="0" w:color="BFBFBF"/>
+              <w:left w:val="single" w:sz="4" w:space="0" w:color="BFBFBF"/>
+              <w:bottom w:val="single" w:sz="4" w:space="0" w:color="BFBFBF"/>
+              <w:right w:val="single" w:sz="4" w:space="0" w:color="BFBFBF"/>
             </w:tcBorders>
             <w:shd w:val="clear" w:color="auto" w:fill="800000"/>
             <w:vAlign w:val="center"/>
@@ -7559,10 +7853,10 @@
           <w:tcPr>
             <w:tcW w:w="688" w:type="pct"/>
             <w:tcBorders>
-              <w:top w:val="single" w:sz="4" w:space="0" w:color="BFBFBF" w:themeColor="background1" w:themeShade="BF"/>
-              <w:left w:val="nil"/>
-              <w:bottom w:val="single" w:sz="4" w:space="0" w:color="BFBFBF" w:themeColor="background1" w:themeShade="BF"/>
-              <w:right w:val="single" w:sz="4" w:space="0" w:color="BFBFBF" w:themeColor="background1" w:themeShade="BF"/>
+              <w:top w:val="single" w:sz="4" w:space="0" w:color="BFBFBF"/>
+              <w:left w:val="single" w:sz="4" w:space="0" w:color="BFBFBF"/>
+              <w:bottom w:val="single" w:sz="4" w:space="0" w:color="BFBFBF"/>
+              <w:right w:val="single" w:sz="4" w:space="0" w:color="BFBFBF"/>
             </w:tcBorders>
             <w:shd w:val="clear" w:color="auto" w:fill="600000"/>
             <w:vAlign w:val="center"/>
@@ -7606,10 +7900,10 @@
           <w:tcPr>
             <w:tcW w:w="777" w:type="pct"/>
             <w:tcBorders>
-              <w:top w:val="single" w:sz="4" w:space="0" w:color="BFBFBF" w:themeColor="background1" w:themeShade="BF"/>
-              <w:left w:val="single" w:sz="4" w:space="0" w:color="BFBFBF" w:themeColor="background1" w:themeShade="BF"/>
-              <w:bottom w:val="single" w:sz="4" w:space="0" w:color="BFBFBF" w:themeColor="background1" w:themeShade="BF"/>
-              <w:right w:val="single" w:sz="4" w:space="0" w:color="BFBFBF" w:themeColor="background1" w:themeShade="BF"/>
+              <w:top w:val="single" w:sz="4" w:space="0" w:color="BFBFBF"/>
+              <w:left w:val="single" w:sz="4" w:space="0" w:color="BFBFBF"/>
+              <w:bottom w:val="single" w:sz="4" w:space="0" w:color="BFBFBF"/>
+              <w:right w:val="single" w:sz="4" w:space="0" w:color="BFBFBF"/>
             </w:tcBorders>
             <w:shd w:val="clear" w:color="auto" w:fill="00B050"/>
             <w:vAlign w:val="center"/>
@@ -7636,10 +7930,10 @@
           <w:tcPr>
             <w:tcW w:w="777" w:type="pct"/>
             <w:tcBorders>
-              <w:top w:val="single" w:sz="4" w:space="0" w:color="BFBFBF" w:themeColor="background1" w:themeShade="BF"/>
-              <w:left w:val="single" w:sz="4" w:space="0" w:color="BFBFBF" w:themeColor="background1" w:themeShade="BF"/>
-              <w:bottom w:val="single" w:sz="4" w:space="0" w:color="BFBFBF" w:themeColor="background1" w:themeShade="BF"/>
-              <w:right w:val="single" w:sz="4" w:space="0" w:color="BFBFBF" w:themeColor="background1" w:themeShade="BF"/>
+              <w:top w:val="single" w:sz="4" w:space="0" w:color="BFBFBF"/>
+              <w:left w:val="single" w:sz="4" w:space="0" w:color="BFBFBF"/>
+              <w:bottom w:val="single" w:sz="4" w:space="0" w:color="BFBFBF"/>
+              <w:right w:val="single" w:sz="4" w:space="0" w:color="BFBFBF"/>
             </w:tcBorders>
             <w:shd w:val="clear" w:color="auto" w:fill="92D050"/>
             <w:vAlign w:val="center"/>
@@ -7666,10 +7960,10 @@
           <w:tcPr>
             <w:tcW w:w="778" w:type="pct"/>
             <w:tcBorders>
-              <w:top w:val="single" w:sz="4" w:space="0" w:color="BFBFBF" w:themeColor="background1" w:themeShade="BF"/>
-              <w:left w:val="single" w:sz="4" w:space="0" w:color="BFBFBF" w:themeColor="background1" w:themeShade="BF"/>
-              <w:bottom w:val="single" w:sz="4" w:space="0" w:color="BFBFBF" w:themeColor="background1" w:themeShade="BF"/>
-              <w:right w:val="single" w:sz="4" w:space="0" w:color="BFBFBF" w:themeColor="background1" w:themeShade="BF"/>
+              <w:top w:val="single" w:sz="4" w:space="0" w:color="BFBFBF"/>
+              <w:left w:val="single" w:sz="4" w:space="0" w:color="BFBFBF"/>
+              <w:bottom w:val="single" w:sz="4" w:space="0" w:color="BFBFBF"/>
+              <w:right w:val="single" w:sz="4" w:space="0" w:color="BFBFBF"/>
             </w:tcBorders>
             <w:shd w:val="clear" w:color="auto" w:fill="FFFF00"/>
             <w:vAlign w:val="center"/>
@@ -7696,10 +7990,10 @@
           <w:tcPr>
             <w:tcW w:w="777" w:type="pct"/>
             <w:tcBorders>
-              <w:top w:val="single" w:sz="4" w:space="0" w:color="BFBFBF" w:themeColor="background1" w:themeShade="BF"/>
-              <w:left w:val="single" w:sz="4" w:space="0" w:color="BFBFBF" w:themeColor="background1" w:themeShade="BF"/>
-              <w:bottom w:val="single" w:sz="4" w:space="0" w:color="BFBFBF" w:themeColor="background1" w:themeShade="BF"/>
-              <w:right w:val="single" w:sz="4" w:space="0" w:color="BFBFBF" w:themeColor="background1" w:themeShade="BF"/>
+              <w:top w:val="single" w:sz="4" w:space="0" w:color="BFBFBF"/>
+              <w:left w:val="single" w:sz="4" w:space="0" w:color="BFBFBF"/>
+              <w:bottom w:val="single" w:sz="4" w:space="0" w:color="BFBFBF"/>
+              <w:right w:val="single" w:sz="4" w:space="0" w:color="BFBFBF"/>
             </w:tcBorders>
             <w:shd w:val="clear" w:color="auto" w:fill="FFFF00"/>
             <w:vAlign w:val="center"/>
@@ -7727,10 +8021,10 @@
           <w:tcPr>
             <w:tcW w:w="779" w:type="pct"/>
             <w:tcBorders>
-              <w:top w:val="single" w:sz="4" w:space="0" w:color="BFBFBF" w:themeColor="background1" w:themeShade="BF"/>
-              <w:left w:val="single" w:sz="4" w:space="0" w:color="BFBFBF" w:themeColor="background1" w:themeShade="BF"/>
-              <w:bottom w:val="single" w:sz="4" w:space="0" w:color="BFBFBF" w:themeColor="background1" w:themeShade="BF"/>
-              <w:right w:val="single" w:sz="4" w:space="0" w:color="BFBFBF" w:themeColor="background1" w:themeShade="BF"/>
+              <w:top w:val="single" w:sz="4" w:space="0" w:color="BFBFBF"/>
+              <w:left w:val="single" w:sz="4" w:space="0" w:color="BFBFBF"/>
+              <w:bottom w:val="single" w:sz="4" w:space="0" w:color="BFBFBF"/>
+              <w:right w:val="single" w:sz="4" w:space="0" w:color="BFBFBF"/>
             </w:tcBorders>
             <w:shd w:val="clear" w:color="auto" w:fill="FFC000"/>
             <w:vAlign w:val="center"/>
@@ -7760,9 +8054,10 @@
             <w:tcW w:w="424" w:type="pct"/>
             <w:vMerge/>
             <w:tcBorders>
-              <w:left w:val="nil"/>
-              <w:bottom w:val="nil"/>
-              <w:right w:val="nil"/>
+              <w:top w:val="single" w:sz="4" w:space="0" w:color="BFBFBF"/>
+              <w:left w:val="single" w:sz="4" w:space="0" w:color="BFBFBF"/>
+              <w:bottom w:val="single" w:sz="4" w:space="0" w:color="BFBFBF"/>
+              <w:right w:val="single" w:sz="4" w:space="0" w:color="BFBFBF"/>
             </w:tcBorders>
             <w:shd w:val="clear" w:color="auto" w:fill="800000"/>
             <w:vAlign w:val="center"/>
@@ -7781,10 +8076,10 @@
           <w:tcPr>
             <w:tcW w:w="688" w:type="pct"/>
             <w:tcBorders>
-              <w:top w:val="single" w:sz="4" w:space="0" w:color="BFBFBF" w:themeColor="background1" w:themeShade="BF"/>
-              <w:left w:val="nil"/>
-              <w:bottom w:val="single" w:sz="4" w:space="0" w:color="BFBFBF" w:themeColor="background1" w:themeShade="BF"/>
-              <w:right w:val="single" w:sz="4" w:space="0" w:color="BFBFBF" w:themeColor="background1" w:themeShade="BF"/>
+              <w:top w:val="single" w:sz="4" w:space="0" w:color="BFBFBF"/>
+              <w:left w:val="single" w:sz="4" w:space="0" w:color="BFBFBF"/>
+              <w:bottom w:val="single" w:sz="4" w:space="0" w:color="BFBFBF"/>
+              <w:right w:val="single" w:sz="4" w:space="0" w:color="BFBFBF"/>
             </w:tcBorders>
             <w:shd w:val="clear" w:color="auto" w:fill="600000"/>
             <w:vAlign w:val="center"/>
@@ -7828,10 +8123,10 @@
           <w:tcPr>
             <w:tcW w:w="777" w:type="pct"/>
             <w:tcBorders>
-              <w:top w:val="single" w:sz="4" w:space="0" w:color="BFBFBF" w:themeColor="background1" w:themeShade="BF"/>
-              <w:left w:val="single" w:sz="4" w:space="0" w:color="BFBFBF" w:themeColor="background1" w:themeShade="BF"/>
-              <w:bottom w:val="single" w:sz="4" w:space="0" w:color="BFBFBF" w:themeColor="background1" w:themeShade="BF"/>
-              <w:right w:val="single" w:sz="4" w:space="0" w:color="BFBFBF" w:themeColor="background1" w:themeShade="BF"/>
+              <w:top w:val="single" w:sz="4" w:space="0" w:color="BFBFBF"/>
+              <w:left w:val="single" w:sz="4" w:space="0" w:color="BFBFBF"/>
+              <w:bottom w:val="single" w:sz="4" w:space="0" w:color="BFBFBF"/>
+              <w:right w:val="single" w:sz="4" w:space="0" w:color="BFBFBF"/>
             </w:tcBorders>
             <w:shd w:val="clear" w:color="auto" w:fill="92D050"/>
             <w:vAlign w:val="center"/>
@@ -7858,10 +8153,10 @@
           <w:tcPr>
             <w:tcW w:w="777" w:type="pct"/>
             <w:tcBorders>
-              <w:top w:val="single" w:sz="4" w:space="0" w:color="BFBFBF" w:themeColor="background1" w:themeShade="BF"/>
-              <w:left w:val="single" w:sz="4" w:space="0" w:color="BFBFBF" w:themeColor="background1" w:themeShade="BF"/>
-              <w:bottom w:val="single" w:sz="4" w:space="0" w:color="BFBFBF" w:themeColor="background1" w:themeShade="BF"/>
-              <w:right w:val="single" w:sz="4" w:space="0" w:color="BFBFBF" w:themeColor="background1" w:themeShade="BF"/>
+              <w:top w:val="single" w:sz="4" w:space="0" w:color="BFBFBF"/>
+              <w:left w:val="single" w:sz="4" w:space="0" w:color="BFBFBF"/>
+              <w:bottom w:val="single" w:sz="4" w:space="0" w:color="BFBFBF"/>
+              <w:right w:val="single" w:sz="4" w:space="0" w:color="BFBFBF"/>
             </w:tcBorders>
             <w:shd w:val="clear" w:color="auto" w:fill="FFFF00"/>
             <w:vAlign w:val="center"/>
@@ -7888,10 +8183,10 @@
           <w:tcPr>
             <w:tcW w:w="778" w:type="pct"/>
             <w:tcBorders>
-              <w:top w:val="single" w:sz="4" w:space="0" w:color="BFBFBF" w:themeColor="background1" w:themeShade="BF"/>
-              <w:left w:val="single" w:sz="4" w:space="0" w:color="BFBFBF" w:themeColor="background1" w:themeShade="BF"/>
-              <w:bottom w:val="single" w:sz="4" w:space="0" w:color="BFBFBF" w:themeColor="background1" w:themeShade="BF"/>
-              <w:right w:val="single" w:sz="4" w:space="0" w:color="BFBFBF" w:themeColor="background1" w:themeShade="BF"/>
+              <w:top w:val="single" w:sz="4" w:space="0" w:color="BFBFBF"/>
+              <w:left w:val="single" w:sz="4" w:space="0" w:color="BFBFBF"/>
+              <w:bottom w:val="single" w:sz="4" w:space="0" w:color="BFBFBF"/>
+              <w:right w:val="single" w:sz="4" w:space="0" w:color="BFBFBF"/>
             </w:tcBorders>
             <w:shd w:val="clear" w:color="auto" w:fill="FFFF00"/>
             <w:vAlign w:val="center"/>
@@ -7918,10 +8213,10 @@
           <w:tcPr>
             <w:tcW w:w="777" w:type="pct"/>
             <w:tcBorders>
-              <w:top w:val="single" w:sz="4" w:space="0" w:color="BFBFBF" w:themeColor="background1" w:themeShade="BF"/>
-              <w:left w:val="single" w:sz="4" w:space="0" w:color="BFBFBF" w:themeColor="background1" w:themeShade="BF"/>
-              <w:bottom w:val="single" w:sz="4" w:space="0" w:color="BFBFBF" w:themeColor="background1" w:themeShade="BF"/>
-              <w:right w:val="single" w:sz="4" w:space="0" w:color="BFBFBF" w:themeColor="background1" w:themeShade="BF"/>
+              <w:top w:val="single" w:sz="4" w:space="0" w:color="BFBFBF"/>
+              <w:left w:val="single" w:sz="4" w:space="0" w:color="BFBFBF"/>
+              <w:bottom w:val="single" w:sz="4" w:space="0" w:color="BFBFBF"/>
+              <w:right w:val="single" w:sz="4" w:space="0" w:color="BFBFBF"/>
             </w:tcBorders>
             <w:shd w:val="clear" w:color="auto" w:fill="FFC000"/>
             <w:vAlign w:val="center"/>
@@ -7948,10 +8243,10 @@
           <w:tcPr>
             <w:tcW w:w="779" w:type="pct"/>
             <w:tcBorders>
-              <w:top w:val="single" w:sz="4" w:space="0" w:color="BFBFBF" w:themeColor="background1" w:themeShade="BF"/>
-              <w:left w:val="single" w:sz="4" w:space="0" w:color="BFBFBF" w:themeColor="background1" w:themeShade="BF"/>
-              <w:bottom w:val="single" w:sz="4" w:space="0" w:color="BFBFBF" w:themeColor="background1" w:themeShade="BF"/>
-              <w:right w:val="single" w:sz="4" w:space="0" w:color="BFBFBF" w:themeColor="background1" w:themeShade="BF"/>
+              <w:top w:val="single" w:sz="4" w:space="0" w:color="BFBFBF"/>
+              <w:left w:val="single" w:sz="4" w:space="0" w:color="BFBFBF"/>
+              <w:bottom w:val="single" w:sz="4" w:space="0" w:color="BFBFBF"/>
+              <w:right w:val="single" w:sz="4" w:space="0" w:color="BFBFBF"/>
             </w:tcBorders>
             <w:shd w:val="clear" w:color="auto" w:fill="FF0000"/>
             <w:vAlign w:val="center"/>
@@ -7982,9 +8277,10 @@
             <w:tcW w:w="424" w:type="pct"/>
             <w:vMerge/>
             <w:tcBorders>
-              <w:left w:val="nil"/>
-              <w:bottom w:val="nil"/>
-              <w:right w:val="nil"/>
+              <w:top w:val="single" w:sz="4" w:space="0" w:color="BFBFBF"/>
+              <w:left w:val="single" w:sz="4" w:space="0" w:color="BFBFBF"/>
+              <w:bottom w:val="single" w:sz="4" w:space="0" w:color="BFBFBF"/>
+              <w:right w:val="single" w:sz="4" w:space="0" w:color="BFBFBF"/>
             </w:tcBorders>
             <w:shd w:val="clear" w:color="auto" w:fill="800000"/>
             <w:vAlign w:val="center"/>
@@ -8003,10 +8299,10 @@
           <w:tcPr>
             <w:tcW w:w="688" w:type="pct"/>
             <w:tcBorders>
-              <w:top w:val="single" w:sz="4" w:space="0" w:color="BFBFBF" w:themeColor="background1" w:themeShade="BF"/>
-              <w:left w:val="nil"/>
-              <w:bottom w:val="single" w:sz="4" w:space="0" w:color="BFBFBF" w:themeColor="background1" w:themeShade="BF"/>
-              <w:right w:val="single" w:sz="4" w:space="0" w:color="BFBFBF" w:themeColor="background1" w:themeShade="BF"/>
+              <w:top w:val="single" w:sz="4" w:space="0" w:color="BFBFBF"/>
+              <w:left w:val="single" w:sz="4" w:space="0" w:color="BFBFBF"/>
+              <w:bottom w:val="single" w:sz="4" w:space="0" w:color="BFBFBF"/>
+              <w:right w:val="single" w:sz="4" w:space="0" w:color="BFBFBF"/>
             </w:tcBorders>
             <w:shd w:val="clear" w:color="auto" w:fill="600000"/>
             <w:vAlign w:val="center"/>
@@ -8050,10 +8346,10 @@
           <w:tcPr>
             <w:tcW w:w="777" w:type="pct"/>
             <w:tcBorders>
-              <w:top w:val="single" w:sz="4" w:space="0" w:color="BFBFBF" w:themeColor="background1" w:themeShade="BF"/>
-              <w:left w:val="single" w:sz="4" w:space="0" w:color="BFBFBF" w:themeColor="background1" w:themeShade="BF"/>
-              <w:bottom w:val="single" w:sz="4" w:space="0" w:color="BFBFBF" w:themeColor="background1" w:themeShade="BF"/>
-              <w:right w:val="single" w:sz="4" w:space="0" w:color="BFBFBF" w:themeColor="background1" w:themeShade="BF"/>
+              <w:top w:val="single" w:sz="4" w:space="0" w:color="BFBFBF"/>
+              <w:left w:val="single" w:sz="4" w:space="0" w:color="BFBFBF"/>
+              <w:bottom w:val="single" w:sz="4" w:space="0" w:color="BFBFBF"/>
+              <w:right w:val="single" w:sz="4" w:space="0" w:color="BFBFBF"/>
             </w:tcBorders>
             <w:shd w:val="clear" w:color="auto" w:fill="FFFF00"/>
             <w:vAlign w:val="center"/>
@@ -8080,10 +8376,10 @@
           <w:tcPr>
             <w:tcW w:w="777" w:type="pct"/>
             <w:tcBorders>
-              <w:top w:val="single" w:sz="4" w:space="0" w:color="BFBFBF" w:themeColor="background1" w:themeShade="BF"/>
-              <w:left w:val="single" w:sz="4" w:space="0" w:color="BFBFBF" w:themeColor="background1" w:themeShade="BF"/>
-              <w:bottom w:val="single" w:sz="4" w:space="0" w:color="BFBFBF" w:themeColor="background1" w:themeShade="BF"/>
-              <w:right w:val="single" w:sz="4" w:space="0" w:color="BFBFBF" w:themeColor="background1" w:themeShade="BF"/>
+              <w:top w:val="single" w:sz="4" w:space="0" w:color="BFBFBF"/>
+              <w:left w:val="single" w:sz="4" w:space="0" w:color="BFBFBF"/>
+              <w:bottom w:val="single" w:sz="4" w:space="0" w:color="BFBFBF"/>
+              <w:right w:val="single" w:sz="4" w:space="0" w:color="BFBFBF"/>
             </w:tcBorders>
             <w:shd w:val="clear" w:color="auto" w:fill="FFFF00"/>
             <w:vAlign w:val="center"/>
@@ -8110,10 +8406,10 @@
           <w:tcPr>
             <w:tcW w:w="778" w:type="pct"/>
             <w:tcBorders>
-              <w:top w:val="single" w:sz="4" w:space="0" w:color="BFBFBF" w:themeColor="background1" w:themeShade="BF"/>
-              <w:left w:val="single" w:sz="4" w:space="0" w:color="BFBFBF" w:themeColor="background1" w:themeShade="BF"/>
-              <w:bottom w:val="single" w:sz="4" w:space="0" w:color="BFBFBF" w:themeColor="background1" w:themeShade="BF"/>
-              <w:right w:val="single" w:sz="4" w:space="0" w:color="BFBFBF" w:themeColor="background1" w:themeShade="BF"/>
+              <w:top w:val="single" w:sz="4" w:space="0" w:color="BFBFBF"/>
+              <w:left w:val="single" w:sz="4" w:space="0" w:color="BFBFBF"/>
+              <w:bottom w:val="single" w:sz="4" w:space="0" w:color="BFBFBF"/>
+              <w:right w:val="single" w:sz="4" w:space="0" w:color="BFBFBF"/>
             </w:tcBorders>
             <w:shd w:val="clear" w:color="auto" w:fill="FFC000"/>
             <w:vAlign w:val="center"/>
@@ -8140,10 +8436,10 @@
           <w:tcPr>
             <w:tcW w:w="777" w:type="pct"/>
             <w:tcBorders>
-              <w:top w:val="single" w:sz="4" w:space="0" w:color="BFBFBF" w:themeColor="background1" w:themeShade="BF"/>
-              <w:left w:val="single" w:sz="4" w:space="0" w:color="BFBFBF" w:themeColor="background1" w:themeShade="BF"/>
-              <w:bottom w:val="single" w:sz="4" w:space="0" w:color="BFBFBF" w:themeColor="background1" w:themeShade="BF"/>
-              <w:right w:val="single" w:sz="4" w:space="0" w:color="BFBFBF" w:themeColor="background1" w:themeShade="BF"/>
+              <w:top w:val="single" w:sz="4" w:space="0" w:color="BFBFBF"/>
+              <w:left w:val="single" w:sz="4" w:space="0" w:color="BFBFBF"/>
+              <w:bottom w:val="single" w:sz="4" w:space="0" w:color="BFBFBF"/>
+              <w:right w:val="single" w:sz="4" w:space="0" w:color="BFBFBF"/>
             </w:tcBorders>
             <w:shd w:val="clear" w:color="auto" w:fill="FF0000"/>
             <w:vAlign w:val="center"/>
@@ -8170,10 +8466,10 @@
           <w:tcPr>
             <w:tcW w:w="779" w:type="pct"/>
             <w:tcBorders>
-              <w:top w:val="single" w:sz="4" w:space="0" w:color="BFBFBF" w:themeColor="background1" w:themeShade="BF"/>
-              <w:left w:val="single" w:sz="4" w:space="0" w:color="BFBFBF" w:themeColor="background1" w:themeShade="BF"/>
-              <w:bottom w:val="single" w:sz="4" w:space="0" w:color="BFBFBF" w:themeColor="background1" w:themeShade="BF"/>
-              <w:right w:val="single" w:sz="4" w:space="0" w:color="BFBFBF" w:themeColor="background1" w:themeShade="BF"/>
+              <w:top w:val="single" w:sz="4" w:space="0" w:color="BFBFBF"/>
+              <w:left w:val="single" w:sz="4" w:space="0" w:color="BFBFBF"/>
+              <w:bottom w:val="single" w:sz="4" w:space="0" w:color="BFBFBF"/>
+              <w:right w:val="single" w:sz="4" w:space="0" w:color="BFBFBF"/>
             </w:tcBorders>
             <w:shd w:val="clear" w:color="auto" w:fill="C00000"/>
             <w:vAlign w:val="center"/>
@@ -8203,9 +8499,10 @@
             <w:tcW w:w="424" w:type="pct"/>
             <w:vMerge/>
             <w:tcBorders>
-              <w:left w:val="nil"/>
-              <w:bottom w:val="nil"/>
-              <w:right w:val="nil"/>
+              <w:top w:val="single" w:sz="4" w:space="0" w:color="BFBFBF"/>
+              <w:left w:val="single" w:sz="4" w:space="0" w:color="BFBFBF"/>
+              <w:bottom w:val="single" w:sz="4" w:space="0" w:color="BFBFBF"/>
+              <w:right w:val="single" w:sz="4" w:space="0" w:color="BFBFBF"/>
             </w:tcBorders>
             <w:shd w:val="clear" w:color="auto" w:fill="800000"/>
             <w:vAlign w:val="center"/>
@@ -8224,10 +8521,10 @@
           <w:tcPr>
             <w:tcW w:w="688" w:type="pct"/>
             <w:tcBorders>
-              <w:top w:val="single" w:sz="4" w:space="0" w:color="BFBFBF" w:themeColor="background1" w:themeShade="BF"/>
-              <w:left w:val="nil"/>
-              <w:bottom w:val="single" w:sz="4" w:space="0" w:color="BFBFBF" w:themeColor="background1" w:themeShade="BF"/>
-              <w:right w:val="single" w:sz="4" w:space="0" w:color="BFBFBF" w:themeColor="background1" w:themeShade="BF"/>
+              <w:top w:val="single" w:sz="4" w:space="0" w:color="BFBFBF"/>
+              <w:left w:val="single" w:sz="4" w:space="0" w:color="BFBFBF"/>
+              <w:bottom w:val="single" w:sz="4" w:space="0" w:color="BFBFBF"/>
+              <w:right w:val="single" w:sz="4" w:space="0" w:color="BFBFBF"/>
             </w:tcBorders>
             <w:shd w:val="clear" w:color="auto" w:fill="600000"/>
             <w:vAlign w:val="center"/>
@@ -8271,10 +8568,10 @@
           <w:tcPr>
             <w:tcW w:w="777" w:type="pct"/>
             <w:tcBorders>
-              <w:top w:val="single" w:sz="4" w:space="0" w:color="BFBFBF" w:themeColor="background1" w:themeShade="BF"/>
-              <w:left w:val="single" w:sz="4" w:space="0" w:color="BFBFBF" w:themeColor="background1" w:themeShade="BF"/>
-              <w:bottom w:val="single" w:sz="4" w:space="0" w:color="BFBFBF" w:themeColor="background1" w:themeShade="BF"/>
-              <w:right w:val="single" w:sz="4" w:space="0" w:color="BFBFBF" w:themeColor="background1" w:themeShade="BF"/>
+              <w:top w:val="single" w:sz="4" w:space="0" w:color="BFBFBF"/>
+              <w:left w:val="single" w:sz="4" w:space="0" w:color="BFBFBF"/>
+              <w:bottom w:val="single" w:sz="4" w:space="0" w:color="BFBFBF"/>
+              <w:right w:val="single" w:sz="4" w:space="0" w:color="BFBFBF"/>
             </w:tcBorders>
             <w:shd w:val="clear" w:color="auto" w:fill="FFFF00"/>
             <w:vAlign w:val="center"/>
@@ -8301,10 +8598,10 @@
           <w:tcPr>
             <w:tcW w:w="777" w:type="pct"/>
             <w:tcBorders>
-              <w:top w:val="single" w:sz="4" w:space="0" w:color="BFBFBF" w:themeColor="background1" w:themeShade="BF"/>
-              <w:left w:val="single" w:sz="4" w:space="0" w:color="BFBFBF" w:themeColor="background1" w:themeShade="BF"/>
-              <w:bottom w:val="single" w:sz="4" w:space="0" w:color="BFBFBF" w:themeColor="background1" w:themeShade="BF"/>
-              <w:right w:val="single" w:sz="4" w:space="0" w:color="BFBFBF" w:themeColor="background1" w:themeShade="BF"/>
+              <w:top w:val="single" w:sz="4" w:space="0" w:color="BFBFBF"/>
+              <w:left w:val="single" w:sz="4" w:space="0" w:color="BFBFBF"/>
+              <w:bottom w:val="single" w:sz="4" w:space="0" w:color="BFBFBF"/>
+              <w:right w:val="single" w:sz="4" w:space="0" w:color="BFBFBF"/>
             </w:tcBorders>
             <w:shd w:val="clear" w:color="auto" w:fill="FFC000"/>
             <w:vAlign w:val="center"/>
@@ -8331,10 +8628,10 @@
           <w:tcPr>
             <w:tcW w:w="778" w:type="pct"/>
             <w:tcBorders>
-              <w:top w:val="single" w:sz="4" w:space="0" w:color="BFBFBF" w:themeColor="background1" w:themeShade="BF"/>
-              <w:left w:val="single" w:sz="4" w:space="0" w:color="BFBFBF" w:themeColor="background1" w:themeShade="BF"/>
-              <w:bottom w:val="single" w:sz="4" w:space="0" w:color="BFBFBF" w:themeColor="background1" w:themeShade="BF"/>
-              <w:right w:val="single" w:sz="4" w:space="0" w:color="BFBFBF" w:themeColor="background1" w:themeShade="BF"/>
+              <w:top w:val="single" w:sz="4" w:space="0" w:color="BFBFBF"/>
+              <w:left w:val="single" w:sz="4" w:space="0" w:color="BFBFBF"/>
+              <w:bottom w:val="single" w:sz="4" w:space="0" w:color="BFBFBF"/>
+              <w:right w:val="single" w:sz="4" w:space="0" w:color="BFBFBF"/>
             </w:tcBorders>
             <w:shd w:val="clear" w:color="auto" w:fill="FF0000"/>
             <w:vAlign w:val="center"/>
@@ -8361,10 +8658,10 @@
           <w:tcPr>
             <w:tcW w:w="777" w:type="pct"/>
             <w:tcBorders>
-              <w:top w:val="single" w:sz="4" w:space="0" w:color="BFBFBF" w:themeColor="background1" w:themeShade="BF"/>
-              <w:left w:val="single" w:sz="4" w:space="0" w:color="BFBFBF" w:themeColor="background1" w:themeShade="BF"/>
-              <w:bottom w:val="single" w:sz="4" w:space="0" w:color="BFBFBF" w:themeColor="background1" w:themeShade="BF"/>
-              <w:right w:val="single" w:sz="4" w:space="0" w:color="BFBFBF" w:themeColor="background1" w:themeShade="BF"/>
+              <w:top w:val="single" w:sz="4" w:space="0" w:color="BFBFBF"/>
+              <w:left w:val="single" w:sz="4" w:space="0" w:color="BFBFBF"/>
+              <w:bottom w:val="single" w:sz="4" w:space="0" w:color="BFBFBF"/>
+              <w:right w:val="single" w:sz="4" w:space="0" w:color="BFBFBF"/>
             </w:tcBorders>
             <w:shd w:val="clear" w:color="auto" w:fill="C00000"/>
             <w:vAlign w:val="center"/>
@@ -8391,10 +8688,10 @@
           <w:tcPr>
             <w:tcW w:w="779" w:type="pct"/>
             <w:tcBorders>
-              <w:top w:val="single" w:sz="4" w:space="0" w:color="BFBFBF" w:themeColor="background1" w:themeShade="BF"/>
-              <w:left w:val="single" w:sz="4" w:space="0" w:color="BFBFBF" w:themeColor="background1" w:themeShade="BF"/>
-              <w:bottom w:val="single" w:sz="4" w:space="0" w:color="BFBFBF" w:themeColor="background1" w:themeShade="BF"/>
-              <w:right w:val="single" w:sz="4" w:space="0" w:color="BFBFBF" w:themeColor="background1" w:themeShade="BF"/>
+              <w:top w:val="single" w:sz="4" w:space="0" w:color="BFBFBF"/>
+              <w:left w:val="single" w:sz="4" w:space="0" w:color="BFBFBF"/>
+              <w:bottom w:val="single" w:sz="4" w:space="0" w:color="BFBFBF"/>
+              <w:right w:val="single" w:sz="4" w:space="0" w:color="BFBFBF"/>
             </w:tcBorders>
             <w:shd w:val="clear" w:color="auto" w:fill="C00000"/>
             <w:vAlign w:val="center"/>
@@ -8596,7 +8893,7 @@
     </w:p>
     <w:tbl>
       <w:tblPr>
-        <w:tblStyle w:val="TableGridLight"/>
+        <w:tblStyle w:val="TableGrid"/>
         <w:tblW w:w="5000" w:type="pct"/>
         <w:tblLook w:val="04A0" w:firstRow="1" w:lastRow="0" w:firstColumn="1" w:lastColumn="0" w:noHBand="0" w:noVBand="1"/>
       </w:tblPr>
@@ -8616,10 +8913,10 @@
             <w:gridSpan w:val="5"/>
             <w:tcW w:w="268" w:type="pct"/>
             <w:tcBorders>
-              <w:top w:val="single" w:sz="4" w:space="0" w:color="BFBFBF" w:themeColor="background1" w:themeShade="BF"/>
-              <w:left w:val="single" w:sz="4" w:space="0" w:color="BFBFBF" w:themeColor="background1" w:themeShade="BF"/>
-              <w:bottom w:val="single" w:sz="4" w:space="0" w:color="BFBFBF" w:themeColor="background1" w:themeShade="BF"/>
-              <w:right w:val="single" w:sz="4" w:space="0" w:color="BFBFBF" w:themeColor="background1" w:themeShade="BF"/>
+              <w:top w:val="single" w:sz="4" w:space="0" w:color="BFBFBF"/>
+              <w:left w:val="single" w:sz="4" w:space="0" w:color="BFBFBF"/>
+              <w:bottom w:val="single" w:sz="4" w:space="0" w:color="BFBFBF"/>
+              <w:right w:val="single" w:sz="4" w:space="0" w:color="BFBFBF"/>
             </w:tcBorders>
             <w:vAlign w:val="center"/>
           </w:tcPr>
@@ -8669,10 +8966,10 @@
           <w:tcPr>
             <w:tcW w:w="268" w:type="pct"/>
             <w:tcBorders>
-              <w:top w:val="single" w:sz="4" w:space="0" w:color="BFBFBF" w:themeColor="background1" w:themeShade="BF"/>
-              <w:left w:val="single" w:sz="4" w:space="0" w:color="BFBFBF" w:themeColor="background1" w:themeShade="BF"/>
-              <w:bottom w:val="single" w:sz="4" w:space="0" w:color="BFBFBF" w:themeColor="background1" w:themeShade="BF"/>
-              <w:right w:val="single" w:sz="4" w:space="0" w:color="BFBFBF" w:themeColor="background1" w:themeShade="BF"/>
+              <w:top w:val="single" w:sz="4" w:space="0" w:color="BFBFBF"/>
+              <w:left w:val="single" w:sz="4" w:space="0" w:color="BFBFBF"/>
+              <w:bottom w:val="single" w:sz="4" w:space="0" w:color="BFBFBF"/>
+              <w:right w:val="single" w:sz="4" w:space="0" w:color="BFBFBF"/>
             </w:tcBorders>
             <w:shd w:val="clear" w:color="auto" w:fill="600000"/>
             <w:vAlign w:val="center"/>
@@ -8700,10 +8997,10 @@
           <w:tcPr>
             <w:tcW w:w="1764" w:type="pct"/>
             <w:tcBorders>
-              <w:top w:val="single" w:sz="4" w:space="0" w:color="BFBFBF" w:themeColor="background1" w:themeShade="BF"/>
-              <w:left w:val="single" w:sz="4" w:space="0" w:color="BFBFBF" w:themeColor="background1" w:themeShade="BF"/>
-              <w:bottom w:val="single" w:sz="4" w:space="0" w:color="BFBFBF" w:themeColor="background1" w:themeShade="BF"/>
-              <w:right w:val="single" w:sz="4" w:space="0" w:color="BFBFBF" w:themeColor="background1" w:themeShade="BF"/>
+              <w:top w:val="single" w:sz="4" w:space="0" w:color="BFBFBF"/>
+              <w:left w:val="single" w:sz="4" w:space="0" w:color="BFBFBF"/>
+              <w:bottom w:val="single" w:sz="4" w:space="0" w:color="BFBFBF"/>
+              <w:right w:val="single" w:sz="4" w:space="0" w:color="BFBFBF"/>
             </w:tcBorders>
             <w:shd w:val="clear" w:color="auto" w:fill="600000"/>
             <w:vAlign w:val="center"/>
@@ -8731,10 +9028,10 @@
           <w:tcPr>
             <w:tcW w:w="989" w:type="pct"/>
             <w:tcBorders>
-              <w:top w:val="single" w:sz="4" w:space="0" w:color="BFBFBF" w:themeColor="background1" w:themeShade="BF"/>
-              <w:left w:val="single" w:sz="4" w:space="0" w:color="BFBFBF" w:themeColor="background1" w:themeShade="BF"/>
-              <w:bottom w:val="single" w:sz="4" w:space="0" w:color="BFBFBF" w:themeColor="background1" w:themeShade="BF"/>
-              <w:right w:val="single" w:sz="4" w:space="0" w:color="BFBFBF" w:themeColor="background1" w:themeShade="BF"/>
+              <w:top w:val="single" w:sz="4" w:space="0" w:color="BFBFBF"/>
+              <w:left w:val="single" w:sz="4" w:space="0" w:color="BFBFBF"/>
+              <w:bottom w:val="single" w:sz="4" w:space="0" w:color="BFBFBF"/>
+              <w:right w:val="single" w:sz="4" w:space="0" w:color="BFBFBF"/>
             </w:tcBorders>
             <w:shd w:val="clear" w:color="auto" w:fill="600000"/>
             <w:vAlign w:val="center"/>
@@ -8762,10 +9059,10 @@
           <w:tcPr>
             <w:tcW w:w="989" w:type="pct"/>
             <w:tcBorders>
-              <w:top w:val="single" w:sz="4" w:space="0" w:color="BFBFBF" w:themeColor="background1" w:themeShade="BF"/>
-              <w:left w:val="single" w:sz="4" w:space="0" w:color="BFBFBF" w:themeColor="background1" w:themeShade="BF"/>
-              <w:bottom w:val="single" w:sz="4" w:space="0" w:color="BFBFBF" w:themeColor="background1" w:themeShade="BF"/>
-              <w:right w:val="single" w:sz="4" w:space="0" w:color="BFBFBF" w:themeColor="background1" w:themeShade="BF"/>
+              <w:top w:val="single" w:sz="4" w:space="0" w:color="BFBFBF"/>
+              <w:left w:val="single" w:sz="4" w:space="0" w:color="BFBFBF"/>
+              <w:bottom w:val="single" w:sz="4" w:space="0" w:color="BFBFBF"/>
+              <w:right w:val="single" w:sz="4" w:space="0" w:color="BFBFBF"/>
             </w:tcBorders>
             <w:shd w:val="clear" w:color="auto" w:fill="600000"/>
             <w:vAlign w:val="center"/>
@@ -8793,10 +9090,10 @@
           <w:tcPr>
             <w:tcW w:w="989" w:type="pct"/>
             <w:tcBorders>
-              <w:top w:val="single" w:sz="4" w:space="0" w:color="BFBFBF" w:themeColor="background1" w:themeShade="BF"/>
-              <w:left w:val="single" w:sz="4" w:space="0" w:color="BFBFBF" w:themeColor="background1" w:themeShade="BF"/>
-              <w:bottom w:val="single" w:sz="4" w:space="0" w:color="BFBFBF" w:themeColor="background1" w:themeShade="BF"/>
-              <w:right w:val="single" w:sz="4" w:space="0" w:color="BFBFBF" w:themeColor="background1" w:themeShade="BF"/>
+              <w:top w:val="single" w:sz="4" w:space="0" w:color="BFBFBF"/>
+              <w:left w:val="single" w:sz="4" w:space="0" w:color="BFBFBF"/>
+              <w:bottom w:val="single" w:sz="4" w:space="0" w:color="BFBFBF"/>
+              <w:right w:val="single" w:sz="4" w:space="0" w:color="BFBFBF"/>
             </w:tcBorders>
             <w:shd w:val="clear" w:color="auto" w:fill="600000"/>
             <w:vAlign w:val="center"/>
@@ -8829,10 +9126,10 @@
           <w:tcPr>
             <w:tcW w:w="268" w:type="pct"/>
             <w:tcBorders>
-              <w:top w:val="single" w:sz="4" w:space="0" w:color="BFBFBF" w:themeColor="background1" w:themeShade="BF"/>
-              <w:left w:val="single" w:sz="4" w:space="0" w:color="BFBFBF" w:themeColor="background1" w:themeShade="BF"/>
-              <w:bottom w:val="single" w:sz="4" w:space="0" w:color="BFBFBF" w:themeColor="background1" w:themeShade="BF"/>
-              <w:right w:val="single" w:sz="4" w:space="0" w:color="BFBFBF" w:themeColor="background1" w:themeShade="BF"/>
+              <w:top w:val="single" w:sz="4" w:space="0" w:color="BFBFBF"/>
+              <w:left w:val="single" w:sz="4" w:space="0" w:color="BFBFBF"/>
+              <w:bottom w:val="single" w:sz="4" w:space="0" w:color="BFBFBF"/>
+              <w:right w:val="single" w:sz="4" w:space="0" w:color="BFBFBF"/>
             </w:tcBorders>
             <w:vAlign w:val="center"/>
           </w:tcPr>
@@ -8859,10 +9156,10 @@
           <w:tcPr>
             <w:tcW w:w="1764" w:type="pct"/>
             <w:tcBorders>
-              <w:top w:val="single" w:sz="4" w:space="0" w:color="BFBFBF" w:themeColor="background1" w:themeShade="BF"/>
-              <w:left w:val="single" w:sz="4" w:space="0" w:color="BFBFBF" w:themeColor="background1" w:themeShade="BF"/>
-              <w:bottom w:val="single" w:sz="4" w:space="0" w:color="BFBFBF" w:themeColor="background1" w:themeShade="BF"/>
-              <w:right w:val="single" w:sz="4" w:space="0" w:color="BFBFBF" w:themeColor="background1" w:themeShade="BF"/>
+              <w:top w:val="single" w:sz="4" w:space="0" w:color="BFBFBF"/>
+              <w:left w:val="single" w:sz="4" w:space="0" w:color="BFBFBF"/>
+              <w:bottom w:val="single" w:sz="4" w:space="0" w:color="BFBFBF"/>
+              <w:right w:val="single" w:sz="4" w:space="0" w:color="BFBFBF"/>
             </w:tcBorders>
             <w:vAlign w:val="center"/>
             <w:hideMark/>
@@ -8888,10 +9185,10 @@
           <w:tcPr>
             <w:tcW w:w="989" w:type="pct"/>
             <w:tcBorders>
-              <w:top w:val="single" w:sz="4" w:space="0" w:color="BFBFBF" w:themeColor="background1" w:themeShade="BF"/>
-              <w:left w:val="single" w:sz="4" w:space="0" w:color="BFBFBF" w:themeColor="background1" w:themeShade="BF"/>
-              <w:bottom w:val="single" w:sz="4" w:space="0" w:color="BFBFBF" w:themeColor="background1" w:themeShade="BF"/>
-              <w:right w:val="single" w:sz="4" w:space="0" w:color="BFBFBF" w:themeColor="background1" w:themeShade="BF"/>
+              <w:top w:val="single" w:sz="4" w:space="0" w:color="BFBFBF"/>
+              <w:left w:val="single" w:sz="4" w:space="0" w:color="BFBFBF"/>
+              <w:bottom w:val="single" w:sz="4" w:space="0" w:color="BFBFBF"/>
+              <w:right w:val="single" w:sz="4" w:space="0" w:color="BFBFBF"/>
             </w:tcBorders>
             <w:shd w:val="clear" w:color="auto" w:fill="FAC701"/>
             <w:vAlign w:val="center"/>
@@ -8919,10 +9216,10 @@
           <w:tcPr>
             <w:tcW w:w="989" w:type="pct"/>
             <w:tcBorders>
-              <w:top w:val="single" w:sz="4" w:space="0" w:color="BFBFBF" w:themeColor="background1" w:themeShade="BF"/>
-              <w:left w:val="single" w:sz="4" w:space="0" w:color="BFBFBF" w:themeColor="background1" w:themeShade="BF"/>
-              <w:bottom w:val="single" w:sz="4" w:space="0" w:color="BFBFBF" w:themeColor="background1" w:themeShade="BF"/>
-              <w:right w:val="single" w:sz="4" w:space="0" w:color="BFBFBF" w:themeColor="background1" w:themeShade="BF"/>
+              <w:top w:val="single" w:sz="4" w:space="0" w:color="BFBFBF"/>
+              <w:left w:val="single" w:sz="4" w:space="0" w:color="BFBFBF"/>
+              <w:bottom w:val="single" w:sz="4" w:space="0" w:color="BFBFBF"/>
+              <w:right w:val="single" w:sz="4" w:space="0" w:color="BFBFBF"/>
             </w:tcBorders>
             <w:vAlign w:val="center"/>
           </w:tcPr>
@@ -8944,10 +9241,10 @@
           <w:tcPr>
             <w:tcW w:w="989" w:type="pct"/>
             <w:tcBorders>
-              <w:top w:val="single" w:sz="4" w:space="0" w:color="BFBFBF" w:themeColor="background1" w:themeShade="BF"/>
-              <w:left w:val="single" w:sz="4" w:space="0" w:color="BFBFBF" w:themeColor="background1" w:themeShade="BF"/>
-              <w:bottom w:val="single" w:sz="4" w:space="0" w:color="BFBFBF" w:themeColor="background1" w:themeShade="BF"/>
-              <w:right w:val="single" w:sz="4" w:space="0" w:color="BFBFBF" w:themeColor="background1" w:themeShade="BF"/>
+              <w:top w:val="single" w:sz="4" w:space="0" w:color="BFBFBF"/>
+              <w:left w:val="single" w:sz="4" w:space="0" w:color="BFBFBF"/>
+              <w:bottom w:val="single" w:sz="4" w:space="0" w:color="BFBFBF"/>
+              <w:right w:val="single" w:sz="4" w:space="0" w:color="BFBFBF"/>
             </w:tcBorders>
             <w:shd w:val="clear" w:color="auto" w:fill="FFFFFF" w:themeFill="background1" w:themeFillShade="80"/>
             <w:vAlign w:val="center"/>
@@ -9043,7 +9340,7 @@
     </w:p>
     <w:tbl>
       <w:tblPr>
-        <w:tblStyle w:val="TableGridLight"/>
+        <w:tblStyle w:val="TableGrid"/>
         <w:tblW w:w="5000" w:type="pct"/>
         <w:tblLook w:val="04A0" w:firstRow="1" w:lastRow="0" w:firstColumn="1" w:lastColumn="0" w:noHBand="0" w:noVBand="1"/>
       </w:tblPr>
@@ -9063,10 +9360,10 @@
             <w:gridSpan w:val="5"/>
             <w:tcW w:w="268" w:type="pct"/>
             <w:tcBorders>
-              <w:top w:val="single" w:sz="4" w:space="0" w:color="BFBFBF" w:themeColor="background1" w:themeShade="BF"/>
-              <w:left w:val="single" w:sz="4" w:space="0" w:color="BFBFBF" w:themeColor="background1" w:themeShade="BF"/>
-              <w:bottom w:val="single" w:sz="4" w:space="0" w:color="BFBFBF" w:themeColor="background1" w:themeShade="BF"/>
-              <w:right w:val="single" w:sz="4" w:space="0" w:color="BFBFBF" w:themeColor="background1" w:themeShade="BF"/>
+              <w:top w:val="single" w:sz="4" w:space="0" w:color="BFBFBF"/>
+              <w:left w:val="single" w:sz="4" w:space="0" w:color="BFBFBF"/>
+              <w:bottom w:val="single" w:sz="4" w:space="0" w:color="BFBFBF"/>
+              <w:right w:val="single" w:sz="4" w:space="0" w:color="BFBFBF"/>
             </w:tcBorders>
             <w:vAlign w:val="center"/>
           </w:tcPr>
@@ -9116,10 +9413,10 @@
           <w:tcPr>
             <w:tcW w:w="268" w:type="pct"/>
             <w:tcBorders>
-              <w:top w:val="single" w:sz="4" w:space="0" w:color="BFBFBF" w:themeColor="background1" w:themeShade="BF"/>
-              <w:left w:val="single" w:sz="4" w:space="0" w:color="BFBFBF" w:themeColor="background1" w:themeShade="BF"/>
-              <w:bottom w:val="single" w:sz="4" w:space="0" w:color="BFBFBF" w:themeColor="background1" w:themeShade="BF"/>
-              <w:right w:val="single" w:sz="4" w:space="0" w:color="BFBFBF" w:themeColor="background1" w:themeShade="BF"/>
+              <w:top w:val="single" w:sz="4" w:space="0" w:color="BFBFBF"/>
+              <w:left w:val="single" w:sz="4" w:space="0" w:color="BFBFBF"/>
+              <w:bottom w:val="single" w:sz="4" w:space="0" w:color="BFBFBF"/>
+              <w:right w:val="single" w:sz="4" w:space="0" w:color="BFBFBF"/>
             </w:tcBorders>
             <w:shd w:val="clear" w:color="auto" w:fill="600000"/>
             <w:vAlign w:val="center"/>
@@ -9147,10 +9444,10 @@
           <w:tcPr>
             <w:tcW w:w="1764" w:type="pct"/>
             <w:tcBorders>
-              <w:top w:val="single" w:sz="4" w:space="0" w:color="BFBFBF" w:themeColor="background1" w:themeShade="BF"/>
-              <w:left w:val="single" w:sz="4" w:space="0" w:color="BFBFBF" w:themeColor="background1" w:themeShade="BF"/>
-              <w:bottom w:val="single" w:sz="4" w:space="0" w:color="BFBFBF" w:themeColor="background1" w:themeShade="BF"/>
-              <w:right w:val="single" w:sz="4" w:space="0" w:color="BFBFBF" w:themeColor="background1" w:themeShade="BF"/>
+              <w:top w:val="single" w:sz="4" w:space="0" w:color="BFBFBF"/>
+              <w:left w:val="single" w:sz="4" w:space="0" w:color="BFBFBF"/>
+              <w:bottom w:val="single" w:sz="4" w:space="0" w:color="BFBFBF"/>
+              <w:right w:val="single" w:sz="4" w:space="0" w:color="BFBFBF"/>
             </w:tcBorders>
             <w:shd w:val="clear" w:color="auto" w:fill="600000"/>
             <w:vAlign w:val="center"/>
@@ -9178,10 +9475,10 @@
           <w:tcPr>
             <w:tcW w:w="989" w:type="pct"/>
             <w:tcBorders>
-              <w:top w:val="single" w:sz="4" w:space="0" w:color="BFBFBF" w:themeColor="background1" w:themeShade="BF"/>
-              <w:left w:val="single" w:sz="4" w:space="0" w:color="BFBFBF" w:themeColor="background1" w:themeShade="BF"/>
-              <w:bottom w:val="single" w:sz="4" w:space="0" w:color="BFBFBF" w:themeColor="background1" w:themeShade="BF"/>
-              <w:right w:val="single" w:sz="4" w:space="0" w:color="BFBFBF" w:themeColor="background1" w:themeShade="BF"/>
+              <w:top w:val="single" w:sz="4" w:space="0" w:color="BFBFBF"/>
+              <w:left w:val="single" w:sz="4" w:space="0" w:color="BFBFBF"/>
+              <w:bottom w:val="single" w:sz="4" w:space="0" w:color="BFBFBF"/>
+              <w:right w:val="single" w:sz="4" w:space="0" w:color="BFBFBF"/>
             </w:tcBorders>
             <w:shd w:val="clear" w:color="auto" w:fill="600000"/>
             <w:vAlign w:val="center"/>
@@ -9209,10 +9506,10 @@
           <w:tcPr>
             <w:tcW w:w="989" w:type="pct"/>
             <w:tcBorders>
-              <w:top w:val="single" w:sz="4" w:space="0" w:color="BFBFBF" w:themeColor="background1" w:themeShade="BF"/>
-              <w:left w:val="single" w:sz="4" w:space="0" w:color="BFBFBF" w:themeColor="background1" w:themeShade="BF"/>
-              <w:bottom w:val="single" w:sz="4" w:space="0" w:color="BFBFBF" w:themeColor="background1" w:themeShade="BF"/>
-              <w:right w:val="single" w:sz="4" w:space="0" w:color="BFBFBF" w:themeColor="background1" w:themeShade="BF"/>
+              <w:top w:val="single" w:sz="4" w:space="0" w:color="BFBFBF"/>
+              <w:left w:val="single" w:sz="4" w:space="0" w:color="BFBFBF"/>
+              <w:bottom w:val="single" w:sz="4" w:space="0" w:color="BFBFBF"/>
+              <w:right w:val="single" w:sz="4" w:space="0" w:color="BFBFBF"/>
             </w:tcBorders>
             <w:shd w:val="clear" w:color="auto" w:fill="600000"/>
             <w:vAlign w:val="center"/>
@@ -9240,10 +9537,10 @@
           <w:tcPr>
             <w:tcW w:w="989" w:type="pct"/>
             <w:tcBorders>
-              <w:top w:val="single" w:sz="4" w:space="0" w:color="BFBFBF" w:themeColor="background1" w:themeShade="BF"/>
-              <w:left w:val="single" w:sz="4" w:space="0" w:color="BFBFBF" w:themeColor="background1" w:themeShade="BF"/>
-              <w:bottom w:val="single" w:sz="4" w:space="0" w:color="BFBFBF" w:themeColor="background1" w:themeShade="BF"/>
-              <w:right w:val="single" w:sz="4" w:space="0" w:color="BFBFBF" w:themeColor="background1" w:themeShade="BF"/>
+              <w:top w:val="single" w:sz="4" w:space="0" w:color="BFBFBF"/>
+              <w:left w:val="single" w:sz="4" w:space="0" w:color="BFBFBF"/>
+              <w:bottom w:val="single" w:sz="4" w:space="0" w:color="BFBFBF"/>
+              <w:right w:val="single" w:sz="4" w:space="0" w:color="BFBFBF"/>
             </w:tcBorders>
             <w:shd w:val="clear" w:color="auto" w:fill="600000"/>
             <w:vAlign w:val="center"/>
@@ -9276,10 +9573,10 @@
           <w:tcPr>
             <w:tcW w:w="268" w:type="pct"/>
             <w:tcBorders>
-              <w:top w:val="single" w:sz="4" w:space="0" w:color="BFBFBF" w:themeColor="background1" w:themeShade="BF"/>
-              <w:left w:val="single" w:sz="4" w:space="0" w:color="BFBFBF" w:themeColor="background1" w:themeShade="BF"/>
-              <w:bottom w:val="single" w:sz="4" w:space="0" w:color="BFBFBF" w:themeColor="background1" w:themeShade="BF"/>
-              <w:right w:val="single" w:sz="4" w:space="0" w:color="BFBFBF" w:themeColor="background1" w:themeShade="BF"/>
+              <w:top w:val="single" w:sz="4" w:space="0" w:color="BFBFBF"/>
+              <w:left w:val="single" w:sz="4" w:space="0" w:color="BFBFBF"/>
+              <w:bottom w:val="single" w:sz="4" w:space="0" w:color="BFBFBF"/>
+              <w:right w:val="single" w:sz="4" w:space="0" w:color="BFBFBF"/>
             </w:tcBorders>
             <w:vAlign w:val="center"/>
           </w:tcPr>
@@ -9306,10 +9603,10 @@
           <w:tcPr>
             <w:tcW w:w="1764" w:type="pct"/>
             <w:tcBorders>
-              <w:top w:val="single" w:sz="4" w:space="0" w:color="BFBFBF" w:themeColor="background1" w:themeShade="BF"/>
-              <w:left w:val="single" w:sz="4" w:space="0" w:color="BFBFBF" w:themeColor="background1" w:themeShade="BF"/>
-              <w:bottom w:val="single" w:sz="4" w:space="0" w:color="BFBFBF" w:themeColor="background1" w:themeShade="BF"/>
-              <w:right w:val="single" w:sz="4" w:space="0" w:color="BFBFBF" w:themeColor="background1" w:themeShade="BF"/>
+              <w:top w:val="single" w:sz="4" w:space="0" w:color="BFBFBF"/>
+              <w:left w:val="single" w:sz="4" w:space="0" w:color="BFBFBF"/>
+              <w:bottom w:val="single" w:sz="4" w:space="0" w:color="BFBFBF"/>
+              <w:right w:val="single" w:sz="4" w:space="0" w:color="BFBFBF"/>
             </w:tcBorders>
             <w:vAlign w:val="center"/>
             <w:hideMark/>
@@ -9335,10 +9632,10 @@
           <w:tcPr>
             <w:tcW w:w="989" w:type="pct"/>
             <w:tcBorders>
-              <w:top w:val="single" w:sz="4" w:space="0" w:color="BFBFBF" w:themeColor="background1" w:themeShade="BF"/>
-              <w:left w:val="single" w:sz="4" w:space="0" w:color="BFBFBF" w:themeColor="background1" w:themeShade="BF"/>
-              <w:bottom w:val="single" w:sz="4" w:space="0" w:color="BFBFBF" w:themeColor="background1" w:themeShade="BF"/>
-              <w:right w:val="single" w:sz="4" w:space="0" w:color="BFBFBF" w:themeColor="background1" w:themeShade="BF"/>
+              <w:top w:val="single" w:sz="4" w:space="0" w:color="BFBFBF"/>
+              <w:left w:val="single" w:sz="4" w:space="0" w:color="BFBFBF"/>
+              <w:bottom w:val="single" w:sz="4" w:space="0" w:color="BFBFBF"/>
+              <w:right w:val="single" w:sz="4" w:space="0" w:color="BFBFBF"/>
             </w:tcBorders>
             <w:shd w:val="clear" w:color="auto" w:fill="FAC701"/>
             <w:vAlign w:val="center"/>
@@ -9366,10 +9663,10 @@
           <w:tcPr>
             <w:tcW w:w="989" w:type="pct"/>
             <w:tcBorders>
-              <w:top w:val="single" w:sz="4" w:space="0" w:color="BFBFBF" w:themeColor="background1" w:themeShade="BF"/>
-              <w:left w:val="single" w:sz="4" w:space="0" w:color="BFBFBF" w:themeColor="background1" w:themeShade="BF"/>
-              <w:bottom w:val="single" w:sz="4" w:space="0" w:color="BFBFBF" w:themeColor="background1" w:themeShade="BF"/>
-              <w:right w:val="single" w:sz="4" w:space="0" w:color="BFBFBF" w:themeColor="background1" w:themeShade="BF"/>
+              <w:top w:val="single" w:sz="4" w:space="0" w:color="BFBFBF"/>
+              <w:left w:val="single" w:sz="4" w:space="0" w:color="BFBFBF"/>
+              <w:bottom w:val="single" w:sz="4" w:space="0" w:color="BFBFBF"/>
+              <w:right w:val="single" w:sz="4" w:space="0" w:color="BFBFBF"/>
             </w:tcBorders>
             <w:vAlign w:val="center"/>
           </w:tcPr>
@@ -9392,10 +9689,10 @@
           <w:tcPr>
             <w:tcW w:w="989" w:type="pct"/>
             <w:tcBorders>
-              <w:top w:val="single" w:sz="4" w:space="0" w:color="BFBFBF" w:themeColor="background1" w:themeShade="BF"/>
-              <w:left w:val="single" w:sz="4" w:space="0" w:color="BFBFBF" w:themeColor="background1" w:themeShade="BF"/>
-              <w:bottom w:val="single" w:sz="4" w:space="0" w:color="BFBFBF" w:themeColor="background1" w:themeShade="BF"/>
-              <w:right w:val="single" w:sz="4" w:space="0" w:color="BFBFBF" w:themeColor="background1" w:themeShade="BF"/>
+              <w:top w:val="single" w:sz="4" w:space="0" w:color="BFBFBF"/>
+              <w:left w:val="single" w:sz="4" w:space="0" w:color="BFBFBF"/>
+              <w:bottom w:val="single" w:sz="4" w:space="0" w:color="BFBFBF"/>
+              <w:right w:val="single" w:sz="4" w:space="0" w:color="BFBFBF"/>
             </w:tcBorders>
             <w:shd w:val="clear" w:color="auto" w:fill="FFFFFF" w:themeFill="background1" w:themeFillShade="80"/>
             <w:vAlign w:val="center"/>
@@ -9513,7 +9810,7 @@
     </w:p>
     <w:tbl>
       <w:tblPr>
-        <w:tblStyle w:val="TableGridLight"/>
+        <w:tblStyle w:val="TableGrid"/>
         <w:tblW w:w="5000" w:type="pct"/>
         <w:tblLook w:val="04A0" w:firstRow="1" w:lastRow="0" w:firstColumn="1" w:lastColumn="0" w:noHBand="0" w:noVBand="1"/>
       </w:tblPr>
@@ -9534,10 +9831,10 @@
             <w:gridSpan w:val="6"/>
             <w:tcW w:w="269" w:type="pct"/>
             <w:tcBorders>
-              <w:top w:val="single" w:sz="4" w:space="0" w:color="BFBFBF" w:themeColor="background1" w:themeShade="BF"/>
-              <w:left w:val="single" w:sz="4" w:space="0" w:color="BFBFBF" w:themeColor="background1" w:themeShade="BF"/>
-              <w:bottom w:val="single" w:sz="4" w:space="0" w:color="BFBFBF" w:themeColor="background1" w:themeShade="BF"/>
-              <w:right w:val="single" w:sz="4" w:space="0" w:color="BFBFBF" w:themeColor="background1" w:themeShade="BF"/>
+              <w:top w:val="single" w:sz="4" w:space="0" w:color="BFBFBF"/>
+              <w:left w:val="single" w:sz="4" w:space="0" w:color="BFBFBF"/>
+              <w:bottom w:val="single" w:sz="4" w:space="0" w:color="BFBFBF"/>
+              <w:right w:val="single" w:sz="4" w:space="0" w:color="BFBFBF"/>
             </w:tcBorders>
             <w:vAlign w:val="center"/>
           </w:tcPr>
@@ -9587,10 +9884,10 @@
           <w:tcPr>
             <w:tcW w:w="269" w:type="pct"/>
             <w:tcBorders>
-              <w:top w:val="single" w:sz="4" w:space="0" w:color="BFBFBF" w:themeColor="background1" w:themeShade="BF"/>
-              <w:left w:val="single" w:sz="4" w:space="0" w:color="BFBFBF" w:themeColor="background1" w:themeShade="BF"/>
-              <w:bottom w:val="single" w:sz="4" w:space="0" w:color="BFBFBF" w:themeColor="background1" w:themeShade="BF"/>
-              <w:right w:val="single" w:sz="4" w:space="0" w:color="BFBFBF" w:themeColor="background1" w:themeShade="BF"/>
+              <w:top w:val="single" w:sz="4" w:space="0" w:color="BFBFBF"/>
+              <w:left w:val="single" w:sz="4" w:space="0" w:color="BFBFBF"/>
+              <w:bottom w:val="single" w:sz="4" w:space="0" w:color="BFBFBF"/>
+              <w:right w:val="single" w:sz="4" w:space="0" w:color="BFBFBF"/>
             </w:tcBorders>
             <w:shd w:val="clear" w:color="auto" w:fill="600000"/>
             <w:vAlign w:val="center"/>
@@ -9618,10 +9915,10 @@
           <w:tcPr>
             <w:tcW w:w="949" w:type="pct"/>
             <w:tcBorders>
-              <w:top w:val="single" w:sz="4" w:space="0" w:color="BFBFBF" w:themeColor="background1" w:themeShade="BF"/>
-              <w:left w:val="single" w:sz="4" w:space="0" w:color="BFBFBF" w:themeColor="background1" w:themeShade="BF"/>
-              <w:bottom w:val="single" w:sz="4" w:space="0" w:color="BFBFBF" w:themeColor="background1" w:themeShade="BF"/>
-              <w:right w:val="single" w:sz="4" w:space="0" w:color="BFBFBF" w:themeColor="background1" w:themeShade="BF"/>
+              <w:top w:val="single" w:sz="4" w:space="0" w:color="BFBFBF"/>
+              <w:left w:val="single" w:sz="4" w:space="0" w:color="BFBFBF"/>
+              <w:bottom w:val="single" w:sz="4" w:space="0" w:color="BFBFBF"/>
+              <w:right w:val="single" w:sz="4" w:space="0" w:color="BFBFBF"/>
             </w:tcBorders>
             <w:shd w:val="clear" w:color="auto" w:fill="600000"/>
             <w:vAlign w:val="center"/>
@@ -9649,10 +9946,10 @@
           <w:tcPr>
             <w:tcW w:w="475" w:type="pct"/>
             <w:tcBorders>
-              <w:top w:val="single" w:sz="4" w:space="0" w:color="BFBFBF" w:themeColor="background1" w:themeShade="BF"/>
-              <w:left w:val="single" w:sz="4" w:space="0" w:color="BFBFBF" w:themeColor="background1" w:themeShade="BF"/>
-              <w:bottom w:val="single" w:sz="4" w:space="0" w:color="BFBFBF" w:themeColor="background1" w:themeShade="BF"/>
-              <w:right w:val="single" w:sz="4" w:space="0" w:color="BFBFBF" w:themeColor="background1" w:themeShade="BF"/>
+              <w:top w:val="single" w:sz="4" w:space="0" w:color="BFBFBF"/>
+              <w:left w:val="single" w:sz="4" w:space="0" w:color="BFBFBF"/>
+              <w:bottom w:val="single" w:sz="4" w:space="0" w:color="BFBFBF"/>
+              <w:right w:val="single" w:sz="4" w:space="0" w:color="BFBFBF"/>
             </w:tcBorders>
             <w:shd w:val="clear" w:color="auto" w:fill="600000"/>
             <w:vAlign w:val="center"/>
@@ -9680,10 +9977,10 @@
           <w:tcPr>
             <w:tcW w:w="339" w:type="pct"/>
             <w:tcBorders>
-              <w:top w:val="single" w:sz="4" w:space="0" w:color="BFBFBF" w:themeColor="background1" w:themeShade="BF"/>
-              <w:left w:val="single" w:sz="4" w:space="0" w:color="BFBFBF" w:themeColor="background1" w:themeShade="BF"/>
-              <w:bottom w:val="single" w:sz="4" w:space="0" w:color="BFBFBF" w:themeColor="background1" w:themeShade="BF"/>
-              <w:right w:val="single" w:sz="4" w:space="0" w:color="BFBFBF" w:themeColor="background1" w:themeShade="BF"/>
+              <w:top w:val="single" w:sz="4" w:space="0" w:color="BFBFBF"/>
+              <w:left w:val="single" w:sz="4" w:space="0" w:color="BFBFBF"/>
+              <w:bottom w:val="single" w:sz="4" w:space="0" w:color="BFBFBF"/>
+              <w:right w:val="single" w:sz="4" w:space="0" w:color="BFBFBF"/>
             </w:tcBorders>
             <w:shd w:val="clear" w:color="auto" w:fill="600000"/>
             <w:vAlign w:val="center"/>
@@ -9711,10 +10008,10 @@
           <w:tcPr>
             <w:tcW w:w="2238" w:type="pct"/>
             <w:tcBorders>
-              <w:top w:val="single" w:sz="4" w:space="0" w:color="BFBFBF" w:themeColor="background1" w:themeShade="BF"/>
-              <w:left w:val="single" w:sz="4" w:space="0" w:color="BFBFBF" w:themeColor="background1" w:themeShade="BF"/>
-              <w:bottom w:val="single" w:sz="4" w:space="0" w:color="BFBFBF" w:themeColor="background1" w:themeShade="BF"/>
-              <w:right w:val="single" w:sz="4" w:space="0" w:color="BFBFBF" w:themeColor="background1" w:themeShade="BF"/>
+              <w:top w:val="single" w:sz="4" w:space="0" w:color="BFBFBF"/>
+              <w:left w:val="single" w:sz="4" w:space="0" w:color="BFBFBF"/>
+              <w:bottom w:val="single" w:sz="4" w:space="0" w:color="BFBFBF"/>
+              <w:right w:val="single" w:sz="4" w:space="0" w:color="BFBFBF"/>
             </w:tcBorders>
             <w:shd w:val="clear" w:color="auto" w:fill="600000"/>
             <w:vAlign w:val="center"/>
@@ -9742,10 +10039,10 @@
           <w:tcPr>
             <w:tcW w:w="729" w:type="pct"/>
             <w:tcBorders>
-              <w:top w:val="single" w:sz="4" w:space="0" w:color="BFBFBF" w:themeColor="background1" w:themeShade="BF"/>
-              <w:left w:val="single" w:sz="4" w:space="0" w:color="BFBFBF" w:themeColor="background1" w:themeShade="BF"/>
-              <w:bottom w:val="single" w:sz="4" w:space="0" w:color="BFBFBF" w:themeColor="background1" w:themeShade="BF"/>
-              <w:right w:val="single" w:sz="4" w:space="0" w:color="BFBFBF" w:themeColor="background1" w:themeShade="BF"/>
+              <w:top w:val="single" w:sz="4" w:space="0" w:color="BFBFBF"/>
+              <w:left w:val="single" w:sz="4" w:space="0" w:color="BFBFBF"/>
+              <w:bottom w:val="single" w:sz="4" w:space="0" w:color="BFBFBF"/>
+              <w:right w:val="single" w:sz="4" w:space="0" w:color="BFBFBF"/>
             </w:tcBorders>
             <w:shd w:val="clear" w:color="auto" w:fill="600000"/>
             <w:vAlign w:val="center"/>
@@ -9778,10 +10075,10 @@
           <w:tcPr>
             <w:tcW w:w="269" w:type="pct"/>
             <w:tcBorders>
-              <w:top w:val="single" w:sz="4" w:space="0" w:color="BFBFBF" w:themeColor="background1" w:themeShade="BF"/>
-              <w:left w:val="single" w:sz="4" w:space="0" w:color="BFBFBF" w:themeColor="background1" w:themeShade="BF"/>
-              <w:bottom w:val="single" w:sz="4" w:space="0" w:color="BFBFBF" w:themeColor="background1" w:themeShade="BF"/>
-              <w:right w:val="single" w:sz="4" w:space="0" w:color="BFBFBF" w:themeColor="background1" w:themeShade="BF"/>
+              <w:top w:val="single" w:sz="4" w:space="0" w:color="BFBFBF"/>
+              <w:left w:val="single" w:sz="4" w:space="0" w:color="BFBFBF"/>
+              <w:bottom w:val="single" w:sz="4" w:space="0" w:color="BFBFBF"/>
+              <w:right w:val="single" w:sz="4" w:space="0" w:color="BFBFBF"/>
             </w:tcBorders>
             <w:vAlign w:val="center"/>
           </w:tcPr>
@@ -9808,10 +10105,10 @@
           <w:tcPr>
             <w:tcW w:w="949" w:type="pct"/>
             <w:tcBorders>
-              <w:top w:val="single" w:sz="4" w:space="0" w:color="BFBFBF" w:themeColor="background1" w:themeShade="BF"/>
-              <w:left w:val="single" w:sz="4" w:space="0" w:color="BFBFBF" w:themeColor="background1" w:themeShade="BF"/>
-              <w:bottom w:val="single" w:sz="4" w:space="0" w:color="BFBFBF" w:themeColor="background1" w:themeShade="BF"/>
-              <w:right w:val="single" w:sz="4" w:space="0" w:color="BFBFBF" w:themeColor="background1" w:themeShade="BF"/>
+              <w:top w:val="single" w:sz="4" w:space="0" w:color="BFBFBF"/>
+              <w:left w:val="single" w:sz="4" w:space="0" w:color="BFBFBF"/>
+              <w:bottom w:val="single" w:sz="4" w:space="0" w:color="BFBFBF"/>
+              <w:right w:val="single" w:sz="4" w:space="0" w:color="BFBFBF"/>
             </w:tcBorders>
             <w:vAlign w:val="center"/>
             <w:hideMark/>
@@ -9837,10 +10134,10 @@
           <w:tcPr>
             <w:tcW w:w="475" w:type="pct"/>
             <w:tcBorders>
-              <w:top w:val="single" w:sz="4" w:space="0" w:color="BFBFBF" w:themeColor="background1" w:themeShade="BF"/>
-              <w:left w:val="single" w:sz="4" w:space="0" w:color="BFBFBF" w:themeColor="background1" w:themeShade="BF"/>
-              <w:bottom w:val="single" w:sz="4" w:space="0" w:color="BFBFBF" w:themeColor="background1" w:themeShade="BF"/>
-              <w:right w:val="single" w:sz="4" w:space="0" w:color="BFBFBF" w:themeColor="background1" w:themeShade="BF"/>
+              <w:top w:val="single" w:sz="4" w:space="0" w:color="BFBFBF"/>
+              <w:left w:val="single" w:sz="4" w:space="0" w:color="BFBFBF"/>
+              <w:bottom w:val="single" w:sz="4" w:space="0" w:color="BFBFBF"/>
+              <w:right w:val="single" w:sz="4" w:space="0" w:color="BFBFBF"/>
             </w:tcBorders>
             <w:shd w:val="clear" w:color="auto" w:fill="FAC701"/>
             <w:vAlign w:val="center"/>
@@ -9868,10 +10165,10 @@
           <w:tcPr>
             <w:tcW w:w="339" w:type="pct"/>
             <w:tcBorders>
-              <w:top w:val="single" w:sz="4" w:space="0" w:color="BFBFBF" w:themeColor="background1" w:themeShade="BF"/>
-              <w:left w:val="single" w:sz="4" w:space="0" w:color="BFBFBF" w:themeColor="background1" w:themeShade="BF"/>
-              <w:bottom w:val="single" w:sz="4" w:space="0" w:color="BFBFBF" w:themeColor="background1" w:themeShade="BF"/>
-              <w:right w:val="single" w:sz="4" w:space="0" w:color="BFBFBF" w:themeColor="background1" w:themeShade="BF"/>
+              <w:top w:val="single" w:sz="4" w:space="0" w:color="BFBFBF"/>
+              <w:left w:val="single" w:sz="4" w:space="0" w:color="BFBFBF"/>
+              <w:bottom w:val="single" w:sz="4" w:space="0" w:color="BFBFBF"/>
+              <w:right w:val="single" w:sz="4" w:space="0" w:color="BFBFBF"/>
             </w:tcBorders>
             <w:vAlign w:val="center"/>
           </w:tcPr>
@@ -9893,10 +10190,10 @@
           <w:tcPr>
             <w:tcW w:w="2238" w:type="pct"/>
             <w:tcBorders>
-              <w:top w:val="single" w:sz="4" w:space="0" w:color="BFBFBF" w:themeColor="background1" w:themeShade="BF"/>
-              <w:left w:val="single" w:sz="4" w:space="0" w:color="BFBFBF" w:themeColor="background1" w:themeShade="BF"/>
-              <w:bottom w:val="single" w:sz="4" w:space="0" w:color="BFBFBF" w:themeColor="background1" w:themeShade="BF"/>
-              <w:right w:val="single" w:sz="4" w:space="0" w:color="BFBFBF" w:themeColor="background1" w:themeShade="BF"/>
+              <w:top w:val="single" w:sz="4" w:space="0" w:color="BFBFBF"/>
+              <w:left w:val="single" w:sz="4" w:space="0" w:color="BFBFBF"/>
+              <w:bottom w:val="single" w:sz="4" w:space="0" w:color="BFBFBF"/>
+              <w:right w:val="single" w:sz="4" w:space="0" w:color="BFBFBF"/>
             </w:tcBorders>
             <w:vAlign w:val="center"/>
           </w:tcPr>
@@ -9924,10 +10221,10 @@
           <w:tcPr>
             <w:tcW w:w="729" w:type="pct"/>
             <w:tcBorders>
-              <w:top w:val="single" w:sz="4" w:space="0" w:color="BFBFBF" w:themeColor="background1" w:themeShade="BF"/>
-              <w:left w:val="single" w:sz="4" w:space="0" w:color="BFBFBF" w:themeColor="background1" w:themeShade="BF"/>
-              <w:bottom w:val="single" w:sz="4" w:space="0" w:color="BFBFBF" w:themeColor="background1" w:themeShade="BF"/>
-              <w:right w:val="single" w:sz="4" w:space="0" w:color="BFBFBF" w:themeColor="background1" w:themeShade="BF"/>
+              <w:top w:val="single" w:sz="4" w:space="0" w:color="BFBFBF"/>
+              <w:left w:val="single" w:sz="4" w:space="0" w:color="BFBFBF"/>
+              <w:bottom w:val="single" w:sz="4" w:space="0" w:color="BFBFBF"/>
+              <w:right w:val="single" w:sz="4" w:space="0" w:color="BFBFBF"/>
             </w:tcBorders>
             <w:shd w:val="clear" w:color="auto" w:fill="FFFFFF" w:themeFill="background1" w:themeFillShade="80"/>
             <w:vAlign w:val="center"/>
@@ -10288,7 +10585,7 @@
     </w:p>
     <w:tbl>
       <w:tblPr>
-        <w:tblStyle w:val="TableGridLight"/>
+        <w:tblStyle w:val="TableGrid"/>
         <w:tblW w:w="5000" w:type="pct"/>
         <w:tblLayout w:type="fixed"/>
         <w:tblLook w:val="04A0" w:firstRow="1" w:lastRow="0" w:firstColumn="1" w:lastColumn="0" w:noHBand="0" w:noVBand="1"/>
@@ -10303,6 +10600,12 @@
         <w:tc>
           <w:tcPr>
             <w:tcW w:w="896" w:type="pct"/>
+            <w:tcBorders>
+              <w:top w:val="single" w:sz="4" w:space="0" w:color="BFBFBF"/>
+              <w:left w:val="single" w:sz="4" w:space="0" w:color="BFBFBF"/>
+              <w:bottom w:val="single" w:sz="4" w:space="0" w:color="BFBFBF"/>
+              <w:right w:val="single" w:sz="4" w:space="0" w:color="BFBFBF"/>
+            </w:tcBorders>
             <w:shd w:val="clear" w:color="auto" w:fill="600000"/>
             <w:vAlign w:val="center"/>
           </w:tcPr>
@@ -10319,6 +10622,12 @@
         <w:tc>
           <w:tcPr>
             <w:tcW w:w="2610" w:type="pct"/>
+            <w:tcBorders>
+              <w:top w:val="single" w:sz="4" w:space="0" w:color="BFBFBF"/>
+              <w:left w:val="single" w:sz="4" w:space="0" w:color="BFBFBF"/>
+              <w:bottom w:val="single" w:sz="4" w:space="0" w:color="BFBFBF"/>
+              <w:right w:val="single" w:sz="4" w:space="0" w:color="BFBFBF"/>
+            </w:tcBorders>
             <w:shd w:val="clear" w:color="auto" w:fill="600000"/>
             <w:vAlign w:val="center"/>
           </w:tcPr>
@@ -10340,6 +10649,12 @@
         <w:tc>
           <w:tcPr>
             <w:tcW w:w="422" w:type="pct"/>
+            <w:tcBorders>
+              <w:top w:val="single" w:sz="4" w:space="0" w:color="BFBFBF"/>
+              <w:left w:val="single" w:sz="4" w:space="0" w:color="BFBFBF"/>
+              <w:bottom w:val="single" w:sz="4" w:space="0" w:color="BFBFBF"/>
+              <w:right w:val="single" w:sz="4" w:space="0" w:color="BFBFBF"/>
+            </w:tcBorders>
             <w:shd w:val="clear" w:color="auto" w:fill="600000"/>
             <w:vAlign w:val="center"/>
           </w:tcPr>
@@ -10356,6 +10671,12 @@
         <w:tc>
           <w:tcPr>
             <w:tcW w:w="1072" w:type="pct"/>
+            <w:tcBorders>
+              <w:top w:val="single" w:sz="4" w:space="0" w:color="BFBFBF"/>
+              <w:left w:val="single" w:sz="4" w:space="0" w:color="BFBFBF"/>
+              <w:bottom w:val="single" w:sz="4" w:space="0" w:color="BFBFBF"/>
+              <w:right w:val="single" w:sz="4" w:space="0" w:color="BFBFBF"/>
+            </w:tcBorders>
             <w:shd w:val="clear" w:color="auto" w:fill="600000"/>
             <w:vAlign w:val="center"/>
           </w:tcPr>
@@ -10374,6 +10695,12 @@
         <w:tc>
           <w:tcPr>
             <w:tcW w:w="896" w:type="pct"/>
+            <w:tcBorders>
+              <w:top w:val="single" w:sz="4" w:space="0" w:color="BFBFBF"/>
+              <w:left w:val="single" w:sz="4" w:space="0" w:color="BFBFBF"/>
+              <w:bottom w:val="single" w:sz="4" w:space="0" w:color="BFBFBF"/>
+              <w:right w:val="single" w:sz="4" w:space="0" w:color="BFBFBF"/>
+            </w:tcBorders>
             <w:vAlign w:val="center"/>
           </w:tcPr>
           <w:p>
@@ -10410,6 +10737,12 @@
         <w:tc>
           <w:tcPr>
             <w:tcW w:w="2610" w:type="pct"/>
+            <w:tcBorders>
+              <w:top w:val="single" w:sz="4" w:space="0" w:color="BFBFBF"/>
+              <w:left w:val="single" w:sz="4" w:space="0" w:color="BFBFBF"/>
+              <w:bottom w:val="single" w:sz="4" w:space="0" w:color="BFBFBF"/>
+              <w:right w:val="single" w:sz="4" w:space="0" w:color="BFBFBF"/>
+            </w:tcBorders>
             <w:vAlign w:val="center"/>
           </w:tcPr>
           <w:p>
@@ -10454,6 +10787,12 @@
         <w:tc>
           <w:tcPr>
             <w:tcW w:w="422" w:type="pct"/>
+            <w:tcBorders>
+              <w:top w:val="single" w:sz="4" w:space="0" w:color="BFBFBF"/>
+              <w:left w:val="single" w:sz="4" w:space="0" w:color="BFBFBF"/>
+              <w:bottom w:val="single" w:sz="4" w:space="0" w:color="BFBFBF"/>
+              <w:right w:val="single" w:sz="4" w:space="0" w:color="BFBFBF"/>
+            </w:tcBorders>
             <w:vAlign w:val="center"/>
           </w:tcPr>
           <w:p>
@@ -10472,6 +10811,12 @@
         <w:tc>
           <w:tcPr>
             <w:tcW w:w="1072" w:type="pct"/>
+            <w:tcBorders>
+              <w:top w:val="single" w:sz="4" w:space="0" w:color="BFBFBF"/>
+              <w:left w:val="single" w:sz="4" w:space="0" w:color="BFBFBF"/>
+              <w:bottom w:val="single" w:sz="4" w:space="0" w:color="BFBFBF"/>
+              <w:right w:val="single" w:sz="4" w:space="0" w:color="BFBFBF"/>
+            </w:tcBorders>
             <w:vAlign w:val="center"/>
           </w:tcPr>
           <w:p>
@@ -10495,6 +10840,12 @@
         <w:tc>
           <w:tcPr>
             <w:tcW w:w="896" w:type="pct"/>
+            <w:tcBorders>
+              <w:top w:val="single" w:sz="4" w:space="0" w:color="BFBFBF"/>
+              <w:left w:val="single" w:sz="4" w:space="0" w:color="BFBFBF"/>
+              <w:bottom w:val="single" w:sz="4" w:space="0" w:color="BFBFBF"/>
+              <w:right w:val="single" w:sz="4" w:space="0" w:color="BFBFBF"/>
+            </w:tcBorders>
             <w:vAlign w:val="center"/>
           </w:tcPr>
           <w:p>
@@ -10534,6 +10885,12 @@
         <w:tc>
           <w:tcPr>
             <w:tcW w:w="2610" w:type="pct"/>
+            <w:tcBorders>
+              <w:top w:val="single" w:sz="4" w:space="0" w:color="BFBFBF"/>
+              <w:left w:val="single" w:sz="4" w:space="0" w:color="BFBFBF"/>
+              <w:bottom w:val="single" w:sz="4" w:space="0" w:color="BFBFBF"/>
+              <w:right w:val="single" w:sz="4" w:space="0" w:color="BFBFBF"/>
+            </w:tcBorders>
             <w:vAlign w:val="center"/>
           </w:tcPr>
           <w:p>
@@ -10581,6 +10938,12 @@
         <w:tc>
           <w:tcPr>
             <w:tcW w:w="422" w:type="pct"/>
+            <w:tcBorders>
+              <w:top w:val="single" w:sz="4" w:space="0" w:color="BFBFBF"/>
+              <w:left w:val="single" w:sz="4" w:space="0" w:color="BFBFBF"/>
+              <w:bottom w:val="single" w:sz="4" w:space="0" w:color="BFBFBF"/>
+              <w:right w:val="single" w:sz="4" w:space="0" w:color="BFBFBF"/>
+            </w:tcBorders>
             <w:vAlign w:val="center"/>
           </w:tcPr>
           <w:p>
@@ -10596,6 +10959,12 @@
         <w:tc>
           <w:tcPr>
             <w:tcW w:w="1072" w:type="pct"/>
+            <w:tcBorders>
+              <w:top w:val="single" w:sz="4" w:space="0" w:color="BFBFBF"/>
+              <w:left w:val="single" w:sz="4" w:space="0" w:color="BFBFBF"/>
+              <w:bottom w:val="single" w:sz="4" w:space="0" w:color="BFBFBF"/>
+              <w:right w:val="single" w:sz="4" w:space="0" w:color="BFBFBF"/>
+            </w:tcBorders>
             <w:vAlign w:val="center"/>
           </w:tcPr>
           <w:p>
@@ -10613,6 +10982,12 @@
         <w:tc>
           <w:tcPr>
             <w:tcW w:w="896" w:type="pct"/>
+            <w:tcBorders>
+              <w:top w:val="single" w:sz="4" w:space="0" w:color="BFBFBF"/>
+              <w:left w:val="single" w:sz="4" w:space="0" w:color="BFBFBF"/>
+              <w:bottom w:val="single" w:sz="4" w:space="0" w:color="BFBFBF"/>
+              <w:right w:val="single" w:sz="4" w:space="0" w:color="BFBFBF"/>
+            </w:tcBorders>
             <w:vAlign w:val="center"/>
           </w:tcPr>
           <w:p>
@@ -10652,6 +11027,12 @@
         <w:tc>
           <w:tcPr>
             <w:tcW w:w="2610" w:type="pct"/>
+            <w:tcBorders>
+              <w:top w:val="single" w:sz="4" w:space="0" w:color="BFBFBF"/>
+              <w:left w:val="single" w:sz="4" w:space="0" w:color="BFBFBF"/>
+              <w:bottom w:val="single" w:sz="4" w:space="0" w:color="BFBFBF"/>
+              <w:right w:val="single" w:sz="4" w:space="0" w:color="BFBFBF"/>
+            </w:tcBorders>
             <w:vAlign w:val="center"/>
           </w:tcPr>
           <w:p>
@@ -10699,6 +11080,12 @@
         <w:tc>
           <w:tcPr>
             <w:tcW w:w="422" w:type="pct"/>
+            <w:tcBorders>
+              <w:top w:val="single" w:sz="4" w:space="0" w:color="BFBFBF"/>
+              <w:left w:val="single" w:sz="4" w:space="0" w:color="BFBFBF"/>
+              <w:bottom w:val="single" w:sz="4" w:space="0" w:color="BFBFBF"/>
+              <w:right w:val="single" w:sz="4" w:space="0" w:color="BFBFBF"/>
+            </w:tcBorders>
             <w:vAlign w:val="center"/>
           </w:tcPr>
           <w:p>
@@ -10714,6 +11101,12 @@
         <w:tc>
           <w:tcPr>
             <w:tcW w:w="1072" w:type="pct"/>
+            <w:tcBorders>
+              <w:top w:val="single" w:sz="4" w:space="0" w:color="BFBFBF"/>
+              <w:left w:val="single" w:sz="4" w:space="0" w:color="BFBFBF"/>
+              <w:bottom w:val="single" w:sz="4" w:space="0" w:color="BFBFBF"/>
+              <w:right w:val="single" w:sz="4" w:space="0" w:color="BFBFBF"/>
+            </w:tcBorders>
             <w:vAlign w:val="center"/>
           </w:tcPr>
           <w:p>
@@ -10731,6 +11124,12 @@
         <w:tc>
           <w:tcPr>
             <w:tcW w:w="896" w:type="pct"/>
+            <w:tcBorders>
+              <w:top w:val="single" w:sz="4" w:space="0" w:color="BFBFBF"/>
+              <w:left w:val="single" w:sz="4" w:space="0" w:color="BFBFBF"/>
+              <w:bottom w:val="single" w:sz="4" w:space="0" w:color="BFBFBF"/>
+              <w:right w:val="single" w:sz="4" w:space="0" w:color="BFBFBF"/>
+            </w:tcBorders>
             <w:vAlign w:val="center"/>
           </w:tcPr>
           <w:p>
@@ -10770,6 +11169,12 @@
         <w:tc>
           <w:tcPr>
             <w:tcW w:w="2610" w:type="pct"/>
+            <w:tcBorders>
+              <w:top w:val="single" w:sz="4" w:space="0" w:color="BFBFBF"/>
+              <w:left w:val="single" w:sz="4" w:space="0" w:color="BFBFBF"/>
+              <w:bottom w:val="single" w:sz="4" w:space="0" w:color="BFBFBF"/>
+              <w:right w:val="single" w:sz="4" w:space="0" w:color="BFBFBF"/>
+            </w:tcBorders>
             <w:vAlign w:val="center"/>
           </w:tcPr>
           <w:p>
@@ -10817,6 +11222,12 @@
         <w:tc>
           <w:tcPr>
             <w:tcW w:w="422" w:type="pct"/>
+            <w:tcBorders>
+              <w:top w:val="single" w:sz="4" w:space="0" w:color="BFBFBF"/>
+              <w:left w:val="single" w:sz="4" w:space="0" w:color="BFBFBF"/>
+              <w:bottom w:val="single" w:sz="4" w:space="0" w:color="BFBFBF"/>
+              <w:right w:val="single" w:sz="4" w:space="0" w:color="BFBFBF"/>
+            </w:tcBorders>
             <w:vAlign w:val="center"/>
           </w:tcPr>
           <w:p>
@@ -10832,6 +11243,12 @@
         <w:tc>
           <w:tcPr>
             <w:tcW w:w="1072" w:type="pct"/>
+            <w:tcBorders>
+              <w:top w:val="single" w:sz="4" w:space="0" w:color="BFBFBF"/>
+              <w:left w:val="single" w:sz="4" w:space="0" w:color="BFBFBF"/>
+              <w:bottom w:val="single" w:sz="4" w:space="0" w:color="BFBFBF"/>
+              <w:right w:val="single" w:sz="4" w:space="0" w:color="BFBFBF"/>
+            </w:tcBorders>
             <w:vAlign w:val="center"/>
           </w:tcPr>
           <w:p>
@@ -10897,7 +11314,7 @@
     </w:p>
     <w:tbl>
       <w:tblPr>
-        <w:tblStyle w:val="TableGridLight"/>
+        <w:tblStyle w:val="TableGrid"/>
         <w:tblW w:w="5000" w:type="pct"/>
         <w:tblLayout w:type="fixed"/>
         <w:tblLook w:val="04A0" w:firstRow="1" w:lastRow="0" w:firstColumn="1" w:lastColumn="0" w:noHBand="0" w:noVBand="1"/>
@@ -10913,6 +11330,12 @@
           <w:tcPr>
             <w:tcW w:w="5000" w:type="pct"/>
             <w:gridSpan w:val="4"/>
+            <w:tcBorders>
+              <w:top w:val="single" w:sz="4" w:space="0" w:color="BFBFBF"/>
+              <w:left w:val="single" w:sz="4" w:space="0" w:color="BFBFBF"/>
+              <w:bottom w:val="single" w:sz="4" w:space="0" w:color="BFBFBF"/>
+              <w:right w:val="single" w:sz="4" w:space="0" w:color="BFBFBF"/>
+            </w:tcBorders>
             <w:shd w:val="clear" w:color="auto" w:fill="600000"/>
             <w:vAlign w:val="center"/>
           </w:tcPr>
@@ -10934,6 +11357,12 @@
         <w:tc>
           <w:tcPr>
             <w:tcW w:w="1250" w:type="pct"/>
+            <w:tcBorders>
+              <w:top w:val="single" w:sz="4" w:space="0" w:color="BFBFBF"/>
+              <w:left w:val="single" w:sz="4" w:space="0" w:color="BFBFBF"/>
+              <w:bottom w:val="single" w:sz="4" w:space="0" w:color="BFBFBF"/>
+              <w:right w:val="single" w:sz="4" w:space="0" w:color="BFBFBF"/>
+            </w:tcBorders>
             <w:vAlign w:val="center"/>
           </w:tcPr>
           <w:p>
@@ -10988,6 +11417,12 @@
         <w:tc>
           <w:tcPr>
             <w:tcW w:w="1250" w:type="pct"/>
+            <w:tcBorders>
+              <w:top w:val="single" w:sz="4" w:space="0" w:color="BFBFBF"/>
+              <w:left w:val="single" w:sz="4" w:space="0" w:color="BFBFBF"/>
+              <w:bottom w:val="single" w:sz="4" w:space="0" w:color="BFBFBF"/>
+              <w:right w:val="single" w:sz="4" w:space="0" w:color="BFBFBF"/>
+            </w:tcBorders>
             <w:vAlign w:val="center"/>
           </w:tcPr>
           <w:p>
@@ -11042,6 +11477,12 @@
         <w:tc>
           <w:tcPr>
             <w:tcW w:w="1250" w:type="pct"/>
+            <w:tcBorders>
+              <w:top w:val="single" w:sz="4" w:space="0" w:color="BFBFBF"/>
+              <w:left w:val="single" w:sz="4" w:space="0" w:color="BFBFBF"/>
+              <w:bottom w:val="single" w:sz="4" w:space="0" w:color="BFBFBF"/>
+              <w:right w:val="single" w:sz="4" w:space="0" w:color="BFBFBF"/>
+            </w:tcBorders>
             <w:vAlign w:val="center"/>
           </w:tcPr>
           <w:p>
@@ -11096,6 +11537,12 @@
         <w:tc>
           <w:tcPr>
             <w:tcW w:w="1250" w:type="pct"/>
+            <w:tcBorders>
+              <w:top w:val="single" w:sz="4" w:space="0" w:color="BFBFBF"/>
+              <w:left w:val="single" w:sz="4" w:space="0" w:color="BFBFBF"/>
+              <w:bottom w:val="single" w:sz="4" w:space="0" w:color="BFBFBF"/>
+              <w:right w:val="single" w:sz="4" w:space="0" w:color="BFBFBF"/>
+            </w:tcBorders>
             <w:vAlign w:val="center"/>
           </w:tcPr>
           <w:p>
@@ -11156,6 +11603,12 @@
           <w:tcPr>
             <w:tcW w:w="5000" w:type="pct"/>
             <w:gridSpan w:val="4"/>
+            <w:tcBorders>
+              <w:top w:val="single" w:sz="4" w:space="0" w:color="BFBFBF"/>
+              <w:left w:val="single" w:sz="4" w:space="0" w:color="BFBFBF"/>
+              <w:bottom w:val="single" w:sz="4" w:space="0" w:color="BFBFBF"/>
+              <w:right w:val="single" w:sz="4" w:space="0" w:color="BFBFBF"/>
+            </w:tcBorders>
             <w:shd w:val="clear" w:color="auto" w:fill="600000"/>
             <w:vAlign w:val="center"/>
           </w:tcPr>
@@ -11177,6 +11630,12 @@
           <w:tcPr>
             <w:tcW w:w="2500" w:type="pct"/>
             <w:gridSpan w:val="2"/>
+            <w:tcBorders>
+              <w:top w:val="single" w:sz="4" w:space="0" w:color="BFBFBF"/>
+              <w:left w:val="single" w:sz="4" w:space="0" w:color="BFBFBF"/>
+              <w:bottom w:val="single" w:sz="4" w:space="0" w:color="BFBFBF"/>
+              <w:right w:val="single" w:sz="4" w:space="0" w:color="BFBFBF"/>
+            </w:tcBorders>
             <w:shd w:val="clear" w:color="auto" w:fill="600000"/>
             <w:vAlign w:val="center"/>
           </w:tcPr>
@@ -11193,6 +11652,12 @@
           <w:tcPr>
             <w:tcW w:w="2500" w:type="pct"/>
             <w:gridSpan w:val="2"/>
+            <w:tcBorders>
+              <w:top w:val="single" w:sz="4" w:space="0" w:color="BFBFBF"/>
+              <w:left w:val="single" w:sz="4" w:space="0" w:color="BFBFBF"/>
+              <w:bottom w:val="single" w:sz="4" w:space="0" w:color="BFBFBF"/>
+              <w:right w:val="single" w:sz="4" w:space="0" w:color="BFBFBF"/>
+            </w:tcBorders>
             <w:shd w:val="clear" w:color="auto" w:fill="600000"/>
             <w:vAlign w:val="center"/>
           </w:tcPr>
@@ -11214,6 +11679,12 @@
           <w:tcPr>
             <w:tcW w:w="2500" w:type="pct"/>
             <w:gridSpan w:val="2"/>
+            <w:tcBorders>
+              <w:top w:val="single" w:sz="4" w:space="0" w:color="BFBFBF"/>
+              <w:left w:val="single" w:sz="4" w:space="0" w:color="BFBFBF"/>
+              <w:bottom w:val="single" w:sz="4" w:space="0" w:color="BFBFBF"/>
+              <w:right w:val="single" w:sz="4" w:space="0" w:color="BFBFBF"/>
+            </w:tcBorders>
             <w:vAlign w:val="center"/>
           </w:tcPr>
           <w:p>
@@ -11247,6 +11718,12 @@
           <w:tcPr>
             <w:tcW w:w="2500" w:type="pct"/>
             <w:gridSpan w:val="2"/>
+            <w:tcBorders>
+              <w:top w:val="single" w:sz="4" w:space="0" w:color="BFBFBF"/>
+              <w:left w:val="single" w:sz="4" w:space="0" w:color="BFBFBF"/>
+              <w:bottom w:val="single" w:sz="4" w:space="0" w:color="BFBFBF"/>
+              <w:right w:val="single" w:sz="4" w:space="0" w:color="BFBFBF"/>
+            </w:tcBorders>
             <w:vAlign w:val="center"/>
           </w:tcPr>
           <w:p>
@@ -11308,7 +11785,7 @@
     </w:p>
     <w:tbl>
       <w:tblPr>
-        <w:tblStyle w:val="TableGridLight"/>
+        <w:tblStyle w:val="TableGrid"/>
         <w:tblW w:w="5000" w:type="pct"/>
         <w:tblLayout w:type="fixed"/>
         <w:tblLook w:val="04A0" w:firstRow="1" w:lastRow="0" w:firstColumn="1" w:lastColumn="0" w:noHBand="0" w:noVBand="1"/>
@@ -11321,6 +11798,12 @@
         <w:tc>
           <w:tcPr>
             <w:tcW w:w="1287" w:type="pct"/>
+            <w:tcBorders>
+              <w:top w:val="single" w:sz="4" w:space="0" w:color="BFBFBF"/>
+              <w:left w:val="single" w:sz="4" w:space="0" w:color="BFBFBF"/>
+              <w:bottom w:val="single" w:sz="4" w:space="0" w:color="BFBFBF"/>
+              <w:right w:val="single" w:sz="4" w:space="0" w:color="BFBFBF"/>
+            </w:tcBorders>
             <w:shd w:val="clear" w:color="auto" w:fill="600000"/>
             <w:vAlign w:val="center"/>
           </w:tcPr>
@@ -11337,6 +11820,12 @@
         <w:tc>
           <w:tcPr>
             <w:tcW w:w="3713" w:type="pct"/>
+            <w:tcBorders>
+              <w:top w:val="single" w:sz="4" w:space="0" w:color="BFBFBF"/>
+              <w:left w:val="single" w:sz="4" w:space="0" w:color="BFBFBF"/>
+              <w:bottom w:val="single" w:sz="4" w:space="0" w:color="BFBFBF"/>
+              <w:right w:val="single" w:sz="4" w:space="0" w:color="BFBFBF"/>
+            </w:tcBorders>
             <w:shd w:val="clear" w:color="auto" w:fill="600000"/>
             <w:vAlign w:val="center"/>
           </w:tcPr>
@@ -11355,6 +11844,12 @@
         <w:tc>
           <w:tcPr>
             <w:tcW w:w="1287" w:type="pct"/>
+            <w:tcBorders>
+              <w:top w:val="single" w:sz="4" w:space="0" w:color="BFBFBF"/>
+              <w:left w:val="single" w:sz="4" w:space="0" w:color="BFBFBF"/>
+              <w:bottom w:val="single" w:sz="4" w:space="0" w:color="BFBFBF"/>
+              <w:right w:val="single" w:sz="4" w:space="0" w:color="BFBFBF"/>
+            </w:tcBorders>
             <w:vAlign w:val="center"/>
           </w:tcPr>
           <w:p>
@@ -11376,6 +11871,12 @@
         <w:tc>
           <w:tcPr>
             <w:tcW w:w="3713" w:type="pct"/>
+            <w:tcBorders>
+              <w:top w:val="single" w:sz="4" w:space="0" w:color="BFBFBF"/>
+              <w:left w:val="single" w:sz="4" w:space="0" w:color="BFBFBF"/>
+              <w:bottom w:val="single" w:sz="4" w:space="0" w:color="BFBFBF"/>
+              <w:right w:val="single" w:sz="4" w:space="0" w:color="BFBFBF"/>
+            </w:tcBorders>
             <w:vAlign w:val="center"/>
           </w:tcPr>
           <w:p>
@@ -11399,6 +11900,12 @@
         <w:tc>
           <w:tcPr>
             <w:tcW w:w="1287" w:type="pct"/>
+            <w:tcBorders>
+              <w:top w:val="single" w:sz="4" w:space="0" w:color="BFBFBF"/>
+              <w:left w:val="single" w:sz="4" w:space="0" w:color="BFBFBF"/>
+              <w:bottom w:val="single" w:sz="4" w:space="0" w:color="BFBFBF"/>
+              <w:right w:val="single" w:sz="4" w:space="0" w:color="BFBFBF"/>
+            </w:tcBorders>
             <w:vAlign w:val="center"/>
           </w:tcPr>
           <w:p>
@@ -11420,6 +11927,12 @@
         <w:tc>
           <w:tcPr>
             <w:tcW w:w="3713" w:type="pct"/>
+            <w:tcBorders>
+              <w:top w:val="single" w:sz="4" w:space="0" w:color="BFBFBF"/>
+              <w:left w:val="single" w:sz="4" w:space="0" w:color="BFBFBF"/>
+              <w:bottom w:val="single" w:sz="4" w:space="0" w:color="BFBFBF"/>
+              <w:right w:val="single" w:sz="4" w:space="0" w:color="BFBFBF"/>
+            </w:tcBorders>
             <w:vAlign w:val="center"/>
           </w:tcPr>
           <w:p>
@@ -11562,7 +12075,7 @@
     </w:p>
     <w:tbl>
       <w:tblPr>
-        <w:tblStyle w:val="TableGridLight"/>
+        <w:tblStyle w:val="TableGrid"/>
         <w:tblW w:w="5000" w:type="pct"/>
         <w:tblLayout w:type="fixed"/>
         <w:tblLook w:val="04A0" w:firstRow="1" w:lastRow="0" w:firstColumn="1" w:lastColumn="0" w:noHBand="0" w:noVBand="1"/>
@@ -11578,6 +12091,12 @@
         <w:tc>
           <w:tcPr>
             <w:tcW w:w="1513" w:type="pct"/>
+            <w:tcBorders>
+              <w:top w:val="single" w:sz="4" w:space="0" w:color="BFBFBF"/>
+              <w:left w:val="single" w:sz="4" w:space="0" w:color="BFBFBF"/>
+              <w:bottom w:val="single" w:sz="4" w:space="0" w:color="BFBFBF"/>
+              <w:right w:val="single" w:sz="4" w:space="0" w:color="BFBFBF"/>
+            </w:tcBorders>
             <w:shd w:val="clear" w:color="auto" w:fill="600000"/>
             <w:vAlign w:val="center"/>
           </w:tcPr>
@@ -11602,6 +12121,12 @@
         <w:tc>
           <w:tcPr>
             <w:tcW w:w="3487" w:type="pct"/>
+            <w:tcBorders>
+              <w:top w:val="single" w:sz="4" w:space="0" w:color="BFBFBF"/>
+              <w:left w:val="single" w:sz="4" w:space="0" w:color="BFBFBF"/>
+              <w:bottom w:val="single" w:sz="4" w:space="0" w:color="BFBFBF"/>
+              <w:right w:val="single" w:sz="4" w:space="0" w:color="BFBFBF"/>
+            </w:tcBorders>
             <w:shd w:val="clear" w:color="auto" w:fill="600000"/>
             <w:vAlign w:val="center"/>
           </w:tcPr>
@@ -11634,6 +12159,12 @@
         <w:tc>
           <w:tcPr>
             <w:tcW w:w="1513" w:type="pct"/>
+            <w:tcBorders>
+              <w:top w:val="single" w:sz="4" w:space="0" w:color="BFBFBF"/>
+              <w:left w:val="single" w:sz="4" w:space="0" w:color="BFBFBF"/>
+              <w:bottom w:val="single" w:sz="4" w:space="0" w:color="BFBFBF"/>
+              <w:right w:val="single" w:sz="4" w:space="0" w:color="BFBFBF"/>
+            </w:tcBorders>
             <w:vAlign w:val="center"/>
           </w:tcPr>
           <w:p>
@@ -11661,6 +12192,12 @@
         <w:tc>
           <w:tcPr>
             <w:tcW w:w="3487" w:type="pct"/>
+            <w:tcBorders>
+              <w:top w:val="single" w:sz="4" w:space="0" w:color="BFBFBF"/>
+              <w:left w:val="single" w:sz="4" w:space="0" w:color="BFBFBF"/>
+              <w:bottom w:val="single" w:sz="4" w:space="0" w:color="BFBFBF"/>
+              <w:right w:val="single" w:sz="4" w:space="0" w:color="BFBFBF"/>
+            </w:tcBorders>
             <w:vAlign w:val="center"/>
           </w:tcPr>
           <w:p>
@@ -11688,6 +12225,12 @@
         <w:tc>
           <w:tcPr>
             <w:tcW w:w="1513" w:type="pct"/>
+            <w:tcBorders>
+              <w:top w:val="single" w:sz="4" w:space="0" w:color="BFBFBF"/>
+              <w:left w:val="single" w:sz="4" w:space="0" w:color="BFBFBF"/>
+              <w:bottom w:val="single" w:sz="4" w:space="0" w:color="BFBFBF"/>
+              <w:right w:val="single" w:sz="4" w:space="0" w:color="BFBFBF"/>
+            </w:tcBorders>
             <w:vAlign w:val="center"/>
           </w:tcPr>
           <w:p>
@@ -11715,6 +12258,12 @@
         <w:tc>
           <w:tcPr>
             <w:tcW w:w="3487" w:type="pct"/>
+            <w:tcBorders>
+              <w:top w:val="single" w:sz="4" w:space="0" w:color="BFBFBF"/>
+              <w:left w:val="single" w:sz="4" w:space="0" w:color="BFBFBF"/>
+              <w:bottom w:val="single" w:sz="4" w:space="0" w:color="BFBFBF"/>
+              <w:right w:val="single" w:sz="4" w:space="0" w:color="BFBFBF"/>
+            </w:tcBorders>
             <w:vAlign w:val="center"/>
           </w:tcPr>
           <w:p>
@@ -11742,6 +12291,12 @@
         <w:tc>
           <w:tcPr>
             <w:tcW w:w="1513" w:type="pct"/>
+            <w:tcBorders>
+              <w:top w:val="single" w:sz="4" w:space="0" w:color="BFBFBF"/>
+              <w:left w:val="single" w:sz="4" w:space="0" w:color="BFBFBF"/>
+              <w:bottom w:val="single" w:sz="4" w:space="0" w:color="BFBFBF"/>
+              <w:right w:val="single" w:sz="4" w:space="0" w:color="BFBFBF"/>
+            </w:tcBorders>
             <w:vAlign w:val="center"/>
           </w:tcPr>
           <w:p>
@@ -11769,6 +12324,12 @@
         <w:tc>
           <w:tcPr>
             <w:tcW w:w="3487" w:type="pct"/>
+            <w:tcBorders>
+              <w:top w:val="single" w:sz="4" w:space="0" w:color="BFBFBF"/>
+              <w:left w:val="single" w:sz="4" w:space="0" w:color="BFBFBF"/>
+              <w:bottom w:val="single" w:sz="4" w:space="0" w:color="BFBFBF"/>
+              <w:right w:val="single" w:sz="4" w:space="0" w:color="BFBFBF"/>
+            </w:tcBorders>
             <w:vAlign w:val="center"/>
           </w:tcPr>
           <w:p>
@@ -11796,6 +12357,12 @@
         <w:tc>
           <w:tcPr>
             <w:tcW w:w="1513" w:type="pct"/>
+            <w:tcBorders>
+              <w:top w:val="single" w:sz="4" w:space="0" w:color="BFBFBF"/>
+              <w:left w:val="single" w:sz="4" w:space="0" w:color="BFBFBF"/>
+              <w:bottom w:val="single" w:sz="4" w:space="0" w:color="BFBFBF"/>
+              <w:right w:val="single" w:sz="4" w:space="0" w:color="BFBFBF"/>
+            </w:tcBorders>
             <w:vAlign w:val="center"/>
           </w:tcPr>
           <w:p>
@@ -11823,6 +12390,12 @@
         <w:tc>
           <w:tcPr>
             <w:tcW w:w="3487" w:type="pct"/>
+            <w:tcBorders>
+              <w:top w:val="single" w:sz="4" w:space="0" w:color="BFBFBF"/>
+              <w:left w:val="single" w:sz="4" w:space="0" w:color="BFBFBF"/>
+              <w:bottom w:val="single" w:sz="4" w:space="0" w:color="BFBFBF"/>
+              <w:right w:val="single" w:sz="4" w:space="0" w:color="BFBFBF"/>
+            </w:tcBorders>
             <w:vAlign w:val="center"/>
           </w:tcPr>
           <w:p>
@@ -11850,6 +12423,12 @@
         <w:tc>
           <w:tcPr>
             <w:tcW w:w="1513" w:type="pct"/>
+            <w:tcBorders>
+              <w:top w:val="single" w:sz="4" w:space="0" w:color="BFBFBF"/>
+              <w:left w:val="single" w:sz="4" w:space="0" w:color="BFBFBF"/>
+              <w:bottom w:val="single" w:sz="4" w:space="0" w:color="BFBFBF"/>
+              <w:right w:val="single" w:sz="4" w:space="0" w:color="BFBFBF"/>
+            </w:tcBorders>
             <w:vAlign w:val="center"/>
           </w:tcPr>
           <w:p>
@@ -11877,6 +12456,12 @@
         <w:tc>
           <w:tcPr>
             <w:tcW w:w="3487" w:type="pct"/>
+            <w:tcBorders>
+              <w:top w:val="single" w:sz="4" w:space="0" w:color="BFBFBF"/>
+              <w:left w:val="single" w:sz="4" w:space="0" w:color="BFBFBF"/>
+              <w:bottom w:val="single" w:sz="4" w:space="0" w:color="BFBFBF"/>
+              <w:right w:val="single" w:sz="4" w:space="0" w:color="BFBFBF"/>
+            </w:tcBorders>
             <w:vAlign w:val="center"/>
           </w:tcPr>
           <w:p>
@@ -11904,6 +12489,12 @@
         <w:tc>
           <w:tcPr>
             <w:tcW w:w="1513" w:type="pct"/>
+            <w:tcBorders>
+              <w:top w:val="single" w:sz="4" w:space="0" w:color="BFBFBF"/>
+              <w:left w:val="single" w:sz="4" w:space="0" w:color="BFBFBF"/>
+              <w:bottom w:val="single" w:sz="4" w:space="0" w:color="BFBFBF"/>
+              <w:right w:val="single" w:sz="4" w:space="0" w:color="BFBFBF"/>
+            </w:tcBorders>
             <w:vAlign w:val="center"/>
           </w:tcPr>
           <w:p>
@@ -11931,6 +12522,12 @@
         <w:tc>
           <w:tcPr>
             <w:tcW w:w="3487" w:type="pct"/>
+            <w:tcBorders>
+              <w:top w:val="single" w:sz="4" w:space="0" w:color="BFBFBF"/>
+              <w:left w:val="single" w:sz="4" w:space="0" w:color="BFBFBF"/>
+              <w:bottom w:val="single" w:sz="4" w:space="0" w:color="BFBFBF"/>
+              <w:right w:val="single" w:sz="4" w:space="0" w:color="BFBFBF"/>
+            </w:tcBorders>
             <w:vAlign w:val="center"/>
           </w:tcPr>
           <w:p>
@@ -12249,7 +12846,7 @@
     </w:p>
     <w:tbl>
       <w:tblPr>
-        <w:tblStyle w:val="TableGridLight"/>
+        <w:tblStyle w:val="TableGrid"/>
         <w:tblW w:w="5000" w:type="pct"/>
         <w:tblLayout w:type="fixed"/>
         <w:tblLook w:val="04A0" w:firstRow="1" w:lastRow="0" w:firstColumn="1" w:lastColumn="0" w:noHBand="0" w:noVBand="1"/>
@@ -12266,6 +12863,12 @@
         <w:tc>
           <w:tcPr>
             <w:tcW w:w="337" w:type="pct"/>
+            <w:tcBorders>
+              <w:top w:val="single" w:sz="4" w:space="0" w:color="BFBFBF"/>
+              <w:left w:val="single" w:sz="4" w:space="0" w:color="BFBFBF"/>
+              <w:bottom w:val="single" w:sz="4" w:space="0" w:color="BFBFBF"/>
+              <w:right w:val="single" w:sz="4" w:space="0" w:color="BFBFBF"/>
+            </w:tcBorders>
             <w:shd w:val="clear" w:color="auto" w:fill="600000"/>
             <w:vAlign w:val="center"/>
           </w:tcPr>
@@ -12293,6 +12896,12 @@
         <w:tc>
           <w:tcPr>
             <w:tcW w:w="3451" w:type="pct"/>
+            <w:tcBorders>
+              <w:top w:val="single" w:sz="4" w:space="0" w:color="BFBFBF"/>
+              <w:left w:val="single" w:sz="4" w:space="0" w:color="BFBFBF"/>
+              <w:bottom w:val="single" w:sz="4" w:space="0" w:color="BFBFBF"/>
+              <w:right w:val="single" w:sz="4" w:space="0" w:color="BFBFBF"/>
+            </w:tcBorders>
             <w:shd w:val="clear" w:color="auto" w:fill="600000"/>
             <w:vAlign w:val="center"/>
           </w:tcPr>
@@ -12317,6 +12926,12 @@
         <w:tc>
           <w:tcPr>
             <w:tcW w:w="1212" w:type="pct"/>
+            <w:tcBorders>
+              <w:top w:val="single" w:sz="4" w:space="0" w:color="BFBFBF"/>
+              <w:left w:val="single" w:sz="4" w:space="0" w:color="BFBFBF"/>
+              <w:bottom w:val="single" w:sz="4" w:space="0" w:color="BFBFBF"/>
+              <w:right w:val="single" w:sz="4" w:space="0" w:color="BFBFBF"/>
+            </w:tcBorders>
             <w:shd w:val="clear" w:color="auto" w:fill="600000"/>
             <w:vAlign w:val="center"/>
           </w:tcPr>
@@ -12346,6 +12961,12 @@
         <w:tc>
           <w:tcPr>
             <w:tcW w:w="337" w:type="pct"/>
+            <w:tcBorders>
+              <w:top w:val="single" w:sz="4" w:space="0" w:color="BFBFBF"/>
+              <w:left w:val="single" w:sz="4" w:space="0" w:color="BFBFBF"/>
+              <w:bottom w:val="single" w:sz="4" w:space="0" w:color="BFBFBF"/>
+              <w:right w:val="single" w:sz="4" w:space="0" w:color="BFBFBF"/>
+            </w:tcBorders>
             <w:vAlign w:val="center"/>
           </w:tcPr>
           <w:p>
@@ -12366,6 +12987,12 @@
         <w:tc>
           <w:tcPr>
             <w:tcW w:w="3451" w:type="pct"/>
+            <w:tcBorders>
+              <w:top w:val="single" w:sz="4" w:space="0" w:color="BFBFBF"/>
+              <w:left w:val="single" w:sz="4" w:space="0" w:color="BFBFBF"/>
+              <w:bottom w:val="single" w:sz="4" w:space="0" w:color="BFBFBF"/>
+              <w:right w:val="single" w:sz="4" w:space="0" w:color="BFBFBF"/>
+            </w:tcBorders>
           </w:tcPr>
           <w:p>
             <w:pPr>
@@ -12400,6 +13027,12 @@
         <w:tc>
           <w:tcPr>
             <w:tcW w:w="1212" w:type="pct"/>
+            <w:tcBorders>
+              <w:top w:val="single" w:sz="4" w:space="0" w:color="BFBFBF"/>
+              <w:left w:val="single" w:sz="4" w:space="0" w:color="BFBFBF"/>
+              <w:bottom w:val="single" w:sz="4" w:space="0" w:color="BFBFBF"/>
+              <w:right w:val="single" w:sz="4" w:space="0" w:color="BFBFBF"/>
+            </w:tcBorders>
             <w:shd w:val="clear" w:color="auto" w:fill="D9D9D9" w:themeFill="background1" w:themeFillShade="D9"/>
             <w:vAlign w:val="center"/>
           </w:tcPr>
@@ -12430,6 +13063,12 @@
         <w:tc>
           <w:tcPr>
             <w:tcW w:w="337" w:type="pct"/>
+            <w:tcBorders>
+              <w:top w:val="single" w:sz="4" w:space="0" w:color="BFBFBF"/>
+              <w:left w:val="single" w:sz="4" w:space="0" w:color="BFBFBF"/>
+              <w:bottom w:val="single" w:sz="4" w:space="0" w:color="BFBFBF"/>
+              <w:right w:val="single" w:sz="4" w:space="0" w:color="BFBFBF"/>
+            </w:tcBorders>
             <w:vAlign w:val="center"/>
           </w:tcPr>
           <w:p>
@@ -12450,6 +13089,12 @@
         <w:tc>
           <w:tcPr>
             <w:tcW w:w="3451" w:type="pct"/>
+            <w:tcBorders>
+              <w:top w:val="single" w:sz="4" w:space="0" w:color="BFBFBF"/>
+              <w:left w:val="single" w:sz="4" w:space="0" w:color="BFBFBF"/>
+              <w:bottom w:val="single" w:sz="4" w:space="0" w:color="BFBFBF"/>
+              <w:right w:val="single" w:sz="4" w:space="0" w:color="BFBFBF"/>
+            </w:tcBorders>
           </w:tcPr>
           <w:p>
             <w:pPr>
@@ -12482,6 +13127,12 @@
         <w:tc>
           <w:tcPr>
             <w:tcW w:w="1212" w:type="pct"/>
+            <w:tcBorders>
+              <w:top w:val="single" w:sz="4" w:space="0" w:color="BFBFBF"/>
+              <w:left w:val="single" w:sz="4" w:space="0" w:color="BFBFBF"/>
+              <w:bottom w:val="single" w:sz="4" w:space="0" w:color="BFBFBF"/>
+              <w:right w:val="single" w:sz="4" w:space="0" w:color="BFBFBF"/>
+            </w:tcBorders>
             <w:shd w:val="clear" w:color="auto" w:fill="92D050"/>
             <w:vAlign w:val="center"/>
           </w:tcPr>
@@ -12512,6 +13163,12 @@
         <w:tc>
           <w:tcPr>
             <w:tcW w:w="337" w:type="pct"/>
+            <w:tcBorders>
+              <w:top w:val="single" w:sz="4" w:space="0" w:color="BFBFBF"/>
+              <w:left w:val="single" w:sz="4" w:space="0" w:color="BFBFBF"/>
+              <w:bottom w:val="single" w:sz="4" w:space="0" w:color="BFBFBF"/>
+              <w:right w:val="single" w:sz="4" w:space="0" w:color="BFBFBF"/>
+            </w:tcBorders>
             <w:vAlign w:val="center"/>
           </w:tcPr>
           <w:p>
@@ -12532,6 +13189,12 @@
         <w:tc>
           <w:tcPr>
             <w:tcW w:w="3451" w:type="pct"/>
+            <w:tcBorders>
+              <w:top w:val="single" w:sz="4" w:space="0" w:color="BFBFBF"/>
+              <w:left w:val="single" w:sz="4" w:space="0" w:color="BFBFBF"/>
+              <w:bottom w:val="single" w:sz="4" w:space="0" w:color="BFBFBF"/>
+              <w:right w:val="single" w:sz="4" w:space="0" w:color="BFBFBF"/>
+            </w:tcBorders>
           </w:tcPr>
           <w:p>
             <w:pPr>
@@ -12558,6 +13221,12 @@
         <w:tc>
           <w:tcPr>
             <w:tcW w:w="1212" w:type="pct"/>
+            <w:tcBorders>
+              <w:top w:val="single" w:sz="4" w:space="0" w:color="BFBFBF"/>
+              <w:left w:val="single" w:sz="4" w:space="0" w:color="BFBFBF"/>
+              <w:bottom w:val="single" w:sz="4" w:space="0" w:color="BFBFBF"/>
+              <w:right w:val="single" w:sz="4" w:space="0" w:color="BFBFBF"/>
+            </w:tcBorders>
             <w:shd w:val="clear" w:color="auto" w:fill="92D050"/>
             <w:vAlign w:val="center"/>
           </w:tcPr>
@@ -12588,6 +13257,12 @@
         <w:tc>
           <w:tcPr>
             <w:tcW w:w="337" w:type="pct"/>
+            <w:tcBorders>
+              <w:top w:val="single" w:sz="4" w:space="0" w:color="BFBFBF"/>
+              <w:left w:val="single" w:sz="4" w:space="0" w:color="BFBFBF"/>
+              <w:bottom w:val="single" w:sz="4" w:space="0" w:color="BFBFBF"/>
+              <w:right w:val="single" w:sz="4" w:space="0" w:color="BFBFBF"/>
+            </w:tcBorders>
             <w:vAlign w:val="center"/>
           </w:tcPr>
           <w:p>
@@ -12608,6 +13283,12 @@
         <w:tc>
           <w:tcPr>
             <w:tcW w:w="3451" w:type="pct"/>
+            <w:tcBorders>
+              <w:top w:val="single" w:sz="4" w:space="0" w:color="BFBFBF"/>
+              <w:left w:val="single" w:sz="4" w:space="0" w:color="BFBFBF"/>
+              <w:bottom w:val="single" w:sz="4" w:space="0" w:color="BFBFBF"/>
+              <w:right w:val="single" w:sz="4" w:space="0" w:color="BFBFBF"/>
+            </w:tcBorders>
           </w:tcPr>
           <w:p>
             <w:pPr>
@@ -12626,6 +13307,12 @@
         <w:tc>
           <w:tcPr>
             <w:tcW w:w="1212" w:type="pct"/>
+            <w:tcBorders>
+              <w:top w:val="single" w:sz="4" w:space="0" w:color="BFBFBF"/>
+              <w:left w:val="single" w:sz="4" w:space="0" w:color="BFBFBF"/>
+              <w:bottom w:val="single" w:sz="4" w:space="0" w:color="BFBFBF"/>
+              <w:right w:val="single" w:sz="4" w:space="0" w:color="BFBFBF"/>
+            </w:tcBorders>
             <w:shd w:val="clear" w:color="auto" w:fill="92D050"/>
             <w:vAlign w:val="center"/>
           </w:tcPr>
@@ -12656,6 +13343,12 @@
         <w:tc>
           <w:tcPr>
             <w:tcW w:w="337" w:type="pct"/>
+            <w:tcBorders>
+              <w:top w:val="single" w:sz="4" w:space="0" w:color="BFBFBF"/>
+              <w:left w:val="single" w:sz="4" w:space="0" w:color="BFBFBF"/>
+              <w:bottom w:val="single" w:sz="4" w:space="0" w:color="BFBFBF"/>
+              <w:right w:val="single" w:sz="4" w:space="0" w:color="BFBFBF"/>
+            </w:tcBorders>
             <w:vAlign w:val="center"/>
           </w:tcPr>
           <w:p>
@@ -12676,6 +13369,12 @@
         <w:tc>
           <w:tcPr>
             <w:tcW w:w="3451" w:type="pct"/>
+            <w:tcBorders>
+              <w:top w:val="single" w:sz="4" w:space="0" w:color="BFBFBF"/>
+              <w:left w:val="single" w:sz="4" w:space="0" w:color="BFBFBF"/>
+              <w:bottom w:val="single" w:sz="4" w:space="0" w:color="BFBFBF"/>
+              <w:right w:val="single" w:sz="4" w:space="0" w:color="BFBFBF"/>
+            </w:tcBorders>
           </w:tcPr>
           <w:p>
             <w:pPr>
@@ -12702,6 +13401,12 @@
         <w:tc>
           <w:tcPr>
             <w:tcW w:w="1212" w:type="pct"/>
+            <w:tcBorders>
+              <w:top w:val="single" w:sz="4" w:space="0" w:color="BFBFBF"/>
+              <w:left w:val="single" w:sz="4" w:space="0" w:color="BFBFBF"/>
+              <w:bottom w:val="single" w:sz="4" w:space="0" w:color="BFBFBF"/>
+              <w:right w:val="single" w:sz="4" w:space="0" w:color="BFBFBF"/>
+            </w:tcBorders>
             <w:shd w:val="clear" w:color="auto" w:fill="92D050"/>
             <w:vAlign w:val="center"/>
           </w:tcPr>
@@ -12732,6 +13437,12 @@
         <w:tc>
           <w:tcPr>
             <w:tcW w:w="337" w:type="pct"/>
+            <w:tcBorders>
+              <w:top w:val="single" w:sz="4" w:space="0" w:color="BFBFBF"/>
+              <w:left w:val="single" w:sz="4" w:space="0" w:color="BFBFBF"/>
+              <w:bottom w:val="single" w:sz="4" w:space="0" w:color="BFBFBF"/>
+              <w:right w:val="single" w:sz="4" w:space="0" w:color="BFBFBF"/>
+            </w:tcBorders>
             <w:vAlign w:val="center"/>
           </w:tcPr>
           <w:p>
@@ -12752,6 +13463,12 @@
         <w:tc>
           <w:tcPr>
             <w:tcW w:w="3451" w:type="pct"/>
+            <w:tcBorders>
+              <w:top w:val="single" w:sz="4" w:space="0" w:color="BFBFBF"/>
+              <w:left w:val="single" w:sz="4" w:space="0" w:color="BFBFBF"/>
+              <w:bottom w:val="single" w:sz="4" w:space="0" w:color="BFBFBF"/>
+              <w:right w:val="single" w:sz="4" w:space="0" w:color="BFBFBF"/>
+            </w:tcBorders>
           </w:tcPr>
           <w:p>
             <w:pPr>
@@ -12770,6 +13487,12 @@
         <w:tc>
           <w:tcPr>
             <w:tcW w:w="1212" w:type="pct"/>
+            <w:tcBorders>
+              <w:top w:val="single" w:sz="4" w:space="0" w:color="BFBFBF"/>
+              <w:left w:val="single" w:sz="4" w:space="0" w:color="BFBFBF"/>
+              <w:bottom w:val="single" w:sz="4" w:space="0" w:color="BFBFBF"/>
+              <w:right w:val="single" w:sz="4" w:space="0" w:color="BFBFBF"/>
+            </w:tcBorders>
             <w:shd w:val="clear" w:color="auto" w:fill="C00000"/>
             <w:vAlign w:val="center"/>
           </w:tcPr>
@@ -12800,6 +13523,12 @@
         <w:tc>
           <w:tcPr>
             <w:tcW w:w="337" w:type="pct"/>
+            <w:tcBorders>
+              <w:top w:val="single" w:sz="4" w:space="0" w:color="BFBFBF"/>
+              <w:left w:val="single" w:sz="4" w:space="0" w:color="BFBFBF"/>
+              <w:bottom w:val="single" w:sz="4" w:space="0" w:color="BFBFBF"/>
+              <w:right w:val="single" w:sz="4" w:space="0" w:color="BFBFBF"/>
+            </w:tcBorders>
             <w:vAlign w:val="center"/>
           </w:tcPr>
           <w:p>
@@ -12820,6 +13549,12 @@
         <w:tc>
           <w:tcPr>
             <w:tcW w:w="3451" w:type="pct"/>
+            <w:tcBorders>
+              <w:top w:val="single" w:sz="4" w:space="0" w:color="BFBFBF"/>
+              <w:left w:val="single" w:sz="4" w:space="0" w:color="BFBFBF"/>
+              <w:bottom w:val="single" w:sz="4" w:space="0" w:color="BFBFBF"/>
+              <w:right w:val="single" w:sz="4" w:space="0" w:color="BFBFBF"/>
+            </w:tcBorders>
           </w:tcPr>
           <w:p>
             <w:pPr>
@@ -12838,6 +13573,12 @@
         <w:tc>
           <w:tcPr>
             <w:tcW w:w="1212" w:type="pct"/>
+            <w:tcBorders>
+              <w:top w:val="single" w:sz="4" w:space="0" w:color="BFBFBF"/>
+              <w:left w:val="single" w:sz="4" w:space="0" w:color="BFBFBF"/>
+              <w:bottom w:val="single" w:sz="4" w:space="0" w:color="BFBFBF"/>
+              <w:right w:val="single" w:sz="4" w:space="0" w:color="BFBFBF"/>
+            </w:tcBorders>
             <w:shd w:val="clear" w:color="auto" w:fill="92D050"/>
             <w:vAlign w:val="center"/>
           </w:tcPr>
@@ -12868,6 +13609,12 @@
         <w:tc>
           <w:tcPr>
             <w:tcW w:w="337" w:type="pct"/>
+            <w:tcBorders>
+              <w:top w:val="single" w:sz="4" w:space="0" w:color="BFBFBF"/>
+              <w:left w:val="single" w:sz="4" w:space="0" w:color="BFBFBF"/>
+              <w:bottom w:val="single" w:sz="4" w:space="0" w:color="BFBFBF"/>
+              <w:right w:val="single" w:sz="4" w:space="0" w:color="BFBFBF"/>
+            </w:tcBorders>
             <w:vAlign w:val="center"/>
           </w:tcPr>
           <w:p>
@@ -12888,6 +13635,12 @@
         <w:tc>
           <w:tcPr>
             <w:tcW w:w="3451" w:type="pct"/>
+            <w:tcBorders>
+              <w:top w:val="single" w:sz="4" w:space="0" w:color="BFBFBF"/>
+              <w:left w:val="single" w:sz="4" w:space="0" w:color="BFBFBF"/>
+              <w:bottom w:val="single" w:sz="4" w:space="0" w:color="BFBFBF"/>
+              <w:right w:val="single" w:sz="4" w:space="0" w:color="BFBFBF"/>
+            </w:tcBorders>
           </w:tcPr>
           <w:p>
             <w:pPr>
@@ -12906,6 +13659,12 @@
         <w:tc>
           <w:tcPr>
             <w:tcW w:w="1212" w:type="pct"/>
+            <w:tcBorders>
+              <w:top w:val="single" w:sz="4" w:space="0" w:color="BFBFBF"/>
+              <w:left w:val="single" w:sz="4" w:space="0" w:color="BFBFBF"/>
+              <w:bottom w:val="single" w:sz="4" w:space="0" w:color="BFBFBF"/>
+              <w:right w:val="single" w:sz="4" w:space="0" w:color="BFBFBF"/>
+            </w:tcBorders>
             <w:shd w:val="clear" w:color="auto" w:fill="C00000"/>
             <w:vAlign w:val="center"/>
           </w:tcPr>
@@ -12936,6 +13695,12 @@
         <w:tc>
           <w:tcPr>
             <w:tcW w:w="337" w:type="pct"/>
+            <w:tcBorders>
+              <w:top w:val="single" w:sz="4" w:space="0" w:color="BFBFBF"/>
+              <w:left w:val="single" w:sz="4" w:space="0" w:color="BFBFBF"/>
+              <w:bottom w:val="single" w:sz="4" w:space="0" w:color="BFBFBF"/>
+              <w:right w:val="single" w:sz="4" w:space="0" w:color="BFBFBF"/>
+            </w:tcBorders>
             <w:vAlign w:val="center"/>
           </w:tcPr>
           <w:p>
@@ -12956,6 +13721,12 @@
         <w:tc>
           <w:tcPr>
             <w:tcW w:w="3451" w:type="pct"/>
+            <w:tcBorders>
+              <w:top w:val="single" w:sz="4" w:space="0" w:color="BFBFBF"/>
+              <w:left w:val="single" w:sz="4" w:space="0" w:color="BFBFBF"/>
+              <w:bottom w:val="single" w:sz="4" w:space="0" w:color="BFBFBF"/>
+              <w:right w:val="single" w:sz="4" w:space="0" w:color="BFBFBF"/>
+            </w:tcBorders>
           </w:tcPr>
           <w:p>
             <w:pPr>
@@ -12974,6 +13745,12 @@
         <w:tc>
           <w:tcPr>
             <w:tcW w:w="1212" w:type="pct"/>
+            <w:tcBorders>
+              <w:top w:val="single" w:sz="4" w:space="0" w:color="BFBFBF"/>
+              <w:left w:val="single" w:sz="4" w:space="0" w:color="BFBFBF"/>
+              <w:bottom w:val="single" w:sz="4" w:space="0" w:color="BFBFBF"/>
+              <w:right w:val="single" w:sz="4" w:space="0" w:color="BFBFBF"/>
+            </w:tcBorders>
             <w:shd w:val="clear" w:color="auto" w:fill="92D050"/>
             <w:vAlign w:val="center"/>
           </w:tcPr>
@@ -13004,6 +13781,12 @@
         <w:tc>
           <w:tcPr>
             <w:tcW w:w="337" w:type="pct"/>
+            <w:tcBorders>
+              <w:top w:val="single" w:sz="4" w:space="0" w:color="BFBFBF"/>
+              <w:left w:val="single" w:sz="4" w:space="0" w:color="BFBFBF"/>
+              <w:bottom w:val="single" w:sz="4" w:space="0" w:color="BFBFBF"/>
+              <w:right w:val="single" w:sz="4" w:space="0" w:color="BFBFBF"/>
+            </w:tcBorders>
             <w:vAlign w:val="center"/>
           </w:tcPr>
           <w:p>
@@ -13024,6 +13807,12 @@
         <w:tc>
           <w:tcPr>
             <w:tcW w:w="3451" w:type="pct"/>
+            <w:tcBorders>
+              <w:top w:val="single" w:sz="4" w:space="0" w:color="BFBFBF"/>
+              <w:left w:val="single" w:sz="4" w:space="0" w:color="BFBFBF"/>
+              <w:bottom w:val="single" w:sz="4" w:space="0" w:color="BFBFBF"/>
+              <w:right w:val="single" w:sz="4" w:space="0" w:color="BFBFBF"/>
+            </w:tcBorders>
           </w:tcPr>
           <w:p>
             <w:pPr>
@@ -13042,6 +13831,12 @@
         <w:tc>
           <w:tcPr>
             <w:tcW w:w="1212" w:type="pct"/>
+            <w:tcBorders>
+              <w:top w:val="single" w:sz="4" w:space="0" w:color="BFBFBF"/>
+              <w:left w:val="single" w:sz="4" w:space="0" w:color="BFBFBF"/>
+              <w:bottom w:val="single" w:sz="4" w:space="0" w:color="BFBFBF"/>
+              <w:right w:val="single" w:sz="4" w:space="0" w:color="BFBFBF"/>
+            </w:tcBorders>
             <w:shd w:val="clear" w:color="auto" w:fill="92D050"/>
             <w:vAlign w:val="center"/>
           </w:tcPr>
@@ -13072,6 +13867,12 @@
         <w:tc>
           <w:tcPr>
             <w:tcW w:w="337" w:type="pct"/>
+            <w:tcBorders>
+              <w:top w:val="single" w:sz="4" w:space="0" w:color="BFBFBF"/>
+              <w:left w:val="single" w:sz="4" w:space="0" w:color="BFBFBF"/>
+              <w:bottom w:val="single" w:sz="4" w:space="0" w:color="BFBFBF"/>
+              <w:right w:val="single" w:sz="4" w:space="0" w:color="BFBFBF"/>
+            </w:tcBorders>
             <w:vAlign w:val="center"/>
           </w:tcPr>
           <w:p>
@@ -13092,6 +13893,12 @@
         <w:tc>
           <w:tcPr>
             <w:tcW w:w="3451" w:type="pct"/>
+            <w:tcBorders>
+              <w:top w:val="single" w:sz="4" w:space="0" w:color="BFBFBF"/>
+              <w:left w:val="single" w:sz="4" w:space="0" w:color="BFBFBF"/>
+              <w:bottom w:val="single" w:sz="4" w:space="0" w:color="BFBFBF"/>
+              <w:right w:val="single" w:sz="4" w:space="0" w:color="BFBFBF"/>
+            </w:tcBorders>
           </w:tcPr>
           <w:p>
             <w:pPr>
@@ -13110,6 +13917,12 @@
         <w:tc>
           <w:tcPr>
             <w:tcW w:w="1212" w:type="pct"/>
+            <w:tcBorders>
+              <w:top w:val="single" w:sz="4" w:space="0" w:color="BFBFBF"/>
+              <w:left w:val="single" w:sz="4" w:space="0" w:color="BFBFBF"/>
+              <w:bottom w:val="single" w:sz="4" w:space="0" w:color="BFBFBF"/>
+              <w:right w:val="single" w:sz="4" w:space="0" w:color="BFBFBF"/>
+            </w:tcBorders>
             <w:shd w:val="clear" w:color="auto" w:fill="92D050"/>
             <w:vAlign w:val="center"/>
           </w:tcPr>
@@ -13140,6 +13953,12 @@
         <w:tc>
           <w:tcPr>
             <w:tcW w:w="337" w:type="pct"/>
+            <w:tcBorders>
+              <w:top w:val="single" w:sz="4" w:space="0" w:color="BFBFBF"/>
+              <w:left w:val="single" w:sz="4" w:space="0" w:color="BFBFBF"/>
+              <w:bottom w:val="single" w:sz="4" w:space="0" w:color="BFBFBF"/>
+              <w:right w:val="single" w:sz="4" w:space="0" w:color="BFBFBF"/>
+            </w:tcBorders>
             <w:vAlign w:val="center"/>
           </w:tcPr>
           <w:p>
@@ -13160,6 +13979,12 @@
         <w:tc>
           <w:tcPr>
             <w:tcW w:w="3451" w:type="pct"/>
+            <w:tcBorders>
+              <w:top w:val="single" w:sz="4" w:space="0" w:color="BFBFBF"/>
+              <w:left w:val="single" w:sz="4" w:space="0" w:color="BFBFBF"/>
+              <w:bottom w:val="single" w:sz="4" w:space="0" w:color="BFBFBF"/>
+              <w:right w:val="single" w:sz="4" w:space="0" w:color="BFBFBF"/>
+            </w:tcBorders>
           </w:tcPr>
           <w:p>
             <w:pPr>
@@ -13191,6 +14016,12 @@
         <w:tc>
           <w:tcPr>
             <w:tcW w:w="1212" w:type="pct"/>
+            <w:tcBorders>
+              <w:top w:val="single" w:sz="4" w:space="0" w:color="BFBFBF"/>
+              <w:left w:val="single" w:sz="4" w:space="0" w:color="BFBFBF"/>
+              <w:bottom w:val="single" w:sz="4" w:space="0" w:color="BFBFBF"/>
+              <w:right w:val="single" w:sz="4" w:space="0" w:color="BFBFBF"/>
+            </w:tcBorders>
             <w:shd w:val="clear" w:color="auto" w:fill="92D050"/>
             <w:vAlign w:val="center"/>
           </w:tcPr>
@@ -13221,6 +14052,12 @@
         <w:tc>
           <w:tcPr>
             <w:tcW w:w="337" w:type="pct"/>
+            <w:tcBorders>
+              <w:top w:val="single" w:sz="4" w:space="0" w:color="BFBFBF"/>
+              <w:left w:val="single" w:sz="4" w:space="0" w:color="BFBFBF"/>
+              <w:bottom w:val="single" w:sz="4" w:space="0" w:color="BFBFBF"/>
+              <w:right w:val="single" w:sz="4" w:space="0" w:color="BFBFBF"/>
+            </w:tcBorders>
             <w:vAlign w:val="center"/>
           </w:tcPr>
           <w:p>
@@ -13241,6 +14078,12 @@
         <w:tc>
           <w:tcPr>
             <w:tcW w:w="3451" w:type="pct"/>
+            <w:tcBorders>
+              <w:top w:val="single" w:sz="4" w:space="0" w:color="BFBFBF"/>
+              <w:left w:val="single" w:sz="4" w:space="0" w:color="BFBFBF"/>
+              <w:bottom w:val="single" w:sz="4" w:space="0" w:color="BFBFBF"/>
+              <w:right w:val="single" w:sz="4" w:space="0" w:color="BFBFBF"/>
+            </w:tcBorders>
           </w:tcPr>
           <w:p>
             <w:pPr>
@@ -13259,6 +14102,12 @@
         <w:tc>
           <w:tcPr>
             <w:tcW w:w="1212" w:type="pct"/>
+            <w:tcBorders>
+              <w:top w:val="single" w:sz="4" w:space="0" w:color="BFBFBF"/>
+              <w:left w:val="single" w:sz="4" w:space="0" w:color="BFBFBF"/>
+              <w:bottom w:val="single" w:sz="4" w:space="0" w:color="BFBFBF"/>
+              <w:right w:val="single" w:sz="4" w:space="0" w:color="BFBFBF"/>
+            </w:tcBorders>
             <w:shd w:val="clear" w:color="auto" w:fill="92D050"/>
             <w:vAlign w:val="center"/>
           </w:tcPr>
@@ -13289,6 +14138,12 @@
         <w:tc>
           <w:tcPr>
             <w:tcW w:w="337" w:type="pct"/>
+            <w:tcBorders>
+              <w:top w:val="single" w:sz="4" w:space="0" w:color="BFBFBF"/>
+              <w:left w:val="single" w:sz="4" w:space="0" w:color="BFBFBF"/>
+              <w:bottom w:val="single" w:sz="4" w:space="0" w:color="BFBFBF"/>
+              <w:right w:val="single" w:sz="4" w:space="0" w:color="BFBFBF"/>
+            </w:tcBorders>
             <w:vAlign w:val="center"/>
           </w:tcPr>
           <w:p>
@@ -13309,6 +14164,12 @@
         <w:tc>
           <w:tcPr>
             <w:tcW w:w="3451" w:type="pct"/>
+            <w:tcBorders>
+              <w:top w:val="single" w:sz="4" w:space="0" w:color="BFBFBF"/>
+              <w:left w:val="single" w:sz="4" w:space="0" w:color="BFBFBF"/>
+              <w:bottom w:val="single" w:sz="4" w:space="0" w:color="BFBFBF"/>
+              <w:right w:val="single" w:sz="4" w:space="0" w:color="BFBFBF"/>
+            </w:tcBorders>
           </w:tcPr>
           <w:p>
             <w:pPr>
@@ -13327,6 +14188,12 @@
         <w:tc>
           <w:tcPr>
             <w:tcW w:w="1212" w:type="pct"/>
+            <w:tcBorders>
+              <w:top w:val="single" w:sz="4" w:space="0" w:color="BFBFBF"/>
+              <w:left w:val="single" w:sz="4" w:space="0" w:color="BFBFBF"/>
+              <w:bottom w:val="single" w:sz="4" w:space="0" w:color="BFBFBF"/>
+              <w:right w:val="single" w:sz="4" w:space="0" w:color="BFBFBF"/>
+            </w:tcBorders>
             <w:shd w:val="clear" w:color="auto" w:fill="92D050"/>
             <w:vAlign w:val="center"/>
           </w:tcPr>
@@ -13357,6 +14224,12 @@
         <w:tc>
           <w:tcPr>
             <w:tcW w:w="337" w:type="pct"/>
+            <w:tcBorders>
+              <w:top w:val="single" w:sz="4" w:space="0" w:color="BFBFBF"/>
+              <w:left w:val="single" w:sz="4" w:space="0" w:color="BFBFBF"/>
+              <w:bottom w:val="single" w:sz="4" w:space="0" w:color="BFBFBF"/>
+              <w:right w:val="single" w:sz="4" w:space="0" w:color="BFBFBF"/>
+            </w:tcBorders>
             <w:vAlign w:val="center"/>
           </w:tcPr>
           <w:p>
@@ -13377,6 +14250,12 @@
         <w:tc>
           <w:tcPr>
             <w:tcW w:w="3451" w:type="pct"/>
+            <w:tcBorders>
+              <w:top w:val="single" w:sz="4" w:space="0" w:color="BFBFBF"/>
+              <w:left w:val="single" w:sz="4" w:space="0" w:color="BFBFBF"/>
+              <w:bottom w:val="single" w:sz="4" w:space="0" w:color="BFBFBF"/>
+              <w:right w:val="single" w:sz="4" w:space="0" w:color="BFBFBF"/>
+            </w:tcBorders>
           </w:tcPr>
           <w:p>
             <w:pPr>
@@ -13403,6 +14282,12 @@
         <w:tc>
           <w:tcPr>
             <w:tcW w:w="1212" w:type="pct"/>
+            <w:tcBorders>
+              <w:top w:val="single" w:sz="4" w:space="0" w:color="BFBFBF"/>
+              <w:left w:val="single" w:sz="4" w:space="0" w:color="BFBFBF"/>
+              <w:bottom w:val="single" w:sz="4" w:space="0" w:color="BFBFBF"/>
+              <w:right w:val="single" w:sz="4" w:space="0" w:color="BFBFBF"/>
+            </w:tcBorders>
             <w:shd w:val="clear" w:color="auto" w:fill="92D050"/>
             <w:vAlign w:val="center"/>
           </w:tcPr>
@@ -13433,6 +14318,12 @@
         <w:tc>
           <w:tcPr>
             <w:tcW w:w="337" w:type="pct"/>
+            <w:tcBorders>
+              <w:top w:val="single" w:sz="4" w:space="0" w:color="BFBFBF"/>
+              <w:left w:val="single" w:sz="4" w:space="0" w:color="BFBFBF"/>
+              <w:bottom w:val="single" w:sz="4" w:space="0" w:color="BFBFBF"/>
+              <w:right w:val="single" w:sz="4" w:space="0" w:color="BFBFBF"/>
+            </w:tcBorders>
             <w:vAlign w:val="center"/>
           </w:tcPr>
           <w:p>
@@ -13453,6 +14344,12 @@
         <w:tc>
           <w:tcPr>
             <w:tcW w:w="3451" w:type="pct"/>
+            <w:tcBorders>
+              <w:top w:val="single" w:sz="4" w:space="0" w:color="BFBFBF"/>
+              <w:left w:val="single" w:sz="4" w:space="0" w:color="BFBFBF"/>
+              <w:bottom w:val="single" w:sz="4" w:space="0" w:color="BFBFBF"/>
+              <w:right w:val="single" w:sz="4" w:space="0" w:color="BFBFBF"/>
+            </w:tcBorders>
           </w:tcPr>
           <w:p>
             <w:pPr>
@@ -13479,6 +14376,12 @@
         <w:tc>
           <w:tcPr>
             <w:tcW w:w="1212" w:type="pct"/>
+            <w:tcBorders>
+              <w:top w:val="single" w:sz="4" w:space="0" w:color="BFBFBF"/>
+              <w:left w:val="single" w:sz="4" w:space="0" w:color="BFBFBF"/>
+              <w:bottom w:val="single" w:sz="4" w:space="0" w:color="BFBFBF"/>
+              <w:right w:val="single" w:sz="4" w:space="0" w:color="BFBFBF"/>
+            </w:tcBorders>
             <w:shd w:val="clear" w:color="auto" w:fill="92D050"/>
             <w:vAlign w:val="center"/>
           </w:tcPr>
@@ -13509,6 +14412,12 @@
         <w:tc>
           <w:tcPr>
             <w:tcW w:w="337" w:type="pct"/>
+            <w:tcBorders>
+              <w:top w:val="single" w:sz="4" w:space="0" w:color="BFBFBF"/>
+              <w:left w:val="single" w:sz="4" w:space="0" w:color="BFBFBF"/>
+              <w:bottom w:val="single" w:sz="4" w:space="0" w:color="BFBFBF"/>
+              <w:right w:val="single" w:sz="4" w:space="0" w:color="BFBFBF"/>
+            </w:tcBorders>
             <w:vAlign w:val="center"/>
           </w:tcPr>
           <w:p>
@@ -13529,6 +14438,12 @@
         <w:tc>
           <w:tcPr>
             <w:tcW w:w="3451" w:type="pct"/>
+            <w:tcBorders>
+              <w:top w:val="single" w:sz="4" w:space="0" w:color="BFBFBF"/>
+              <w:left w:val="single" w:sz="4" w:space="0" w:color="BFBFBF"/>
+              <w:bottom w:val="single" w:sz="4" w:space="0" w:color="BFBFBF"/>
+              <w:right w:val="single" w:sz="4" w:space="0" w:color="BFBFBF"/>
+            </w:tcBorders>
           </w:tcPr>
           <w:p>
             <w:pPr>
@@ -13555,6 +14470,12 @@
         <w:tc>
           <w:tcPr>
             <w:tcW w:w="1212" w:type="pct"/>
+            <w:tcBorders>
+              <w:top w:val="single" w:sz="4" w:space="0" w:color="BFBFBF"/>
+              <w:left w:val="single" w:sz="4" w:space="0" w:color="BFBFBF"/>
+              <w:bottom w:val="single" w:sz="4" w:space="0" w:color="BFBFBF"/>
+              <w:right w:val="single" w:sz="4" w:space="0" w:color="BFBFBF"/>
+            </w:tcBorders>
             <w:shd w:val="clear" w:color="auto" w:fill="C00000"/>
             <w:vAlign w:val="center"/>
           </w:tcPr>
@@ -13585,6 +14506,12 @@
         <w:tc>
           <w:tcPr>
             <w:tcW w:w="337" w:type="pct"/>
+            <w:tcBorders>
+              <w:top w:val="single" w:sz="4" w:space="0" w:color="BFBFBF"/>
+              <w:left w:val="single" w:sz="4" w:space="0" w:color="BFBFBF"/>
+              <w:bottom w:val="single" w:sz="4" w:space="0" w:color="BFBFBF"/>
+              <w:right w:val="single" w:sz="4" w:space="0" w:color="BFBFBF"/>
+            </w:tcBorders>
             <w:vAlign w:val="center"/>
           </w:tcPr>
           <w:p>
@@ -13605,6 +14532,12 @@
         <w:tc>
           <w:tcPr>
             <w:tcW w:w="3451" w:type="pct"/>
+            <w:tcBorders>
+              <w:top w:val="single" w:sz="4" w:space="0" w:color="BFBFBF"/>
+              <w:left w:val="single" w:sz="4" w:space="0" w:color="BFBFBF"/>
+              <w:bottom w:val="single" w:sz="4" w:space="0" w:color="BFBFBF"/>
+              <w:right w:val="single" w:sz="4" w:space="0" w:color="BFBFBF"/>
+            </w:tcBorders>
           </w:tcPr>
           <w:p>
             <w:pPr>
@@ -13635,6 +14568,12 @@
         <w:tc>
           <w:tcPr>
             <w:tcW w:w="1212" w:type="pct"/>
+            <w:tcBorders>
+              <w:top w:val="single" w:sz="4" w:space="0" w:color="BFBFBF"/>
+              <w:left w:val="single" w:sz="4" w:space="0" w:color="BFBFBF"/>
+              <w:bottom w:val="single" w:sz="4" w:space="0" w:color="BFBFBF"/>
+              <w:right w:val="single" w:sz="4" w:space="0" w:color="BFBFBF"/>
+            </w:tcBorders>
             <w:shd w:val="clear" w:color="auto" w:fill="92D050"/>
             <w:vAlign w:val="center"/>
           </w:tcPr>
@@ -13665,6 +14604,12 @@
         <w:tc>
           <w:tcPr>
             <w:tcW w:w="337" w:type="pct"/>
+            <w:tcBorders>
+              <w:top w:val="single" w:sz="4" w:space="0" w:color="BFBFBF"/>
+              <w:left w:val="single" w:sz="4" w:space="0" w:color="BFBFBF"/>
+              <w:bottom w:val="single" w:sz="4" w:space="0" w:color="BFBFBF"/>
+              <w:right w:val="single" w:sz="4" w:space="0" w:color="BFBFBF"/>
+            </w:tcBorders>
             <w:vAlign w:val="center"/>
           </w:tcPr>
           <w:p>
@@ -13685,6 +14630,12 @@
         <w:tc>
           <w:tcPr>
             <w:tcW w:w="3451" w:type="pct"/>
+            <w:tcBorders>
+              <w:top w:val="single" w:sz="4" w:space="0" w:color="BFBFBF"/>
+              <w:left w:val="single" w:sz="4" w:space="0" w:color="BFBFBF"/>
+              <w:bottom w:val="single" w:sz="4" w:space="0" w:color="BFBFBF"/>
+              <w:right w:val="single" w:sz="4" w:space="0" w:color="BFBFBF"/>
+            </w:tcBorders>
           </w:tcPr>
           <w:p>
             <w:pPr>
@@ -13703,6 +14654,12 @@
         <w:tc>
           <w:tcPr>
             <w:tcW w:w="1212" w:type="pct"/>
+            <w:tcBorders>
+              <w:top w:val="single" w:sz="4" w:space="0" w:color="BFBFBF"/>
+              <w:left w:val="single" w:sz="4" w:space="0" w:color="BFBFBF"/>
+              <w:bottom w:val="single" w:sz="4" w:space="0" w:color="BFBFBF"/>
+              <w:right w:val="single" w:sz="4" w:space="0" w:color="BFBFBF"/>
+            </w:tcBorders>
             <w:shd w:val="clear" w:color="auto" w:fill="92D050"/>
             <w:vAlign w:val="center"/>
           </w:tcPr>
@@ -13733,6 +14690,12 @@
         <w:tc>
           <w:tcPr>
             <w:tcW w:w="337" w:type="pct"/>
+            <w:tcBorders>
+              <w:top w:val="single" w:sz="4" w:space="0" w:color="BFBFBF"/>
+              <w:left w:val="single" w:sz="4" w:space="0" w:color="BFBFBF"/>
+              <w:bottom w:val="single" w:sz="4" w:space="0" w:color="BFBFBF"/>
+              <w:right w:val="single" w:sz="4" w:space="0" w:color="BFBFBF"/>
+            </w:tcBorders>
             <w:vAlign w:val="center"/>
           </w:tcPr>
           <w:p>
@@ -13753,6 +14716,12 @@
         <w:tc>
           <w:tcPr>
             <w:tcW w:w="3451" w:type="pct"/>
+            <w:tcBorders>
+              <w:top w:val="single" w:sz="4" w:space="0" w:color="BFBFBF"/>
+              <w:left w:val="single" w:sz="4" w:space="0" w:color="BFBFBF"/>
+              <w:bottom w:val="single" w:sz="4" w:space="0" w:color="BFBFBF"/>
+              <w:right w:val="single" w:sz="4" w:space="0" w:color="BFBFBF"/>
+            </w:tcBorders>
           </w:tcPr>
           <w:p>
             <w:pPr>
@@ -13771,6 +14740,12 @@
         <w:tc>
           <w:tcPr>
             <w:tcW w:w="1212" w:type="pct"/>
+            <w:tcBorders>
+              <w:top w:val="single" w:sz="4" w:space="0" w:color="BFBFBF"/>
+              <w:left w:val="single" w:sz="4" w:space="0" w:color="BFBFBF"/>
+              <w:bottom w:val="single" w:sz="4" w:space="0" w:color="BFBFBF"/>
+              <w:right w:val="single" w:sz="4" w:space="0" w:color="BFBFBF"/>
+            </w:tcBorders>
             <w:shd w:val="clear" w:color="auto" w:fill="92D050"/>
             <w:vAlign w:val="center"/>
           </w:tcPr>
@@ -13801,6 +14776,12 @@
         <w:tc>
           <w:tcPr>
             <w:tcW w:w="337" w:type="pct"/>
+            <w:tcBorders>
+              <w:top w:val="single" w:sz="4" w:space="0" w:color="BFBFBF"/>
+              <w:left w:val="single" w:sz="4" w:space="0" w:color="BFBFBF"/>
+              <w:bottom w:val="single" w:sz="4" w:space="0" w:color="BFBFBF"/>
+              <w:right w:val="single" w:sz="4" w:space="0" w:color="BFBFBF"/>
+            </w:tcBorders>
             <w:vAlign w:val="center"/>
           </w:tcPr>
           <w:p>
@@ -13821,6 +14802,12 @@
         <w:tc>
           <w:tcPr>
             <w:tcW w:w="3451" w:type="pct"/>
+            <w:tcBorders>
+              <w:top w:val="single" w:sz="4" w:space="0" w:color="BFBFBF"/>
+              <w:left w:val="single" w:sz="4" w:space="0" w:color="BFBFBF"/>
+              <w:bottom w:val="single" w:sz="4" w:space="0" w:color="BFBFBF"/>
+              <w:right w:val="single" w:sz="4" w:space="0" w:color="BFBFBF"/>
+            </w:tcBorders>
           </w:tcPr>
           <w:p>
             <w:pPr>
@@ -13839,6 +14826,12 @@
         <w:tc>
           <w:tcPr>
             <w:tcW w:w="1212" w:type="pct"/>
+            <w:tcBorders>
+              <w:top w:val="single" w:sz="4" w:space="0" w:color="BFBFBF"/>
+              <w:left w:val="single" w:sz="4" w:space="0" w:color="BFBFBF"/>
+              <w:bottom w:val="single" w:sz="4" w:space="0" w:color="BFBFBF"/>
+              <w:right w:val="single" w:sz="4" w:space="0" w:color="BFBFBF"/>
+            </w:tcBorders>
             <w:shd w:val="clear" w:color="auto" w:fill="92D050"/>
             <w:vAlign w:val="center"/>
           </w:tcPr>
@@ -13869,6 +14862,12 @@
         <w:tc>
           <w:tcPr>
             <w:tcW w:w="337" w:type="pct"/>
+            <w:tcBorders>
+              <w:top w:val="single" w:sz="4" w:space="0" w:color="BFBFBF"/>
+              <w:left w:val="single" w:sz="4" w:space="0" w:color="BFBFBF"/>
+              <w:bottom w:val="single" w:sz="4" w:space="0" w:color="BFBFBF"/>
+              <w:right w:val="single" w:sz="4" w:space="0" w:color="BFBFBF"/>
+            </w:tcBorders>
             <w:vAlign w:val="center"/>
           </w:tcPr>
           <w:p>
@@ -13889,6 +14888,12 @@
         <w:tc>
           <w:tcPr>
             <w:tcW w:w="3451" w:type="pct"/>
+            <w:tcBorders>
+              <w:top w:val="single" w:sz="4" w:space="0" w:color="BFBFBF"/>
+              <w:left w:val="single" w:sz="4" w:space="0" w:color="BFBFBF"/>
+              <w:bottom w:val="single" w:sz="4" w:space="0" w:color="BFBFBF"/>
+              <w:right w:val="single" w:sz="4" w:space="0" w:color="BFBFBF"/>
+            </w:tcBorders>
           </w:tcPr>
           <w:p>
             <w:pPr>
@@ -13907,6 +14912,12 @@
         <w:tc>
           <w:tcPr>
             <w:tcW w:w="1212" w:type="pct"/>
+            <w:tcBorders>
+              <w:top w:val="single" w:sz="4" w:space="0" w:color="BFBFBF"/>
+              <w:left w:val="single" w:sz="4" w:space="0" w:color="BFBFBF"/>
+              <w:bottom w:val="single" w:sz="4" w:space="0" w:color="BFBFBF"/>
+              <w:right w:val="single" w:sz="4" w:space="0" w:color="BFBFBF"/>
+            </w:tcBorders>
             <w:shd w:val="clear" w:color="auto" w:fill="92D050"/>
             <w:vAlign w:val="center"/>
           </w:tcPr>
@@ -13937,6 +14948,12 @@
         <w:tc>
           <w:tcPr>
             <w:tcW w:w="337" w:type="pct"/>
+            <w:tcBorders>
+              <w:top w:val="single" w:sz="4" w:space="0" w:color="BFBFBF"/>
+              <w:left w:val="single" w:sz="4" w:space="0" w:color="BFBFBF"/>
+              <w:bottom w:val="single" w:sz="4" w:space="0" w:color="BFBFBF"/>
+              <w:right w:val="single" w:sz="4" w:space="0" w:color="BFBFBF"/>
+            </w:tcBorders>
             <w:vAlign w:val="center"/>
           </w:tcPr>
           <w:p>
@@ -13957,6 +14974,12 @@
         <w:tc>
           <w:tcPr>
             <w:tcW w:w="3451" w:type="pct"/>
+            <w:tcBorders>
+              <w:top w:val="single" w:sz="4" w:space="0" w:color="BFBFBF"/>
+              <w:left w:val="single" w:sz="4" w:space="0" w:color="BFBFBF"/>
+              <w:bottom w:val="single" w:sz="4" w:space="0" w:color="BFBFBF"/>
+              <w:right w:val="single" w:sz="4" w:space="0" w:color="BFBFBF"/>
+            </w:tcBorders>
           </w:tcPr>
           <w:p>
             <w:pPr>
@@ -13975,6 +14998,12 @@
         <w:tc>
           <w:tcPr>
             <w:tcW w:w="1212" w:type="pct"/>
+            <w:tcBorders>
+              <w:top w:val="single" w:sz="4" w:space="0" w:color="BFBFBF"/>
+              <w:left w:val="single" w:sz="4" w:space="0" w:color="BFBFBF"/>
+              <w:bottom w:val="single" w:sz="4" w:space="0" w:color="BFBFBF"/>
+              <w:right w:val="single" w:sz="4" w:space="0" w:color="BFBFBF"/>
+            </w:tcBorders>
             <w:shd w:val="clear" w:color="auto" w:fill="92D050"/>
             <w:vAlign w:val="center"/>
           </w:tcPr>
@@ -14005,6 +15034,12 @@
         <w:tc>
           <w:tcPr>
             <w:tcW w:w="337" w:type="pct"/>
+            <w:tcBorders>
+              <w:top w:val="single" w:sz="4" w:space="0" w:color="BFBFBF"/>
+              <w:left w:val="single" w:sz="4" w:space="0" w:color="BFBFBF"/>
+              <w:bottom w:val="single" w:sz="4" w:space="0" w:color="BFBFBF"/>
+              <w:right w:val="single" w:sz="4" w:space="0" w:color="BFBFBF"/>
+            </w:tcBorders>
             <w:vAlign w:val="center"/>
           </w:tcPr>
           <w:p>
@@ -14025,6 +15060,12 @@
         <w:tc>
           <w:tcPr>
             <w:tcW w:w="3451" w:type="pct"/>
+            <w:tcBorders>
+              <w:top w:val="single" w:sz="4" w:space="0" w:color="BFBFBF"/>
+              <w:left w:val="single" w:sz="4" w:space="0" w:color="BFBFBF"/>
+              <w:bottom w:val="single" w:sz="4" w:space="0" w:color="BFBFBF"/>
+              <w:right w:val="single" w:sz="4" w:space="0" w:color="BFBFBF"/>
+            </w:tcBorders>
           </w:tcPr>
           <w:p>
             <w:pPr>
@@ -14043,6 +15084,12 @@
         <w:tc>
           <w:tcPr>
             <w:tcW w:w="1212" w:type="pct"/>
+            <w:tcBorders>
+              <w:top w:val="single" w:sz="4" w:space="0" w:color="BFBFBF"/>
+              <w:left w:val="single" w:sz="4" w:space="0" w:color="BFBFBF"/>
+              <w:bottom w:val="single" w:sz="4" w:space="0" w:color="BFBFBF"/>
+              <w:right w:val="single" w:sz="4" w:space="0" w:color="BFBFBF"/>
+            </w:tcBorders>
             <w:shd w:val="clear" w:color="auto" w:fill="92D050"/>
             <w:vAlign w:val="center"/>
           </w:tcPr>
@@ -14073,6 +15120,12 @@
         <w:tc>
           <w:tcPr>
             <w:tcW w:w="337" w:type="pct"/>
+            <w:tcBorders>
+              <w:top w:val="single" w:sz="4" w:space="0" w:color="BFBFBF"/>
+              <w:left w:val="single" w:sz="4" w:space="0" w:color="BFBFBF"/>
+              <w:bottom w:val="single" w:sz="4" w:space="0" w:color="BFBFBF"/>
+              <w:right w:val="single" w:sz="4" w:space="0" w:color="BFBFBF"/>
+            </w:tcBorders>
             <w:vAlign w:val="center"/>
           </w:tcPr>
           <w:p>
@@ -14093,6 +15146,12 @@
         <w:tc>
           <w:tcPr>
             <w:tcW w:w="3451" w:type="pct"/>
+            <w:tcBorders>
+              <w:top w:val="single" w:sz="4" w:space="0" w:color="BFBFBF"/>
+              <w:left w:val="single" w:sz="4" w:space="0" w:color="BFBFBF"/>
+              <w:bottom w:val="single" w:sz="4" w:space="0" w:color="BFBFBF"/>
+              <w:right w:val="single" w:sz="4" w:space="0" w:color="BFBFBF"/>
+            </w:tcBorders>
           </w:tcPr>
           <w:p>
             <w:pPr>
@@ -14111,6 +15170,12 @@
         <w:tc>
           <w:tcPr>
             <w:tcW w:w="1212" w:type="pct"/>
+            <w:tcBorders>
+              <w:top w:val="single" w:sz="4" w:space="0" w:color="BFBFBF"/>
+              <w:left w:val="single" w:sz="4" w:space="0" w:color="BFBFBF"/>
+              <w:bottom w:val="single" w:sz="4" w:space="0" w:color="BFBFBF"/>
+              <w:right w:val="single" w:sz="4" w:space="0" w:color="BFBFBF"/>
+            </w:tcBorders>
             <w:shd w:val="clear" w:color="auto" w:fill="92D050"/>
             <w:vAlign w:val="center"/>
           </w:tcPr>
@@ -14141,6 +15206,12 @@
         <w:tc>
           <w:tcPr>
             <w:tcW w:w="337" w:type="pct"/>
+            <w:tcBorders>
+              <w:top w:val="single" w:sz="4" w:space="0" w:color="BFBFBF"/>
+              <w:left w:val="single" w:sz="4" w:space="0" w:color="BFBFBF"/>
+              <w:bottom w:val="single" w:sz="4" w:space="0" w:color="BFBFBF"/>
+              <w:right w:val="single" w:sz="4" w:space="0" w:color="BFBFBF"/>
+            </w:tcBorders>
             <w:vAlign w:val="center"/>
           </w:tcPr>
           <w:p>
@@ -14161,6 +15232,12 @@
         <w:tc>
           <w:tcPr>
             <w:tcW w:w="3451" w:type="pct"/>
+            <w:tcBorders>
+              <w:top w:val="single" w:sz="4" w:space="0" w:color="BFBFBF"/>
+              <w:left w:val="single" w:sz="4" w:space="0" w:color="BFBFBF"/>
+              <w:bottom w:val="single" w:sz="4" w:space="0" w:color="BFBFBF"/>
+              <w:right w:val="single" w:sz="4" w:space="0" w:color="BFBFBF"/>
+            </w:tcBorders>
           </w:tcPr>
           <w:p>
             <w:pPr>
@@ -14179,6 +15256,12 @@
         <w:tc>
           <w:tcPr>
             <w:tcW w:w="1212" w:type="pct"/>
+            <w:tcBorders>
+              <w:top w:val="single" w:sz="4" w:space="0" w:color="BFBFBF"/>
+              <w:left w:val="single" w:sz="4" w:space="0" w:color="BFBFBF"/>
+              <w:bottom w:val="single" w:sz="4" w:space="0" w:color="BFBFBF"/>
+              <w:right w:val="single" w:sz="4" w:space="0" w:color="BFBFBF"/>
+            </w:tcBorders>
             <w:shd w:val="clear" w:color="auto" w:fill="92D050"/>
             <w:vAlign w:val="center"/>
           </w:tcPr>
@@ -14209,6 +15292,12 @@
         <w:tc>
           <w:tcPr>
             <w:tcW w:w="337" w:type="pct"/>
+            <w:tcBorders>
+              <w:top w:val="single" w:sz="4" w:space="0" w:color="BFBFBF"/>
+              <w:left w:val="single" w:sz="4" w:space="0" w:color="BFBFBF"/>
+              <w:bottom w:val="single" w:sz="4" w:space="0" w:color="BFBFBF"/>
+              <w:right w:val="single" w:sz="4" w:space="0" w:color="BFBFBF"/>
+            </w:tcBorders>
             <w:vAlign w:val="center"/>
           </w:tcPr>
           <w:p>
@@ -14229,6 +15318,12 @@
         <w:tc>
           <w:tcPr>
             <w:tcW w:w="3451" w:type="pct"/>
+            <w:tcBorders>
+              <w:top w:val="single" w:sz="4" w:space="0" w:color="BFBFBF"/>
+              <w:left w:val="single" w:sz="4" w:space="0" w:color="BFBFBF"/>
+              <w:bottom w:val="single" w:sz="4" w:space="0" w:color="BFBFBF"/>
+              <w:right w:val="single" w:sz="4" w:space="0" w:color="BFBFBF"/>
+            </w:tcBorders>
           </w:tcPr>
           <w:p>
             <w:pPr>
@@ -14255,6 +15350,12 @@
         <w:tc>
           <w:tcPr>
             <w:tcW w:w="1212" w:type="pct"/>
+            <w:tcBorders>
+              <w:top w:val="single" w:sz="4" w:space="0" w:color="BFBFBF"/>
+              <w:left w:val="single" w:sz="4" w:space="0" w:color="BFBFBF"/>
+              <w:bottom w:val="single" w:sz="4" w:space="0" w:color="BFBFBF"/>
+              <w:right w:val="single" w:sz="4" w:space="0" w:color="BFBFBF"/>
+            </w:tcBorders>
             <w:shd w:val="clear" w:color="auto" w:fill="92D050"/>
             <w:vAlign w:val="center"/>
           </w:tcPr>
@@ -14285,6 +15386,12 @@
         <w:tc>
           <w:tcPr>
             <w:tcW w:w="337" w:type="pct"/>
+            <w:tcBorders>
+              <w:top w:val="single" w:sz="4" w:space="0" w:color="BFBFBF"/>
+              <w:left w:val="single" w:sz="4" w:space="0" w:color="BFBFBF"/>
+              <w:bottom w:val="single" w:sz="4" w:space="0" w:color="BFBFBF"/>
+              <w:right w:val="single" w:sz="4" w:space="0" w:color="BFBFBF"/>
+            </w:tcBorders>
             <w:vAlign w:val="center"/>
           </w:tcPr>
           <w:p>
@@ -14305,6 +15412,12 @@
         <w:tc>
           <w:tcPr>
             <w:tcW w:w="3451" w:type="pct"/>
+            <w:tcBorders>
+              <w:top w:val="single" w:sz="4" w:space="0" w:color="BFBFBF"/>
+              <w:left w:val="single" w:sz="4" w:space="0" w:color="BFBFBF"/>
+              <w:bottom w:val="single" w:sz="4" w:space="0" w:color="BFBFBF"/>
+              <w:right w:val="single" w:sz="4" w:space="0" w:color="BFBFBF"/>
+            </w:tcBorders>
           </w:tcPr>
           <w:p>
             <w:pPr>
@@ -14323,6 +15436,12 @@
         <w:tc>
           <w:tcPr>
             <w:tcW w:w="1212" w:type="pct"/>
+            <w:tcBorders>
+              <w:top w:val="single" w:sz="4" w:space="0" w:color="BFBFBF"/>
+              <w:left w:val="single" w:sz="4" w:space="0" w:color="BFBFBF"/>
+              <w:bottom w:val="single" w:sz="4" w:space="0" w:color="BFBFBF"/>
+              <w:right w:val="single" w:sz="4" w:space="0" w:color="BFBFBF"/>
+            </w:tcBorders>
             <w:shd w:val="clear" w:color="auto" w:fill="92D050"/>
             <w:vAlign w:val="center"/>
           </w:tcPr>
@@ -14353,6 +15472,12 @@
         <w:tc>
           <w:tcPr>
             <w:tcW w:w="337" w:type="pct"/>
+            <w:tcBorders>
+              <w:top w:val="single" w:sz="4" w:space="0" w:color="BFBFBF"/>
+              <w:left w:val="single" w:sz="4" w:space="0" w:color="BFBFBF"/>
+              <w:bottom w:val="single" w:sz="4" w:space="0" w:color="BFBFBF"/>
+              <w:right w:val="single" w:sz="4" w:space="0" w:color="BFBFBF"/>
+            </w:tcBorders>
             <w:vAlign w:val="center"/>
           </w:tcPr>
           <w:p>
@@ -14373,6 +15498,12 @@
         <w:tc>
           <w:tcPr>
             <w:tcW w:w="3451" w:type="pct"/>
+            <w:tcBorders>
+              <w:top w:val="single" w:sz="4" w:space="0" w:color="BFBFBF"/>
+              <w:left w:val="single" w:sz="4" w:space="0" w:color="BFBFBF"/>
+              <w:bottom w:val="single" w:sz="4" w:space="0" w:color="BFBFBF"/>
+              <w:right w:val="single" w:sz="4" w:space="0" w:color="BFBFBF"/>
+            </w:tcBorders>
           </w:tcPr>
           <w:p>
             <w:pPr>
@@ -14391,6 +15522,12 @@
         <w:tc>
           <w:tcPr>
             <w:tcW w:w="1212" w:type="pct"/>
+            <w:tcBorders>
+              <w:top w:val="single" w:sz="4" w:space="0" w:color="BFBFBF"/>
+              <w:left w:val="single" w:sz="4" w:space="0" w:color="BFBFBF"/>
+              <w:bottom w:val="single" w:sz="4" w:space="0" w:color="BFBFBF"/>
+              <w:right w:val="single" w:sz="4" w:space="0" w:color="BFBFBF"/>
+            </w:tcBorders>
             <w:shd w:val="clear" w:color="auto" w:fill="92D050"/>
             <w:vAlign w:val="center"/>
           </w:tcPr>
@@ -14421,6 +15558,12 @@
         <w:tc>
           <w:tcPr>
             <w:tcW w:w="337" w:type="pct"/>
+            <w:tcBorders>
+              <w:top w:val="single" w:sz="4" w:space="0" w:color="BFBFBF"/>
+              <w:left w:val="single" w:sz="4" w:space="0" w:color="BFBFBF"/>
+              <w:bottom w:val="single" w:sz="4" w:space="0" w:color="BFBFBF"/>
+              <w:right w:val="single" w:sz="4" w:space="0" w:color="BFBFBF"/>
+            </w:tcBorders>
             <w:vAlign w:val="center"/>
           </w:tcPr>
           <w:p>
@@ -14441,6 +15584,12 @@
         <w:tc>
           <w:tcPr>
             <w:tcW w:w="3451" w:type="pct"/>
+            <w:tcBorders>
+              <w:top w:val="single" w:sz="4" w:space="0" w:color="BFBFBF"/>
+              <w:left w:val="single" w:sz="4" w:space="0" w:color="BFBFBF"/>
+              <w:bottom w:val="single" w:sz="4" w:space="0" w:color="BFBFBF"/>
+              <w:right w:val="single" w:sz="4" w:space="0" w:color="BFBFBF"/>
+            </w:tcBorders>
           </w:tcPr>
           <w:p>
             <w:pPr>
@@ -14459,6 +15608,12 @@
         <w:tc>
           <w:tcPr>
             <w:tcW w:w="1212" w:type="pct"/>
+            <w:tcBorders>
+              <w:top w:val="single" w:sz="4" w:space="0" w:color="BFBFBF"/>
+              <w:left w:val="single" w:sz="4" w:space="0" w:color="BFBFBF"/>
+              <w:bottom w:val="single" w:sz="4" w:space="0" w:color="BFBFBF"/>
+              <w:right w:val="single" w:sz="4" w:space="0" w:color="BFBFBF"/>
+            </w:tcBorders>
             <w:shd w:val="clear" w:color="auto" w:fill="92D050"/>
             <w:vAlign w:val="center"/>
           </w:tcPr>
@@ -14489,6 +15644,12 @@
         <w:tc>
           <w:tcPr>
             <w:tcW w:w="337" w:type="pct"/>
+            <w:tcBorders>
+              <w:top w:val="single" w:sz="4" w:space="0" w:color="BFBFBF"/>
+              <w:left w:val="single" w:sz="4" w:space="0" w:color="BFBFBF"/>
+              <w:bottom w:val="single" w:sz="4" w:space="0" w:color="BFBFBF"/>
+              <w:right w:val="single" w:sz="4" w:space="0" w:color="BFBFBF"/>
+            </w:tcBorders>
             <w:vAlign w:val="center"/>
           </w:tcPr>
           <w:p>
@@ -14509,6 +15670,12 @@
         <w:tc>
           <w:tcPr>
             <w:tcW w:w="3451" w:type="pct"/>
+            <w:tcBorders>
+              <w:top w:val="single" w:sz="4" w:space="0" w:color="BFBFBF"/>
+              <w:left w:val="single" w:sz="4" w:space="0" w:color="BFBFBF"/>
+              <w:bottom w:val="single" w:sz="4" w:space="0" w:color="BFBFBF"/>
+              <w:right w:val="single" w:sz="4" w:space="0" w:color="BFBFBF"/>
+            </w:tcBorders>
           </w:tcPr>
           <w:p>
             <w:pPr>
@@ -14535,6 +15702,12 @@
         <w:tc>
           <w:tcPr>
             <w:tcW w:w="1212" w:type="pct"/>
+            <w:tcBorders>
+              <w:top w:val="single" w:sz="4" w:space="0" w:color="BFBFBF"/>
+              <w:left w:val="single" w:sz="4" w:space="0" w:color="BFBFBF"/>
+              <w:bottom w:val="single" w:sz="4" w:space="0" w:color="BFBFBF"/>
+              <w:right w:val="single" w:sz="4" w:space="0" w:color="BFBFBF"/>
+            </w:tcBorders>
             <w:shd w:val="clear" w:color="auto" w:fill="92D050"/>
             <w:vAlign w:val="center"/>
           </w:tcPr>
@@ -14565,6 +15738,12 @@
         <w:tc>
           <w:tcPr>
             <w:tcW w:w="337" w:type="pct"/>
+            <w:tcBorders>
+              <w:top w:val="single" w:sz="4" w:space="0" w:color="BFBFBF"/>
+              <w:left w:val="single" w:sz="4" w:space="0" w:color="BFBFBF"/>
+              <w:bottom w:val="single" w:sz="4" w:space="0" w:color="BFBFBF"/>
+              <w:right w:val="single" w:sz="4" w:space="0" w:color="BFBFBF"/>
+            </w:tcBorders>
             <w:vAlign w:val="center"/>
           </w:tcPr>
           <w:p>
@@ -14585,6 +15764,12 @@
         <w:tc>
           <w:tcPr>
             <w:tcW w:w="3451" w:type="pct"/>
+            <w:tcBorders>
+              <w:top w:val="single" w:sz="4" w:space="0" w:color="BFBFBF"/>
+              <w:left w:val="single" w:sz="4" w:space="0" w:color="BFBFBF"/>
+              <w:bottom w:val="single" w:sz="4" w:space="0" w:color="BFBFBF"/>
+              <w:right w:val="single" w:sz="4" w:space="0" w:color="BFBFBF"/>
+            </w:tcBorders>
           </w:tcPr>
           <w:p>
             <w:pPr>
@@ -14611,6 +15796,12 @@
         <w:tc>
           <w:tcPr>
             <w:tcW w:w="1212" w:type="pct"/>
+            <w:tcBorders>
+              <w:top w:val="single" w:sz="4" w:space="0" w:color="BFBFBF"/>
+              <w:left w:val="single" w:sz="4" w:space="0" w:color="BFBFBF"/>
+              <w:bottom w:val="single" w:sz="4" w:space="0" w:color="BFBFBF"/>
+              <w:right w:val="single" w:sz="4" w:space="0" w:color="BFBFBF"/>
+            </w:tcBorders>
             <w:shd w:val="clear" w:color="auto" w:fill="92D050"/>
             <w:vAlign w:val="center"/>
           </w:tcPr>
@@ -14641,6 +15832,12 @@
         <w:tc>
           <w:tcPr>
             <w:tcW w:w="337" w:type="pct"/>
+            <w:tcBorders>
+              <w:top w:val="single" w:sz="4" w:space="0" w:color="BFBFBF"/>
+              <w:left w:val="single" w:sz="4" w:space="0" w:color="BFBFBF"/>
+              <w:bottom w:val="single" w:sz="4" w:space="0" w:color="BFBFBF"/>
+              <w:right w:val="single" w:sz="4" w:space="0" w:color="BFBFBF"/>
+            </w:tcBorders>
             <w:vAlign w:val="center"/>
           </w:tcPr>
           <w:p>
@@ -14661,6 +15858,12 @@
         <w:tc>
           <w:tcPr>
             <w:tcW w:w="3451" w:type="pct"/>
+            <w:tcBorders>
+              <w:top w:val="single" w:sz="4" w:space="0" w:color="BFBFBF"/>
+              <w:left w:val="single" w:sz="4" w:space="0" w:color="BFBFBF"/>
+              <w:bottom w:val="single" w:sz="4" w:space="0" w:color="BFBFBF"/>
+              <w:right w:val="single" w:sz="4" w:space="0" w:color="BFBFBF"/>
+            </w:tcBorders>
           </w:tcPr>
           <w:p>
             <w:pPr>
@@ -14679,6 +15882,12 @@
         <w:tc>
           <w:tcPr>
             <w:tcW w:w="1212" w:type="pct"/>
+            <w:tcBorders>
+              <w:top w:val="single" w:sz="4" w:space="0" w:color="BFBFBF"/>
+              <w:left w:val="single" w:sz="4" w:space="0" w:color="BFBFBF"/>
+              <w:bottom w:val="single" w:sz="4" w:space="0" w:color="BFBFBF"/>
+              <w:right w:val="single" w:sz="4" w:space="0" w:color="BFBFBF"/>
+            </w:tcBorders>
             <w:shd w:val="clear" w:color="auto" w:fill="92D050"/>
             <w:vAlign w:val="center"/>
           </w:tcPr>
@@ -14709,6 +15918,12 @@
         <w:tc>
           <w:tcPr>
             <w:tcW w:w="337" w:type="pct"/>
+            <w:tcBorders>
+              <w:top w:val="single" w:sz="4" w:space="0" w:color="BFBFBF"/>
+              <w:left w:val="single" w:sz="4" w:space="0" w:color="BFBFBF"/>
+              <w:bottom w:val="single" w:sz="4" w:space="0" w:color="BFBFBF"/>
+              <w:right w:val="single" w:sz="4" w:space="0" w:color="BFBFBF"/>
+            </w:tcBorders>
             <w:vAlign w:val="center"/>
           </w:tcPr>
           <w:p>
@@ -14729,6 +15944,12 @@
         <w:tc>
           <w:tcPr>
             <w:tcW w:w="3451" w:type="pct"/>
+            <w:tcBorders>
+              <w:top w:val="single" w:sz="4" w:space="0" w:color="BFBFBF"/>
+              <w:left w:val="single" w:sz="4" w:space="0" w:color="BFBFBF"/>
+              <w:bottom w:val="single" w:sz="4" w:space="0" w:color="BFBFBF"/>
+              <w:right w:val="single" w:sz="4" w:space="0" w:color="BFBFBF"/>
+            </w:tcBorders>
           </w:tcPr>
           <w:p>
             <w:pPr>
@@ -14747,6 +15968,12 @@
         <w:tc>
           <w:tcPr>
             <w:tcW w:w="1212" w:type="pct"/>
+            <w:tcBorders>
+              <w:top w:val="single" w:sz="4" w:space="0" w:color="BFBFBF"/>
+              <w:left w:val="single" w:sz="4" w:space="0" w:color="BFBFBF"/>
+              <w:bottom w:val="single" w:sz="4" w:space="0" w:color="BFBFBF"/>
+              <w:right w:val="single" w:sz="4" w:space="0" w:color="BFBFBF"/>
+            </w:tcBorders>
             <w:shd w:val="clear" w:color="auto" w:fill="92D050"/>
             <w:vAlign w:val="center"/>
           </w:tcPr>
@@ -14777,6 +16004,12 @@
         <w:tc>
           <w:tcPr>
             <w:tcW w:w="337" w:type="pct"/>
+            <w:tcBorders>
+              <w:top w:val="single" w:sz="4" w:space="0" w:color="BFBFBF"/>
+              <w:left w:val="single" w:sz="4" w:space="0" w:color="BFBFBF"/>
+              <w:bottom w:val="single" w:sz="4" w:space="0" w:color="BFBFBF"/>
+              <w:right w:val="single" w:sz="4" w:space="0" w:color="BFBFBF"/>
+            </w:tcBorders>
             <w:vAlign w:val="center"/>
           </w:tcPr>
           <w:p>
@@ -14797,6 +16030,12 @@
         <w:tc>
           <w:tcPr>
             <w:tcW w:w="3451" w:type="pct"/>
+            <w:tcBorders>
+              <w:top w:val="single" w:sz="4" w:space="0" w:color="BFBFBF"/>
+              <w:left w:val="single" w:sz="4" w:space="0" w:color="BFBFBF"/>
+              <w:bottom w:val="single" w:sz="4" w:space="0" w:color="BFBFBF"/>
+              <w:right w:val="single" w:sz="4" w:space="0" w:color="BFBFBF"/>
+            </w:tcBorders>
           </w:tcPr>
           <w:p>
             <w:pPr>
@@ -14815,6 +16054,12 @@
         <w:tc>
           <w:tcPr>
             <w:tcW w:w="1212" w:type="pct"/>
+            <w:tcBorders>
+              <w:top w:val="single" w:sz="4" w:space="0" w:color="BFBFBF"/>
+              <w:left w:val="single" w:sz="4" w:space="0" w:color="BFBFBF"/>
+              <w:bottom w:val="single" w:sz="4" w:space="0" w:color="BFBFBF"/>
+              <w:right w:val="single" w:sz="4" w:space="0" w:color="BFBFBF"/>
+            </w:tcBorders>
             <w:shd w:val="clear" w:color="auto" w:fill="92D050"/>
             <w:vAlign w:val="center"/>
           </w:tcPr>
@@ -14845,6 +16090,12 @@
         <w:tc>
           <w:tcPr>
             <w:tcW w:w="337" w:type="pct"/>
+            <w:tcBorders>
+              <w:top w:val="single" w:sz="4" w:space="0" w:color="BFBFBF"/>
+              <w:left w:val="single" w:sz="4" w:space="0" w:color="BFBFBF"/>
+              <w:bottom w:val="single" w:sz="4" w:space="0" w:color="BFBFBF"/>
+              <w:right w:val="single" w:sz="4" w:space="0" w:color="BFBFBF"/>
+            </w:tcBorders>
             <w:vAlign w:val="center"/>
           </w:tcPr>
           <w:p>
@@ -14865,6 +16116,12 @@
         <w:tc>
           <w:tcPr>
             <w:tcW w:w="3451" w:type="pct"/>
+            <w:tcBorders>
+              <w:top w:val="single" w:sz="4" w:space="0" w:color="BFBFBF"/>
+              <w:left w:val="single" w:sz="4" w:space="0" w:color="BFBFBF"/>
+              <w:bottom w:val="single" w:sz="4" w:space="0" w:color="BFBFBF"/>
+              <w:right w:val="single" w:sz="4" w:space="0" w:color="BFBFBF"/>
+            </w:tcBorders>
           </w:tcPr>
           <w:p>
             <w:pPr>
@@ -14883,6 +16140,12 @@
         <w:tc>
           <w:tcPr>
             <w:tcW w:w="1212" w:type="pct"/>
+            <w:tcBorders>
+              <w:top w:val="single" w:sz="4" w:space="0" w:color="BFBFBF"/>
+              <w:left w:val="single" w:sz="4" w:space="0" w:color="BFBFBF"/>
+              <w:bottom w:val="single" w:sz="4" w:space="0" w:color="BFBFBF"/>
+              <w:right w:val="single" w:sz="4" w:space="0" w:color="BFBFBF"/>
+            </w:tcBorders>
             <w:shd w:val="clear" w:color="auto" w:fill="92D050"/>
             <w:vAlign w:val="center"/>
           </w:tcPr>
@@ -14913,6 +16176,12 @@
         <w:tc>
           <w:tcPr>
             <w:tcW w:w="337" w:type="pct"/>
+            <w:tcBorders>
+              <w:top w:val="single" w:sz="4" w:space="0" w:color="BFBFBF"/>
+              <w:left w:val="single" w:sz="4" w:space="0" w:color="BFBFBF"/>
+              <w:bottom w:val="single" w:sz="4" w:space="0" w:color="BFBFBF"/>
+              <w:right w:val="single" w:sz="4" w:space="0" w:color="BFBFBF"/>
+            </w:tcBorders>
             <w:vAlign w:val="center"/>
           </w:tcPr>
           <w:p>
@@ -14933,6 +16202,12 @@
         <w:tc>
           <w:tcPr>
             <w:tcW w:w="3451" w:type="pct"/>
+            <w:tcBorders>
+              <w:top w:val="single" w:sz="4" w:space="0" w:color="BFBFBF"/>
+              <w:left w:val="single" w:sz="4" w:space="0" w:color="BFBFBF"/>
+              <w:bottom w:val="single" w:sz="4" w:space="0" w:color="BFBFBF"/>
+              <w:right w:val="single" w:sz="4" w:space="0" w:color="BFBFBF"/>
+            </w:tcBorders>
           </w:tcPr>
           <w:p>
             <w:pPr>
@@ -14951,6 +16226,12 @@
         <w:tc>
           <w:tcPr>
             <w:tcW w:w="1212" w:type="pct"/>
+            <w:tcBorders>
+              <w:top w:val="single" w:sz="4" w:space="0" w:color="BFBFBF"/>
+              <w:left w:val="single" w:sz="4" w:space="0" w:color="BFBFBF"/>
+              <w:bottom w:val="single" w:sz="4" w:space="0" w:color="BFBFBF"/>
+              <w:right w:val="single" w:sz="4" w:space="0" w:color="BFBFBF"/>
+            </w:tcBorders>
             <w:shd w:val="clear" w:color="auto" w:fill="92D050"/>
             <w:vAlign w:val="center"/>
           </w:tcPr>
@@ -15069,7 +16350,7 @@
     </w:p>
     <w:tbl>
       <w:tblPr>
-        <w:tblStyle w:val="TableGridLight"/>
+        <w:tblStyle w:val="TableGrid"/>
         <w:tblW w:w="5000" w:type="pct"/>
         <w:tblLayout w:type="fixed"/>
         <w:tblLook w:val="01E0" w:firstRow="1" w:lastRow="1" w:firstColumn="1" w:lastColumn="1" w:noHBand="0" w:noVBand="0"/>
@@ -15086,6 +16367,12 @@
         <w:tc>
           <w:tcPr>
             <w:tcW w:w="337" w:type="pct"/>
+            <w:tcBorders>
+              <w:top w:val="single" w:sz="4" w:space="0" w:color="BFBFBF"/>
+              <w:left w:val="single" w:sz="4" w:space="0" w:color="BFBFBF"/>
+              <w:bottom w:val="single" w:sz="4" w:space="0" w:color="BFBFBF"/>
+              <w:right w:val="single" w:sz="4" w:space="0" w:color="BFBFBF"/>
+            </w:tcBorders>
             <w:shd w:val="clear" w:color="auto" w:fill="600000"/>
             <w:vAlign w:val="center"/>
             <w:hideMark/>
@@ -15111,6 +16398,12 @@
         <w:tc>
           <w:tcPr>
             <w:tcW w:w="3459" w:type="pct"/>
+            <w:tcBorders>
+              <w:top w:val="single" w:sz="4" w:space="0" w:color="BFBFBF"/>
+              <w:left w:val="single" w:sz="4" w:space="0" w:color="BFBFBF"/>
+              <w:bottom w:val="single" w:sz="4" w:space="0" w:color="BFBFBF"/>
+              <w:right w:val="single" w:sz="4" w:space="0" w:color="BFBFBF"/>
+            </w:tcBorders>
             <w:shd w:val="clear" w:color="auto" w:fill="600000"/>
             <w:vAlign w:val="center"/>
             <w:hideMark/>
@@ -15137,6 +16430,12 @@
         <w:tc>
           <w:tcPr>
             <w:tcW w:w="1204" w:type="pct"/>
+            <w:tcBorders>
+              <w:top w:val="single" w:sz="4" w:space="0" w:color="BFBFBF"/>
+              <w:left w:val="single" w:sz="4" w:space="0" w:color="BFBFBF"/>
+              <w:bottom w:val="single" w:sz="4" w:space="0" w:color="BFBFBF"/>
+              <w:right w:val="single" w:sz="4" w:space="0" w:color="BFBFBF"/>
+            </w:tcBorders>
             <w:shd w:val="clear" w:color="auto" w:fill="600000"/>
             <w:vAlign w:val="center"/>
             <w:hideMark/>
@@ -15167,6 +16466,12 @@
         <w:tc>
           <w:tcPr>
             <w:tcW w:w="337" w:type="pct"/>
+            <w:tcBorders>
+              <w:top w:val="single" w:sz="4" w:space="0" w:color="BFBFBF"/>
+              <w:left w:val="single" w:sz="4" w:space="0" w:color="BFBFBF"/>
+              <w:bottom w:val="single" w:sz="4" w:space="0" w:color="BFBFBF"/>
+              <w:right w:val="single" w:sz="4" w:space="0" w:color="BFBFBF"/>
+            </w:tcBorders>
             <w:vAlign w:val="center"/>
           </w:tcPr>
           <w:p>
@@ -15187,6 +16492,12 @@
         <w:tc>
           <w:tcPr>
             <w:tcW w:w="3459" w:type="pct"/>
+            <w:tcBorders>
+              <w:top w:val="single" w:sz="4" w:space="0" w:color="BFBFBF"/>
+              <w:left w:val="single" w:sz="4" w:space="0" w:color="BFBFBF"/>
+              <w:bottom w:val="single" w:sz="4" w:space="0" w:color="BFBFBF"/>
+              <w:right w:val="single" w:sz="4" w:space="0" w:color="BFBFBF"/>
+            </w:tcBorders>
             <w:vAlign w:val="center"/>
             <w:hideMark/>
           </w:tcPr>
@@ -15208,6 +16519,12 @@
         <w:tc>
           <w:tcPr>
             <w:tcW w:w="1204" w:type="pct"/>
+            <w:tcBorders>
+              <w:top w:val="single" w:sz="4" w:space="0" w:color="BFBFBF"/>
+              <w:left w:val="single" w:sz="4" w:space="0" w:color="BFBFBF"/>
+              <w:bottom w:val="single" w:sz="4" w:space="0" w:color="BFBFBF"/>
+              <w:right w:val="single" w:sz="4" w:space="0" w:color="BFBFBF"/>
+            </w:tcBorders>
             <w:shd w:val="clear" w:color="auto" w:fill="92D050"/>
             <w:vAlign w:val="center"/>
             <w:hideMark/>
@@ -15238,6 +16555,12 @@
         <w:tc>
           <w:tcPr>
             <w:tcW w:w="337" w:type="pct"/>
+            <w:tcBorders>
+              <w:top w:val="single" w:sz="4" w:space="0" w:color="BFBFBF"/>
+              <w:left w:val="single" w:sz="4" w:space="0" w:color="BFBFBF"/>
+              <w:bottom w:val="single" w:sz="4" w:space="0" w:color="BFBFBF"/>
+              <w:right w:val="single" w:sz="4" w:space="0" w:color="BFBFBF"/>
+            </w:tcBorders>
             <w:vAlign w:val="center"/>
           </w:tcPr>
           <w:p>
@@ -15258,6 +16581,12 @@
         <w:tc>
           <w:tcPr>
             <w:tcW w:w="3459" w:type="pct"/>
+            <w:tcBorders>
+              <w:top w:val="single" w:sz="4" w:space="0" w:color="BFBFBF"/>
+              <w:left w:val="single" w:sz="4" w:space="0" w:color="BFBFBF"/>
+              <w:bottom w:val="single" w:sz="4" w:space="0" w:color="BFBFBF"/>
+              <w:right w:val="single" w:sz="4" w:space="0" w:color="BFBFBF"/>
+            </w:tcBorders>
             <w:vAlign w:val="center"/>
             <w:hideMark/>
           </w:tcPr>
@@ -15279,6 +16608,12 @@
         <w:tc>
           <w:tcPr>
             <w:tcW w:w="1204" w:type="pct"/>
+            <w:tcBorders>
+              <w:top w:val="single" w:sz="4" w:space="0" w:color="BFBFBF"/>
+              <w:left w:val="single" w:sz="4" w:space="0" w:color="BFBFBF"/>
+              <w:bottom w:val="single" w:sz="4" w:space="0" w:color="BFBFBF"/>
+              <w:right w:val="single" w:sz="4" w:space="0" w:color="BFBFBF"/>
+            </w:tcBorders>
             <w:shd w:val="clear" w:color="auto" w:fill="92D050"/>
             <w:vAlign w:val="center"/>
             <w:hideMark/>
@@ -15309,6 +16644,12 @@
         <w:tc>
           <w:tcPr>
             <w:tcW w:w="337" w:type="pct"/>
+            <w:tcBorders>
+              <w:top w:val="single" w:sz="4" w:space="0" w:color="BFBFBF"/>
+              <w:left w:val="single" w:sz="4" w:space="0" w:color="BFBFBF"/>
+              <w:bottom w:val="single" w:sz="4" w:space="0" w:color="BFBFBF"/>
+              <w:right w:val="single" w:sz="4" w:space="0" w:color="BFBFBF"/>
+            </w:tcBorders>
             <w:vAlign w:val="center"/>
           </w:tcPr>
           <w:p>
@@ -15329,6 +16670,12 @@
         <w:tc>
           <w:tcPr>
             <w:tcW w:w="3459" w:type="pct"/>
+            <w:tcBorders>
+              <w:top w:val="single" w:sz="4" w:space="0" w:color="BFBFBF"/>
+              <w:left w:val="single" w:sz="4" w:space="0" w:color="BFBFBF"/>
+              <w:bottom w:val="single" w:sz="4" w:space="0" w:color="BFBFBF"/>
+              <w:right w:val="single" w:sz="4" w:space="0" w:color="BFBFBF"/>
+            </w:tcBorders>
             <w:vAlign w:val="center"/>
             <w:hideMark/>
           </w:tcPr>
@@ -15350,6 +16697,12 @@
         <w:tc>
           <w:tcPr>
             <w:tcW w:w="1204" w:type="pct"/>
+            <w:tcBorders>
+              <w:top w:val="single" w:sz="4" w:space="0" w:color="BFBFBF"/>
+              <w:left w:val="single" w:sz="4" w:space="0" w:color="BFBFBF"/>
+              <w:bottom w:val="single" w:sz="4" w:space="0" w:color="BFBFBF"/>
+              <w:right w:val="single" w:sz="4" w:space="0" w:color="BFBFBF"/>
+            </w:tcBorders>
             <w:shd w:val="clear" w:color="auto" w:fill="92D050"/>
             <w:vAlign w:val="center"/>
             <w:hideMark/>
@@ -15380,6 +16733,12 @@
         <w:tc>
           <w:tcPr>
             <w:tcW w:w="337" w:type="pct"/>
+            <w:tcBorders>
+              <w:top w:val="single" w:sz="4" w:space="0" w:color="BFBFBF"/>
+              <w:left w:val="single" w:sz="4" w:space="0" w:color="BFBFBF"/>
+              <w:bottom w:val="single" w:sz="4" w:space="0" w:color="BFBFBF"/>
+              <w:right w:val="single" w:sz="4" w:space="0" w:color="BFBFBF"/>
+            </w:tcBorders>
             <w:vAlign w:val="center"/>
           </w:tcPr>
           <w:p>
@@ -15400,6 +16759,12 @@
         <w:tc>
           <w:tcPr>
             <w:tcW w:w="3459" w:type="pct"/>
+            <w:tcBorders>
+              <w:top w:val="single" w:sz="4" w:space="0" w:color="BFBFBF"/>
+              <w:left w:val="single" w:sz="4" w:space="0" w:color="BFBFBF"/>
+              <w:bottom w:val="single" w:sz="4" w:space="0" w:color="BFBFBF"/>
+              <w:right w:val="single" w:sz="4" w:space="0" w:color="BFBFBF"/>
+            </w:tcBorders>
             <w:vAlign w:val="center"/>
             <w:hideMark/>
           </w:tcPr>
@@ -15421,6 +16786,12 @@
         <w:tc>
           <w:tcPr>
             <w:tcW w:w="1204" w:type="pct"/>
+            <w:tcBorders>
+              <w:top w:val="single" w:sz="4" w:space="0" w:color="BFBFBF"/>
+              <w:left w:val="single" w:sz="4" w:space="0" w:color="BFBFBF"/>
+              <w:bottom w:val="single" w:sz="4" w:space="0" w:color="BFBFBF"/>
+              <w:right w:val="single" w:sz="4" w:space="0" w:color="BFBFBF"/>
+            </w:tcBorders>
             <w:shd w:val="clear" w:color="auto" w:fill="92D050"/>
             <w:vAlign w:val="center"/>
             <w:hideMark/>
@@ -15451,6 +16822,12 @@
         <w:tc>
           <w:tcPr>
             <w:tcW w:w="337" w:type="pct"/>
+            <w:tcBorders>
+              <w:top w:val="single" w:sz="4" w:space="0" w:color="BFBFBF"/>
+              <w:left w:val="single" w:sz="4" w:space="0" w:color="BFBFBF"/>
+              <w:bottom w:val="single" w:sz="4" w:space="0" w:color="BFBFBF"/>
+              <w:right w:val="single" w:sz="4" w:space="0" w:color="BFBFBF"/>
+            </w:tcBorders>
             <w:vAlign w:val="center"/>
           </w:tcPr>
           <w:p>
@@ -15471,6 +16848,12 @@
         <w:tc>
           <w:tcPr>
             <w:tcW w:w="3459" w:type="pct"/>
+            <w:tcBorders>
+              <w:top w:val="single" w:sz="4" w:space="0" w:color="BFBFBF"/>
+              <w:left w:val="single" w:sz="4" w:space="0" w:color="BFBFBF"/>
+              <w:bottom w:val="single" w:sz="4" w:space="0" w:color="BFBFBF"/>
+              <w:right w:val="single" w:sz="4" w:space="0" w:color="BFBFBF"/>
+            </w:tcBorders>
             <w:vAlign w:val="center"/>
             <w:hideMark/>
           </w:tcPr>
@@ -15492,6 +16875,12 @@
         <w:tc>
           <w:tcPr>
             <w:tcW w:w="1204" w:type="pct"/>
+            <w:tcBorders>
+              <w:top w:val="single" w:sz="4" w:space="0" w:color="BFBFBF"/>
+              <w:left w:val="single" w:sz="4" w:space="0" w:color="BFBFBF"/>
+              <w:bottom w:val="single" w:sz="4" w:space="0" w:color="BFBFBF"/>
+              <w:right w:val="single" w:sz="4" w:space="0" w:color="BFBFBF"/>
+            </w:tcBorders>
             <w:shd w:val="clear" w:color="auto" w:fill="92D050"/>
             <w:vAlign w:val="center"/>
             <w:hideMark/>
@@ -15524,6 +16913,12 @@
         <w:tc>
           <w:tcPr>
             <w:tcW w:w="337" w:type="pct"/>
+            <w:tcBorders>
+              <w:top w:val="single" w:sz="4" w:space="0" w:color="BFBFBF"/>
+              <w:left w:val="single" w:sz="4" w:space="0" w:color="BFBFBF"/>
+              <w:bottom w:val="single" w:sz="4" w:space="0" w:color="BFBFBF"/>
+              <w:right w:val="single" w:sz="4" w:space="0" w:color="BFBFBF"/>
+            </w:tcBorders>
             <w:vAlign w:val="center"/>
           </w:tcPr>
           <w:p>
@@ -15544,6 +16939,12 @@
         <w:tc>
           <w:tcPr>
             <w:tcW w:w="3459" w:type="pct"/>
+            <w:tcBorders>
+              <w:top w:val="single" w:sz="4" w:space="0" w:color="BFBFBF"/>
+              <w:left w:val="single" w:sz="4" w:space="0" w:color="BFBFBF"/>
+              <w:bottom w:val="single" w:sz="4" w:space="0" w:color="BFBFBF"/>
+              <w:right w:val="single" w:sz="4" w:space="0" w:color="BFBFBF"/>
+            </w:tcBorders>
             <w:vAlign w:val="center"/>
             <w:hideMark/>
           </w:tcPr>
@@ -15565,6 +16966,12 @@
         <w:tc>
           <w:tcPr>
             <w:tcW w:w="1204" w:type="pct"/>
+            <w:tcBorders>
+              <w:top w:val="single" w:sz="4" w:space="0" w:color="BFBFBF"/>
+              <w:left w:val="single" w:sz="4" w:space="0" w:color="BFBFBF"/>
+              <w:bottom w:val="single" w:sz="4" w:space="0" w:color="BFBFBF"/>
+              <w:right w:val="single" w:sz="4" w:space="0" w:color="BFBFBF"/>
+            </w:tcBorders>
             <w:shd w:val="clear" w:color="auto" w:fill="92D050"/>
             <w:vAlign w:val="center"/>
             <w:hideMark/>
@@ -15595,6 +17002,12 @@
         <w:tc>
           <w:tcPr>
             <w:tcW w:w="337" w:type="pct"/>
+            <w:tcBorders>
+              <w:top w:val="single" w:sz="4" w:space="0" w:color="BFBFBF"/>
+              <w:left w:val="single" w:sz="4" w:space="0" w:color="BFBFBF"/>
+              <w:bottom w:val="single" w:sz="4" w:space="0" w:color="BFBFBF"/>
+              <w:right w:val="single" w:sz="4" w:space="0" w:color="BFBFBF"/>
+            </w:tcBorders>
             <w:vAlign w:val="center"/>
           </w:tcPr>
           <w:p>
@@ -15615,6 +17028,12 @@
         <w:tc>
           <w:tcPr>
             <w:tcW w:w="3459" w:type="pct"/>
+            <w:tcBorders>
+              <w:top w:val="single" w:sz="4" w:space="0" w:color="BFBFBF"/>
+              <w:left w:val="single" w:sz="4" w:space="0" w:color="BFBFBF"/>
+              <w:bottom w:val="single" w:sz="4" w:space="0" w:color="BFBFBF"/>
+              <w:right w:val="single" w:sz="4" w:space="0" w:color="BFBFBF"/>
+            </w:tcBorders>
             <w:vAlign w:val="center"/>
             <w:hideMark/>
           </w:tcPr>
@@ -15636,6 +17055,12 @@
         <w:tc>
           <w:tcPr>
             <w:tcW w:w="1204" w:type="pct"/>
+            <w:tcBorders>
+              <w:top w:val="single" w:sz="4" w:space="0" w:color="BFBFBF"/>
+              <w:left w:val="single" w:sz="4" w:space="0" w:color="BFBFBF"/>
+              <w:bottom w:val="single" w:sz="4" w:space="0" w:color="BFBFBF"/>
+              <w:right w:val="single" w:sz="4" w:space="0" w:color="BFBFBF"/>
+            </w:tcBorders>
             <w:shd w:val="clear" w:color="auto" w:fill="92D050"/>
             <w:vAlign w:val="center"/>
             <w:hideMark/>
@@ -15666,6 +17091,12 @@
         <w:tc>
           <w:tcPr>
             <w:tcW w:w="337" w:type="pct"/>
+            <w:tcBorders>
+              <w:top w:val="single" w:sz="4" w:space="0" w:color="BFBFBF"/>
+              <w:left w:val="single" w:sz="4" w:space="0" w:color="BFBFBF"/>
+              <w:bottom w:val="single" w:sz="4" w:space="0" w:color="BFBFBF"/>
+              <w:right w:val="single" w:sz="4" w:space="0" w:color="BFBFBF"/>
+            </w:tcBorders>
             <w:vAlign w:val="center"/>
           </w:tcPr>
           <w:p>
@@ -15686,6 +17117,12 @@
         <w:tc>
           <w:tcPr>
             <w:tcW w:w="3459" w:type="pct"/>
+            <w:tcBorders>
+              <w:top w:val="single" w:sz="4" w:space="0" w:color="BFBFBF"/>
+              <w:left w:val="single" w:sz="4" w:space="0" w:color="BFBFBF"/>
+              <w:bottom w:val="single" w:sz="4" w:space="0" w:color="BFBFBF"/>
+              <w:right w:val="single" w:sz="4" w:space="0" w:color="BFBFBF"/>
+            </w:tcBorders>
             <w:vAlign w:val="center"/>
             <w:hideMark/>
           </w:tcPr>
@@ -15707,6 +17144,12 @@
         <w:tc>
           <w:tcPr>
             <w:tcW w:w="1204" w:type="pct"/>
+            <w:tcBorders>
+              <w:top w:val="single" w:sz="4" w:space="0" w:color="BFBFBF"/>
+              <w:left w:val="single" w:sz="4" w:space="0" w:color="BFBFBF"/>
+              <w:bottom w:val="single" w:sz="4" w:space="0" w:color="BFBFBF"/>
+              <w:right w:val="single" w:sz="4" w:space="0" w:color="BFBFBF"/>
+            </w:tcBorders>
             <w:shd w:val="clear" w:color="auto" w:fill="92D050"/>
             <w:vAlign w:val="center"/>
             <w:hideMark/>
@@ -15737,6 +17180,12 @@
         <w:tc>
           <w:tcPr>
             <w:tcW w:w="337" w:type="pct"/>
+            <w:tcBorders>
+              <w:top w:val="single" w:sz="4" w:space="0" w:color="BFBFBF"/>
+              <w:left w:val="single" w:sz="4" w:space="0" w:color="BFBFBF"/>
+              <w:bottom w:val="single" w:sz="4" w:space="0" w:color="BFBFBF"/>
+              <w:right w:val="single" w:sz="4" w:space="0" w:color="BFBFBF"/>
+            </w:tcBorders>
             <w:vAlign w:val="center"/>
           </w:tcPr>
           <w:p>
@@ -15757,6 +17206,12 @@
         <w:tc>
           <w:tcPr>
             <w:tcW w:w="3459" w:type="pct"/>
+            <w:tcBorders>
+              <w:top w:val="single" w:sz="4" w:space="0" w:color="BFBFBF"/>
+              <w:left w:val="single" w:sz="4" w:space="0" w:color="BFBFBF"/>
+              <w:bottom w:val="single" w:sz="4" w:space="0" w:color="BFBFBF"/>
+              <w:right w:val="single" w:sz="4" w:space="0" w:color="BFBFBF"/>
+            </w:tcBorders>
             <w:vAlign w:val="center"/>
             <w:hideMark/>
           </w:tcPr>
@@ -15778,6 +17233,12 @@
         <w:tc>
           <w:tcPr>
             <w:tcW w:w="1204" w:type="pct"/>
+            <w:tcBorders>
+              <w:top w:val="single" w:sz="4" w:space="0" w:color="BFBFBF"/>
+              <w:left w:val="single" w:sz="4" w:space="0" w:color="BFBFBF"/>
+              <w:bottom w:val="single" w:sz="4" w:space="0" w:color="BFBFBF"/>
+              <w:right w:val="single" w:sz="4" w:space="0" w:color="BFBFBF"/>
+            </w:tcBorders>
             <w:shd w:val="clear" w:color="auto" w:fill="92D050"/>
             <w:vAlign w:val="center"/>
             <w:hideMark/>
@@ -15808,6 +17269,12 @@
         <w:tc>
           <w:tcPr>
             <w:tcW w:w="337" w:type="pct"/>
+            <w:tcBorders>
+              <w:top w:val="single" w:sz="4" w:space="0" w:color="BFBFBF"/>
+              <w:left w:val="single" w:sz="4" w:space="0" w:color="BFBFBF"/>
+              <w:bottom w:val="single" w:sz="4" w:space="0" w:color="BFBFBF"/>
+              <w:right w:val="single" w:sz="4" w:space="0" w:color="BFBFBF"/>
+            </w:tcBorders>
             <w:vAlign w:val="center"/>
           </w:tcPr>
           <w:p>
@@ -15828,6 +17295,12 @@
         <w:tc>
           <w:tcPr>
             <w:tcW w:w="3459" w:type="pct"/>
+            <w:tcBorders>
+              <w:top w:val="single" w:sz="4" w:space="0" w:color="BFBFBF"/>
+              <w:left w:val="single" w:sz="4" w:space="0" w:color="BFBFBF"/>
+              <w:bottom w:val="single" w:sz="4" w:space="0" w:color="BFBFBF"/>
+              <w:right w:val="single" w:sz="4" w:space="0" w:color="BFBFBF"/>
+            </w:tcBorders>
             <w:vAlign w:val="center"/>
             <w:hideMark/>
           </w:tcPr>
@@ -15849,6 +17322,12 @@
         <w:tc>
           <w:tcPr>
             <w:tcW w:w="1204" w:type="pct"/>
+            <w:tcBorders>
+              <w:top w:val="single" w:sz="4" w:space="0" w:color="BFBFBF"/>
+              <w:left w:val="single" w:sz="4" w:space="0" w:color="BFBFBF"/>
+              <w:bottom w:val="single" w:sz="4" w:space="0" w:color="BFBFBF"/>
+              <w:right w:val="single" w:sz="4" w:space="0" w:color="BFBFBF"/>
+            </w:tcBorders>
             <w:shd w:val="clear" w:color="auto" w:fill="92D050"/>
             <w:vAlign w:val="center"/>
             <w:hideMark/>
@@ -15969,7 +17448,7 @@
     </w:p>
     <w:tbl>
       <w:tblPr>
-        <w:tblStyle w:val="TableGridLight"/>
+        <w:tblStyle w:val="TableGrid"/>
         <w:tblW w:w="5000" w:type="pct"/>
         <w:tblLayout w:type="fixed"/>
         <w:tblLook w:val="01E0" w:firstRow="1" w:lastRow="1" w:firstColumn="1" w:lastColumn="1" w:noHBand="0" w:noVBand="0"/>
@@ -15986,6 +17465,12 @@
         <w:tc>
           <w:tcPr>
             <w:tcW w:w="337" w:type="pct"/>
+            <w:tcBorders>
+              <w:top w:val="single" w:sz="4" w:space="0" w:color="BFBFBF"/>
+              <w:left w:val="single" w:sz="4" w:space="0" w:color="BFBFBF"/>
+              <w:bottom w:val="single" w:sz="4" w:space="0" w:color="BFBFBF"/>
+              <w:right w:val="single" w:sz="4" w:space="0" w:color="BFBFBF"/>
+            </w:tcBorders>
             <w:shd w:val="clear" w:color="auto" w:fill="600000"/>
             <w:vAlign w:val="center"/>
             <w:hideMark/>
@@ -16011,6 +17496,12 @@
         <w:tc>
           <w:tcPr>
             <w:tcW w:w="3459" w:type="pct"/>
+            <w:tcBorders>
+              <w:top w:val="single" w:sz="4" w:space="0" w:color="BFBFBF"/>
+              <w:left w:val="single" w:sz="4" w:space="0" w:color="BFBFBF"/>
+              <w:bottom w:val="single" w:sz="4" w:space="0" w:color="BFBFBF"/>
+              <w:right w:val="single" w:sz="4" w:space="0" w:color="BFBFBF"/>
+            </w:tcBorders>
             <w:shd w:val="clear" w:color="auto" w:fill="600000"/>
             <w:vAlign w:val="center"/>
             <w:hideMark/>
@@ -16037,6 +17528,12 @@
         <w:tc>
           <w:tcPr>
             <w:tcW w:w="1204" w:type="pct"/>
+            <w:tcBorders>
+              <w:top w:val="single" w:sz="4" w:space="0" w:color="BFBFBF"/>
+              <w:left w:val="single" w:sz="4" w:space="0" w:color="BFBFBF"/>
+              <w:bottom w:val="single" w:sz="4" w:space="0" w:color="BFBFBF"/>
+              <w:right w:val="single" w:sz="4" w:space="0" w:color="BFBFBF"/>
+            </w:tcBorders>
             <w:shd w:val="clear" w:color="auto" w:fill="600000"/>
             <w:vAlign w:val="center"/>
             <w:hideMark/>
@@ -16067,6 +17564,12 @@
         <w:tc>
           <w:tcPr>
             <w:tcW w:w="337" w:type="pct"/>
+            <w:tcBorders>
+              <w:top w:val="single" w:sz="4" w:space="0" w:color="BFBFBF"/>
+              <w:left w:val="single" w:sz="4" w:space="0" w:color="BFBFBF"/>
+              <w:bottom w:val="single" w:sz="4" w:space="0" w:color="BFBFBF"/>
+              <w:right w:val="single" w:sz="4" w:space="0" w:color="BFBFBF"/>
+            </w:tcBorders>
             <w:vAlign w:val="center"/>
           </w:tcPr>
           <w:p>
@@ -16087,6 +17590,12 @@
         <w:tc>
           <w:tcPr>
             <w:tcW w:w="3459" w:type="pct"/>
+            <w:tcBorders>
+              <w:top w:val="single" w:sz="4" w:space="0" w:color="BFBFBF"/>
+              <w:left w:val="single" w:sz="4" w:space="0" w:color="BFBFBF"/>
+              <w:bottom w:val="single" w:sz="4" w:space="0" w:color="BFBFBF"/>
+              <w:right w:val="single" w:sz="4" w:space="0" w:color="BFBFBF"/>
+            </w:tcBorders>
             <w:vAlign w:val="center"/>
             <w:hideMark/>
           </w:tcPr>
@@ -16108,6 +17617,12 @@
         <w:tc>
           <w:tcPr>
             <w:tcW w:w="1204" w:type="pct"/>
+            <w:tcBorders>
+              <w:top w:val="single" w:sz="4" w:space="0" w:color="BFBFBF"/>
+              <w:left w:val="single" w:sz="4" w:space="0" w:color="BFBFBF"/>
+              <w:bottom w:val="single" w:sz="4" w:space="0" w:color="BFBFBF"/>
+              <w:right w:val="single" w:sz="4" w:space="0" w:color="BFBFBF"/>
+            </w:tcBorders>
             <w:shd w:val="clear" w:color="auto" w:fill="92D050"/>
             <w:vAlign w:val="center"/>
             <w:hideMark/>
@@ -16138,6 +17653,12 @@
         <w:tc>
           <w:tcPr>
             <w:tcW w:w="337" w:type="pct"/>
+            <w:tcBorders>
+              <w:top w:val="single" w:sz="4" w:space="0" w:color="BFBFBF"/>
+              <w:left w:val="single" w:sz="4" w:space="0" w:color="BFBFBF"/>
+              <w:bottom w:val="single" w:sz="4" w:space="0" w:color="BFBFBF"/>
+              <w:right w:val="single" w:sz="4" w:space="0" w:color="BFBFBF"/>
+            </w:tcBorders>
             <w:vAlign w:val="center"/>
           </w:tcPr>
           <w:p>
@@ -16158,6 +17679,12 @@
         <w:tc>
           <w:tcPr>
             <w:tcW w:w="3459" w:type="pct"/>
+            <w:tcBorders>
+              <w:top w:val="single" w:sz="4" w:space="0" w:color="BFBFBF"/>
+              <w:left w:val="single" w:sz="4" w:space="0" w:color="BFBFBF"/>
+              <w:bottom w:val="single" w:sz="4" w:space="0" w:color="BFBFBF"/>
+              <w:right w:val="single" w:sz="4" w:space="0" w:color="BFBFBF"/>
+            </w:tcBorders>
             <w:vAlign w:val="center"/>
             <w:hideMark/>
           </w:tcPr>
@@ -16179,6 +17706,12 @@
         <w:tc>
           <w:tcPr>
             <w:tcW w:w="1204" w:type="pct"/>
+            <w:tcBorders>
+              <w:top w:val="single" w:sz="4" w:space="0" w:color="BFBFBF"/>
+              <w:left w:val="single" w:sz="4" w:space="0" w:color="BFBFBF"/>
+              <w:bottom w:val="single" w:sz="4" w:space="0" w:color="BFBFBF"/>
+              <w:right w:val="single" w:sz="4" w:space="0" w:color="BFBFBF"/>
+            </w:tcBorders>
             <w:shd w:val="clear" w:color="auto" w:fill="92D050"/>
             <w:vAlign w:val="center"/>
             <w:hideMark/>
@@ -16209,6 +17742,12 @@
         <w:tc>
           <w:tcPr>
             <w:tcW w:w="337" w:type="pct"/>
+            <w:tcBorders>
+              <w:top w:val="single" w:sz="4" w:space="0" w:color="BFBFBF"/>
+              <w:left w:val="single" w:sz="4" w:space="0" w:color="BFBFBF"/>
+              <w:bottom w:val="single" w:sz="4" w:space="0" w:color="BFBFBF"/>
+              <w:right w:val="single" w:sz="4" w:space="0" w:color="BFBFBF"/>
+            </w:tcBorders>
             <w:vAlign w:val="center"/>
           </w:tcPr>
           <w:p>
@@ -16229,6 +17768,12 @@
         <w:tc>
           <w:tcPr>
             <w:tcW w:w="3459" w:type="pct"/>
+            <w:tcBorders>
+              <w:top w:val="single" w:sz="4" w:space="0" w:color="BFBFBF"/>
+              <w:left w:val="single" w:sz="4" w:space="0" w:color="BFBFBF"/>
+              <w:bottom w:val="single" w:sz="4" w:space="0" w:color="BFBFBF"/>
+              <w:right w:val="single" w:sz="4" w:space="0" w:color="BFBFBF"/>
+            </w:tcBorders>
             <w:vAlign w:val="center"/>
             <w:hideMark/>
           </w:tcPr>
@@ -16250,6 +17795,12 @@
         <w:tc>
           <w:tcPr>
             <w:tcW w:w="1204" w:type="pct"/>
+            <w:tcBorders>
+              <w:top w:val="single" w:sz="4" w:space="0" w:color="BFBFBF"/>
+              <w:left w:val="single" w:sz="4" w:space="0" w:color="BFBFBF"/>
+              <w:bottom w:val="single" w:sz="4" w:space="0" w:color="BFBFBF"/>
+              <w:right w:val="single" w:sz="4" w:space="0" w:color="BFBFBF"/>
+            </w:tcBorders>
             <w:shd w:val="clear" w:color="auto" w:fill="92D050"/>
             <w:vAlign w:val="center"/>
             <w:hideMark/>
@@ -16280,6 +17831,12 @@
         <w:tc>
           <w:tcPr>
             <w:tcW w:w="337" w:type="pct"/>
+            <w:tcBorders>
+              <w:top w:val="single" w:sz="4" w:space="0" w:color="BFBFBF"/>
+              <w:left w:val="single" w:sz="4" w:space="0" w:color="BFBFBF"/>
+              <w:bottom w:val="single" w:sz="4" w:space="0" w:color="BFBFBF"/>
+              <w:right w:val="single" w:sz="4" w:space="0" w:color="BFBFBF"/>
+            </w:tcBorders>
             <w:vAlign w:val="center"/>
           </w:tcPr>
           <w:p>
@@ -16300,6 +17857,12 @@
         <w:tc>
           <w:tcPr>
             <w:tcW w:w="3459" w:type="pct"/>
+            <w:tcBorders>
+              <w:top w:val="single" w:sz="4" w:space="0" w:color="BFBFBF"/>
+              <w:left w:val="single" w:sz="4" w:space="0" w:color="BFBFBF"/>
+              <w:bottom w:val="single" w:sz="4" w:space="0" w:color="BFBFBF"/>
+              <w:right w:val="single" w:sz="4" w:space="0" w:color="BFBFBF"/>
+            </w:tcBorders>
             <w:vAlign w:val="center"/>
             <w:hideMark/>
           </w:tcPr>
@@ -16321,6 +17884,12 @@
         <w:tc>
           <w:tcPr>
             <w:tcW w:w="1204" w:type="pct"/>
+            <w:tcBorders>
+              <w:top w:val="single" w:sz="4" w:space="0" w:color="BFBFBF"/>
+              <w:left w:val="single" w:sz="4" w:space="0" w:color="BFBFBF"/>
+              <w:bottom w:val="single" w:sz="4" w:space="0" w:color="BFBFBF"/>
+              <w:right w:val="single" w:sz="4" w:space="0" w:color="BFBFBF"/>
+            </w:tcBorders>
             <w:shd w:val="clear" w:color="auto" w:fill="92D050"/>
             <w:vAlign w:val="center"/>
             <w:hideMark/>
@@ -16351,6 +17920,12 @@
         <w:tc>
           <w:tcPr>
             <w:tcW w:w="337" w:type="pct"/>
+            <w:tcBorders>
+              <w:top w:val="single" w:sz="4" w:space="0" w:color="BFBFBF"/>
+              <w:left w:val="single" w:sz="4" w:space="0" w:color="BFBFBF"/>
+              <w:bottom w:val="single" w:sz="4" w:space="0" w:color="BFBFBF"/>
+              <w:right w:val="single" w:sz="4" w:space="0" w:color="BFBFBF"/>
+            </w:tcBorders>
             <w:vAlign w:val="center"/>
           </w:tcPr>
           <w:p>
@@ -16371,6 +17946,12 @@
         <w:tc>
           <w:tcPr>
             <w:tcW w:w="3459" w:type="pct"/>
+            <w:tcBorders>
+              <w:top w:val="single" w:sz="4" w:space="0" w:color="BFBFBF"/>
+              <w:left w:val="single" w:sz="4" w:space="0" w:color="BFBFBF"/>
+              <w:bottom w:val="single" w:sz="4" w:space="0" w:color="BFBFBF"/>
+              <w:right w:val="single" w:sz="4" w:space="0" w:color="BFBFBF"/>
+            </w:tcBorders>
             <w:vAlign w:val="center"/>
             <w:hideMark/>
           </w:tcPr>
@@ -16392,6 +17973,12 @@
         <w:tc>
           <w:tcPr>
             <w:tcW w:w="1204" w:type="pct"/>
+            <w:tcBorders>
+              <w:top w:val="single" w:sz="4" w:space="0" w:color="BFBFBF"/>
+              <w:left w:val="single" w:sz="4" w:space="0" w:color="BFBFBF"/>
+              <w:bottom w:val="single" w:sz="4" w:space="0" w:color="BFBFBF"/>
+              <w:right w:val="single" w:sz="4" w:space="0" w:color="BFBFBF"/>
+            </w:tcBorders>
             <w:shd w:val="clear" w:color="auto" w:fill="92D050"/>
             <w:vAlign w:val="center"/>
             <w:hideMark/>
@@ -16424,6 +18011,12 @@
         <w:tc>
           <w:tcPr>
             <w:tcW w:w="337" w:type="pct"/>
+            <w:tcBorders>
+              <w:top w:val="single" w:sz="4" w:space="0" w:color="BFBFBF"/>
+              <w:left w:val="single" w:sz="4" w:space="0" w:color="BFBFBF"/>
+              <w:bottom w:val="single" w:sz="4" w:space="0" w:color="BFBFBF"/>
+              <w:right w:val="single" w:sz="4" w:space="0" w:color="BFBFBF"/>
+            </w:tcBorders>
             <w:vAlign w:val="center"/>
           </w:tcPr>
           <w:p>
@@ -16444,6 +18037,12 @@
         <w:tc>
           <w:tcPr>
             <w:tcW w:w="3459" w:type="pct"/>
+            <w:tcBorders>
+              <w:top w:val="single" w:sz="4" w:space="0" w:color="BFBFBF"/>
+              <w:left w:val="single" w:sz="4" w:space="0" w:color="BFBFBF"/>
+              <w:bottom w:val="single" w:sz="4" w:space="0" w:color="BFBFBF"/>
+              <w:right w:val="single" w:sz="4" w:space="0" w:color="BFBFBF"/>
+            </w:tcBorders>
             <w:vAlign w:val="center"/>
             <w:hideMark/>
           </w:tcPr>
@@ -16465,6 +18064,12 @@
         <w:tc>
           <w:tcPr>
             <w:tcW w:w="1204" w:type="pct"/>
+            <w:tcBorders>
+              <w:top w:val="single" w:sz="4" w:space="0" w:color="BFBFBF"/>
+              <w:left w:val="single" w:sz="4" w:space="0" w:color="BFBFBF"/>
+              <w:bottom w:val="single" w:sz="4" w:space="0" w:color="BFBFBF"/>
+              <w:right w:val="single" w:sz="4" w:space="0" w:color="BFBFBF"/>
+            </w:tcBorders>
             <w:shd w:val="clear" w:color="auto" w:fill="92D050"/>
             <w:vAlign w:val="center"/>
             <w:hideMark/>
@@ -16495,6 +18100,12 @@
         <w:tc>
           <w:tcPr>
             <w:tcW w:w="337" w:type="pct"/>
+            <w:tcBorders>
+              <w:top w:val="single" w:sz="4" w:space="0" w:color="BFBFBF"/>
+              <w:left w:val="single" w:sz="4" w:space="0" w:color="BFBFBF"/>
+              <w:bottom w:val="single" w:sz="4" w:space="0" w:color="BFBFBF"/>
+              <w:right w:val="single" w:sz="4" w:space="0" w:color="BFBFBF"/>
+            </w:tcBorders>
             <w:vAlign w:val="center"/>
           </w:tcPr>
           <w:p>
@@ -16515,6 +18126,12 @@
         <w:tc>
           <w:tcPr>
             <w:tcW w:w="3459" w:type="pct"/>
+            <w:tcBorders>
+              <w:top w:val="single" w:sz="4" w:space="0" w:color="BFBFBF"/>
+              <w:left w:val="single" w:sz="4" w:space="0" w:color="BFBFBF"/>
+              <w:bottom w:val="single" w:sz="4" w:space="0" w:color="BFBFBF"/>
+              <w:right w:val="single" w:sz="4" w:space="0" w:color="BFBFBF"/>
+            </w:tcBorders>
             <w:vAlign w:val="center"/>
             <w:hideMark/>
           </w:tcPr>
@@ -16536,6 +18153,12 @@
         <w:tc>
           <w:tcPr>
             <w:tcW w:w="1204" w:type="pct"/>
+            <w:tcBorders>
+              <w:top w:val="single" w:sz="4" w:space="0" w:color="BFBFBF"/>
+              <w:left w:val="single" w:sz="4" w:space="0" w:color="BFBFBF"/>
+              <w:bottom w:val="single" w:sz="4" w:space="0" w:color="BFBFBF"/>
+              <w:right w:val="single" w:sz="4" w:space="0" w:color="BFBFBF"/>
+            </w:tcBorders>
             <w:shd w:val="clear" w:color="auto" w:fill="92D050"/>
             <w:vAlign w:val="center"/>
             <w:hideMark/>
@@ -16566,6 +18189,12 @@
         <w:tc>
           <w:tcPr>
             <w:tcW w:w="337" w:type="pct"/>
+            <w:tcBorders>
+              <w:top w:val="single" w:sz="4" w:space="0" w:color="BFBFBF"/>
+              <w:left w:val="single" w:sz="4" w:space="0" w:color="BFBFBF"/>
+              <w:bottom w:val="single" w:sz="4" w:space="0" w:color="BFBFBF"/>
+              <w:right w:val="single" w:sz="4" w:space="0" w:color="BFBFBF"/>
+            </w:tcBorders>
             <w:vAlign w:val="center"/>
           </w:tcPr>
           <w:p>
@@ -16586,6 +18215,12 @@
         <w:tc>
           <w:tcPr>
             <w:tcW w:w="3459" w:type="pct"/>
+            <w:tcBorders>
+              <w:top w:val="single" w:sz="4" w:space="0" w:color="BFBFBF"/>
+              <w:left w:val="single" w:sz="4" w:space="0" w:color="BFBFBF"/>
+              <w:bottom w:val="single" w:sz="4" w:space="0" w:color="BFBFBF"/>
+              <w:right w:val="single" w:sz="4" w:space="0" w:color="BFBFBF"/>
+            </w:tcBorders>
             <w:vAlign w:val="center"/>
             <w:hideMark/>
           </w:tcPr>
@@ -16607,6 +18242,12 @@
         <w:tc>
           <w:tcPr>
             <w:tcW w:w="1204" w:type="pct"/>
+            <w:tcBorders>
+              <w:top w:val="single" w:sz="4" w:space="0" w:color="BFBFBF"/>
+              <w:left w:val="single" w:sz="4" w:space="0" w:color="BFBFBF"/>
+              <w:bottom w:val="single" w:sz="4" w:space="0" w:color="BFBFBF"/>
+              <w:right w:val="single" w:sz="4" w:space="0" w:color="BFBFBF"/>
+            </w:tcBorders>
             <w:shd w:val="clear" w:color="auto" w:fill="92D050"/>
             <w:vAlign w:val="center"/>
             <w:hideMark/>
@@ -16637,6 +18278,12 @@
         <w:tc>
           <w:tcPr>
             <w:tcW w:w="337" w:type="pct"/>
+            <w:tcBorders>
+              <w:top w:val="single" w:sz="4" w:space="0" w:color="BFBFBF"/>
+              <w:left w:val="single" w:sz="4" w:space="0" w:color="BFBFBF"/>
+              <w:bottom w:val="single" w:sz="4" w:space="0" w:color="BFBFBF"/>
+              <w:right w:val="single" w:sz="4" w:space="0" w:color="BFBFBF"/>
+            </w:tcBorders>
             <w:vAlign w:val="center"/>
           </w:tcPr>
           <w:p>
@@ -16657,6 +18304,12 @@
         <w:tc>
           <w:tcPr>
             <w:tcW w:w="3459" w:type="pct"/>
+            <w:tcBorders>
+              <w:top w:val="single" w:sz="4" w:space="0" w:color="BFBFBF"/>
+              <w:left w:val="single" w:sz="4" w:space="0" w:color="BFBFBF"/>
+              <w:bottom w:val="single" w:sz="4" w:space="0" w:color="BFBFBF"/>
+              <w:right w:val="single" w:sz="4" w:space="0" w:color="BFBFBF"/>
+            </w:tcBorders>
             <w:vAlign w:val="center"/>
             <w:hideMark/>
           </w:tcPr>
@@ -16678,6 +18331,12 @@
         <w:tc>
           <w:tcPr>
             <w:tcW w:w="1204" w:type="pct"/>
+            <w:tcBorders>
+              <w:top w:val="single" w:sz="4" w:space="0" w:color="BFBFBF"/>
+              <w:left w:val="single" w:sz="4" w:space="0" w:color="BFBFBF"/>
+              <w:bottom w:val="single" w:sz="4" w:space="0" w:color="BFBFBF"/>
+              <w:right w:val="single" w:sz="4" w:space="0" w:color="BFBFBF"/>
+            </w:tcBorders>
             <w:shd w:val="clear" w:color="auto" w:fill="92D050"/>
             <w:vAlign w:val="center"/>
             <w:hideMark/>
@@ -16708,6 +18367,12 @@
         <w:tc>
           <w:tcPr>
             <w:tcW w:w="337" w:type="pct"/>
+            <w:tcBorders>
+              <w:top w:val="single" w:sz="4" w:space="0" w:color="BFBFBF"/>
+              <w:left w:val="single" w:sz="4" w:space="0" w:color="BFBFBF"/>
+              <w:bottom w:val="single" w:sz="4" w:space="0" w:color="BFBFBF"/>
+              <w:right w:val="single" w:sz="4" w:space="0" w:color="BFBFBF"/>
+            </w:tcBorders>
             <w:vAlign w:val="center"/>
           </w:tcPr>
           <w:p>
@@ -16728,6 +18393,12 @@
         <w:tc>
           <w:tcPr>
             <w:tcW w:w="3459" w:type="pct"/>
+            <w:tcBorders>
+              <w:top w:val="single" w:sz="4" w:space="0" w:color="BFBFBF"/>
+              <w:left w:val="single" w:sz="4" w:space="0" w:color="BFBFBF"/>
+              <w:bottom w:val="single" w:sz="4" w:space="0" w:color="BFBFBF"/>
+              <w:right w:val="single" w:sz="4" w:space="0" w:color="BFBFBF"/>
+            </w:tcBorders>
             <w:vAlign w:val="center"/>
             <w:hideMark/>
           </w:tcPr>
@@ -16749,6 +18420,12 @@
         <w:tc>
           <w:tcPr>
             <w:tcW w:w="1204" w:type="pct"/>
+            <w:tcBorders>
+              <w:top w:val="single" w:sz="4" w:space="0" w:color="BFBFBF"/>
+              <w:left w:val="single" w:sz="4" w:space="0" w:color="BFBFBF"/>
+              <w:bottom w:val="single" w:sz="4" w:space="0" w:color="BFBFBF"/>
+              <w:right w:val="single" w:sz="4" w:space="0" w:color="BFBFBF"/>
+            </w:tcBorders>
             <w:shd w:val="clear" w:color="auto" w:fill="92D050"/>
             <w:vAlign w:val="center"/>
             <w:hideMark/>
@@ -17226,7 +18903,7 @@
     </w:p>
     <w:tbl>
       <w:tblPr>
-        <w:tblStyle w:val="TableGridLight"/>
+        <w:tblStyle w:val="TableGrid"/>
         <w:tblW w:w="5000" w:type="pct"/>
         <w:tblLayout w:type="fixed"/>
         <w:tblLook w:val="04A0" w:firstRow="1" w:lastRow="0" w:firstColumn="1" w:lastColumn="0" w:noHBand="0" w:noVBand="1"/>
@@ -17243,6 +18920,12 @@
         <w:tc>
           <w:tcPr>
             <w:tcW w:w="984" w:type="pct"/>
+            <w:tcBorders>
+              <w:top w:val="single" w:sz="4" w:space="0" w:color="BFBFBF"/>
+              <w:left w:val="single" w:sz="4" w:space="0" w:color="BFBFBF"/>
+              <w:bottom w:val="single" w:sz="4" w:space="0" w:color="BFBFBF"/>
+              <w:right w:val="single" w:sz="4" w:space="0" w:color="BFBFBF"/>
+            </w:tcBorders>
             <w:shd w:val="clear" w:color="auto" w:fill="600000"/>
             <w:vAlign w:val="center"/>
           </w:tcPr>
@@ -17271,6 +18954,12 @@
         <w:tc>
           <w:tcPr>
             <w:tcW w:w="2008" w:type="pct"/>
+            <w:tcBorders>
+              <w:top w:val="single" w:sz="4" w:space="0" w:color="BFBFBF"/>
+              <w:left w:val="single" w:sz="4" w:space="0" w:color="BFBFBF"/>
+              <w:bottom w:val="single" w:sz="4" w:space="0" w:color="BFBFBF"/>
+              <w:right w:val="single" w:sz="4" w:space="0" w:color="BFBFBF"/>
+            </w:tcBorders>
             <w:shd w:val="clear" w:color="auto" w:fill="600000"/>
             <w:vAlign w:val="center"/>
           </w:tcPr>
@@ -17299,6 +18988,12 @@
         <w:tc>
           <w:tcPr>
             <w:tcW w:w="2008" w:type="pct"/>
+            <w:tcBorders>
+              <w:top w:val="single" w:sz="4" w:space="0" w:color="BFBFBF"/>
+              <w:left w:val="single" w:sz="4" w:space="0" w:color="BFBFBF"/>
+              <w:bottom w:val="single" w:sz="4" w:space="0" w:color="BFBFBF"/>
+              <w:right w:val="single" w:sz="4" w:space="0" w:color="BFBFBF"/>
+            </w:tcBorders>
             <w:shd w:val="clear" w:color="auto" w:fill="600000"/>
             <w:vAlign w:val="center"/>
           </w:tcPr>
@@ -17330,6 +19025,12 @@
         <w:tc>
           <w:tcPr>
             <w:tcW w:w="984" w:type="pct"/>
+            <w:tcBorders>
+              <w:top w:val="single" w:sz="4" w:space="0" w:color="BFBFBF"/>
+              <w:left w:val="single" w:sz="4" w:space="0" w:color="BFBFBF"/>
+              <w:bottom w:val="single" w:sz="4" w:space="0" w:color="BFBFBF"/>
+              <w:right w:val="single" w:sz="4" w:space="0" w:color="BFBFBF"/>
+            </w:tcBorders>
             <w:shd w:val="clear" w:color="auto" w:fill="FAC701"/>
             <w:vAlign w:val="center"/>
           </w:tcPr>
@@ -17358,6 +19059,12 @@
         <w:tc>
           <w:tcPr>
             <w:tcW w:w="2008" w:type="pct"/>
+            <w:tcBorders>
+              <w:top w:val="single" w:sz="4" w:space="0" w:color="BFBFBF"/>
+              <w:left w:val="single" w:sz="4" w:space="0" w:color="BFBFBF"/>
+              <w:bottom w:val="single" w:sz="4" w:space="0" w:color="BFBFBF"/>
+              <w:right w:val="single" w:sz="4" w:space="0" w:color="BFBFBF"/>
+            </w:tcBorders>
             <w:vAlign w:val="center"/>
           </w:tcPr>
           <w:p>
@@ -17411,6 +19118,12 @@
         <w:tc>
           <w:tcPr>
             <w:tcW w:w="2008" w:type="pct"/>
+            <w:tcBorders>
+              <w:top w:val="single" w:sz="4" w:space="0" w:color="BFBFBF"/>
+              <w:left w:val="single" w:sz="4" w:space="0" w:color="BFBFBF"/>
+              <w:bottom w:val="single" w:sz="4" w:space="0" w:color="BFBFBF"/>
+              <w:right w:val="single" w:sz="4" w:space="0" w:color="BFBFBF"/>
+            </w:tcBorders>
             <w:shd w:val="clear" w:color="auto" w:fill="FFFFFF" w:themeFill="background1" w:themeFillShade="80"/>
             <w:vAlign w:val="center"/>
           </w:tcPr>
@@ -17445,6 +19158,12 @@
         <w:tc>
           <w:tcPr>
             <w:tcW w:w="984" w:type="pct"/>
+            <w:tcBorders>
+              <w:top w:val="single" w:sz="4" w:space="0" w:color="BFBFBF"/>
+              <w:left w:val="single" w:sz="4" w:space="0" w:color="BFBFBF"/>
+              <w:bottom w:val="single" w:sz="4" w:space="0" w:color="BFBFBF"/>
+              <w:right w:val="single" w:sz="4" w:space="0" w:color="BFBFBF"/>
+            </w:tcBorders>
             <w:vAlign w:val="center"/>
           </w:tcPr>
           <w:p>
@@ -17473,6 +19192,12 @@
           <w:tcPr>
             <w:tcW w:w="4016" w:type="pct"/>
             <w:gridSpan w:val="2"/>
+            <w:tcBorders>
+              <w:top w:val="single" w:sz="4" w:space="0" w:color="BFBFBF"/>
+              <w:left w:val="single" w:sz="4" w:space="0" w:color="BFBFBF"/>
+              <w:bottom w:val="single" w:sz="4" w:space="0" w:color="BFBFBF"/>
+              <w:right w:val="single" w:sz="4" w:space="0" w:color="BFBFBF"/>
+            </w:tcBorders>
             <w:vAlign w:val="center"/>
           </w:tcPr>
           <w:p>
@@ -17497,6 +19222,12 @@
         <w:tc>
           <w:tcPr>
             <w:tcW w:w="984" w:type="pct"/>
+            <w:tcBorders>
+              <w:top w:val="single" w:sz="4" w:space="0" w:color="BFBFBF"/>
+              <w:left w:val="single" w:sz="4" w:space="0" w:color="BFBFBF"/>
+              <w:bottom w:val="single" w:sz="4" w:space="0" w:color="BFBFBF"/>
+              <w:right w:val="single" w:sz="4" w:space="0" w:color="BFBFBF"/>
+            </w:tcBorders>
             <w:vAlign w:val="center"/>
           </w:tcPr>
           <w:p>
@@ -17536,6 +19267,12 @@
           <w:tcPr>
             <w:tcW w:w="4016" w:type="pct"/>
             <w:gridSpan w:val="2"/>
+            <w:tcBorders>
+              <w:top w:val="single" w:sz="4" w:space="0" w:color="BFBFBF"/>
+              <w:left w:val="single" w:sz="4" w:space="0" w:color="BFBFBF"/>
+              <w:bottom w:val="single" w:sz="4" w:space="0" w:color="BFBFBF"/>
+              <w:right w:val="single" w:sz="4" w:space="0" w:color="BFBFBF"/>
+            </w:tcBorders>
             <w:vAlign w:val="center"/>
           </w:tcPr>
           <w:p>
@@ -17560,6 +19297,12 @@
         <w:tc>
           <w:tcPr>
             <w:tcW w:w="984" w:type="pct"/>
+            <w:tcBorders>
+              <w:top w:val="single" w:sz="4" w:space="0" w:color="BFBFBF"/>
+              <w:left w:val="single" w:sz="4" w:space="0" w:color="BFBFBF"/>
+              <w:bottom w:val="single" w:sz="4" w:space="0" w:color="BFBFBF"/>
+              <w:right w:val="single" w:sz="4" w:space="0" w:color="BFBFBF"/>
+            </w:tcBorders>
             <w:vAlign w:val="center"/>
           </w:tcPr>
           <w:p>
@@ -17588,6 +19331,12 @@
           <w:tcPr>
             <w:tcW w:w="4016" w:type="pct"/>
             <w:gridSpan w:val="2"/>
+            <w:tcBorders>
+              <w:top w:val="single" w:sz="4" w:space="0" w:color="BFBFBF"/>
+              <w:left w:val="single" w:sz="4" w:space="0" w:color="BFBFBF"/>
+              <w:bottom w:val="single" w:sz="4" w:space="0" w:color="BFBFBF"/>
+              <w:right w:val="single" w:sz="4" w:space="0" w:color="BFBFBF"/>
+            </w:tcBorders>
             <w:vAlign w:val="center"/>
           </w:tcPr>
           <w:p>
@@ -17611,6 +19360,12 @@
         <w:tc>
           <w:tcPr>
             <w:tcW w:w="984" w:type="pct"/>
+            <w:tcBorders>
+              <w:top w:val="single" w:sz="4" w:space="0" w:color="BFBFBF"/>
+              <w:left w:val="single" w:sz="4" w:space="0" w:color="BFBFBF"/>
+              <w:bottom w:val="single" w:sz="4" w:space="0" w:color="BFBFBF"/>
+              <w:right w:val="single" w:sz="4" w:space="0" w:color="BFBFBF"/>
+            </w:tcBorders>
             <w:vAlign w:val="center"/>
           </w:tcPr>
           <w:p>
@@ -17639,6 +19394,12 @@
           <w:tcPr>
             <w:tcW w:w="4016" w:type="pct"/>
             <w:gridSpan w:val="2"/>
+            <w:tcBorders>
+              <w:top w:val="single" w:sz="4" w:space="0" w:color="BFBFBF"/>
+              <w:left w:val="single" w:sz="4" w:space="0" w:color="BFBFBF"/>
+              <w:bottom w:val="single" w:sz="4" w:space="0" w:color="BFBFBF"/>
+              <w:right w:val="single" w:sz="4" w:space="0" w:color="BFBFBF"/>
+            </w:tcBorders>
             <w:vAlign w:val="center"/>
           </w:tcPr>
           <w:p>
@@ -17662,6 +19423,12 @@
         <w:tc>
           <w:tcPr>
             <w:tcW w:w="984" w:type="pct"/>
+            <w:tcBorders>
+              <w:top w:val="single" w:sz="4" w:space="0" w:color="BFBFBF"/>
+              <w:left w:val="single" w:sz="4" w:space="0" w:color="BFBFBF"/>
+              <w:bottom w:val="single" w:sz="4" w:space="0" w:color="BFBFBF"/>
+              <w:right w:val="single" w:sz="4" w:space="0" w:color="BFBFBF"/>
+            </w:tcBorders>
             <w:vAlign w:val="center"/>
           </w:tcPr>
           <w:p>
@@ -17690,6 +19457,12 @@
           <w:tcPr>
             <w:tcW w:w="4016" w:type="pct"/>
             <w:gridSpan w:val="2"/>
+            <w:tcBorders>
+              <w:top w:val="single" w:sz="4" w:space="0" w:color="BFBFBF"/>
+              <w:left w:val="single" w:sz="4" w:space="0" w:color="BFBFBF"/>
+              <w:bottom w:val="single" w:sz="4" w:space="0" w:color="BFBFBF"/>
+              <w:right w:val="single" w:sz="4" w:space="0" w:color="BFBFBF"/>
+            </w:tcBorders>
             <w:vAlign w:val="center"/>
           </w:tcPr>
           <w:p>
@@ -18019,7 +19792,7 @@
     </w:p>
     <w:tbl>
       <w:tblPr>
-        <w:tblStyle w:val="TableGridLight"/>
+        <w:tblStyle w:val="TableGrid"/>
         <w:tblW w:w="5000" w:type="pct"/>
         <w:tblLayout w:type="fixed"/>
         <w:tblLook w:val="04A0" w:firstRow="1" w:lastRow="0" w:firstColumn="1" w:lastColumn="0" w:noHBand="0" w:noVBand="1"/>
@@ -18036,6 +19809,12 @@
         <w:tc>
           <w:tcPr>
             <w:tcW w:w="984" w:type="pct"/>
+            <w:tcBorders>
+              <w:top w:val="single" w:sz="4" w:space="0" w:color="BFBFBF"/>
+              <w:left w:val="single" w:sz="4" w:space="0" w:color="BFBFBF"/>
+              <w:bottom w:val="single" w:sz="4" w:space="0" w:color="BFBFBF"/>
+              <w:right w:val="single" w:sz="4" w:space="0" w:color="BFBFBF"/>
+            </w:tcBorders>
             <w:shd w:val="clear" w:color="auto" w:fill="600000"/>
             <w:vAlign w:val="center"/>
           </w:tcPr>
@@ -18064,6 +19843,12 @@
         <w:tc>
           <w:tcPr>
             <w:tcW w:w="2008" w:type="pct"/>
+            <w:tcBorders>
+              <w:top w:val="single" w:sz="4" w:space="0" w:color="BFBFBF"/>
+              <w:left w:val="single" w:sz="4" w:space="0" w:color="BFBFBF"/>
+              <w:bottom w:val="single" w:sz="4" w:space="0" w:color="BFBFBF"/>
+              <w:right w:val="single" w:sz="4" w:space="0" w:color="BFBFBF"/>
+            </w:tcBorders>
             <w:shd w:val="clear" w:color="auto" w:fill="600000"/>
             <w:vAlign w:val="center"/>
           </w:tcPr>
@@ -18092,6 +19877,12 @@
         <w:tc>
           <w:tcPr>
             <w:tcW w:w="2008" w:type="pct"/>
+            <w:tcBorders>
+              <w:top w:val="single" w:sz="4" w:space="0" w:color="BFBFBF"/>
+              <w:left w:val="single" w:sz="4" w:space="0" w:color="BFBFBF"/>
+              <w:bottom w:val="single" w:sz="4" w:space="0" w:color="BFBFBF"/>
+              <w:right w:val="single" w:sz="4" w:space="0" w:color="BFBFBF"/>
+            </w:tcBorders>
             <w:shd w:val="clear" w:color="auto" w:fill="600000"/>
             <w:vAlign w:val="center"/>
           </w:tcPr>
@@ -18123,6 +19914,12 @@
         <w:tc>
           <w:tcPr>
             <w:tcW w:w="984" w:type="pct"/>
+            <w:tcBorders>
+              <w:top w:val="single" w:sz="4" w:space="0" w:color="BFBFBF"/>
+              <w:left w:val="single" w:sz="4" w:space="0" w:color="BFBFBF"/>
+              <w:bottom w:val="single" w:sz="4" w:space="0" w:color="BFBFBF"/>
+              <w:right w:val="single" w:sz="4" w:space="0" w:color="BFBFBF"/>
+            </w:tcBorders>
             <w:shd w:val="clear" w:color="auto" w:fill="FAC701"/>
             <w:vAlign w:val="center"/>
           </w:tcPr>
@@ -18151,6 +19948,12 @@
         <w:tc>
           <w:tcPr>
             <w:tcW w:w="2008" w:type="pct"/>
+            <w:tcBorders>
+              <w:top w:val="single" w:sz="4" w:space="0" w:color="BFBFBF"/>
+              <w:left w:val="single" w:sz="4" w:space="0" w:color="BFBFBF"/>
+              <w:bottom w:val="single" w:sz="4" w:space="0" w:color="BFBFBF"/>
+              <w:right w:val="single" w:sz="4" w:space="0" w:color="BFBFBF"/>
+            </w:tcBorders>
             <w:vAlign w:val="center"/>
           </w:tcPr>
           <w:p>
@@ -18204,6 +20007,12 @@
         <w:tc>
           <w:tcPr>
             <w:tcW w:w="2008" w:type="pct"/>
+            <w:tcBorders>
+              <w:top w:val="single" w:sz="4" w:space="0" w:color="BFBFBF"/>
+              <w:left w:val="single" w:sz="4" w:space="0" w:color="BFBFBF"/>
+              <w:bottom w:val="single" w:sz="4" w:space="0" w:color="BFBFBF"/>
+              <w:right w:val="single" w:sz="4" w:space="0" w:color="BFBFBF"/>
+            </w:tcBorders>
             <w:shd w:val="clear" w:color="auto" w:fill="FFFFFF" w:themeFill="background1" w:themeFillShade="80"/>
             <w:vAlign w:val="center"/>
           </w:tcPr>
@@ -18238,6 +20047,12 @@
         <w:tc>
           <w:tcPr>
             <w:tcW w:w="984" w:type="pct"/>
+            <w:tcBorders>
+              <w:top w:val="single" w:sz="4" w:space="0" w:color="BFBFBF"/>
+              <w:left w:val="single" w:sz="4" w:space="0" w:color="BFBFBF"/>
+              <w:bottom w:val="single" w:sz="4" w:space="0" w:color="BFBFBF"/>
+              <w:right w:val="single" w:sz="4" w:space="0" w:color="BFBFBF"/>
+            </w:tcBorders>
             <w:vAlign w:val="center"/>
           </w:tcPr>
           <w:p>
@@ -18284,6 +20099,12 @@
           <w:tcPr>
             <w:tcW w:w="4016" w:type="pct"/>
             <w:gridSpan w:val="2"/>
+            <w:tcBorders>
+              <w:top w:val="single" w:sz="4" w:space="0" w:color="BFBFBF"/>
+              <w:left w:val="single" w:sz="4" w:space="0" w:color="BFBFBF"/>
+              <w:bottom w:val="single" w:sz="4" w:space="0" w:color="BFBFBF"/>
+              <w:right w:val="single" w:sz="4" w:space="0" w:color="BFBFBF"/>
+            </w:tcBorders>
             <w:vAlign w:val="center"/>
           </w:tcPr>
           <w:p>
@@ -18308,6 +20129,12 @@
         <w:tc>
           <w:tcPr>
             <w:tcW w:w="984" w:type="pct"/>
+            <w:tcBorders>
+              <w:top w:val="single" w:sz="4" w:space="0" w:color="BFBFBF"/>
+              <w:left w:val="single" w:sz="4" w:space="0" w:color="BFBFBF"/>
+              <w:bottom w:val="single" w:sz="4" w:space="0" w:color="BFBFBF"/>
+              <w:right w:val="single" w:sz="4" w:space="0" w:color="BFBFBF"/>
+            </w:tcBorders>
             <w:vAlign w:val="center"/>
           </w:tcPr>
           <w:p>
@@ -18347,6 +20174,12 @@
           <w:tcPr>
             <w:tcW w:w="4016" w:type="pct"/>
             <w:gridSpan w:val="2"/>
+            <w:tcBorders>
+              <w:top w:val="single" w:sz="4" w:space="0" w:color="BFBFBF"/>
+              <w:left w:val="single" w:sz="4" w:space="0" w:color="BFBFBF"/>
+              <w:bottom w:val="single" w:sz="4" w:space="0" w:color="BFBFBF"/>
+              <w:right w:val="single" w:sz="4" w:space="0" w:color="BFBFBF"/>
+            </w:tcBorders>
             <w:vAlign w:val="center"/>
           </w:tcPr>
           <w:p>
@@ -18371,6 +20204,12 @@
         <w:tc>
           <w:tcPr>
             <w:tcW w:w="984" w:type="pct"/>
+            <w:tcBorders>
+              <w:top w:val="single" w:sz="4" w:space="0" w:color="BFBFBF"/>
+              <w:left w:val="single" w:sz="4" w:space="0" w:color="BFBFBF"/>
+              <w:bottom w:val="single" w:sz="4" w:space="0" w:color="BFBFBF"/>
+              <w:right w:val="single" w:sz="4" w:space="0" w:color="BFBFBF"/>
+            </w:tcBorders>
             <w:vAlign w:val="center"/>
           </w:tcPr>
           <w:p>
@@ -18399,6 +20238,12 @@
           <w:tcPr>
             <w:tcW w:w="4016" w:type="pct"/>
             <w:gridSpan w:val="2"/>
+            <w:tcBorders>
+              <w:top w:val="single" w:sz="4" w:space="0" w:color="BFBFBF"/>
+              <w:left w:val="single" w:sz="4" w:space="0" w:color="BFBFBF"/>
+              <w:bottom w:val="single" w:sz="4" w:space="0" w:color="BFBFBF"/>
+              <w:right w:val="single" w:sz="4" w:space="0" w:color="BFBFBF"/>
+            </w:tcBorders>
             <w:vAlign w:val="center"/>
           </w:tcPr>
           <w:p>
@@ -18422,6 +20267,12 @@
         <w:tc>
           <w:tcPr>
             <w:tcW w:w="984" w:type="pct"/>
+            <w:tcBorders>
+              <w:top w:val="single" w:sz="4" w:space="0" w:color="BFBFBF"/>
+              <w:left w:val="single" w:sz="4" w:space="0" w:color="BFBFBF"/>
+              <w:bottom w:val="single" w:sz="4" w:space="0" w:color="BFBFBF"/>
+              <w:right w:val="single" w:sz="4" w:space="0" w:color="BFBFBF"/>
+            </w:tcBorders>
             <w:vAlign w:val="center"/>
           </w:tcPr>
           <w:p>
@@ -18450,6 +20301,12 @@
           <w:tcPr>
             <w:tcW w:w="4016" w:type="pct"/>
             <w:gridSpan w:val="2"/>
+            <w:tcBorders>
+              <w:top w:val="single" w:sz="4" w:space="0" w:color="BFBFBF"/>
+              <w:left w:val="single" w:sz="4" w:space="0" w:color="BFBFBF"/>
+              <w:bottom w:val="single" w:sz="4" w:space="0" w:color="BFBFBF"/>
+              <w:right w:val="single" w:sz="4" w:space="0" w:color="BFBFBF"/>
+            </w:tcBorders>
             <w:vAlign w:val="center"/>
           </w:tcPr>
           <w:p>
@@ -18473,6 +20330,12 @@
         <w:tc>
           <w:tcPr>
             <w:tcW w:w="984" w:type="pct"/>
+            <w:tcBorders>
+              <w:top w:val="single" w:sz="4" w:space="0" w:color="BFBFBF"/>
+              <w:left w:val="single" w:sz="4" w:space="0" w:color="BFBFBF"/>
+              <w:bottom w:val="single" w:sz="4" w:space="0" w:color="BFBFBF"/>
+              <w:right w:val="single" w:sz="4" w:space="0" w:color="BFBFBF"/>
+            </w:tcBorders>
             <w:vAlign w:val="center"/>
           </w:tcPr>
           <w:p>
@@ -18501,6 +20364,12 @@
           <w:tcPr>
             <w:tcW w:w="4016" w:type="pct"/>
             <w:gridSpan w:val="2"/>
+            <w:tcBorders>
+              <w:top w:val="single" w:sz="4" w:space="0" w:color="BFBFBF"/>
+              <w:left w:val="single" w:sz="4" w:space="0" w:color="BFBFBF"/>
+              <w:bottom w:val="single" w:sz="4" w:space="0" w:color="BFBFBF"/>
+              <w:right w:val="single" w:sz="4" w:space="0" w:color="BFBFBF"/>
+            </w:tcBorders>
             <w:vAlign w:val="center"/>
           </w:tcPr>
           <w:p>
@@ -18812,7 +20681,7 @@
     </w:p>
     <w:tbl>
       <w:tblPr>
-        <w:tblStyle w:val="TableGridLight"/>
+        <w:tblStyle w:val="TableGrid"/>
         <w:tblW w:w="5000" w:type="pct"/>
         <w:tblLayout w:type="fixed"/>
         <w:tblLook w:val="04A0" w:firstRow="1" w:lastRow="0" w:firstColumn="1" w:lastColumn="0" w:noHBand="0" w:noVBand="1"/>
@@ -18829,6 +20698,12 @@
         <w:tc>
           <w:tcPr>
             <w:tcW w:w="984" w:type="pct"/>
+            <w:tcBorders>
+              <w:top w:val="single" w:sz="4" w:space="0" w:color="BFBFBF"/>
+              <w:left w:val="single" w:sz="4" w:space="0" w:color="BFBFBF"/>
+              <w:bottom w:val="single" w:sz="4" w:space="0" w:color="BFBFBF"/>
+              <w:right w:val="single" w:sz="4" w:space="0" w:color="BFBFBF"/>
+            </w:tcBorders>
             <w:shd w:val="clear" w:color="auto" w:fill="600000"/>
             <w:vAlign w:val="center"/>
           </w:tcPr>
@@ -18857,6 +20732,12 @@
         <w:tc>
           <w:tcPr>
             <w:tcW w:w="2008" w:type="pct"/>
+            <w:tcBorders>
+              <w:top w:val="single" w:sz="4" w:space="0" w:color="BFBFBF"/>
+              <w:left w:val="single" w:sz="4" w:space="0" w:color="BFBFBF"/>
+              <w:bottom w:val="single" w:sz="4" w:space="0" w:color="BFBFBF"/>
+              <w:right w:val="single" w:sz="4" w:space="0" w:color="BFBFBF"/>
+            </w:tcBorders>
             <w:shd w:val="clear" w:color="auto" w:fill="600000"/>
             <w:vAlign w:val="center"/>
           </w:tcPr>
@@ -18885,6 +20766,12 @@
         <w:tc>
           <w:tcPr>
             <w:tcW w:w="2008" w:type="pct"/>
+            <w:tcBorders>
+              <w:top w:val="single" w:sz="4" w:space="0" w:color="BFBFBF"/>
+              <w:left w:val="single" w:sz="4" w:space="0" w:color="BFBFBF"/>
+              <w:bottom w:val="single" w:sz="4" w:space="0" w:color="BFBFBF"/>
+              <w:right w:val="single" w:sz="4" w:space="0" w:color="BFBFBF"/>
+            </w:tcBorders>
             <w:shd w:val="clear" w:color="auto" w:fill="600000"/>
             <w:vAlign w:val="center"/>
           </w:tcPr>
@@ -18916,6 +20803,12 @@
         <w:tc>
           <w:tcPr>
             <w:tcW w:w="984" w:type="pct"/>
+            <w:tcBorders>
+              <w:top w:val="single" w:sz="4" w:space="0" w:color="BFBFBF"/>
+              <w:left w:val="single" w:sz="4" w:space="0" w:color="BFBFBF"/>
+              <w:bottom w:val="single" w:sz="4" w:space="0" w:color="BFBFBF"/>
+              <w:right w:val="single" w:sz="4" w:space="0" w:color="BFBFBF"/>
+            </w:tcBorders>
             <w:shd w:val="clear" w:color="auto" w:fill="FAC701"/>
             <w:vAlign w:val="center"/>
           </w:tcPr>
@@ -18944,6 +20837,12 @@
         <w:tc>
           <w:tcPr>
             <w:tcW w:w="2008" w:type="pct"/>
+            <w:tcBorders>
+              <w:top w:val="single" w:sz="4" w:space="0" w:color="BFBFBF"/>
+              <w:left w:val="single" w:sz="4" w:space="0" w:color="BFBFBF"/>
+              <w:bottom w:val="single" w:sz="4" w:space="0" w:color="BFBFBF"/>
+              <w:right w:val="single" w:sz="4" w:space="0" w:color="BFBFBF"/>
+            </w:tcBorders>
             <w:vAlign w:val="center"/>
           </w:tcPr>
           <w:p>
@@ -18997,6 +20896,12 @@
         <w:tc>
           <w:tcPr>
             <w:tcW w:w="2008" w:type="pct"/>
+            <w:tcBorders>
+              <w:top w:val="single" w:sz="4" w:space="0" w:color="BFBFBF"/>
+              <w:left w:val="single" w:sz="4" w:space="0" w:color="BFBFBF"/>
+              <w:bottom w:val="single" w:sz="4" w:space="0" w:color="BFBFBF"/>
+              <w:right w:val="single" w:sz="4" w:space="0" w:color="BFBFBF"/>
+            </w:tcBorders>
             <w:shd w:val="clear" w:color="auto" w:fill="FFFFFF" w:themeFill="background1" w:themeFillShade="80"/>
             <w:vAlign w:val="center"/>
           </w:tcPr>
@@ -19031,6 +20936,12 @@
         <w:tc>
           <w:tcPr>
             <w:tcW w:w="984" w:type="pct"/>
+            <w:tcBorders>
+              <w:top w:val="single" w:sz="4" w:space="0" w:color="BFBFBF"/>
+              <w:left w:val="single" w:sz="4" w:space="0" w:color="BFBFBF"/>
+              <w:bottom w:val="single" w:sz="4" w:space="0" w:color="BFBFBF"/>
+              <w:right w:val="single" w:sz="4" w:space="0" w:color="BFBFBF"/>
+            </w:tcBorders>
             <w:vAlign w:val="center"/>
           </w:tcPr>
           <w:p>
@@ -19057,6 +20968,12 @@
           <w:tcPr>
             <w:tcW w:w="4016" w:type="pct"/>
             <w:gridSpan w:val="2"/>
+            <w:tcBorders>
+              <w:top w:val="single" w:sz="4" w:space="0" w:color="BFBFBF"/>
+              <w:left w:val="single" w:sz="4" w:space="0" w:color="BFBFBF"/>
+              <w:bottom w:val="single" w:sz="4" w:space="0" w:color="BFBFBF"/>
+              <w:right w:val="single" w:sz="4" w:space="0" w:color="BFBFBF"/>
+            </w:tcBorders>
             <w:vAlign w:val="center"/>
           </w:tcPr>
           <w:p>
@@ -19084,6 +21001,12 @@
         <w:tc>
           <w:tcPr>
             <w:tcW w:w="984" w:type="pct"/>
+            <w:tcBorders>
+              <w:top w:val="single" w:sz="4" w:space="0" w:color="BFBFBF"/>
+              <w:left w:val="single" w:sz="4" w:space="0" w:color="BFBFBF"/>
+              <w:bottom w:val="single" w:sz="4" w:space="0" w:color="BFBFBF"/>
+              <w:right w:val="single" w:sz="4" w:space="0" w:color="BFBFBF"/>
+            </w:tcBorders>
             <w:vAlign w:val="center"/>
           </w:tcPr>
           <w:p>
@@ -19130,6 +21053,12 @@
           <w:tcPr>
             <w:tcW w:w="4016" w:type="pct"/>
             <w:gridSpan w:val="2"/>
+            <w:tcBorders>
+              <w:top w:val="single" w:sz="4" w:space="0" w:color="BFBFBF"/>
+              <w:left w:val="single" w:sz="4" w:space="0" w:color="BFBFBF"/>
+              <w:bottom w:val="single" w:sz="4" w:space="0" w:color="BFBFBF"/>
+              <w:right w:val="single" w:sz="4" w:space="0" w:color="BFBFBF"/>
+            </w:tcBorders>
             <w:vAlign w:val="center"/>
           </w:tcPr>
           <w:p>
@@ -19154,6 +21083,12 @@
         <w:tc>
           <w:tcPr>
             <w:tcW w:w="984" w:type="pct"/>
+            <w:tcBorders>
+              <w:top w:val="single" w:sz="4" w:space="0" w:color="BFBFBF"/>
+              <w:left w:val="single" w:sz="4" w:space="0" w:color="BFBFBF"/>
+              <w:bottom w:val="single" w:sz="4" w:space="0" w:color="BFBFBF"/>
+              <w:right w:val="single" w:sz="4" w:space="0" w:color="BFBFBF"/>
+            </w:tcBorders>
             <w:vAlign w:val="center"/>
           </w:tcPr>
           <w:p>
@@ -19193,6 +21128,12 @@
           <w:tcPr>
             <w:tcW w:w="4016" w:type="pct"/>
             <w:gridSpan w:val="2"/>
+            <w:tcBorders>
+              <w:top w:val="single" w:sz="4" w:space="0" w:color="BFBFBF"/>
+              <w:left w:val="single" w:sz="4" w:space="0" w:color="BFBFBF"/>
+              <w:bottom w:val="single" w:sz="4" w:space="0" w:color="BFBFBF"/>
+              <w:right w:val="single" w:sz="4" w:space="0" w:color="BFBFBF"/>
+            </w:tcBorders>
             <w:vAlign w:val="center"/>
           </w:tcPr>
           <w:p>
@@ -19217,6 +21158,12 @@
         <w:tc>
           <w:tcPr>
             <w:tcW w:w="984" w:type="pct"/>
+            <w:tcBorders>
+              <w:top w:val="single" w:sz="4" w:space="0" w:color="BFBFBF"/>
+              <w:left w:val="single" w:sz="4" w:space="0" w:color="BFBFBF"/>
+              <w:bottom w:val="single" w:sz="4" w:space="0" w:color="BFBFBF"/>
+              <w:right w:val="single" w:sz="4" w:space="0" w:color="BFBFBF"/>
+            </w:tcBorders>
             <w:vAlign w:val="center"/>
           </w:tcPr>
           <w:p>
@@ -19245,6 +21192,12 @@
           <w:tcPr>
             <w:tcW w:w="4016" w:type="pct"/>
             <w:gridSpan w:val="2"/>
+            <w:tcBorders>
+              <w:top w:val="single" w:sz="4" w:space="0" w:color="BFBFBF"/>
+              <w:left w:val="single" w:sz="4" w:space="0" w:color="BFBFBF"/>
+              <w:bottom w:val="single" w:sz="4" w:space="0" w:color="BFBFBF"/>
+              <w:right w:val="single" w:sz="4" w:space="0" w:color="BFBFBF"/>
+            </w:tcBorders>
             <w:vAlign w:val="center"/>
           </w:tcPr>
           <w:p>
@@ -19268,6 +21221,12 @@
         <w:tc>
           <w:tcPr>
             <w:tcW w:w="984" w:type="pct"/>
+            <w:tcBorders>
+              <w:top w:val="single" w:sz="4" w:space="0" w:color="BFBFBF"/>
+              <w:left w:val="single" w:sz="4" w:space="0" w:color="BFBFBF"/>
+              <w:bottom w:val="single" w:sz="4" w:space="0" w:color="BFBFBF"/>
+              <w:right w:val="single" w:sz="4" w:space="0" w:color="BFBFBF"/>
+            </w:tcBorders>
             <w:vAlign w:val="center"/>
           </w:tcPr>
           <w:p>
@@ -19296,6 +21255,12 @@
           <w:tcPr>
             <w:tcW w:w="4016" w:type="pct"/>
             <w:gridSpan w:val="2"/>
+            <w:tcBorders>
+              <w:top w:val="single" w:sz="4" w:space="0" w:color="BFBFBF"/>
+              <w:left w:val="single" w:sz="4" w:space="0" w:color="BFBFBF"/>
+              <w:bottom w:val="single" w:sz="4" w:space="0" w:color="BFBFBF"/>
+              <w:right w:val="single" w:sz="4" w:space="0" w:color="BFBFBF"/>
+            </w:tcBorders>
             <w:vAlign w:val="center"/>
           </w:tcPr>
           <w:p>
@@ -19319,6 +21284,12 @@
         <w:tc>
           <w:tcPr>
             <w:tcW w:w="984" w:type="pct"/>
+            <w:tcBorders>
+              <w:top w:val="single" w:sz="4" w:space="0" w:color="BFBFBF"/>
+              <w:left w:val="single" w:sz="4" w:space="0" w:color="BFBFBF"/>
+              <w:bottom w:val="single" w:sz="4" w:space="0" w:color="BFBFBF"/>
+              <w:right w:val="single" w:sz="4" w:space="0" w:color="BFBFBF"/>
+            </w:tcBorders>
             <w:vAlign w:val="center"/>
           </w:tcPr>
           <w:p>
@@ -19347,6 +21318,12 @@
           <w:tcPr>
             <w:tcW w:w="4016" w:type="pct"/>
             <w:gridSpan w:val="2"/>
+            <w:tcBorders>
+              <w:top w:val="single" w:sz="4" w:space="0" w:color="BFBFBF"/>
+              <w:left w:val="single" w:sz="4" w:space="0" w:color="BFBFBF"/>
+              <w:bottom w:val="single" w:sz="4" w:space="0" w:color="BFBFBF"/>
+              <w:right w:val="single" w:sz="4" w:space="0" w:color="BFBFBF"/>
+            </w:tcBorders>
             <w:vAlign w:val="center"/>
           </w:tcPr>
           <w:p>
@@ -19893,7 +21870,7 @@
     </w:p>
     <w:tbl>
       <w:tblPr>
-        <w:tblStyle w:val="TableGridLight"/>
+        <w:tblStyle w:val="TableGrid"/>
         <w:tblW w:w="5000" w:type="pct"/>
         <w:tblLayout w:type="fixed"/>
         <w:tblLook w:val="04A0" w:firstRow="1" w:lastRow="0" w:firstColumn="1" w:lastColumn="0" w:noHBand="0" w:noVBand="1"/>
@@ -19909,6 +21886,12 @@
         <w:tc>
           <w:tcPr>
             <w:tcW w:w="1262" w:type="pct"/>
+            <w:tcBorders>
+              <w:top w:val="single" w:sz="4" w:space="0" w:color="BFBFBF"/>
+              <w:left w:val="single" w:sz="4" w:space="0" w:color="BFBFBF"/>
+              <w:bottom w:val="single" w:sz="4" w:space="0" w:color="BFBFBF"/>
+              <w:right w:val="single" w:sz="4" w:space="0" w:color="BFBFBF"/>
+            </w:tcBorders>
             <w:shd w:val="clear" w:color="auto" w:fill="600000"/>
             <w:vAlign w:val="center"/>
           </w:tcPr>
@@ -19931,6 +21914,12 @@
         <w:tc>
           <w:tcPr>
             <w:tcW w:w="3738" w:type="pct"/>
+            <w:tcBorders>
+              <w:top w:val="single" w:sz="4" w:space="0" w:color="BFBFBF"/>
+              <w:left w:val="single" w:sz="4" w:space="0" w:color="BFBFBF"/>
+              <w:bottom w:val="single" w:sz="4" w:space="0" w:color="BFBFBF"/>
+              <w:right w:val="single" w:sz="4" w:space="0" w:color="BFBFBF"/>
+            </w:tcBorders>
             <w:shd w:val="clear" w:color="auto" w:fill="600000"/>
             <w:vAlign w:val="center"/>
           </w:tcPr>
@@ -19961,6 +21950,12 @@
         <w:tc>
           <w:tcPr>
             <w:tcW w:w="1262" w:type="pct"/>
+            <w:tcBorders>
+              <w:top w:val="single" w:sz="4" w:space="0" w:color="BFBFBF"/>
+              <w:left w:val="single" w:sz="4" w:space="0" w:color="BFBFBF"/>
+              <w:bottom w:val="single" w:sz="4" w:space="0" w:color="BFBFBF"/>
+              <w:right w:val="single" w:sz="4" w:space="0" w:color="BFBFBF"/>
+            </w:tcBorders>
             <w:vAlign w:val="center"/>
           </w:tcPr>
           <w:p>
@@ -19984,6 +21979,12 @@
         <w:tc>
           <w:tcPr>
             <w:tcW w:w="3738" w:type="pct"/>
+            <w:tcBorders>
+              <w:top w:val="single" w:sz="4" w:space="0" w:color="BFBFBF"/>
+              <w:left w:val="single" w:sz="4" w:space="0" w:color="BFBFBF"/>
+              <w:bottom w:val="single" w:sz="4" w:space="0" w:color="BFBFBF"/>
+              <w:right w:val="single" w:sz="4" w:space="0" w:color="BFBFBF"/>
+            </w:tcBorders>
             <w:vAlign w:val="center"/>
           </w:tcPr>
           <w:p>
@@ -20016,6 +22017,12 @@
         <w:tc>
           <w:tcPr>
             <w:tcW w:w="1262" w:type="pct"/>
+            <w:tcBorders>
+              <w:top w:val="single" w:sz="4" w:space="0" w:color="BFBFBF"/>
+              <w:left w:val="single" w:sz="4" w:space="0" w:color="BFBFBF"/>
+              <w:bottom w:val="single" w:sz="4" w:space="0" w:color="BFBFBF"/>
+              <w:right w:val="single" w:sz="4" w:space="0" w:color="BFBFBF"/>
+            </w:tcBorders>
             <w:vAlign w:val="center"/>
           </w:tcPr>
           <w:p>
@@ -20048,6 +22055,12 @@
         <w:tc>
           <w:tcPr>
             <w:tcW w:w="3738" w:type="pct"/>
+            <w:tcBorders>
+              <w:top w:val="single" w:sz="4" w:space="0" w:color="BFBFBF"/>
+              <w:left w:val="single" w:sz="4" w:space="0" w:color="BFBFBF"/>
+              <w:bottom w:val="single" w:sz="4" w:space="0" w:color="BFBFBF"/>
+              <w:right w:val="single" w:sz="4" w:space="0" w:color="BFBFBF"/>
+            </w:tcBorders>
             <w:vAlign w:val="center"/>
           </w:tcPr>
           <w:p>
@@ -20068,6 +22081,12 @@
         <w:tc>
           <w:tcPr>
             <w:tcW w:w="1262" w:type="pct"/>
+            <w:tcBorders>
+              <w:top w:val="single" w:sz="4" w:space="0" w:color="BFBFBF"/>
+              <w:left w:val="single" w:sz="4" w:space="0" w:color="BFBFBF"/>
+              <w:bottom w:val="single" w:sz="4" w:space="0" w:color="BFBFBF"/>
+              <w:right w:val="single" w:sz="4" w:space="0" w:color="BFBFBF"/>
+            </w:tcBorders>
             <w:vAlign w:val="center"/>
           </w:tcPr>
           <w:p>
@@ -20091,6 +22110,12 @@
         <w:tc>
           <w:tcPr>
             <w:tcW w:w="3738" w:type="pct"/>
+            <w:tcBorders>
+              <w:top w:val="single" w:sz="4" w:space="0" w:color="BFBFBF"/>
+              <w:left w:val="single" w:sz="4" w:space="0" w:color="BFBFBF"/>
+              <w:bottom w:val="single" w:sz="4" w:space="0" w:color="BFBFBF"/>
+              <w:right w:val="single" w:sz="4" w:space="0" w:color="BFBFBF"/>
+            </w:tcBorders>
             <w:vAlign w:val="center"/>
           </w:tcPr>
           <w:p>
@@ -20117,6 +22142,12 @@
         <w:tc>
           <w:tcPr>
             <w:tcW w:w="1262" w:type="pct"/>
+            <w:tcBorders>
+              <w:top w:val="single" w:sz="4" w:space="0" w:color="BFBFBF"/>
+              <w:left w:val="single" w:sz="4" w:space="0" w:color="BFBFBF"/>
+              <w:bottom w:val="single" w:sz="4" w:space="0" w:color="BFBFBF"/>
+              <w:right w:val="single" w:sz="4" w:space="0" w:color="BFBFBF"/>
+            </w:tcBorders>
             <w:vAlign w:val="center"/>
           </w:tcPr>
           <w:p>
@@ -20142,6 +22173,12 @@
         <w:tc>
           <w:tcPr>
             <w:tcW w:w="3738" w:type="pct"/>
+            <w:tcBorders>
+              <w:top w:val="single" w:sz="4" w:space="0" w:color="BFBFBF"/>
+              <w:left w:val="single" w:sz="4" w:space="0" w:color="BFBFBF"/>
+              <w:bottom w:val="single" w:sz="4" w:space="0" w:color="BFBFBF"/>
+              <w:right w:val="single" w:sz="4" w:space="0" w:color="BFBFBF"/>
+            </w:tcBorders>
             <w:vAlign w:val="center"/>
           </w:tcPr>
           <w:p>
@@ -20176,6 +22213,12 @@
         <w:tc>
           <w:tcPr>
             <w:tcW w:w="1262" w:type="pct"/>
+            <w:tcBorders>
+              <w:top w:val="single" w:sz="4" w:space="0" w:color="BFBFBF"/>
+              <w:left w:val="single" w:sz="4" w:space="0" w:color="BFBFBF"/>
+              <w:bottom w:val="single" w:sz="4" w:space="0" w:color="BFBFBF"/>
+              <w:right w:val="single" w:sz="4" w:space="0" w:color="BFBFBF"/>
+            </w:tcBorders>
             <w:vAlign w:val="center"/>
           </w:tcPr>
           <w:p>
@@ -20199,6 +22242,12 @@
         <w:tc>
           <w:tcPr>
             <w:tcW w:w="3738" w:type="pct"/>
+            <w:tcBorders>
+              <w:top w:val="single" w:sz="4" w:space="0" w:color="BFBFBF"/>
+              <w:left w:val="single" w:sz="4" w:space="0" w:color="BFBFBF"/>
+              <w:bottom w:val="single" w:sz="4" w:space="0" w:color="BFBFBF"/>
+              <w:right w:val="single" w:sz="4" w:space="0" w:color="BFBFBF"/>
+            </w:tcBorders>
             <w:vAlign w:val="center"/>
           </w:tcPr>
           <w:p>
@@ -20252,7 +22301,7 @@
     </w:p>
     <w:tbl>
       <w:tblPr>
-        <w:tblStyle w:val="TableGridLight"/>
+        <w:tblStyle w:val="TableGrid"/>
         <w:tblW w:w="5000" w:type="pct"/>
         <w:tblLayout w:type="fixed"/>
         <w:tblLook w:val="04A0" w:firstRow="1" w:lastRow="0" w:firstColumn="1" w:lastColumn="0" w:noHBand="0" w:noVBand="1"/>
@@ -20268,6 +22317,12 @@
         <w:tc>
           <w:tcPr>
             <w:tcW w:w="1362" w:type="pct"/>
+            <w:tcBorders>
+              <w:top w:val="single" w:sz="4" w:space="0" w:color="BFBFBF"/>
+              <w:left w:val="single" w:sz="4" w:space="0" w:color="BFBFBF"/>
+              <w:bottom w:val="single" w:sz="4" w:space="0" w:color="BFBFBF"/>
+              <w:right w:val="single" w:sz="4" w:space="0" w:color="BFBFBF"/>
+            </w:tcBorders>
             <w:shd w:val="clear" w:color="auto" w:fill="600000"/>
             <w:vAlign w:val="center"/>
             <w:hideMark/>
@@ -20294,6 +22349,12 @@
         <w:tc>
           <w:tcPr>
             <w:tcW w:w="3638" w:type="pct"/>
+            <w:tcBorders>
+              <w:top w:val="single" w:sz="4" w:space="0" w:color="BFBFBF"/>
+              <w:left w:val="single" w:sz="4" w:space="0" w:color="BFBFBF"/>
+              <w:bottom w:val="single" w:sz="4" w:space="0" w:color="BFBFBF"/>
+              <w:right w:val="single" w:sz="4" w:space="0" w:color="BFBFBF"/>
+            </w:tcBorders>
             <w:shd w:val="clear" w:color="auto" w:fill="600000"/>
             <w:vAlign w:val="center"/>
             <w:hideMark/>
@@ -20325,6 +22386,12 @@
         <w:tc>
           <w:tcPr>
             <w:tcW w:w="1362" w:type="pct"/>
+            <w:tcBorders>
+              <w:top w:val="single" w:sz="4" w:space="0" w:color="BFBFBF"/>
+              <w:left w:val="single" w:sz="4" w:space="0" w:color="BFBFBF"/>
+              <w:bottom w:val="single" w:sz="4" w:space="0" w:color="BFBFBF"/>
+              <w:right w:val="single" w:sz="4" w:space="0" w:color="BFBFBF"/>
+            </w:tcBorders>
             <w:vAlign w:val="center"/>
             <w:hideMark/>
           </w:tcPr>
@@ -20354,6 +22421,12 @@
         <w:tc>
           <w:tcPr>
             <w:tcW w:w="3638" w:type="pct"/>
+            <w:tcBorders>
+              <w:top w:val="single" w:sz="4" w:space="0" w:color="BFBFBF"/>
+              <w:left w:val="single" w:sz="4" w:space="0" w:color="BFBFBF"/>
+              <w:bottom w:val="single" w:sz="4" w:space="0" w:color="BFBFBF"/>
+              <w:right w:val="single" w:sz="4" w:space="0" w:color="BFBFBF"/>
+            </w:tcBorders>
             <w:vAlign w:val="center"/>
             <w:hideMark/>
           </w:tcPr>
@@ -20384,6 +22457,12 @@
         <w:tc>
           <w:tcPr>
             <w:tcW w:w="1362" w:type="pct"/>
+            <w:tcBorders>
+              <w:top w:val="single" w:sz="4" w:space="0" w:color="BFBFBF"/>
+              <w:left w:val="single" w:sz="4" w:space="0" w:color="BFBFBF"/>
+              <w:bottom w:val="single" w:sz="4" w:space="0" w:color="BFBFBF"/>
+              <w:right w:val="single" w:sz="4" w:space="0" w:color="BFBFBF"/>
+            </w:tcBorders>
             <w:vAlign w:val="center"/>
             <w:hideMark/>
           </w:tcPr>
@@ -20413,6 +22492,12 @@
         <w:tc>
           <w:tcPr>
             <w:tcW w:w="3638" w:type="pct"/>
+            <w:tcBorders>
+              <w:top w:val="single" w:sz="4" w:space="0" w:color="BFBFBF"/>
+              <w:left w:val="single" w:sz="4" w:space="0" w:color="BFBFBF"/>
+              <w:bottom w:val="single" w:sz="4" w:space="0" w:color="BFBFBF"/>
+              <w:right w:val="single" w:sz="4" w:space="0" w:color="BFBFBF"/>
+            </w:tcBorders>
             <w:vAlign w:val="center"/>
             <w:hideMark/>
           </w:tcPr>
@@ -20443,6 +22528,12 @@
         <w:tc>
           <w:tcPr>
             <w:tcW w:w="1362" w:type="pct"/>
+            <w:tcBorders>
+              <w:top w:val="single" w:sz="4" w:space="0" w:color="BFBFBF"/>
+              <w:left w:val="single" w:sz="4" w:space="0" w:color="BFBFBF"/>
+              <w:bottom w:val="single" w:sz="4" w:space="0" w:color="BFBFBF"/>
+              <w:right w:val="single" w:sz="4" w:space="0" w:color="BFBFBF"/>
+            </w:tcBorders>
             <w:vAlign w:val="center"/>
             <w:hideMark/>
           </w:tcPr>
@@ -20472,6 +22563,12 @@
         <w:tc>
           <w:tcPr>
             <w:tcW w:w="3638" w:type="pct"/>
+            <w:tcBorders>
+              <w:top w:val="single" w:sz="4" w:space="0" w:color="BFBFBF"/>
+              <w:left w:val="single" w:sz="4" w:space="0" w:color="BFBFBF"/>
+              <w:bottom w:val="single" w:sz="4" w:space="0" w:color="BFBFBF"/>
+              <w:right w:val="single" w:sz="4" w:space="0" w:color="BFBFBF"/>
+            </w:tcBorders>
             <w:vAlign w:val="center"/>
             <w:hideMark/>
           </w:tcPr>
@@ -20508,7 +22605,7 @@
     </w:p>
     <w:tbl>
       <w:tblPr>
-        <w:tblStyle w:val="TableGridLight"/>
+        <w:tblStyle w:val="TableGrid"/>
         <w:tblW w:w="5000" w:type="pct"/>
         <w:tblLayout w:type="fixed"/>
         <w:tblLook w:val="04A0" w:firstRow="1" w:lastRow="0" w:firstColumn="1" w:lastColumn="0" w:noHBand="0" w:noVBand="1"/>
@@ -20524,6 +22621,12 @@
         <w:tc>
           <w:tcPr>
             <w:tcW w:w="1362" w:type="pct"/>
+            <w:tcBorders>
+              <w:top w:val="single" w:sz="4" w:space="0" w:color="BFBFBF"/>
+              <w:left w:val="single" w:sz="4" w:space="0" w:color="BFBFBF"/>
+              <w:bottom w:val="single" w:sz="4" w:space="0" w:color="BFBFBF"/>
+              <w:right w:val="single" w:sz="4" w:space="0" w:color="BFBFBF"/>
+            </w:tcBorders>
             <w:shd w:val="clear" w:color="auto" w:fill="600000"/>
             <w:vAlign w:val="center"/>
             <w:hideMark/>
@@ -20550,6 +22653,12 @@
         <w:tc>
           <w:tcPr>
             <w:tcW w:w="3638" w:type="pct"/>
+            <w:tcBorders>
+              <w:top w:val="single" w:sz="4" w:space="0" w:color="BFBFBF"/>
+              <w:left w:val="single" w:sz="4" w:space="0" w:color="BFBFBF"/>
+              <w:bottom w:val="single" w:sz="4" w:space="0" w:color="BFBFBF"/>
+              <w:right w:val="single" w:sz="4" w:space="0" w:color="BFBFBF"/>
+            </w:tcBorders>
             <w:shd w:val="clear" w:color="auto" w:fill="600000"/>
             <w:vAlign w:val="center"/>
             <w:hideMark/>
@@ -20581,6 +22690,12 @@
         <w:tc>
           <w:tcPr>
             <w:tcW w:w="1362" w:type="pct"/>
+            <w:tcBorders>
+              <w:top w:val="single" w:sz="4" w:space="0" w:color="BFBFBF"/>
+              <w:left w:val="single" w:sz="4" w:space="0" w:color="BFBFBF"/>
+              <w:bottom w:val="single" w:sz="4" w:space="0" w:color="BFBFBF"/>
+              <w:right w:val="single" w:sz="4" w:space="0" w:color="BFBFBF"/>
+            </w:tcBorders>
             <w:vAlign w:val="center"/>
             <w:hideMark/>
           </w:tcPr>
@@ -20610,6 +22725,12 @@
         <w:tc>
           <w:tcPr>
             <w:tcW w:w="3638" w:type="pct"/>
+            <w:tcBorders>
+              <w:top w:val="single" w:sz="4" w:space="0" w:color="BFBFBF"/>
+              <w:left w:val="single" w:sz="4" w:space="0" w:color="BFBFBF"/>
+              <w:bottom w:val="single" w:sz="4" w:space="0" w:color="BFBFBF"/>
+              <w:right w:val="single" w:sz="4" w:space="0" w:color="BFBFBF"/>
+            </w:tcBorders>
             <w:vAlign w:val="center"/>
             <w:hideMark/>
           </w:tcPr>
@@ -20640,6 +22761,12 @@
         <w:tc>
           <w:tcPr>
             <w:tcW w:w="1362" w:type="pct"/>
+            <w:tcBorders>
+              <w:top w:val="single" w:sz="4" w:space="0" w:color="BFBFBF"/>
+              <w:left w:val="single" w:sz="4" w:space="0" w:color="BFBFBF"/>
+              <w:bottom w:val="single" w:sz="4" w:space="0" w:color="BFBFBF"/>
+              <w:right w:val="single" w:sz="4" w:space="0" w:color="BFBFBF"/>
+            </w:tcBorders>
             <w:vAlign w:val="center"/>
             <w:hideMark/>
           </w:tcPr>
@@ -20669,6 +22796,12 @@
         <w:tc>
           <w:tcPr>
             <w:tcW w:w="3638" w:type="pct"/>
+            <w:tcBorders>
+              <w:top w:val="single" w:sz="4" w:space="0" w:color="BFBFBF"/>
+              <w:left w:val="single" w:sz="4" w:space="0" w:color="BFBFBF"/>
+              <w:bottom w:val="single" w:sz="4" w:space="0" w:color="BFBFBF"/>
+              <w:right w:val="single" w:sz="4" w:space="0" w:color="BFBFBF"/>
+            </w:tcBorders>
             <w:vAlign w:val="center"/>
             <w:hideMark/>
           </w:tcPr>
@@ -20699,6 +22832,12 @@
         <w:tc>
           <w:tcPr>
             <w:tcW w:w="1362" w:type="pct"/>
+            <w:tcBorders>
+              <w:top w:val="single" w:sz="4" w:space="0" w:color="BFBFBF"/>
+              <w:left w:val="single" w:sz="4" w:space="0" w:color="BFBFBF"/>
+              <w:bottom w:val="single" w:sz="4" w:space="0" w:color="BFBFBF"/>
+              <w:right w:val="single" w:sz="4" w:space="0" w:color="BFBFBF"/>
+            </w:tcBorders>
             <w:vAlign w:val="center"/>
             <w:hideMark/>
           </w:tcPr>
@@ -20728,6 +22867,12 @@
         <w:tc>
           <w:tcPr>
             <w:tcW w:w="3638" w:type="pct"/>
+            <w:tcBorders>
+              <w:top w:val="single" w:sz="4" w:space="0" w:color="BFBFBF"/>
+              <w:left w:val="single" w:sz="4" w:space="0" w:color="BFBFBF"/>
+              <w:bottom w:val="single" w:sz="4" w:space="0" w:color="BFBFBF"/>
+              <w:right w:val="single" w:sz="4" w:space="0" w:color="BFBFBF"/>
+            </w:tcBorders>
             <w:vAlign w:val="center"/>
             <w:hideMark/>
           </w:tcPr>
@@ -20758,6 +22903,12 @@
         <w:tc>
           <w:tcPr>
             <w:tcW w:w="1362" w:type="pct"/>
+            <w:tcBorders>
+              <w:top w:val="single" w:sz="4" w:space="0" w:color="BFBFBF"/>
+              <w:left w:val="single" w:sz="4" w:space="0" w:color="BFBFBF"/>
+              <w:bottom w:val="single" w:sz="4" w:space="0" w:color="BFBFBF"/>
+              <w:right w:val="single" w:sz="4" w:space="0" w:color="BFBFBF"/>
+            </w:tcBorders>
             <w:vAlign w:val="center"/>
             <w:hideMark/>
           </w:tcPr>
@@ -20787,6 +22938,12 @@
         <w:tc>
           <w:tcPr>
             <w:tcW w:w="3638" w:type="pct"/>
+            <w:tcBorders>
+              <w:top w:val="single" w:sz="4" w:space="0" w:color="BFBFBF"/>
+              <w:left w:val="single" w:sz="4" w:space="0" w:color="BFBFBF"/>
+              <w:bottom w:val="single" w:sz="4" w:space="0" w:color="BFBFBF"/>
+              <w:right w:val="single" w:sz="4" w:space="0" w:color="BFBFBF"/>
+            </w:tcBorders>
             <w:vAlign w:val="center"/>
             <w:hideMark/>
           </w:tcPr>

--- a/report-templates/Faction Tuned/1._iSec_MAPT_Template_Faction.docx
+++ b/report-templates/Faction Tuned/1._iSec_MAPT_Template_Faction.docx
@@ -16308,7 +16308,7 @@
           <w:lang w:val="en-US"/>
         </w:rPr>
         <w:lastRenderedPageBreak/>
-        <w:t>4.</w:t>
+        <w:t xml:space="preserve">4.2 OWASP Mobile Top 10 Check List - Android</w:t>
       </w:r>
       <w:r>
         <w:rPr>
@@ -16317,7 +16317,7 @@
           <w:szCs w:val="28"/>
           <w:lang w:val="en-US"/>
         </w:rPr>
-        <w:t>2</w:t>
+        <w:t/>
       </w:r>
       <w:r>
         <w:rPr>
@@ -16326,7 +16326,7 @@
           <w:szCs w:val="28"/>
           <w:lang w:val="en-US"/>
         </w:rPr>
-        <w:t xml:space="preserve"> OWASP </w:t>
+        <w:t xml:space="preserve"/>
       </w:r>
       <w:r>
         <w:rPr>
@@ -16335,7 +16335,7 @@
           <w:szCs w:val="28"/>
           <w:lang w:val="en-US"/>
         </w:rPr>
-        <w:t>Mobile</w:t>
+        <w:t/>
       </w:r>
       <w:r>
         <w:rPr>
@@ -16344,1014 +16344,124 @@
           <w:szCs w:val="28"/>
           <w:lang w:val="en-US"/>
         </w:rPr>
-        <w:t xml:space="preserve"> Top 10 Check List</w:t>
+        <w:t xml:space="preserve"/>
       </w:r>
       <w:bookmarkEnd w:id="72"/>
     </w:p>
-    <w:tbl>
-      <w:tblPr>
-        <w:tblStyle w:val="TableGrid"/>
-        <w:tblW w:w="5000" w:type="pct"/>
-        <w:tblLayout w:type="fixed"/>
-        <w:tblLook w:val="01E0" w:firstRow="1" w:lastRow="1" w:firstColumn="1" w:lastColumn="1" w:noHBand="0" w:noVBand="0"/>
-      </w:tblPr>
-      <w:tblGrid>
-        <w:gridCol w:w="705"/>
-        <w:gridCol w:w="7229"/>
-        <w:gridCol w:w="2516"/>
-      </w:tblGrid>
-      <w:tr>
-        <w:trPr>
-          <w:trHeight w:val="20"/>
-        </w:trPr>
-        <w:tc>
-          <w:tcPr>
-            <w:tcW w:w="337" w:type="pct"/>
-            <w:tcBorders>
-              <w:top w:val="single" w:sz="4" w:space="0" w:color="BFBFBF"/>
-              <w:left w:val="single" w:sz="4" w:space="0" w:color="BFBFBF"/>
-              <w:bottom w:val="single" w:sz="4" w:space="0" w:color="BFBFBF"/>
-              <w:right w:val="single" w:sz="4" w:space="0" w:color="BFBFBF"/>
-            </w:tcBorders>
-            <w:shd w:val="clear" w:color="auto" w:fill="600000"/>
-            <w:vAlign w:val="center"/>
-            <w:hideMark/>
-          </w:tcPr>
-          <w:p>
-            <w:pPr>
-              <w:pStyle w:val="TableParagraph"/>
-              <w:spacing w:before="80" w:after="80" w:line="276" w:lineRule="auto"/>
-              <w:rPr>
-                <w:rFonts w:cstheme="minorHAnsi"/>
-                <w:bCs/>
-              </w:rPr>
-            </w:pPr>
-            <w:r>
-              <w:rPr>
-                <w:rFonts w:cstheme="minorHAnsi"/>
-                <w:bCs/>
-              </w:rPr>
-              <w:t>#</w:t>
-            </w:r>
-          </w:p>
-        </w:tc>
-        <w:tc>
-          <w:tcPr>
-            <w:tcW w:w="3459" w:type="pct"/>
-            <w:tcBorders>
-              <w:top w:val="single" w:sz="4" w:space="0" w:color="BFBFBF"/>
-              <w:left w:val="single" w:sz="4" w:space="0" w:color="BFBFBF"/>
-              <w:bottom w:val="single" w:sz="4" w:space="0" w:color="BFBFBF"/>
-              <w:right w:val="single" w:sz="4" w:space="0" w:color="BFBFBF"/>
-            </w:tcBorders>
-            <w:shd w:val="clear" w:color="auto" w:fill="600000"/>
-            <w:vAlign w:val="center"/>
-            <w:hideMark/>
-          </w:tcPr>
-          <w:p>
-            <w:pPr>
-              <w:pStyle w:val="TableParagraph"/>
-              <w:spacing w:before="80" w:after="80" w:line="276" w:lineRule="auto"/>
-              <w:ind w:left="98"/>
-              <w:rPr>
-                <w:rFonts w:cstheme="minorHAnsi"/>
-                <w:bCs/>
-              </w:rPr>
-            </w:pPr>
-            <w:r>
-              <w:rPr>
-                <w:rFonts w:cstheme="minorHAnsi"/>
-                <w:bCs/>
-              </w:rPr>
-              <w:t>Attack Type</w:t>
-            </w:r>
-          </w:p>
-        </w:tc>
-        <w:tc>
-          <w:tcPr>
-            <w:tcW w:w="1204" w:type="pct"/>
-            <w:tcBorders>
-              <w:top w:val="single" w:sz="4" w:space="0" w:color="BFBFBF"/>
-              <w:left w:val="single" w:sz="4" w:space="0" w:color="BFBFBF"/>
-              <w:bottom w:val="single" w:sz="4" w:space="0" w:color="BFBFBF"/>
-              <w:right w:val="single" w:sz="4" w:space="0" w:color="BFBFBF"/>
-            </w:tcBorders>
-            <w:shd w:val="clear" w:color="auto" w:fill="600000"/>
-            <w:vAlign w:val="center"/>
-            <w:hideMark/>
-          </w:tcPr>
-          <w:p>
-            <w:pPr>
-              <w:pStyle w:val="TableParagraph"/>
-              <w:spacing w:before="80" w:after="80" w:line="276" w:lineRule="auto"/>
-              <w:rPr>
-                <w:rFonts w:cstheme="minorHAnsi"/>
-                <w:bCs/>
-              </w:rPr>
-            </w:pPr>
-            <w:r>
-              <w:rPr>
-                <w:rFonts w:cstheme="minorHAnsi"/>
-                <w:bCs/>
-              </w:rPr>
-              <w:t>Status</w:t>
-            </w:r>
-          </w:p>
-        </w:tc>
-      </w:tr>
-      <w:tr>
-        <w:trPr>
-          <w:trHeight w:val="20"/>
-        </w:trPr>
-        <w:tc>
-          <w:tcPr>
-            <w:tcW w:w="337" w:type="pct"/>
-            <w:tcBorders>
-              <w:top w:val="single" w:sz="4" w:space="0" w:color="BFBFBF"/>
-              <w:left w:val="single" w:sz="4" w:space="0" w:color="BFBFBF"/>
-              <w:bottom w:val="single" w:sz="4" w:space="0" w:color="BFBFBF"/>
-              <w:right w:val="single" w:sz="4" w:space="0" w:color="BFBFBF"/>
-            </w:tcBorders>
-            <w:vAlign w:val="center"/>
-          </w:tcPr>
-          <w:p>
-            <w:pPr>
-              <w:pStyle w:val="TableParagraph"/>
-              <w:numPr>
-                <w:ilvl w:val="0"/>
-                <w:numId w:val="8"/>
-              </w:numPr>
-              <w:spacing w:before="80" w:after="80" w:line="276" w:lineRule="auto"/>
-              <w:rPr>
-                <w:rFonts w:cstheme="minorHAnsi"/>
-                <w:bCs/>
-              </w:rPr>
-            </w:pPr>
-          </w:p>
-        </w:tc>
-        <w:tc>
-          <w:tcPr>
-            <w:tcW w:w="3459" w:type="pct"/>
-            <w:tcBorders>
-              <w:top w:val="single" w:sz="4" w:space="0" w:color="BFBFBF"/>
-              <w:left w:val="single" w:sz="4" w:space="0" w:color="BFBFBF"/>
-              <w:bottom w:val="single" w:sz="4" w:space="0" w:color="BFBFBF"/>
-              <w:right w:val="single" w:sz="4" w:space="0" w:color="BFBFBF"/>
-            </w:tcBorders>
-            <w:vAlign w:val="center"/>
-            <w:hideMark/>
-          </w:tcPr>
-          <w:p>
-            <w:pPr>
-              <w:pStyle w:val="TableParagraph"/>
-              <w:spacing w:before="80" w:after="80" w:line="276" w:lineRule="auto"/>
-              <w:ind w:left="6"/>
-              <w:rPr>
-                <w:rFonts w:cstheme="minorHAnsi"/>
-                <w:bCs/>
-              </w:rPr>
-            </w:pPr>
-            <w:r>
-              <w:t>M1: Improper Credential Usage</w:t>
-            </w:r>
-          </w:p>
-        </w:tc>
-        <w:tc>
-          <w:tcPr>
-            <w:tcW w:w="1204" w:type="pct"/>
-            <w:tcBorders>
-              <w:top w:val="single" w:sz="4" w:space="0" w:color="BFBFBF"/>
-              <w:left w:val="single" w:sz="4" w:space="0" w:color="BFBFBF"/>
-              <w:bottom w:val="single" w:sz="4" w:space="0" w:color="BFBFBF"/>
-              <w:right w:val="single" w:sz="4" w:space="0" w:color="BFBFBF"/>
-            </w:tcBorders>
-            <w:shd w:val="clear" w:color="auto" w:fill="92D050"/>
-            <w:vAlign w:val="center"/>
-            <w:hideMark/>
-          </w:tcPr>
-          <w:p>
-            <w:pPr>
-              <w:pStyle w:val="TableParagraph"/>
-              <w:spacing w:before="80" w:after="80" w:line="276" w:lineRule="auto"/>
-              <w:rPr>
-                <w:rFonts w:cstheme="minorHAnsi"/>
-                <w:bCs/>
-              </w:rPr>
-            </w:pPr>
-            <w:r>
-              <w:rPr>
-                <w:rFonts w:cstheme="minorHAnsi"/>
-                <w:bCs/>
-              </w:rPr>
-              <w:t>Not Vulnerable</w:t>
-            </w:r>
-          </w:p>
-        </w:tc>
-      </w:tr>
-      <w:tr>
-        <w:trPr>
-          <w:trHeight w:val="20"/>
-        </w:trPr>
-        <w:tc>
-          <w:tcPr>
-            <w:tcW w:w="337" w:type="pct"/>
-            <w:tcBorders>
-              <w:top w:val="single" w:sz="4" w:space="0" w:color="BFBFBF"/>
-              <w:left w:val="single" w:sz="4" w:space="0" w:color="BFBFBF"/>
-              <w:bottom w:val="single" w:sz="4" w:space="0" w:color="BFBFBF"/>
-              <w:right w:val="single" w:sz="4" w:space="0" w:color="BFBFBF"/>
-            </w:tcBorders>
-            <w:vAlign w:val="center"/>
-          </w:tcPr>
-          <w:p>
-            <w:pPr>
-              <w:pStyle w:val="TableParagraph"/>
-              <w:numPr>
-                <w:ilvl w:val="0"/>
-                <w:numId w:val="8"/>
-              </w:numPr>
-              <w:spacing w:before="80" w:after="80" w:line="276" w:lineRule="auto"/>
-              <w:rPr>
-                <w:rFonts w:cstheme="minorHAnsi"/>
-                <w:bCs/>
-              </w:rPr>
-            </w:pPr>
-          </w:p>
-        </w:tc>
-        <w:tc>
-          <w:tcPr>
-            <w:tcW w:w="3459" w:type="pct"/>
-            <w:tcBorders>
-              <w:top w:val="single" w:sz="4" w:space="0" w:color="BFBFBF"/>
-              <w:left w:val="single" w:sz="4" w:space="0" w:color="BFBFBF"/>
-              <w:bottom w:val="single" w:sz="4" w:space="0" w:color="BFBFBF"/>
-              <w:right w:val="single" w:sz="4" w:space="0" w:color="BFBFBF"/>
-            </w:tcBorders>
-            <w:vAlign w:val="center"/>
-            <w:hideMark/>
-          </w:tcPr>
-          <w:p>
-            <w:pPr>
-              <w:pStyle w:val="TableParagraph"/>
-              <w:spacing w:before="80" w:after="80" w:line="276" w:lineRule="auto"/>
-              <w:ind w:left="6"/>
-              <w:rPr>
-                <w:rFonts w:cstheme="minorHAnsi"/>
-                <w:bCs/>
-              </w:rPr>
-            </w:pPr>
-            <w:r>
-              <w:t>M2: Inadequate Supply Chain Security</w:t>
-            </w:r>
-          </w:p>
-        </w:tc>
-        <w:tc>
-          <w:tcPr>
-            <w:tcW w:w="1204" w:type="pct"/>
-            <w:tcBorders>
-              <w:top w:val="single" w:sz="4" w:space="0" w:color="BFBFBF"/>
-              <w:left w:val="single" w:sz="4" w:space="0" w:color="BFBFBF"/>
-              <w:bottom w:val="single" w:sz="4" w:space="0" w:color="BFBFBF"/>
-              <w:right w:val="single" w:sz="4" w:space="0" w:color="BFBFBF"/>
-            </w:tcBorders>
-            <w:shd w:val="clear" w:color="auto" w:fill="92D050"/>
-            <w:vAlign w:val="center"/>
-            <w:hideMark/>
-          </w:tcPr>
-          <w:p>
-            <w:pPr>
-              <w:pStyle w:val="TableParagraph"/>
-              <w:spacing w:before="80" w:after="80" w:line="276" w:lineRule="auto"/>
-              <w:rPr>
-                <w:rFonts w:cstheme="minorHAnsi"/>
-                <w:bCs/>
-              </w:rPr>
-            </w:pPr>
-            <w:r>
-              <w:rPr>
-                <w:rFonts w:cstheme="minorHAnsi"/>
-                <w:bCs/>
-              </w:rPr>
-              <w:t>Not Vulnerable</w:t>
-            </w:r>
-          </w:p>
-        </w:tc>
-      </w:tr>
-      <w:tr>
-        <w:trPr>
-          <w:trHeight w:val="20"/>
-        </w:trPr>
-        <w:tc>
-          <w:tcPr>
-            <w:tcW w:w="337" w:type="pct"/>
-            <w:tcBorders>
-              <w:top w:val="single" w:sz="4" w:space="0" w:color="BFBFBF"/>
-              <w:left w:val="single" w:sz="4" w:space="0" w:color="BFBFBF"/>
-              <w:bottom w:val="single" w:sz="4" w:space="0" w:color="BFBFBF"/>
-              <w:right w:val="single" w:sz="4" w:space="0" w:color="BFBFBF"/>
-            </w:tcBorders>
-            <w:vAlign w:val="center"/>
-          </w:tcPr>
-          <w:p>
-            <w:pPr>
-              <w:pStyle w:val="TableParagraph"/>
-              <w:numPr>
-                <w:ilvl w:val="0"/>
-                <w:numId w:val="8"/>
-              </w:numPr>
-              <w:spacing w:before="80" w:after="80" w:line="276" w:lineRule="auto"/>
-              <w:rPr>
-                <w:rFonts w:cstheme="minorHAnsi"/>
-                <w:bCs/>
-              </w:rPr>
-            </w:pPr>
-          </w:p>
-        </w:tc>
-        <w:tc>
-          <w:tcPr>
-            <w:tcW w:w="3459" w:type="pct"/>
-            <w:tcBorders>
-              <w:top w:val="single" w:sz="4" w:space="0" w:color="BFBFBF"/>
-              <w:left w:val="single" w:sz="4" w:space="0" w:color="BFBFBF"/>
-              <w:bottom w:val="single" w:sz="4" w:space="0" w:color="BFBFBF"/>
-              <w:right w:val="single" w:sz="4" w:space="0" w:color="BFBFBF"/>
-            </w:tcBorders>
-            <w:vAlign w:val="center"/>
-            <w:hideMark/>
-          </w:tcPr>
-          <w:p>
-            <w:pPr>
-              <w:pStyle w:val="TableParagraph"/>
-              <w:spacing w:before="80" w:after="80" w:line="276" w:lineRule="auto"/>
-              <w:ind w:left="6"/>
-              <w:rPr>
-                <w:rFonts w:cstheme="minorHAnsi"/>
-                <w:bCs/>
-              </w:rPr>
-            </w:pPr>
-            <w:r>
-              <w:t>M3: Insecure Authentication/Authorization</w:t>
-            </w:r>
-          </w:p>
-        </w:tc>
-        <w:tc>
-          <w:tcPr>
-            <w:tcW w:w="1204" w:type="pct"/>
-            <w:tcBorders>
-              <w:top w:val="single" w:sz="4" w:space="0" w:color="BFBFBF"/>
-              <w:left w:val="single" w:sz="4" w:space="0" w:color="BFBFBF"/>
-              <w:bottom w:val="single" w:sz="4" w:space="0" w:color="BFBFBF"/>
-              <w:right w:val="single" w:sz="4" w:space="0" w:color="BFBFBF"/>
-            </w:tcBorders>
-            <w:shd w:val="clear" w:color="auto" w:fill="92D050"/>
-            <w:vAlign w:val="center"/>
-            <w:hideMark/>
-          </w:tcPr>
-          <w:p>
-            <w:pPr>
-              <w:pStyle w:val="TableParagraph"/>
-              <w:spacing w:before="80" w:after="80" w:line="276" w:lineRule="auto"/>
-              <w:rPr>
-                <w:rFonts w:cstheme="minorHAnsi"/>
-                <w:bCs/>
-              </w:rPr>
-            </w:pPr>
-            <w:r>
-              <w:rPr>
-                <w:rFonts w:cstheme="minorHAnsi"/>
-                <w:bCs/>
-              </w:rPr>
-              <w:t>Not Vulnerable</w:t>
-            </w:r>
-          </w:p>
-        </w:tc>
-      </w:tr>
-      <w:tr>
-        <w:trPr>
-          <w:trHeight w:val="20"/>
-        </w:trPr>
-        <w:tc>
-          <w:tcPr>
-            <w:tcW w:w="337" w:type="pct"/>
-            <w:tcBorders>
-              <w:top w:val="single" w:sz="4" w:space="0" w:color="BFBFBF"/>
-              <w:left w:val="single" w:sz="4" w:space="0" w:color="BFBFBF"/>
-              <w:bottom w:val="single" w:sz="4" w:space="0" w:color="BFBFBF"/>
-              <w:right w:val="single" w:sz="4" w:space="0" w:color="BFBFBF"/>
-            </w:tcBorders>
-            <w:vAlign w:val="center"/>
-          </w:tcPr>
-          <w:p>
-            <w:pPr>
-              <w:pStyle w:val="TableParagraph"/>
-              <w:numPr>
-                <w:ilvl w:val="0"/>
-                <w:numId w:val="8"/>
-              </w:numPr>
-              <w:spacing w:before="80" w:after="80" w:line="276" w:lineRule="auto"/>
-              <w:rPr>
-                <w:rFonts w:cstheme="minorHAnsi"/>
-                <w:bCs/>
-              </w:rPr>
-            </w:pPr>
-          </w:p>
-        </w:tc>
-        <w:tc>
-          <w:tcPr>
-            <w:tcW w:w="3459" w:type="pct"/>
-            <w:tcBorders>
-              <w:top w:val="single" w:sz="4" w:space="0" w:color="BFBFBF"/>
-              <w:left w:val="single" w:sz="4" w:space="0" w:color="BFBFBF"/>
-              <w:bottom w:val="single" w:sz="4" w:space="0" w:color="BFBFBF"/>
-              <w:right w:val="single" w:sz="4" w:space="0" w:color="BFBFBF"/>
-            </w:tcBorders>
-            <w:vAlign w:val="center"/>
-            <w:hideMark/>
-          </w:tcPr>
-          <w:p>
-            <w:pPr>
-              <w:pStyle w:val="TableParagraph"/>
-              <w:spacing w:before="80" w:after="80" w:line="276" w:lineRule="auto"/>
-              <w:ind w:left="6"/>
-              <w:rPr>
-                <w:rFonts w:cstheme="minorHAnsi"/>
-                <w:bCs/>
-              </w:rPr>
-            </w:pPr>
-            <w:r>
-              <w:t>M4: Insufficient Input/Output Validation</w:t>
-            </w:r>
-          </w:p>
-        </w:tc>
-        <w:tc>
-          <w:tcPr>
-            <w:tcW w:w="1204" w:type="pct"/>
-            <w:tcBorders>
-              <w:top w:val="single" w:sz="4" w:space="0" w:color="BFBFBF"/>
-              <w:left w:val="single" w:sz="4" w:space="0" w:color="BFBFBF"/>
-              <w:bottom w:val="single" w:sz="4" w:space="0" w:color="BFBFBF"/>
-              <w:right w:val="single" w:sz="4" w:space="0" w:color="BFBFBF"/>
-            </w:tcBorders>
-            <w:shd w:val="clear" w:color="auto" w:fill="92D050"/>
-            <w:vAlign w:val="center"/>
-            <w:hideMark/>
-          </w:tcPr>
-          <w:p>
-            <w:pPr>
-              <w:pStyle w:val="TableParagraph"/>
-              <w:spacing w:before="80" w:after="80" w:line="276" w:lineRule="auto"/>
-              <w:rPr>
-                <w:rFonts w:cstheme="minorHAnsi"/>
-                <w:bCs/>
-              </w:rPr>
-            </w:pPr>
-            <w:r>
-              <w:rPr>
-                <w:rFonts w:cstheme="minorHAnsi"/>
-                <w:bCs/>
-              </w:rPr>
-              <w:t>Not Vulnerable</w:t>
-            </w:r>
-          </w:p>
-        </w:tc>
-      </w:tr>
-      <w:tr>
-        <w:trPr>
-          <w:trHeight w:val="20"/>
-        </w:trPr>
-        <w:tc>
-          <w:tcPr>
-            <w:tcW w:w="337" w:type="pct"/>
-            <w:tcBorders>
-              <w:top w:val="single" w:sz="4" w:space="0" w:color="BFBFBF"/>
-              <w:left w:val="single" w:sz="4" w:space="0" w:color="BFBFBF"/>
-              <w:bottom w:val="single" w:sz="4" w:space="0" w:color="BFBFBF"/>
-              <w:right w:val="single" w:sz="4" w:space="0" w:color="BFBFBF"/>
-            </w:tcBorders>
-            <w:vAlign w:val="center"/>
-          </w:tcPr>
-          <w:p>
-            <w:pPr>
-              <w:pStyle w:val="TableParagraph"/>
-              <w:numPr>
-                <w:ilvl w:val="0"/>
-                <w:numId w:val="8"/>
-              </w:numPr>
-              <w:spacing w:before="80" w:after="80" w:line="276" w:lineRule="auto"/>
-              <w:rPr>
-                <w:rFonts w:cstheme="minorHAnsi"/>
-                <w:bCs/>
-              </w:rPr>
-            </w:pPr>
-          </w:p>
-        </w:tc>
-        <w:tc>
-          <w:tcPr>
-            <w:tcW w:w="3459" w:type="pct"/>
-            <w:tcBorders>
-              <w:top w:val="single" w:sz="4" w:space="0" w:color="BFBFBF"/>
-              <w:left w:val="single" w:sz="4" w:space="0" w:color="BFBFBF"/>
-              <w:bottom w:val="single" w:sz="4" w:space="0" w:color="BFBFBF"/>
-              <w:right w:val="single" w:sz="4" w:space="0" w:color="BFBFBF"/>
-            </w:tcBorders>
-            <w:vAlign w:val="center"/>
-            <w:hideMark/>
-          </w:tcPr>
-          <w:p>
-            <w:pPr>
-              <w:pStyle w:val="TableParagraph"/>
-              <w:spacing w:before="80" w:after="80" w:line="276" w:lineRule="auto"/>
-              <w:ind w:left="6"/>
-              <w:rPr>
-                <w:rFonts w:cstheme="minorHAnsi"/>
-                <w:bCs/>
-              </w:rPr>
-            </w:pPr>
-            <w:r>
-              <w:t>M5: Insecure Communication</w:t>
-            </w:r>
-          </w:p>
-        </w:tc>
-        <w:tc>
-          <w:tcPr>
-            <w:tcW w:w="1204" w:type="pct"/>
-            <w:tcBorders>
-              <w:top w:val="single" w:sz="4" w:space="0" w:color="BFBFBF"/>
-              <w:left w:val="single" w:sz="4" w:space="0" w:color="BFBFBF"/>
-              <w:bottom w:val="single" w:sz="4" w:space="0" w:color="BFBFBF"/>
-              <w:right w:val="single" w:sz="4" w:space="0" w:color="BFBFBF"/>
-            </w:tcBorders>
-            <w:shd w:val="clear" w:color="auto" w:fill="92D050"/>
-            <w:vAlign w:val="center"/>
-            <w:hideMark/>
-          </w:tcPr>
-          <w:p>
-            <w:pPr>
-              <w:pStyle w:val="TableParagraph"/>
-              <w:spacing w:before="80" w:after="80" w:line="276" w:lineRule="auto"/>
-              <w:rPr>
-                <w:rFonts w:cstheme="minorHAnsi"/>
-                <w:bCs/>
-                <w:sz w:val="20"/>
-                <w:szCs w:val="20"/>
-              </w:rPr>
-            </w:pPr>
-            <w:r>
-              <w:rPr>
-                <w:rFonts w:cstheme="minorHAnsi"/>
-                <w:bCs/>
-              </w:rPr>
-              <w:t>Not Vulnerable</w:t>
-            </w:r>
-          </w:p>
-        </w:tc>
-      </w:tr>
-      <w:tr>
-        <w:trPr>
-          <w:trHeight w:val="20"/>
-        </w:trPr>
-        <w:tc>
-          <w:tcPr>
-            <w:tcW w:w="337" w:type="pct"/>
-            <w:tcBorders>
-              <w:top w:val="single" w:sz="4" w:space="0" w:color="BFBFBF"/>
-              <w:left w:val="single" w:sz="4" w:space="0" w:color="BFBFBF"/>
-              <w:bottom w:val="single" w:sz="4" w:space="0" w:color="BFBFBF"/>
-              <w:right w:val="single" w:sz="4" w:space="0" w:color="BFBFBF"/>
-            </w:tcBorders>
-            <w:vAlign w:val="center"/>
-          </w:tcPr>
-          <w:p>
-            <w:pPr>
-              <w:pStyle w:val="TableParagraph"/>
-              <w:numPr>
-                <w:ilvl w:val="0"/>
-                <w:numId w:val="8"/>
-              </w:numPr>
-              <w:spacing w:before="80" w:after="80" w:line="276" w:lineRule="auto"/>
-              <w:rPr>
-                <w:rFonts w:cstheme="minorHAnsi"/>
-                <w:bCs/>
-              </w:rPr>
-            </w:pPr>
-          </w:p>
-        </w:tc>
-        <w:tc>
-          <w:tcPr>
-            <w:tcW w:w="3459" w:type="pct"/>
-            <w:tcBorders>
-              <w:top w:val="single" w:sz="4" w:space="0" w:color="BFBFBF"/>
-              <w:left w:val="single" w:sz="4" w:space="0" w:color="BFBFBF"/>
-              <w:bottom w:val="single" w:sz="4" w:space="0" w:color="BFBFBF"/>
-              <w:right w:val="single" w:sz="4" w:space="0" w:color="BFBFBF"/>
-            </w:tcBorders>
-            <w:vAlign w:val="center"/>
-            <w:hideMark/>
-          </w:tcPr>
-          <w:p>
-            <w:pPr>
-              <w:pStyle w:val="TableParagraph"/>
-              <w:spacing w:before="80" w:after="80" w:line="276" w:lineRule="auto"/>
-              <w:ind w:left="6"/>
-              <w:rPr>
-                <w:rFonts w:cstheme="minorHAnsi"/>
-                <w:bCs/>
-              </w:rPr>
-            </w:pPr>
-            <w:r>
-              <w:t>M6: Inadequate Privacy Controls</w:t>
-            </w:r>
-          </w:p>
-        </w:tc>
-        <w:tc>
-          <w:tcPr>
-            <w:tcW w:w="1204" w:type="pct"/>
-            <w:tcBorders>
-              <w:top w:val="single" w:sz="4" w:space="0" w:color="BFBFBF"/>
-              <w:left w:val="single" w:sz="4" w:space="0" w:color="BFBFBF"/>
-              <w:bottom w:val="single" w:sz="4" w:space="0" w:color="BFBFBF"/>
-              <w:right w:val="single" w:sz="4" w:space="0" w:color="BFBFBF"/>
-            </w:tcBorders>
-            <w:shd w:val="clear" w:color="auto" w:fill="92D050"/>
-            <w:vAlign w:val="center"/>
-            <w:hideMark/>
-          </w:tcPr>
-          <w:p>
-            <w:pPr>
-              <w:pStyle w:val="TableParagraph"/>
-              <w:spacing w:before="80" w:after="80" w:line="276" w:lineRule="auto"/>
-              <w:rPr>
-                <w:rFonts w:cstheme="minorHAnsi"/>
-                <w:bCs/>
-              </w:rPr>
-            </w:pPr>
-            <w:r>
-              <w:rPr>
-                <w:rFonts w:cstheme="minorHAnsi"/>
-                <w:bCs/>
-              </w:rPr>
-              <w:t>Not Vulnerable</w:t>
-            </w:r>
-          </w:p>
-        </w:tc>
-      </w:tr>
-      <w:tr>
-        <w:trPr>
-          <w:trHeight w:val="20"/>
-        </w:trPr>
-        <w:tc>
-          <w:tcPr>
-            <w:tcW w:w="337" w:type="pct"/>
-            <w:tcBorders>
-              <w:top w:val="single" w:sz="4" w:space="0" w:color="BFBFBF"/>
-              <w:left w:val="single" w:sz="4" w:space="0" w:color="BFBFBF"/>
-              <w:bottom w:val="single" w:sz="4" w:space="0" w:color="BFBFBF"/>
-              <w:right w:val="single" w:sz="4" w:space="0" w:color="BFBFBF"/>
-            </w:tcBorders>
-            <w:vAlign w:val="center"/>
-          </w:tcPr>
-          <w:p>
-            <w:pPr>
-              <w:pStyle w:val="TableParagraph"/>
-              <w:numPr>
-                <w:ilvl w:val="0"/>
-                <w:numId w:val="8"/>
-              </w:numPr>
-              <w:spacing w:before="80" w:after="80" w:line="276" w:lineRule="auto"/>
-              <w:rPr>
-                <w:rFonts w:cstheme="minorHAnsi"/>
-                <w:bCs/>
-              </w:rPr>
-            </w:pPr>
-          </w:p>
-        </w:tc>
-        <w:tc>
-          <w:tcPr>
-            <w:tcW w:w="3459" w:type="pct"/>
-            <w:tcBorders>
-              <w:top w:val="single" w:sz="4" w:space="0" w:color="BFBFBF"/>
-              <w:left w:val="single" w:sz="4" w:space="0" w:color="BFBFBF"/>
-              <w:bottom w:val="single" w:sz="4" w:space="0" w:color="BFBFBF"/>
-              <w:right w:val="single" w:sz="4" w:space="0" w:color="BFBFBF"/>
-            </w:tcBorders>
-            <w:vAlign w:val="center"/>
-            <w:hideMark/>
-          </w:tcPr>
-          <w:p>
-            <w:pPr>
-              <w:pStyle w:val="TableParagraph"/>
-              <w:spacing w:before="80" w:after="80" w:line="276" w:lineRule="auto"/>
-              <w:ind w:left="6"/>
-              <w:rPr>
-                <w:rFonts w:cstheme="minorHAnsi"/>
-                <w:bCs/>
-              </w:rPr>
-            </w:pPr>
-            <w:r>
-              <w:t>M7: Insufficient Binary Protections</w:t>
-            </w:r>
-          </w:p>
-        </w:tc>
-        <w:tc>
-          <w:tcPr>
-            <w:tcW w:w="1204" w:type="pct"/>
-            <w:tcBorders>
-              <w:top w:val="single" w:sz="4" w:space="0" w:color="BFBFBF"/>
-              <w:left w:val="single" w:sz="4" w:space="0" w:color="BFBFBF"/>
-              <w:bottom w:val="single" w:sz="4" w:space="0" w:color="BFBFBF"/>
-              <w:right w:val="single" w:sz="4" w:space="0" w:color="BFBFBF"/>
-            </w:tcBorders>
-            <w:shd w:val="clear" w:color="auto" w:fill="92D050"/>
-            <w:vAlign w:val="center"/>
-            <w:hideMark/>
-          </w:tcPr>
-          <w:p>
-            <w:pPr>
-              <w:pStyle w:val="TableParagraph"/>
-              <w:spacing w:before="80" w:after="80" w:line="276" w:lineRule="auto"/>
-              <w:rPr>
-                <w:rFonts w:cstheme="minorHAnsi"/>
-                <w:bCs/>
-              </w:rPr>
-            </w:pPr>
-            <w:r>
-              <w:rPr>
-                <w:rFonts w:cstheme="minorHAnsi"/>
-                <w:bCs/>
-              </w:rPr>
-              <w:t>Not Vulnerable</w:t>
-            </w:r>
-          </w:p>
-        </w:tc>
-      </w:tr>
-      <w:tr>
-        <w:trPr>
-          <w:trHeight w:val="20"/>
-        </w:trPr>
-        <w:tc>
-          <w:tcPr>
-            <w:tcW w:w="337" w:type="pct"/>
-            <w:tcBorders>
-              <w:top w:val="single" w:sz="4" w:space="0" w:color="BFBFBF"/>
-              <w:left w:val="single" w:sz="4" w:space="0" w:color="BFBFBF"/>
-              <w:bottom w:val="single" w:sz="4" w:space="0" w:color="BFBFBF"/>
-              <w:right w:val="single" w:sz="4" w:space="0" w:color="BFBFBF"/>
-            </w:tcBorders>
-            <w:vAlign w:val="center"/>
-          </w:tcPr>
-          <w:p>
-            <w:pPr>
-              <w:pStyle w:val="TableParagraph"/>
-              <w:numPr>
-                <w:ilvl w:val="0"/>
-                <w:numId w:val="8"/>
-              </w:numPr>
-              <w:spacing w:before="80" w:after="80" w:line="276" w:lineRule="auto"/>
-              <w:rPr>
-                <w:rFonts w:cstheme="minorHAnsi"/>
-                <w:bCs/>
-              </w:rPr>
-            </w:pPr>
-          </w:p>
-        </w:tc>
-        <w:tc>
-          <w:tcPr>
-            <w:tcW w:w="3459" w:type="pct"/>
-            <w:tcBorders>
-              <w:top w:val="single" w:sz="4" w:space="0" w:color="BFBFBF"/>
-              <w:left w:val="single" w:sz="4" w:space="0" w:color="BFBFBF"/>
-              <w:bottom w:val="single" w:sz="4" w:space="0" w:color="BFBFBF"/>
-              <w:right w:val="single" w:sz="4" w:space="0" w:color="BFBFBF"/>
-            </w:tcBorders>
-            <w:vAlign w:val="center"/>
-            <w:hideMark/>
-          </w:tcPr>
-          <w:p>
-            <w:pPr>
-              <w:pStyle w:val="TableParagraph"/>
-              <w:spacing w:before="80" w:after="80" w:line="276" w:lineRule="auto"/>
-              <w:ind w:left="6"/>
-              <w:rPr>
-                <w:rFonts w:cstheme="minorHAnsi"/>
-                <w:bCs/>
-              </w:rPr>
-            </w:pPr>
-            <w:r>
-              <w:t>M8: Security Misconfiguration</w:t>
-            </w:r>
-          </w:p>
-        </w:tc>
-        <w:tc>
-          <w:tcPr>
-            <w:tcW w:w="1204" w:type="pct"/>
-            <w:tcBorders>
-              <w:top w:val="single" w:sz="4" w:space="0" w:color="BFBFBF"/>
-              <w:left w:val="single" w:sz="4" w:space="0" w:color="BFBFBF"/>
-              <w:bottom w:val="single" w:sz="4" w:space="0" w:color="BFBFBF"/>
-              <w:right w:val="single" w:sz="4" w:space="0" w:color="BFBFBF"/>
-            </w:tcBorders>
-            <w:shd w:val="clear" w:color="auto" w:fill="92D050"/>
-            <w:vAlign w:val="center"/>
-            <w:hideMark/>
-          </w:tcPr>
-          <w:p>
-            <w:pPr>
-              <w:pStyle w:val="TableParagraph"/>
-              <w:spacing w:before="80" w:after="80" w:line="276" w:lineRule="auto"/>
-              <w:rPr>
-                <w:rFonts w:cstheme="minorHAnsi"/>
-                <w:bCs/>
-              </w:rPr>
-            </w:pPr>
-            <w:r>
-              <w:rPr>
-                <w:rFonts w:cstheme="minorHAnsi"/>
-                <w:bCs/>
-              </w:rPr>
-              <w:t>Not Vulnerable</w:t>
-            </w:r>
-          </w:p>
-        </w:tc>
-      </w:tr>
-      <w:tr>
-        <w:trPr>
-          <w:trHeight w:val="20"/>
-        </w:trPr>
-        <w:tc>
-          <w:tcPr>
-            <w:tcW w:w="337" w:type="pct"/>
-            <w:tcBorders>
-              <w:top w:val="single" w:sz="4" w:space="0" w:color="BFBFBF"/>
-              <w:left w:val="single" w:sz="4" w:space="0" w:color="BFBFBF"/>
-              <w:bottom w:val="single" w:sz="4" w:space="0" w:color="BFBFBF"/>
-              <w:right w:val="single" w:sz="4" w:space="0" w:color="BFBFBF"/>
-            </w:tcBorders>
-            <w:vAlign w:val="center"/>
-          </w:tcPr>
-          <w:p>
-            <w:pPr>
-              <w:pStyle w:val="TableParagraph"/>
-              <w:numPr>
-                <w:ilvl w:val="0"/>
-                <w:numId w:val="8"/>
-              </w:numPr>
-              <w:spacing w:before="80" w:after="80" w:line="276" w:lineRule="auto"/>
-              <w:rPr>
-                <w:rFonts w:cstheme="minorHAnsi"/>
-                <w:bCs/>
-              </w:rPr>
-            </w:pPr>
-          </w:p>
-        </w:tc>
-        <w:tc>
-          <w:tcPr>
-            <w:tcW w:w="3459" w:type="pct"/>
-            <w:tcBorders>
-              <w:top w:val="single" w:sz="4" w:space="0" w:color="BFBFBF"/>
-              <w:left w:val="single" w:sz="4" w:space="0" w:color="BFBFBF"/>
-              <w:bottom w:val="single" w:sz="4" w:space="0" w:color="BFBFBF"/>
-              <w:right w:val="single" w:sz="4" w:space="0" w:color="BFBFBF"/>
-            </w:tcBorders>
-            <w:vAlign w:val="center"/>
-            <w:hideMark/>
-          </w:tcPr>
-          <w:p>
-            <w:pPr>
-              <w:pStyle w:val="TableParagraph"/>
-              <w:spacing w:before="80" w:after="80" w:line="276" w:lineRule="auto"/>
-              <w:ind w:left="6"/>
-              <w:rPr>
-                <w:rFonts w:cstheme="minorHAnsi"/>
-                <w:bCs/>
-              </w:rPr>
-            </w:pPr>
-            <w:r>
-              <w:t>M9: Insecure Data Storage</w:t>
-            </w:r>
-          </w:p>
-        </w:tc>
-        <w:tc>
-          <w:tcPr>
-            <w:tcW w:w="1204" w:type="pct"/>
-            <w:tcBorders>
-              <w:top w:val="single" w:sz="4" w:space="0" w:color="BFBFBF"/>
-              <w:left w:val="single" w:sz="4" w:space="0" w:color="BFBFBF"/>
-              <w:bottom w:val="single" w:sz="4" w:space="0" w:color="BFBFBF"/>
-              <w:right w:val="single" w:sz="4" w:space="0" w:color="BFBFBF"/>
-            </w:tcBorders>
-            <w:shd w:val="clear" w:color="auto" w:fill="92D050"/>
-            <w:vAlign w:val="center"/>
-            <w:hideMark/>
-          </w:tcPr>
-          <w:p>
-            <w:pPr>
-              <w:pStyle w:val="TableParagraph"/>
-              <w:spacing w:before="80" w:after="80" w:line="276" w:lineRule="auto"/>
-              <w:rPr>
-                <w:rFonts w:cstheme="minorHAnsi"/>
-                <w:bCs/>
-              </w:rPr>
-            </w:pPr>
-            <w:r>
-              <w:rPr>
-                <w:rFonts w:cstheme="minorHAnsi"/>
-                <w:bCs/>
-              </w:rPr>
-              <w:t>Not Vulnerable</w:t>
-            </w:r>
-          </w:p>
-        </w:tc>
-      </w:tr>
-      <w:tr>
-        <w:trPr>
-          <w:trHeight w:val="20"/>
-        </w:trPr>
-        <w:tc>
-          <w:tcPr>
-            <w:tcW w:w="337" w:type="pct"/>
-            <w:tcBorders>
-              <w:top w:val="single" w:sz="4" w:space="0" w:color="BFBFBF"/>
-              <w:left w:val="single" w:sz="4" w:space="0" w:color="BFBFBF"/>
-              <w:bottom w:val="single" w:sz="4" w:space="0" w:color="BFBFBF"/>
-              <w:right w:val="single" w:sz="4" w:space="0" w:color="BFBFBF"/>
-            </w:tcBorders>
-            <w:vAlign w:val="center"/>
-          </w:tcPr>
-          <w:p>
-            <w:pPr>
-              <w:pStyle w:val="TableParagraph"/>
-              <w:numPr>
-                <w:ilvl w:val="0"/>
-                <w:numId w:val="8"/>
-              </w:numPr>
-              <w:spacing w:before="80" w:after="80" w:line="276" w:lineRule="auto"/>
-              <w:rPr>
-                <w:rFonts w:cstheme="minorHAnsi"/>
-                <w:bCs/>
-              </w:rPr>
-            </w:pPr>
-          </w:p>
-        </w:tc>
-        <w:tc>
-          <w:tcPr>
-            <w:tcW w:w="3459" w:type="pct"/>
-            <w:tcBorders>
-              <w:top w:val="single" w:sz="4" w:space="0" w:color="BFBFBF"/>
-              <w:left w:val="single" w:sz="4" w:space="0" w:color="BFBFBF"/>
-              <w:bottom w:val="single" w:sz="4" w:space="0" w:color="BFBFBF"/>
-              <w:right w:val="single" w:sz="4" w:space="0" w:color="BFBFBF"/>
-            </w:tcBorders>
-            <w:vAlign w:val="center"/>
-            <w:hideMark/>
-          </w:tcPr>
-          <w:p>
-            <w:pPr>
-              <w:pStyle w:val="TableParagraph"/>
-              <w:spacing w:before="80" w:after="80" w:line="276" w:lineRule="auto"/>
-              <w:ind w:left="6"/>
-              <w:rPr>
-                <w:rFonts w:cstheme="minorHAnsi"/>
-                <w:bCs/>
-              </w:rPr>
-            </w:pPr>
-            <w:r>
-              <w:t>M10: Insufficient Cryptography</w:t>
-            </w:r>
-          </w:p>
-        </w:tc>
-        <w:tc>
-          <w:tcPr>
-            <w:tcW w:w="1204" w:type="pct"/>
-            <w:tcBorders>
-              <w:top w:val="single" w:sz="4" w:space="0" w:color="BFBFBF"/>
-              <w:left w:val="single" w:sz="4" w:space="0" w:color="BFBFBF"/>
-              <w:bottom w:val="single" w:sz="4" w:space="0" w:color="BFBFBF"/>
-              <w:right w:val="single" w:sz="4" w:space="0" w:color="BFBFBF"/>
-            </w:tcBorders>
-            <w:shd w:val="clear" w:color="auto" w:fill="92D050"/>
-            <w:vAlign w:val="center"/>
-            <w:hideMark/>
-          </w:tcPr>
-          <w:p>
-            <w:pPr>
-              <w:pStyle w:val="TableParagraph"/>
-              <w:spacing w:before="80" w:after="80" w:line="276" w:lineRule="auto"/>
-              <w:rPr>
-                <w:rFonts w:cstheme="minorHAnsi"/>
-                <w:bCs/>
-              </w:rPr>
-            </w:pPr>
-            <w:r>
-              <w:rPr>
-                <w:rFonts w:cstheme="minorHAnsi"/>
-                <w:bCs/>
-              </w:rPr>
-              <w:t>Not Vulnerable</w:t>
-            </w:r>
-          </w:p>
-        </w:tc>
-      </w:tr>
-    </w:tbl>
+    <w:p>
+      <w:pPr>
+        <w:spacing w:after="240"/>
+        <w:rPr>
+          <w:color w:val="860000"/>
+          <w:sz w:val="32"/>
+          <w:szCs w:val="32"/>
+          <w:lang w:val="en-US"/>
+        </w:rPr>
+        <w:sectPr>
+          <w:headerReference w:type="default" r:id="rId11"/>
+          <w:footerReference w:type="even" r:id="rId12"/>
+          <w:footerReference w:type="default" r:id="rId13"/>
+          <w:headerReference w:type="first" r:id="rId14"/>
+          <w:footerReference w:type="first" r:id="rId15"/>
+          <w:pgSz w:w="11900" w:h="16840"/>
+          <w:pgMar w:top="720" w:right="720" w:bottom="720" w:left="720" w:header="708" w:footer="708" w:gutter="0"/>
+          <w:pgNumType w:fmt="upperRoman" w:start="0"/>
+          <w:cols w:space="708"/>
+          <w:titlePg/>
+          <w:docGrid w:linePitch="360"/>
+        </w:sectPr>
+      </w:pPr>
+      <w:r>
+        <w:t xml:space="preserve">${checklist-owasp-mobile-top-10-android}</w:t>
+      </w:r>
+    </w:p>
+    <w:p>
+      <w:pPr>
+        <w:pStyle w:val="Heading2"/>
+        <w:rPr>
+          <w:rFonts w:cstheme="minorHAnsi"/>
+          <w:b w:val="0"/>
+          <w:bCs/>
+          <w:szCs w:val="28"/>
+          <w:lang w:val="en-US"/>
+        </w:rPr>
+      </w:pPr>
+      <w:bookmarkStart w:id="72" w:name="_Toc224661382"/>
+      <w:r>
+        <w:rPr>
+          <w:rFonts w:cstheme="minorHAnsi"/>
+          <w:bCs/>
+          <w:szCs w:val="28"/>
+          <w:lang w:val="en-US"/>
+        </w:rPr>
+        <w:lastRenderedPageBreak/>
+        <w:t xml:space="preserve">4.3 OWASP Mobile Top 10 Check List - iOS</w:t>
+      </w:r>
+      <w:r>
+        <w:rPr>
+          <w:rFonts w:cstheme="minorHAnsi"/>
+          <w:bCs/>
+          <w:szCs w:val="28"/>
+          <w:lang w:val="en-US"/>
+        </w:rPr>
+        <w:t/>
+      </w:r>
+      <w:r>
+        <w:rPr>
+          <w:rFonts w:cstheme="minorHAnsi"/>
+          <w:bCs/>
+          <w:szCs w:val="28"/>
+          <w:lang w:val="en-US"/>
+        </w:rPr>
+        <w:t xml:space="preserve"/>
+      </w:r>
+      <w:r>
+        <w:rPr>
+          <w:rFonts w:cstheme="minorHAnsi"/>
+          <w:bCs/>
+          <w:szCs w:val="28"/>
+          <w:lang w:val="en-US"/>
+        </w:rPr>
+        <w:t/>
+      </w:r>
+      <w:r>
+        <w:rPr>
+          <w:rFonts w:cstheme="minorHAnsi"/>
+          <w:bCs/>
+          <w:szCs w:val="28"/>
+          <w:lang w:val="en-US"/>
+        </w:rPr>
+        <w:t xml:space="preserve"/>
+      </w:r>
+      <w:bookmarkEnd w:id="72"/>
+    </w:p>
+    <w:p>
+      <w:pPr>
+        <w:spacing w:after="240"/>
+        <w:rPr>
+          <w:color w:val="860000"/>
+          <w:sz w:val="32"/>
+          <w:szCs w:val="32"/>
+          <w:lang w:val="en-US"/>
+        </w:rPr>
+        <w:sectPr>
+          <w:headerReference w:type="default" r:id="rId11"/>
+          <w:footerReference w:type="even" r:id="rId12"/>
+          <w:footerReference w:type="default" r:id="rId13"/>
+          <w:headerReference w:type="first" r:id="rId14"/>
+          <w:footerReference w:type="first" r:id="rId15"/>
+          <w:pgSz w:w="11900" w:h="16840"/>
+          <w:pgMar w:top="720" w:right="720" w:bottom="720" w:left="720" w:header="708" w:footer="708" w:gutter="0"/>
+          <w:pgNumType w:fmt="upperRoman" w:start="0"/>
+          <w:cols w:space="708"/>
+          <w:titlePg/>
+          <w:docGrid w:linePitch="360"/>
+        </w:sectPr>
+      </w:pPr>
+      <w:r>
+        <w:t xml:space="preserve">${checklist-owasp-mobile-top-10-ios}</w:t>
+      </w:r>
+    </w:p>
     <w:p>
       <w:pPr>
         <w:rPr>
@@ -17394,7 +16504,7 @@
           <w:lang w:val="en-US"/>
         </w:rPr>
         <w:lastRenderedPageBreak/>
-        <w:t>4.</w:t>
+        <w:t xml:space="preserve">4.4 OWASP API Top 10 Check List</w:t>
       </w:r>
       <w:r>
         <w:rPr>
@@ -17403,7 +16513,7 @@
           <w:szCs w:val="28"/>
           <w:lang w:val="en-US"/>
         </w:rPr>
-        <w:t>3</w:t>
+        <w:t/>
       </w:r>
       <w:r>
         <w:rPr>
@@ -17412,7 +16522,7 @@
           <w:szCs w:val="28"/>
           <w:lang w:val="en-US"/>
         </w:rPr>
-        <w:t xml:space="preserve"> OWASP </w:t>
+        <w:t xml:space="preserve"/>
       </w:r>
       <w:r>
         <w:rPr>
@@ -17421,7 +16531,7 @@
           <w:szCs w:val="28"/>
           <w:lang w:val="en-US"/>
         </w:rPr>
-        <w:t>API</w:t>
+        <w:t/>
       </w:r>
       <w:r>
         <w:rPr>
@@ -17430,7 +16540,7 @@
           <w:szCs w:val="28"/>
           <w:lang w:val="en-US"/>
         </w:rPr>
-        <w:t xml:space="preserve"> Top 10</w:t>
+        <w:t xml:space="preserve"/>
       </w:r>
       <w:bookmarkEnd w:id="69"/>
       <w:r>
@@ -17440,1016 +16550,39 @@
           <w:szCs w:val="28"/>
           <w:lang w:val="en-US"/>
         </w:rPr>
-        <w:t xml:space="preserve"> Check List</w:t>
+        <w:t xml:space="preserve"/>
       </w:r>
       <w:bookmarkEnd w:id="70"/>
       <w:bookmarkEnd w:id="71"/>
       <w:bookmarkEnd w:id="73"/>
     </w:p>
-    <w:tbl>
-      <w:tblPr>
-        <w:tblStyle w:val="TableGrid"/>
-        <w:tblW w:w="5000" w:type="pct"/>
-        <w:tblLayout w:type="fixed"/>
-        <w:tblLook w:val="01E0" w:firstRow="1" w:lastRow="1" w:firstColumn="1" w:lastColumn="1" w:noHBand="0" w:noVBand="0"/>
-      </w:tblPr>
-      <w:tblGrid>
-        <w:gridCol w:w="705"/>
-        <w:gridCol w:w="7229"/>
-        <w:gridCol w:w="2516"/>
-      </w:tblGrid>
-      <w:tr>
-        <w:trPr>
-          <w:trHeight w:val="20"/>
-        </w:trPr>
-        <w:tc>
-          <w:tcPr>
-            <w:tcW w:w="337" w:type="pct"/>
-            <w:tcBorders>
-              <w:top w:val="single" w:sz="4" w:space="0" w:color="BFBFBF"/>
-              <w:left w:val="single" w:sz="4" w:space="0" w:color="BFBFBF"/>
-              <w:bottom w:val="single" w:sz="4" w:space="0" w:color="BFBFBF"/>
-              <w:right w:val="single" w:sz="4" w:space="0" w:color="BFBFBF"/>
-            </w:tcBorders>
-            <w:shd w:val="clear" w:color="auto" w:fill="600000"/>
-            <w:vAlign w:val="center"/>
-            <w:hideMark/>
-          </w:tcPr>
-          <w:p>
-            <w:pPr>
-              <w:pStyle w:val="TableParagraph"/>
-              <w:spacing w:before="80" w:after="80" w:line="276" w:lineRule="auto"/>
-              <w:rPr>
-                <w:rFonts w:cstheme="minorHAnsi"/>
-                <w:bCs/>
-              </w:rPr>
-            </w:pPr>
-            <w:r>
-              <w:rPr>
-                <w:rFonts w:cstheme="minorHAnsi"/>
-                <w:bCs/>
-              </w:rPr>
-              <w:t>#</w:t>
-            </w:r>
-          </w:p>
-        </w:tc>
-        <w:tc>
-          <w:tcPr>
-            <w:tcW w:w="3459" w:type="pct"/>
-            <w:tcBorders>
-              <w:top w:val="single" w:sz="4" w:space="0" w:color="BFBFBF"/>
-              <w:left w:val="single" w:sz="4" w:space="0" w:color="BFBFBF"/>
-              <w:bottom w:val="single" w:sz="4" w:space="0" w:color="BFBFBF"/>
-              <w:right w:val="single" w:sz="4" w:space="0" w:color="BFBFBF"/>
-            </w:tcBorders>
-            <w:shd w:val="clear" w:color="auto" w:fill="600000"/>
-            <w:vAlign w:val="center"/>
-            <w:hideMark/>
-          </w:tcPr>
-          <w:p>
-            <w:pPr>
-              <w:pStyle w:val="TableParagraph"/>
-              <w:spacing w:before="80" w:after="80" w:line="276" w:lineRule="auto"/>
-              <w:ind w:left="98"/>
-              <w:rPr>
-                <w:rFonts w:cstheme="minorHAnsi"/>
-                <w:bCs/>
-              </w:rPr>
-            </w:pPr>
-            <w:r>
-              <w:rPr>
-                <w:rFonts w:cstheme="minorHAnsi"/>
-                <w:bCs/>
-              </w:rPr>
-              <w:t>Attack Type</w:t>
-            </w:r>
-          </w:p>
-        </w:tc>
-        <w:tc>
-          <w:tcPr>
-            <w:tcW w:w="1204" w:type="pct"/>
-            <w:tcBorders>
-              <w:top w:val="single" w:sz="4" w:space="0" w:color="BFBFBF"/>
-              <w:left w:val="single" w:sz="4" w:space="0" w:color="BFBFBF"/>
-              <w:bottom w:val="single" w:sz="4" w:space="0" w:color="BFBFBF"/>
-              <w:right w:val="single" w:sz="4" w:space="0" w:color="BFBFBF"/>
-            </w:tcBorders>
-            <w:shd w:val="clear" w:color="auto" w:fill="600000"/>
-            <w:vAlign w:val="center"/>
-            <w:hideMark/>
-          </w:tcPr>
-          <w:p>
-            <w:pPr>
-              <w:pStyle w:val="TableParagraph"/>
-              <w:spacing w:before="80" w:after="80" w:line="276" w:lineRule="auto"/>
-              <w:rPr>
-                <w:rFonts w:cstheme="minorHAnsi"/>
-                <w:bCs/>
-              </w:rPr>
-            </w:pPr>
-            <w:r>
-              <w:rPr>
-                <w:rFonts w:cstheme="minorHAnsi"/>
-                <w:bCs/>
-              </w:rPr>
-              <w:t>Status</w:t>
-            </w:r>
-          </w:p>
-        </w:tc>
-      </w:tr>
-      <w:tr>
-        <w:trPr>
-          <w:trHeight w:val="20"/>
-        </w:trPr>
-        <w:tc>
-          <w:tcPr>
-            <w:tcW w:w="337" w:type="pct"/>
-            <w:tcBorders>
-              <w:top w:val="single" w:sz="4" w:space="0" w:color="BFBFBF"/>
-              <w:left w:val="single" w:sz="4" w:space="0" w:color="BFBFBF"/>
-              <w:bottom w:val="single" w:sz="4" w:space="0" w:color="BFBFBF"/>
-              <w:right w:val="single" w:sz="4" w:space="0" w:color="BFBFBF"/>
-            </w:tcBorders>
-            <w:vAlign w:val="center"/>
-          </w:tcPr>
-          <w:p>
-            <w:pPr>
-              <w:pStyle w:val="TableParagraph"/>
-              <w:numPr>
-                <w:ilvl w:val="0"/>
-                <w:numId w:val="24"/>
-              </w:numPr>
-              <w:spacing w:before="80" w:after="80" w:line="276" w:lineRule="auto"/>
-              <w:rPr>
-                <w:rFonts w:cstheme="minorHAnsi"/>
-                <w:bCs/>
-              </w:rPr>
-            </w:pPr>
-          </w:p>
-        </w:tc>
-        <w:tc>
-          <w:tcPr>
-            <w:tcW w:w="3459" w:type="pct"/>
-            <w:tcBorders>
-              <w:top w:val="single" w:sz="4" w:space="0" w:color="BFBFBF"/>
-              <w:left w:val="single" w:sz="4" w:space="0" w:color="BFBFBF"/>
-              <w:bottom w:val="single" w:sz="4" w:space="0" w:color="BFBFBF"/>
-              <w:right w:val="single" w:sz="4" w:space="0" w:color="BFBFBF"/>
-            </w:tcBorders>
-            <w:vAlign w:val="center"/>
-            <w:hideMark/>
-          </w:tcPr>
-          <w:p>
-            <w:pPr>
-              <w:pStyle w:val="TableParagraph"/>
-              <w:spacing w:before="80" w:after="80" w:line="276" w:lineRule="auto"/>
-              <w:ind w:left="6"/>
-              <w:rPr>
-                <w:rFonts w:cstheme="minorHAnsi"/>
-                <w:bCs/>
-              </w:rPr>
-            </w:pPr>
-            <w:r>
-              <w:t>API1:2023 - Broken Object Level Authorization</w:t>
-            </w:r>
-          </w:p>
-        </w:tc>
-        <w:tc>
-          <w:tcPr>
-            <w:tcW w:w="1204" w:type="pct"/>
-            <w:tcBorders>
-              <w:top w:val="single" w:sz="4" w:space="0" w:color="BFBFBF"/>
-              <w:left w:val="single" w:sz="4" w:space="0" w:color="BFBFBF"/>
-              <w:bottom w:val="single" w:sz="4" w:space="0" w:color="BFBFBF"/>
-              <w:right w:val="single" w:sz="4" w:space="0" w:color="BFBFBF"/>
-            </w:tcBorders>
-            <w:shd w:val="clear" w:color="auto" w:fill="92D050"/>
-            <w:vAlign w:val="center"/>
-            <w:hideMark/>
-          </w:tcPr>
-          <w:p>
-            <w:pPr>
-              <w:pStyle w:val="TableParagraph"/>
-              <w:spacing w:before="80" w:after="80" w:line="276" w:lineRule="auto"/>
-              <w:rPr>
-                <w:rFonts w:cstheme="minorHAnsi"/>
-                <w:bCs/>
-              </w:rPr>
-            </w:pPr>
-            <w:r>
-              <w:rPr>
-                <w:rFonts w:cstheme="minorHAnsi"/>
-                <w:bCs/>
-              </w:rPr>
-              <w:t>Not Vulnerable</w:t>
-            </w:r>
-          </w:p>
-        </w:tc>
-      </w:tr>
-      <w:tr>
-        <w:trPr>
-          <w:trHeight w:val="20"/>
-        </w:trPr>
-        <w:tc>
-          <w:tcPr>
-            <w:tcW w:w="337" w:type="pct"/>
-            <w:tcBorders>
-              <w:top w:val="single" w:sz="4" w:space="0" w:color="BFBFBF"/>
-              <w:left w:val="single" w:sz="4" w:space="0" w:color="BFBFBF"/>
-              <w:bottom w:val="single" w:sz="4" w:space="0" w:color="BFBFBF"/>
-              <w:right w:val="single" w:sz="4" w:space="0" w:color="BFBFBF"/>
-            </w:tcBorders>
-            <w:vAlign w:val="center"/>
-          </w:tcPr>
-          <w:p>
-            <w:pPr>
-              <w:pStyle w:val="TableParagraph"/>
-              <w:numPr>
-                <w:ilvl w:val="0"/>
-                <w:numId w:val="24"/>
-              </w:numPr>
-              <w:spacing w:before="80" w:after="80" w:line="276" w:lineRule="auto"/>
-              <w:rPr>
-                <w:rFonts w:cstheme="minorHAnsi"/>
-                <w:bCs/>
-              </w:rPr>
-            </w:pPr>
-          </w:p>
-        </w:tc>
-        <w:tc>
-          <w:tcPr>
-            <w:tcW w:w="3459" w:type="pct"/>
-            <w:tcBorders>
-              <w:top w:val="single" w:sz="4" w:space="0" w:color="BFBFBF"/>
-              <w:left w:val="single" w:sz="4" w:space="0" w:color="BFBFBF"/>
-              <w:bottom w:val="single" w:sz="4" w:space="0" w:color="BFBFBF"/>
-              <w:right w:val="single" w:sz="4" w:space="0" w:color="BFBFBF"/>
-            </w:tcBorders>
-            <w:vAlign w:val="center"/>
-            <w:hideMark/>
-          </w:tcPr>
-          <w:p>
-            <w:pPr>
-              <w:pStyle w:val="TableParagraph"/>
-              <w:spacing w:before="80" w:after="80" w:line="276" w:lineRule="auto"/>
-              <w:ind w:left="6"/>
-              <w:rPr>
-                <w:rFonts w:cstheme="minorHAnsi"/>
-                <w:bCs/>
-              </w:rPr>
-            </w:pPr>
-            <w:r>
-              <w:t>API2:2023 - Broken Authentication</w:t>
-            </w:r>
-          </w:p>
-        </w:tc>
-        <w:tc>
-          <w:tcPr>
-            <w:tcW w:w="1204" w:type="pct"/>
-            <w:tcBorders>
-              <w:top w:val="single" w:sz="4" w:space="0" w:color="BFBFBF"/>
-              <w:left w:val="single" w:sz="4" w:space="0" w:color="BFBFBF"/>
-              <w:bottom w:val="single" w:sz="4" w:space="0" w:color="BFBFBF"/>
-              <w:right w:val="single" w:sz="4" w:space="0" w:color="BFBFBF"/>
-            </w:tcBorders>
-            <w:shd w:val="clear" w:color="auto" w:fill="92D050"/>
-            <w:vAlign w:val="center"/>
-            <w:hideMark/>
-          </w:tcPr>
-          <w:p>
-            <w:pPr>
-              <w:pStyle w:val="TableParagraph"/>
-              <w:spacing w:before="80" w:after="80" w:line="276" w:lineRule="auto"/>
-              <w:rPr>
-                <w:rFonts w:cstheme="minorHAnsi"/>
-                <w:bCs/>
-              </w:rPr>
-            </w:pPr>
-            <w:r>
-              <w:rPr>
-                <w:rFonts w:cstheme="minorHAnsi"/>
-                <w:bCs/>
-              </w:rPr>
-              <w:t>Not Vulnerable</w:t>
-            </w:r>
-          </w:p>
-        </w:tc>
-      </w:tr>
-      <w:tr>
-        <w:trPr>
-          <w:trHeight w:val="20"/>
-        </w:trPr>
-        <w:tc>
-          <w:tcPr>
-            <w:tcW w:w="337" w:type="pct"/>
-            <w:tcBorders>
-              <w:top w:val="single" w:sz="4" w:space="0" w:color="BFBFBF"/>
-              <w:left w:val="single" w:sz="4" w:space="0" w:color="BFBFBF"/>
-              <w:bottom w:val="single" w:sz="4" w:space="0" w:color="BFBFBF"/>
-              <w:right w:val="single" w:sz="4" w:space="0" w:color="BFBFBF"/>
-            </w:tcBorders>
-            <w:vAlign w:val="center"/>
-          </w:tcPr>
-          <w:p>
-            <w:pPr>
-              <w:pStyle w:val="TableParagraph"/>
-              <w:numPr>
-                <w:ilvl w:val="0"/>
-                <w:numId w:val="24"/>
-              </w:numPr>
-              <w:spacing w:before="80" w:after="80" w:line="276" w:lineRule="auto"/>
-              <w:rPr>
-                <w:rFonts w:cstheme="minorHAnsi"/>
-                <w:bCs/>
-              </w:rPr>
-            </w:pPr>
-          </w:p>
-        </w:tc>
-        <w:tc>
-          <w:tcPr>
-            <w:tcW w:w="3459" w:type="pct"/>
-            <w:tcBorders>
-              <w:top w:val="single" w:sz="4" w:space="0" w:color="BFBFBF"/>
-              <w:left w:val="single" w:sz="4" w:space="0" w:color="BFBFBF"/>
-              <w:bottom w:val="single" w:sz="4" w:space="0" w:color="BFBFBF"/>
-              <w:right w:val="single" w:sz="4" w:space="0" w:color="BFBFBF"/>
-            </w:tcBorders>
-            <w:vAlign w:val="center"/>
-            <w:hideMark/>
-          </w:tcPr>
-          <w:p>
-            <w:pPr>
-              <w:pStyle w:val="TableParagraph"/>
-              <w:spacing w:before="80" w:after="80" w:line="276" w:lineRule="auto"/>
-              <w:ind w:left="6"/>
-              <w:rPr>
-                <w:rFonts w:cstheme="minorHAnsi"/>
-                <w:bCs/>
-              </w:rPr>
-            </w:pPr>
-            <w:r>
-              <w:t>API3:2023 - Broken Object Property Level Authorization</w:t>
-            </w:r>
-          </w:p>
-        </w:tc>
-        <w:tc>
-          <w:tcPr>
-            <w:tcW w:w="1204" w:type="pct"/>
-            <w:tcBorders>
-              <w:top w:val="single" w:sz="4" w:space="0" w:color="BFBFBF"/>
-              <w:left w:val="single" w:sz="4" w:space="0" w:color="BFBFBF"/>
-              <w:bottom w:val="single" w:sz="4" w:space="0" w:color="BFBFBF"/>
-              <w:right w:val="single" w:sz="4" w:space="0" w:color="BFBFBF"/>
-            </w:tcBorders>
-            <w:shd w:val="clear" w:color="auto" w:fill="92D050"/>
-            <w:vAlign w:val="center"/>
-            <w:hideMark/>
-          </w:tcPr>
-          <w:p>
-            <w:pPr>
-              <w:pStyle w:val="TableParagraph"/>
-              <w:spacing w:before="80" w:after="80" w:line="276" w:lineRule="auto"/>
-              <w:rPr>
-                <w:rFonts w:cstheme="minorHAnsi"/>
-                <w:bCs/>
-              </w:rPr>
-            </w:pPr>
-            <w:r>
-              <w:rPr>
-                <w:rFonts w:cstheme="minorHAnsi"/>
-                <w:bCs/>
-              </w:rPr>
-              <w:t>Not Vulnerable</w:t>
-            </w:r>
-          </w:p>
-        </w:tc>
-      </w:tr>
-      <w:tr>
-        <w:trPr>
-          <w:trHeight w:val="20"/>
-        </w:trPr>
-        <w:tc>
-          <w:tcPr>
-            <w:tcW w:w="337" w:type="pct"/>
-            <w:tcBorders>
-              <w:top w:val="single" w:sz="4" w:space="0" w:color="BFBFBF"/>
-              <w:left w:val="single" w:sz="4" w:space="0" w:color="BFBFBF"/>
-              <w:bottom w:val="single" w:sz="4" w:space="0" w:color="BFBFBF"/>
-              <w:right w:val="single" w:sz="4" w:space="0" w:color="BFBFBF"/>
-            </w:tcBorders>
-            <w:vAlign w:val="center"/>
-          </w:tcPr>
-          <w:p>
-            <w:pPr>
-              <w:pStyle w:val="TableParagraph"/>
-              <w:numPr>
-                <w:ilvl w:val="0"/>
-                <w:numId w:val="24"/>
-              </w:numPr>
-              <w:spacing w:before="80" w:after="80" w:line="276" w:lineRule="auto"/>
-              <w:rPr>
-                <w:rFonts w:cstheme="minorHAnsi"/>
-                <w:bCs/>
-              </w:rPr>
-            </w:pPr>
-          </w:p>
-        </w:tc>
-        <w:tc>
-          <w:tcPr>
-            <w:tcW w:w="3459" w:type="pct"/>
-            <w:tcBorders>
-              <w:top w:val="single" w:sz="4" w:space="0" w:color="BFBFBF"/>
-              <w:left w:val="single" w:sz="4" w:space="0" w:color="BFBFBF"/>
-              <w:bottom w:val="single" w:sz="4" w:space="0" w:color="BFBFBF"/>
-              <w:right w:val="single" w:sz="4" w:space="0" w:color="BFBFBF"/>
-            </w:tcBorders>
-            <w:vAlign w:val="center"/>
-            <w:hideMark/>
-          </w:tcPr>
-          <w:p>
-            <w:pPr>
-              <w:pStyle w:val="TableParagraph"/>
-              <w:spacing w:before="80" w:after="80" w:line="276" w:lineRule="auto"/>
-              <w:ind w:left="6"/>
-              <w:rPr>
-                <w:rFonts w:cstheme="minorHAnsi"/>
-                <w:bCs/>
-              </w:rPr>
-            </w:pPr>
-            <w:r>
-              <w:t>API4:2023 - Unrestricted Resource Consumption</w:t>
-            </w:r>
-          </w:p>
-        </w:tc>
-        <w:tc>
-          <w:tcPr>
-            <w:tcW w:w="1204" w:type="pct"/>
-            <w:tcBorders>
-              <w:top w:val="single" w:sz="4" w:space="0" w:color="BFBFBF"/>
-              <w:left w:val="single" w:sz="4" w:space="0" w:color="BFBFBF"/>
-              <w:bottom w:val="single" w:sz="4" w:space="0" w:color="BFBFBF"/>
-              <w:right w:val="single" w:sz="4" w:space="0" w:color="BFBFBF"/>
-            </w:tcBorders>
-            <w:shd w:val="clear" w:color="auto" w:fill="92D050"/>
-            <w:vAlign w:val="center"/>
-            <w:hideMark/>
-          </w:tcPr>
-          <w:p>
-            <w:pPr>
-              <w:pStyle w:val="TableParagraph"/>
-              <w:spacing w:before="80" w:after="80" w:line="276" w:lineRule="auto"/>
-              <w:rPr>
-                <w:rFonts w:cstheme="minorHAnsi"/>
-                <w:bCs/>
-              </w:rPr>
-            </w:pPr>
-            <w:r>
-              <w:rPr>
-                <w:rFonts w:cstheme="minorHAnsi"/>
-                <w:bCs/>
-              </w:rPr>
-              <w:t>Not Vulnerable</w:t>
-            </w:r>
-          </w:p>
-        </w:tc>
-      </w:tr>
-      <w:tr>
-        <w:trPr>
-          <w:trHeight w:val="20"/>
-        </w:trPr>
-        <w:tc>
-          <w:tcPr>
-            <w:tcW w:w="337" w:type="pct"/>
-            <w:tcBorders>
-              <w:top w:val="single" w:sz="4" w:space="0" w:color="BFBFBF"/>
-              <w:left w:val="single" w:sz="4" w:space="0" w:color="BFBFBF"/>
-              <w:bottom w:val="single" w:sz="4" w:space="0" w:color="BFBFBF"/>
-              <w:right w:val="single" w:sz="4" w:space="0" w:color="BFBFBF"/>
-            </w:tcBorders>
-            <w:vAlign w:val="center"/>
-          </w:tcPr>
-          <w:p>
-            <w:pPr>
-              <w:pStyle w:val="TableParagraph"/>
-              <w:numPr>
-                <w:ilvl w:val="0"/>
-                <w:numId w:val="24"/>
-              </w:numPr>
-              <w:spacing w:before="80" w:after="80" w:line="276" w:lineRule="auto"/>
-              <w:rPr>
-                <w:rFonts w:cstheme="minorHAnsi"/>
-                <w:bCs/>
-              </w:rPr>
-            </w:pPr>
-          </w:p>
-        </w:tc>
-        <w:tc>
-          <w:tcPr>
-            <w:tcW w:w="3459" w:type="pct"/>
-            <w:tcBorders>
-              <w:top w:val="single" w:sz="4" w:space="0" w:color="BFBFBF"/>
-              <w:left w:val="single" w:sz="4" w:space="0" w:color="BFBFBF"/>
-              <w:bottom w:val="single" w:sz="4" w:space="0" w:color="BFBFBF"/>
-              <w:right w:val="single" w:sz="4" w:space="0" w:color="BFBFBF"/>
-            </w:tcBorders>
-            <w:vAlign w:val="center"/>
-            <w:hideMark/>
-          </w:tcPr>
-          <w:p>
-            <w:pPr>
-              <w:pStyle w:val="TableParagraph"/>
-              <w:spacing w:before="80" w:after="80" w:line="276" w:lineRule="auto"/>
-              <w:ind w:left="6"/>
-              <w:rPr>
-                <w:rFonts w:cstheme="minorHAnsi"/>
-                <w:bCs/>
-              </w:rPr>
-            </w:pPr>
-            <w:r>
-              <w:t>API5:2023 - Broken Function Level Authorization</w:t>
-            </w:r>
-          </w:p>
-        </w:tc>
-        <w:tc>
-          <w:tcPr>
-            <w:tcW w:w="1204" w:type="pct"/>
-            <w:tcBorders>
-              <w:top w:val="single" w:sz="4" w:space="0" w:color="BFBFBF"/>
-              <w:left w:val="single" w:sz="4" w:space="0" w:color="BFBFBF"/>
-              <w:bottom w:val="single" w:sz="4" w:space="0" w:color="BFBFBF"/>
-              <w:right w:val="single" w:sz="4" w:space="0" w:color="BFBFBF"/>
-            </w:tcBorders>
-            <w:shd w:val="clear" w:color="auto" w:fill="92D050"/>
-            <w:vAlign w:val="center"/>
-            <w:hideMark/>
-          </w:tcPr>
-          <w:p>
-            <w:pPr>
-              <w:pStyle w:val="TableParagraph"/>
-              <w:spacing w:before="80" w:after="80" w:line="276" w:lineRule="auto"/>
-              <w:rPr>
-                <w:rFonts w:cstheme="minorHAnsi"/>
-                <w:bCs/>
-                <w:sz w:val="20"/>
-                <w:szCs w:val="20"/>
-              </w:rPr>
-            </w:pPr>
-            <w:r>
-              <w:rPr>
-                <w:rFonts w:cstheme="minorHAnsi"/>
-                <w:bCs/>
-              </w:rPr>
-              <w:t>Not Vulnerable</w:t>
-            </w:r>
-          </w:p>
-        </w:tc>
-      </w:tr>
-      <w:tr>
-        <w:trPr>
-          <w:trHeight w:val="20"/>
-        </w:trPr>
-        <w:tc>
-          <w:tcPr>
-            <w:tcW w:w="337" w:type="pct"/>
-            <w:tcBorders>
-              <w:top w:val="single" w:sz="4" w:space="0" w:color="BFBFBF"/>
-              <w:left w:val="single" w:sz="4" w:space="0" w:color="BFBFBF"/>
-              <w:bottom w:val="single" w:sz="4" w:space="0" w:color="BFBFBF"/>
-              <w:right w:val="single" w:sz="4" w:space="0" w:color="BFBFBF"/>
-            </w:tcBorders>
-            <w:vAlign w:val="center"/>
-          </w:tcPr>
-          <w:p>
-            <w:pPr>
-              <w:pStyle w:val="TableParagraph"/>
-              <w:numPr>
-                <w:ilvl w:val="0"/>
-                <w:numId w:val="24"/>
-              </w:numPr>
-              <w:spacing w:before="80" w:after="80" w:line="276" w:lineRule="auto"/>
-              <w:rPr>
-                <w:rFonts w:cstheme="minorHAnsi"/>
-                <w:bCs/>
-              </w:rPr>
-            </w:pPr>
-          </w:p>
-        </w:tc>
-        <w:tc>
-          <w:tcPr>
-            <w:tcW w:w="3459" w:type="pct"/>
-            <w:tcBorders>
-              <w:top w:val="single" w:sz="4" w:space="0" w:color="BFBFBF"/>
-              <w:left w:val="single" w:sz="4" w:space="0" w:color="BFBFBF"/>
-              <w:bottom w:val="single" w:sz="4" w:space="0" w:color="BFBFBF"/>
-              <w:right w:val="single" w:sz="4" w:space="0" w:color="BFBFBF"/>
-            </w:tcBorders>
-            <w:vAlign w:val="center"/>
-            <w:hideMark/>
-          </w:tcPr>
-          <w:p>
-            <w:pPr>
-              <w:pStyle w:val="TableParagraph"/>
-              <w:spacing w:before="80" w:after="80" w:line="276" w:lineRule="auto"/>
-              <w:ind w:left="6"/>
-              <w:rPr>
-                <w:rFonts w:cstheme="minorHAnsi"/>
-                <w:bCs/>
-              </w:rPr>
-            </w:pPr>
-            <w:r>
-              <w:t>API6:2023 - Unrestricted Access to Sensitive Business Flows</w:t>
-            </w:r>
-          </w:p>
-        </w:tc>
-        <w:tc>
-          <w:tcPr>
-            <w:tcW w:w="1204" w:type="pct"/>
-            <w:tcBorders>
-              <w:top w:val="single" w:sz="4" w:space="0" w:color="BFBFBF"/>
-              <w:left w:val="single" w:sz="4" w:space="0" w:color="BFBFBF"/>
-              <w:bottom w:val="single" w:sz="4" w:space="0" w:color="BFBFBF"/>
-              <w:right w:val="single" w:sz="4" w:space="0" w:color="BFBFBF"/>
-            </w:tcBorders>
-            <w:shd w:val="clear" w:color="auto" w:fill="92D050"/>
-            <w:vAlign w:val="center"/>
-            <w:hideMark/>
-          </w:tcPr>
-          <w:p>
-            <w:pPr>
-              <w:pStyle w:val="TableParagraph"/>
-              <w:spacing w:before="80" w:after="80" w:line="276" w:lineRule="auto"/>
-              <w:rPr>
-                <w:rFonts w:cstheme="minorHAnsi"/>
-                <w:bCs/>
-              </w:rPr>
-            </w:pPr>
-            <w:r>
-              <w:rPr>
-                <w:rFonts w:cstheme="minorHAnsi"/>
-                <w:bCs/>
-              </w:rPr>
-              <w:t>Not Vulnerable</w:t>
-            </w:r>
-          </w:p>
-        </w:tc>
-      </w:tr>
-      <w:tr>
-        <w:trPr>
-          <w:trHeight w:val="20"/>
-        </w:trPr>
-        <w:tc>
-          <w:tcPr>
-            <w:tcW w:w="337" w:type="pct"/>
-            <w:tcBorders>
-              <w:top w:val="single" w:sz="4" w:space="0" w:color="BFBFBF"/>
-              <w:left w:val="single" w:sz="4" w:space="0" w:color="BFBFBF"/>
-              <w:bottom w:val="single" w:sz="4" w:space="0" w:color="BFBFBF"/>
-              <w:right w:val="single" w:sz="4" w:space="0" w:color="BFBFBF"/>
-            </w:tcBorders>
-            <w:vAlign w:val="center"/>
-          </w:tcPr>
-          <w:p>
-            <w:pPr>
-              <w:pStyle w:val="TableParagraph"/>
-              <w:numPr>
-                <w:ilvl w:val="0"/>
-                <w:numId w:val="24"/>
-              </w:numPr>
-              <w:spacing w:before="80" w:after="80" w:line="276" w:lineRule="auto"/>
-              <w:rPr>
-                <w:rFonts w:cstheme="minorHAnsi"/>
-                <w:bCs/>
-              </w:rPr>
-            </w:pPr>
-          </w:p>
-        </w:tc>
-        <w:tc>
-          <w:tcPr>
-            <w:tcW w:w="3459" w:type="pct"/>
-            <w:tcBorders>
-              <w:top w:val="single" w:sz="4" w:space="0" w:color="BFBFBF"/>
-              <w:left w:val="single" w:sz="4" w:space="0" w:color="BFBFBF"/>
-              <w:bottom w:val="single" w:sz="4" w:space="0" w:color="BFBFBF"/>
-              <w:right w:val="single" w:sz="4" w:space="0" w:color="BFBFBF"/>
-            </w:tcBorders>
-            <w:vAlign w:val="center"/>
-            <w:hideMark/>
-          </w:tcPr>
-          <w:p>
-            <w:pPr>
-              <w:pStyle w:val="TableParagraph"/>
-              <w:spacing w:before="80" w:after="80" w:line="276" w:lineRule="auto"/>
-              <w:ind w:left="6"/>
-              <w:rPr>
-                <w:rFonts w:cstheme="minorHAnsi"/>
-                <w:bCs/>
-              </w:rPr>
-            </w:pPr>
-            <w:r>
-              <w:t>API7:2023 - Server-Side Request Forgery</w:t>
-            </w:r>
-          </w:p>
-        </w:tc>
-        <w:tc>
-          <w:tcPr>
-            <w:tcW w:w="1204" w:type="pct"/>
-            <w:tcBorders>
-              <w:top w:val="single" w:sz="4" w:space="0" w:color="BFBFBF"/>
-              <w:left w:val="single" w:sz="4" w:space="0" w:color="BFBFBF"/>
-              <w:bottom w:val="single" w:sz="4" w:space="0" w:color="BFBFBF"/>
-              <w:right w:val="single" w:sz="4" w:space="0" w:color="BFBFBF"/>
-            </w:tcBorders>
-            <w:shd w:val="clear" w:color="auto" w:fill="92D050"/>
-            <w:vAlign w:val="center"/>
-            <w:hideMark/>
-          </w:tcPr>
-          <w:p>
-            <w:pPr>
-              <w:pStyle w:val="TableParagraph"/>
-              <w:spacing w:before="80" w:after="80" w:line="276" w:lineRule="auto"/>
-              <w:rPr>
-                <w:rFonts w:cstheme="minorHAnsi"/>
-                <w:bCs/>
-              </w:rPr>
-            </w:pPr>
-            <w:r>
-              <w:rPr>
-                <w:rFonts w:cstheme="minorHAnsi"/>
-                <w:bCs/>
-              </w:rPr>
-              <w:t>Not Vulnerable</w:t>
-            </w:r>
-          </w:p>
-        </w:tc>
-      </w:tr>
-      <w:tr>
-        <w:trPr>
-          <w:trHeight w:val="20"/>
-        </w:trPr>
-        <w:tc>
-          <w:tcPr>
-            <w:tcW w:w="337" w:type="pct"/>
-            <w:tcBorders>
-              <w:top w:val="single" w:sz="4" w:space="0" w:color="BFBFBF"/>
-              <w:left w:val="single" w:sz="4" w:space="0" w:color="BFBFBF"/>
-              <w:bottom w:val="single" w:sz="4" w:space="0" w:color="BFBFBF"/>
-              <w:right w:val="single" w:sz="4" w:space="0" w:color="BFBFBF"/>
-            </w:tcBorders>
-            <w:vAlign w:val="center"/>
-          </w:tcPr>
-          <w:p>
-            <w:pPr>
-              <w:pStyle w:val="TableParagraph"/>
-              <w:numPr>
-                <w:ilvl w:val="0"/>
-                <w:numId w:val="24"/>
-              </w:numPr>
-              <w:spacing w:before="80" w:after="80" w:line="276" w:lineRule="auto"/>
-              <w:rPr>
-                <w:rFonts w:cstheme="minorHAnsi"/>
-                <w:bCs/>
-              </w:rPr>
-            </w:pPr>
-          </w:p>
-        </w:tc>
-        <w:tc>
-          <w:tcPr>
-            <w:tcW w:w="3459" w:type="pct"/>
-            <w:tcBorders>
-              <w:top w:val="single" w:sz="4" w:space="0" w:color="BFBFBF"/>
-              <w:left w:val="single" w:sz="4" w:space="0" w:color="BFBFBF"/>
-              <w:bottom w:val="single" w:sz="4" w:space="0" w:color="BFBFBF"/>
-              <w:right w:val="single" w:sz="4" w:space="0" w:color="BFBFBF"/>
-            </w:tcBorders>
-            <w:vAlign w:val="center"/>
-            <w:hideMark/>
-          </w:tcPr>
-          <w:p>
-            <w:pPr>
-              <w:pStyle w:val="TableParagraph"/>
-              <w:spacing w:before="80" w:after="80" w:line="276" w:lineRule="auto"/>
-              <w:ind w:left="6"/>
-              <w:rPr>
-                <w:rFonts w:cstheme="minorHAnsi"/>
-                <w:bCs/>
-              </w:rPr>
-            </w:pPr>
-            <w:r>
-              <w:t>API8:2023 - Security Misconfiguration</w:t>
-            </w:r>
-          </w:p>
-        </w:tc>
-        <w:tc>
-          <w:tcPr>
-            <w:tcW w:w="1204" w:type="pct"/>
-            <w:tcBorders>
-              <w:top w:val="single" w:sz="4" w:space="0" w:color="BFBFBF"/>
-              <w:left w:val="single" w:sz="4" w:space="0" w:color="BFBFBF"/>
-              <w:bottom w:val="single" w:sz="4" w:space="0" w:color="BFBFBF"/>
-              <w:right w:val="single" w:sz="4" w:space="0" w:color="BFBFBF"/>
-            </w:tcBorders>
-            <w:shd w:val="clear" w:color="auto" w:fill="92D050"/>
-            <w:vAlign w:val="center"/>
-            <w:hideMark/>
-          </w:tcPr>
-          <w:p>
-            <w:pPr>
-              <w:pStyle w:val="TableParagraph"/>
-              <w:spacing w:before="80" w:after="80" w:line="276" w:lineRule="auto"/>
-              <w:rPr>
-                <w:rFonts w:cstheme="minorHAnsi"/>
-                <w:bCs/>
-              </w:rPr>
-            </w:pPr>
-            <w:r>
-              <w:rPr>
-                <w:rFonts w:cstheme="minorHAnsi"/>
-                <w:bCs/>
-              </w:rPr>
-              <w:t>Not Vulnerable</w:t>
-            </w:r>
-          </w:p>
-        </w:tc>
-      </w:tr>
-      <w:tr>
-        <w:trPr>
-          <w:trHeight w:val="20"/>
-        </w:trPr>
-        <w:tc>
-          <w:tcPr>
-            <w:tcW w:w="337" w:type="pct"/>
-            <w:tcBorders>
-              <w:top w:val="single" w:sz="4" w:space="0" w:color="BFBFBF"/>
-              <w:left w:val="single" w:sz="4" w:space="0" w:color="BFBFBF"/>
-              <w:bottom w:val="single" w:sz="4" w:space="0" w:color="BFBFBF"/>
-              <w:right w:val="single" w:sz="4" w:space="0" w:color="BFBFBF"/>
-            </w:tcBorders>
-            <w:vAlign w:val="center"/>
-          </w:tcPr>
-          <w:p>
-            <w:pPr>
-              <w:pStyle w:val="TableParagraph"/>
-              <w:numPr>
-                <w:ilvl w:val="0"/>
-                <w:numId w:val="24"/>
-              </w:numPr>
-              <w:spacing w:before="80" w:after="80" w:line="276" w:lineRule="auto"/>
-              <w:rPr>
-                <w:rFonts w:cstheme="minorHAnsi"/>
-                <w:bCs/>
-              </w:rPr>
-            </w:pPr>
-          </w:p>
-        </w:tc>
-        <w:tc>
-          <w:tcPr>
-            <w:tcW w:w="3459" w:type="pct"/>
-            <w:tcBorders>
-              <w:top w:val="single" w:sz="4" w:space="0" w:color="BFBFBF"/>
-              <w:left w:val="single" w:sz="4" w:space="0" w:color="BFBFBF"/>
-              <w:bottom w:val="single" w:sz="4" w:space="0" w:color="BFBFBF"/>
-              <w:right w:val="single" w:sz="4" w:space="0" w:color="BFBFBF"/>
-            </w:tcBorders>
-            <w:vAlign w:val="center"/>
-            <w:hideMark/>
-          </w:tcPr>
-          <w:p>
-            <w:pPr>
-              <w:pStyle w:val="TableParagraph"/>
-              <w:spacing w:before="80" w:after="80" w:line="276" w:lineRule="auto"/>
-              <w:ind w:left="6"/>
-              <w:rPr>
-                <w:rFonts w:cstheme="minorHAnsi"/>
-                <w:bCs/>
-              </w:rPr>
-            </w:pPr>
-            <w:r>
-              <w:t>API9:2023 - Improper Inventory Management</w:t>
-            </w:r>
-          </w:p>
-        </w:tc>
-        <w:tc>
-          <w:tcPr>
-            <w:tcW w:w="1204" w:type="pct"/>
-            <w:tcBorders>
-              <w:top w:val="single" w:sz="4" w:space="0" w:color="BFBFBF"/>
-              <w:left w:val="single" w:sz="4" w:space="0" w:color="BFBFBF"/>
-              <w:bottom w:val="single" w:sz="4" w:space="0" w:color="BFBFBF"/>
-              <w:right w:val="single" w:sz="4" w:space="0" w:color="BFBFBF"/>
-            </w:tcBorders>
-            <w:shd w:val="clear" w:color="auto" w:fill="92D050"/>
-            <w:vAlign w:val="center"/>
-            <w:hideMark/>
-          </w:tcPr>
-          <w:p>
-            <w:pPr>
-              <w:pStyle w:val="TableParagraph"/>
-              <w:spacing w:before="80" w:after="80" w:line="276" w:lineRule="auto"/>
-              <w:rPr>
-                <w:rFonts w:cstheme="minorHAnsi"/>
-                <w:bCs/>
-              </w:rPr>
-            </w:pPr>
-            <w:r>
-              <w:rPr>
-                <w:rFonts w:cstheme="minorHAnsi"/>
-                <w:bCs/>
-              </w:rPr>
-              <w:t>Not Vulnerable</w:t>
-            </w:r>
-          </w:p>
-        </w:tc>
-      </w:tr>
-      <w:tr>
-        <w:trPr>
-          <w:trHeight w:val="20"/>
-        </w:trPr>
-        <w:tc>
-          <w:tcPr>
-            <w:tcW w:w="337" w:type="pct"/>
-            <w:tcBorders>
-              <w:top w:val="single" w:sz="4" w:space="0" w:color="BFBFBF"/>
-              <w:left w:val="single" w:sz="4" w:space="0" w:color="BFBFBF"/>
-              <w:bottom w:val="single" w:sz="4" w:space="0" w:color="BFBFBF"/>
-              <w:right w:val="single" w:sz="4" w:space="0" w:color="BFBFBF"/>
-            </w:tcBorders>
-            <w:vAlign w:val="center"/>
-          </w:tcPr>
-          <w:p>
-            <w:pPr>
-              <w:pStyle w:val="TableParagraph"/>
-              <w:numPr>
-                <w:ilvl w:val="0"/>
-                <w:numId w:val="24"/>
-              </w:numPr>
-              <w:spacing w:before="80" w:after="80" w:line="276" w:lineRule="auto"/>
-              <w:rPr>
-                <w:rFonts w:cstheme="minorHAnsi"/>
-                <w:bCs/>
-              </w:rPr>
-            </w:pPr>
-          </w:p>
-        </w:tc>
-        <w:tc>
-          <w:tcPr>
-            <w:tcW w:w="3459" w:type="pct"/>
-            <w:tcBorders>
-              <w:top w:val="single" w:sz="4" w:space="0" w:color="BFBFBF"/>
-              <w:left w:val="single" w:sz="4" w:space="0" w:color="BFBFBF"/>
-              <w:bottom w:val="single" w:sz="4" w:space="0" w:color="BFBFBF"/>
-              <w:right w:val="single" w:sz="4" w:space="0" w:color="BFBFBF"/>
-            </w:tcBorders>
-            <w:vAlign w:val="center"/>
-            <w:hideMark/>
-          </w:tcPr>
-          <w:p>
-            <w:pPr>
-              <w:pStyle w:val="TableParagraph"/>
-              <w:spacing w:before="80" w:after="80" w:line="276" w:lineRule="auto"/>
-              <w:ind w:left="6"/>
-              <w:rPr>
-                <w:rFonts w:cstheme="minorHAnsi"/>
-                <w:bCs/>
-              </w:rPr>
-            </w:pPr>
-            <w:r>
-              <w:t>API10:2023 - Unsafe Consumption of APIs</w:t>
-            </w:r>
-          </w:p>
-        </w:tc>
-        <w:tc>
-          <w:tcPr>
-            <w:tcW w:w="1204" w:type="pct"/>
-            <w:tcBorders>
-              <w:top w:val="single" w:sz="4" w:space="0" w:color="BFBFBF"/>
-              <w:left w:val="single" w:sz="4" w:space="0" w:color="BFBFBF"/>
-              <w:bottom w:val="single" w:sz="4" w:space="0" w:color="BFBFBF"/>
-              <w:right w:val="single" w:sz="4" w:space="0" w:color="BFBFBF"/>
-            </w:tcBorders>
-            <w:shd w:val="clear" w:color="auto" w:fill="92D050"/>
-            <w:vAlign w:val="center"/>
-            <w:hideMark/>
-          </w:tcPr>
-          <w:p>
-            <w:pPr>
-              <w:pStyle w:val="TableParagraph"/>
-              <w:spacing w:before="80" w:after="80" w:line="276" w:lineRule="auto"/>
-              <w:rPr>
-                <w:rFonts w:cstheme="minorHAnsi"/>
-                <w:bCs/>
-              </w:rPr>
-            </w:pPr>
-            <w:r>
-              <w:rPr>
-                <w:rFonts w:cstheme="minorHAnsi"/>
-                <w:bCs/>
-              </w:rPr>
-              <w:t>Not Vulnerable</w:t>
-            </w:r>
-          </w:p>
-        </w:tc>
-      </w:tr>
-    </w:tbl>
+    <w:p>
+      <w:pPr>
+        <w:spacing w:after="240"/>
+        <w:rPr>
+          <w:color w:val="860000"/>
+          <w:sz w:val="32"/>
+          <w:szCs w:val="32"/>
+          <w:lang w:val="en-US"/>
+        </w:rPr>
+        <w:sectPr>
+          <w:headerReference w:type="default" r:id="rId11"/>
+          <w:footerReference w:type="even" r:id="rId12"/>
+          <w:footerReference w:type="default" r:id="rId13"/>
+          <w:headerReference w:type="first" r:id="rId14"/>
+          <w:footerReference w:type="first" r:id="rId15"/>
+          <w:pgSz w:w="11900" w:h="16840"/>
+          <w:pgMar w:top="720" w:right="720" w:bottom="720" w:left="720" w:header="708" w:footer="708" w:gutter="0"/>
+          <w:pgNumType w:fmt="upperRoman" w:start="0"/>
+          <w:cols w:space="708"/>
+          <w:titlePg/>
+          <w:docGrid w:linePitch="360"/>
+        </w:sectPr>
+      </w:pPr>
+      <w:r>
+        <w:t xml:space="preserve">${checklist-owasp-api-top-10}</w:t>
+      </w:r>
+    </w:p>
     <w:p>
       <w:pPr>
         <w:rPr>
@@ -18509,7 +16642,7 @@
           <w:lang w:val="en-US"/>
         </w:rPr>
         <w:lastRenderedPageBreak/>
-        <w:t>4.</w:t>
+        <w:t xml:space="preserve">4.5 iSec Role in Remediation Phase</w:t>
       </w:r>
       <w:r>
         <w:rPr>
@@ -18518,7 +16651,7 @@
           <w:szCs w:val="28"/>
           <w:lang w:val="en-US"/>
         </w:rPr>
-        <w:t>4</w:t>
+        <w:t/>
       </w:r>
       <w:r>
         <w:rPr>
@@ -18527,7 +16660,7 @@
           <w:szCs w:val="28"/>
           <w:lang w:val="en-US"/>
         </w:rPr>
-        <w:t xml:space="preserve"> </w:t>
+        <w:t xml:space="preserve"/>
       </w:r>
       <w:proofErr w:type="spellStart"/>
       <w:r>
@@ -18537,7 +16670,7 @@
           <w:szCs w:val="28"/>
           <w:lang w:val="en-US"/>
         </w:rPr>
-        <w:t>iSec</w:t>
+        <w:t/>
       </w:r>
       <w:proofErr w:type="spellEnd"/>
       <w:r>
@@ -18547,7 +16680,7 @@
           <w:szCs w:val="28"/>
           <w:lang w:val="en-US"/>
         </w:rPr>
-        <w:t xml:space="preserve"> Role in Remediation Phase</w:t>
+        <w:t xml:space="preserve"/>
       </w:r>
       <w:bookmarkEnd w:id="77"/>
       <w:bookmarkEnd w:id="78"/>

--- a/report-templates/Faction Tuned/1._iSec_MAPT_Template_Faction.docx
+++ b/report-templates/Faction Tuned/1._iSec_MAPT_Template_Faction.docx
@@ -5537,7 +5537,7 @@
               <w:bottom w:val="single" w:sz="4" w:space="0" w:color="BFBFBF"/>
               <w:right w:val="single" w:sz="4" w:space="0" w:color="BFBFBF"/>
             </w:tcBorders>
-            <w:shd w:val="clear" w:color="auto" w:fill="F8F200"/>
+            <w:shd w:val="clear" w:color="auto" w:fill="FFFF00"/>
             <w:vAlign w:val="center"/>
           </w:tcPr>
           <w:p>
@@ -8953,7 +8953,7 @@
               </w:rPr>
             </w:pPr>
             <w:r>
-              <w:t xml:space="preserve">${cells Critical=C00000,High=FFC000,Medium=F8F200,Low=00B050,Informational=00B0F0}</w:t>
+              <w:t xml:space="preserve">${cells Critical=C00000,High=FFC000,Medium=FFFF00,Low=00B050,Informational=00B0F0}</w:t>
             </w:r>
           </w:p>
         </w:tc>
@@ -9400,7 +9400,7 @@
               </w:rPr>
             </w:pPr>
             <w:r>
-              <w:t xml:space="preserve">${cells Critical=C00000,High=FFC000,Medium=F8F200,Low=00B050,Informational=00B0F0}</w:t>
+              <w:t xml:space="preserve">${cells Critical=C00000,High=FFC000,Medium=FFFF00,Low=00B050,Informational=00B0F0}</w:t>
             </w:r>
           </w:p>
         </w:tc>
@@ -9871,7 +9871,7 @@
               </w:rPr>
             </w:pPr>
             <w:r>
-              <w:t xml:space="preserve">${cells Critical=C00000,High=FFC000,Medium=F8F200,Low=00B050,Informational=00B0F0}</w:t>
+              <w:t xml:space="preserve">${cells Critical=C00000,High=FFC000,Medium=FFFF00,Low=00B050,Informational=00B0F0}</w:t>
             </w:r>
           </w:p>
         </w:tc>
@@ -17017,7 +17017,7 @@
         </w:sectPr>
       </w:pPr>
       <w:r>
-        <w:t xml:space="preserve">${fill Critical=C00000,High=FFC000,Medium=F8F200,Low=00B050,Informational=00B0F0}</w:t>
+        <w:t xml:space="preserve">${fill Critical=C00000,High=FFC000,Medium=FFFF00,Low=00B050,Informational=00B0F0}</w:t>
       </w:r>
     </w:p>
     <w:p>
@@ -17906,7 +17906,7 @@
         </w:sectPr>
       </w:pPr>
       <w:r>
-        <w:t xml:space="preserve">${fill Critical=C00000,High=FFC000,Medium=F8F200,Low=00B050,Informational=00B0F0}</w:t>
+        <w:t xml:space="preserve">${fill Critical=C00000,High=FFC000,Medium=FFFF00,Low=00B050,Informational=00B0F0}</w:t>
       </w:r>
     </w:p>
     <w:p>
@@ -18795,7 +18795,7 @@
         </w:sectPr>
       </w:pPr>
       <w:r>
-        <w:t xml:space="preserve">${fill Critical=C00000,High=FFC000,Medium=F8F200,Low=00B050,Informational=00B0F0}</w:t>
+        <w:t xml:space="preserve">${fill Critical=C00000,High=FFC000,Medium=FFFF00,Low=00B050,Informational=00B0F0}</w:t>
       </w:r>
     </w:p>
     <w:p>
